--- a/outputs/b1528_sirocco/current_heading_rudder_30deg_limit/b1528_sirocco_current_heading_rudder_30deg_limit_client_review.docx
+++ b/outputs/b1528_sirocco/current_heading_rudder_30deg_limit/b1528_sirocco_current_heading_rudder_30deg_limit_client_review.docx
@@ -3,648 +3,7967 @@
 <w:document xmlns:wpc="http://schemas.microsoft.com/office/word/2010/wordprocessingCanvas" xmlns:mo="http://schemas.microsoft.com/office/mac/office/2008/main" xmlns:mc="http://schemas.openxmlformats.org/markup-compatibility/2006" xmlns:mv="urn:schemas-microsoft-com:mac:vml" xmlns:o="urn:schemas-microsoft-com:office:office" xmlns:r="http://schemas.openxmlformats.org/officeDocument/2006/relationships" xmlns:m="http://schemas.openxmlformats.org/officeDocument/2006/math" xmlns:v="urn:schemas-microsoft-com:vml" xmlns:wp14="http://schemas.microsoft.com/office/word/2010/wordprocessingDrawing" xmlns:wp="http://schemas.openxmlformats.org/drawingml/2006/wordprocessingDrawing" xmlns:w10="urn:schemas-microsoft-com:office:word" xmlns:w="http://schemas.openxmlformats.org/wordprocessingml/2006/main" xmlns:w14="http://schemas.microsoft.com/office/word/2010/wordml" xmlns:wpg="http://schemas.microsoft.com/office/word/2010/wordprocessingGroup" xmlns:wpi="http://schemas.microsoft.com/office/word/2010/wordprocessingInk" xmlns:wne="http://schemas.microsoft.com/office/word/2006/wordml" xmlns:wps="http://schemas.microsoft.com/office/word/2010/wordprocessingShape" mc:Ignorable="w14 wp14">
   <w:body>
     <w:p>
-      <w:pPr>
-        <w:jc w:val="center"/>
-      </w:pPr>
       <w:r>
         <w:rPr>
           <w:b/>
-          <w:sz w:val="32"/>
         </w:rPr>
-        <w:t>B1528 SIROCCO Current-Heading/Rudder Force Comparison — 30 deg Rudder Limit</w:t>
+        <w:t>B1528 SIROCCO · Issue #598</w:t>
       </w:r>
     </w:p>
     <w:p>
       <w:pPr>
-        <w:jc w:val="center"/>
+        <w:pStyle w:val="Heading1"/>
       </w:pPr>
       <w:r>
-        <w:rPr>
-          <w:i/>
-          <w:sz w:val="18"/>
-        </w:rPr>
-        <w:t>Client review copy generated from the HTML report default view. Default schematic/chart selections: current speed 4.56 kn; Chart 1/3/4 rudder angle 0.0 deg; 30° rudder sweep limit retained for heatmap and summary tables.</w:t>
+        <w:t>B1528 SIROCCO current-heading/rudder force comparison — 30 deg rudder limit</w:t>
+      </w:r>
+    </w:p>
+    <w:p>
+      <w:r>
+        <w:t>B1528 SIROCCO · Issue #598</w:t>
+      </w:r>
+    </w:p>
+    <w:p>
+      <w:r>
+        <w:t>This interactive report visualizes rudder-induced , OCIMF-inspired hull-current review , and summed total force/yaw-moment components for B1528 SIROCCO current-heading/rudder combinations with rudder angles limited to -30 deg through +30 deg. Totals are comparison loads only; this is not a validated whole-vessel current-load, mooring, tug, bank-effect, or compliance model.</w:t>
       </w:r>
     </w:p>
     <w:p>
       <w:pPr>
-        <w:jc w:val="center"/>
+        <w:pStyle w:val="IntenseQuote"/>
       </w:pPr>
       <w:r>
-        <w:rPr>
-          <w:sz w:val="16"/>
-        </w:rPr>
-        <w:t>Source PDF: b1528_sirocco_current_heading_rudder_30deg_limit_client_review.pdf · Pages: 11</w:t>
+        <w:t>Native Word version: this DOCX was rebuilt with editable Word paragraphs and tables. It is not a PDF page-image conversion; chart data are included as editable tabular slices for client comments.</w:t>
+      </w:r>
+    </w:p>
+    <w:p>
+      <w:pPr>
+        <w:pStyle w:val="Heading2"/>
+      </w:pPr>
+      <w:r>
+        <w:t>Input data</w:t>
       </w:r>
     </w:p>
     <w:p>
       <w:r>
-        <w:br w:type="page"/>
+        <w:t>Key input values used by both the interactive HTML and print/PDF report views.</w:t>
+      </w:r>
+    </w:p>
+    <w:tbl>
+      <w:tblPr>
+        <w:tblStyle w:val="TableGrid"/>
+        <w:tblW w:type="auto" w:w="0"/>
+        <w:tblLook w:firstColumn="1" w:firstRow="1" w:lastColumn="0" w:lastRow="0" w:noHBand="0" w:noVBand="1" w:val="04A0"/>
+      </w:tblPr>
+      <w:tblGrid>
+        <w:gridCol w:w="7128"/>
+        <w:gridCol w:w="7128"/>
+      </w:tblGrid>
+      <w:tr>
+        <w:tc>
+          <w:tcPr>
+            <w:tcW w:type="dxa" w:w="7128"/>
+          </w:tcPr>
+          <w:p>
+            <w:r>
+              <w:t>Field</w:t>
+            </w:r>
+          </w:p>
+        </w:tc>
+        <w:tc>
+          <w:tcPr>
+            <w:tcW w:type="dxa" w:w="7128"/>
+          </w:tcPr>
+          <w:p>
+            <w:r>
+              <w:t>Value</w:t>
+            </w:r>
+          </w:p>
+        </w:tc>
+      </w:tr>
+      <w:tr>
+        <w:tc>
+          <w:tcPr>
+            <w:tcW w:type="dxa" w:w="7128"/>
+          </w:tcPr>
+          <w:p>
+            <w:r>
+              <w:t>LBP</w:t>
+            </w:r>
+          </w:p>
+        </w:tc>
+        <w:tc>
+          <w:tcPr>
+            <w:tcW w:type="dxa" w:w="7128"/>
+          </w:tcPr>
+          <w:p>
+            <w:r>
+              <w:t>225.500 m</w:t>
+            </w:r>
+          </w:p>
+        </w:tc>
+      </w:tr>
+      <w:tr>
+        <w:tc>
+          <w:tcPr>
+            <w:tcW w:type="dxa" w:w="7128"/>
+          </w:tcPr>
+          <w:p>
+            <w:r>
+              <w:t>Beam</w:t>
+            </w:r>
+          </w:p>
+        </w:tc>
+        <w:tc>
+          <w:tcPr>
+            <w:tcW w:type="dxa" w:w="7128"/>
+          </w:tcPr>
+          <w:p>
+            <w:r>
+              <w:t>32.260 m</w:t>
+            </w:r>
+          </w:p>
+        </w:tc>
+      </w:tr>
+      <w:tr>
+        <w:tc>
+          <w:tcPr>
+            <w:tcW w:type="dxa" w:w="7128"/>
+          </w:tcPr>
+          <w:p>
+            <w:r>
+              <w:t>Draft</w:t>
+            </w:r>
+          </w:p>
+        </w:tc>
+        <w:tc>
+          <w:tcPr>
+            <w:tcW w:type="dxa" w:w="7128"/>
+          </w:tcPr>
+          <w:p>
+            <w:r>
+              <w:t>12.200 m</w:t>
+            </w:r>
+          </w:p>
+        </w:tc>
+      </w:tr>
+      <w:tr>
+        <w:tc>
+          <w:tcPr>
+            <w:tcW w:type="dxa" w:w="7128"/>
+          </w:tcPr>
+          <w:p>
+            <w:r>
+              <w:t>Current frontal projected area</w:t>
+            </w:r>
+          </w:p>
+        </w:tc>
+        <w:tc>
+          <w:tcPr>
+            <w:tcW w:type="dxa" w:w="7128"/>
+          </w:tcPr>
+          <w:p>
+            <w:r>
+              <w:t>393.572 m²</w:t>
+            </w:r>
+          </w:p>
+        </w:tc>
+      </w:tr>
+      <w:tr>
+        <w:tc>
+          <w:tcPr>
+            <w:tcW w:type="dxa" w:w="7128"/>
+          </w:tcPr>
+          <w:p>
+            <w:r>
+              <w:t>Current lateral projected area</w:t>
+            </w:r>
+          </w:p>
+        </w:tc>
+        <w:tc>
+          <w:tcPr>
+            <w:tcW w:type="dxa" w:w="7128"/>
+          </w:tcPr>
+          <w:p>
+            <w:r>
+              <w:t>2751.100 m²</w:t>
+            </w:r>
+          </w:p>
+        </w:tc>
+      </w:tr>
+      <w:tr>
+        <w:tc>
+          <w:tcPr>
+            <w:tcW w:type="dxa" w:w="7128"/>
+          </w:tcPr>
+          <w:p>
+            <w:r>
+              <w:t>Yaw lever</w:t>
+            </w:r>
+          </w:p>
+        </w:tc>
+        <w:tc>
+          <w:tcPr>
+            <w:tcW w:type="dxa" w:w="7128"/>
+          </w:tcPr>
+          <w:p>
+            <w:r>
+              <w:t>135.300 m</w:t>
+            </w:r>
+          </w:p>
+        </w:tc>
+      </w:tr>
+      <w:tr>
+        <w:tc>
+          <w:tcPr>
+            <w:tcW w:type="dxa" w:w="7128"/>
+          </w:tcPr>
+          <w:p>
+            <w:r>
+              <w:t>Rudder area</w:t>
+            </w:r>
+          </w:p>
+        </w:tc>
+        <w:tc>
+          <w:tcPr>
+            <w:tcW w:type="dxa" w:w="7128"/>
+          </w:tcPr>
+          <w:p>
+            <w:r>
+              <w:t>44.939563 m²</w:t>
+            </w:r>
+          </w:p>
+        </w:tc>
+      </w:tr>
+      <w:tr>
+        <w:tc>
+          <w:tcPr>
+            <w:tcW w:type="dxa" w:w="7128"/>
+          </w:tcPr>
+          <w:p>
+            <w:r>
+              <w:t>Rudder span</w:t>
+            </w:r>
+          </w:p>
+        </w:tc>
+        <w:tc>
+          <w:tcPr>
+            <w:tcW w:type="dxa" w:w="7128"/>
+          </w:tcPr>
+          <w:p>
+            <w:r>
+              <w:t>9.000 m</w:t>
+            </w:r>
+          </w:p>
+        </w:tc>
+      </w:tr>
+      <w:tr>
+        <w:tc>
+          <w:tcPr>
+            <w:tcW w:type="dxa" w:w="7128"/>
+          </w:tcPr>
+          <w:p>
+            <w:r>
+              <w:t>Ship speed over ground</w:t>
+            </w:r>
+          </w:p>
+        </w:tc>
+        <w:tc>
+          <w:tcPr>
+            <w:tcW w:type="dxa" w:w="7128"/>
+          </w:tcPr>
+          <w:p>
+            <w:r>
+              <w:t>0.000 kn</w:t>
+            </w:r>
+          </w:p>
+        </w:tc>
+      </w:tr>
+      <w:tr>
+        <w:tc>
+          <w:tcPr>
+            <w:tcW w:type="dxa" w:w="7128"/>
+          </w:tcPr>
+          <w:p>
+            <w:r>
+              <w:t>Water density</w:t>
+            </w:r>
+          </w:p>
+        </w:tc>
+        <w:tc>
+          <w:tcPr>
+            <w:tcW w:type="dxa" w:w="7128"/>
+          </w:tcPr>
+          <w:p>
+            <w:r>
+              <w:t>1025.0 kg/m³</w:t>
+            </w:r>
+          </w:p>
+        </w:tc>
+      </w:tr>
+      <w:tr>
+        <w:tc>
+          <w:tcPr>
+            <w:tcW w:type="dxa" w:w="7128"/>
+          </w:tcPr>
+          <w:p>
+            <w:r>
+              <w:t>Barrass/workbook β</w:t>
+            </w:r>
+          </w:p>
+        </w:tc>
+        <w:tc>
+          <w:tcPr>
+            <w:tcW w:type="dxa" w:w="7128"/>
+          </w:tcPr>
+          <w:p>
+            <w:r>
+              <w:t>600.0</w:t>
+            </w:r>
+          </w:p>
+        </w:tc>
+      </w:tr>
+      <w:tr>
+        <w:tc>
+          <w:tcPr>
+            <w:tcW w:type="dxa" w:w="7128"/>
+          </w:tcPr>
+          <w:p>
+            <w:r>
+              <w:t>Propeller rotation factor Cr</w:t>
+            </w:r>
+          </w:p>
+        </w:tc>
+        <w:tc>
+          <w:tcPr>
+            <w:tcW w:type="dxa" w:w="7128"/>
+          </w:tcPr>
+          <w:p>
+            <w:r>
+              <w:t>1.0</w:t>
+            </w:r>
+          </w:p>
+        </w:tc>
+      </w:tr>
+      <w:tr>
+        <w:tc>
+          <w:tcPr>
+            <w:tcW w:type="dxa" w:w="7128"/>
+          </w:tcPr>
+          <w:p>
+            <w:r>
+              <w:t>Current speed sweep</w:t>
+            </w:r>
+          </w:p>
+        </w:tc>
+        <w:tc>
+          <w:tcPr>
+            <w:tcW w:type="dxa" w:w="7128"/>
+          </w:tcPr>
+          <w:p>
+            <w:r>
+              <w:t>1, 1.5, 2, 2.5, 3, 3.5, 4, 4.5 kn + chart-default 4.56 kn</w:t>
+            </w:r>
+          </w:p>
+        </w:tc>
+      </w:tr>
+      <w:tr>
+        <w:tc>
+          <w:tcPr>
+            <w:tcW w:type="dxa" w:w="7128"/>
+          </w:tcPr>
+          <w:p>
+            <w:r>
+              <w:t>Heading/rudder grid</w:t>
+            </w:r>
+          </w:p>
+        </w:tc>
+        <w:tc>
+          <w:tcPr>
+            <w:tcW w:type="dxa" w:w="7128"/>
+          </w:tcPr>
+          <w:p>
+            <w:r>
+              <w:t>-10..10 deg heading × -30..30 deg rudder, 1 deg step</w:t>
+            </w:r>
+          </w:p>
+        </w:tc>
+      </w:tr>
+    </w:tbl>
+    <w:p>
+      <w:pPr>
+        <w:pStyle w:val="Heading2"/>
+      </w:pPr>
+      <w:r>
+        <w:t>Sample calculation</w:t>
+      </w:r>
+    </w:p>
+    <w:p>
+      <w:r>
+        <w:t>Representative hand-check point: chart-default 4.56 kn, heading 0 deg, rudder +1 deg, Cr=1.0 .</w:t>
       </w:r>
     </w:p>
     <w:p>
       <w:pPr>
-        <w:jc w:val="center"/>
+        <w:pStyle w:val="ListNumber"/>
       </w:pPr>
       <w:r>
-        <w:drawing>
-          <wp:inline xmlns:a="http://schemas.openxmlformats.org/drawingml/2006/main" xmlns:pic="http://schemas.openxmlformats.org/drawingml/2006/picture">
-            <wp:extent cx="10232390" cy="7233157"/>
-            <wp:docPr id="1" name="Picture 1"/>
-            <wp:cNvGraphicFramePr>
-              <a:graphicFrameLocks noChangeAspect="1"/>
-            </wp:cNvGraphicFramePr>
-            <a:graphic>
-              <a:graphicData uri="http://schemas.openxmlformats.org/drawingml/2006/picture">
-                <pic:pic>
-                  <pic:nvPicPr>
-                    <pic:cNvPr id="0" name="page-01.png"/>
-                    <pic:cNvPicPr/>
-                  </pic:nvPicPr>
-                  <pic:blipFill>
-                    <a:blip r:embed="rId9"/>
-                    <a:stretch>
-                      <a:fillRect/>
-                    </a:stretch>
-                  </pic:blipFill>
-                  <pic:spPr>
-                    <a:xfrm>
-                      <a:off x="0" y="0"/>
-                      <a:ext cx="10232390" cy="7233157"/>
-                    </a:xfrm>
-                    <a:prstGeom prst="rect"/>
-                  </pic:spPr>
-                </pic:pic>
-              </a:graphicData>
-            </a:graphic>
-          </wp:inline>
-        </w:drawing>
+        <w:t>V = 4.56 kn × 0.51444 = 2.34585 m/s ; displayed as 4.56 kn = 2.34585 m/s .</w:t>
       </w:r>
     </w:p>
     <w:p>
       <w:pPr>
-        <w:jc w:val="right"/>
+        <w:pStyle w:val="ListNumber"/>
       </w:pPr>
       <w:r>
-        <w:rPr>
-          <w:sz w:val="12"/>
-        </w:rPr>
-        <w:t>Client review copy page 1 of 11</w:t>
+        <w:t>alpha = δ - ψ = 1.0 deg - 0.0 deg = 1.0 deg .</w:t>
+      </w:r>
+    </w:p>
+    <w:p>
+      <w:pPr>
+        <w:pStyle w:val="ListNumber"/>
+      </w:pPr>
+      <w:r>
+        <w:t>F = 600.0 × 44.939563 × 2.34585² × 1.0 = 148381.324 N .</w:t>
+      </w:r>
+    </w:p>
+    <w:p>
+      <w:pPr>
+        <w:pStyle w:val="ListNumber"/>
+      </w:pPr>
+      <w:r>
+        <w:t>Fn = F × sin(alpha) = 2589.611 N .</w:t>
+      </w:r>
+    </w:p>
+    <w:p>
+      <w:pPr>
+        <w:pStyle w:val="ListNumber"/>
+      </w:pPr>
+      <w:r>
+        <w:t>X_ship = 45.195 N , Y_ship = 2589.217 N , N_ship = 350.321028 kN-m .</w:t>
+      </w:r>
+    </w:p>
+    <w:p>
+      <w:pPr>
+        <w:pStyle w:val="ListNumber"/>
+      </w:pPr>
+      <w:r>
+        <w:t>q = 0.5 × rho × V² ; current coefficients use Cx=1.05×abs(cos(psi)) , Cy=sin(psi) , Cm=0.55×sin(psi) as transparent placeholder heading functions.</w:t>
+      </w:r>
+    </w:p>
+    <w:p>
+      <w:pPr>
+        <w:pStyle w:val="ListNumber"/>
+      </w:pPr>
+      <w:r>
+        <w:t>X_current = 1165484.513 N , Y_current = 0.000 N , N_current = 0.000000 kN-m ; totals are component sums at COG.</w:t>
+      </w:r>
+    </w:p>
+    <w:p>
+      <w:pPr>
+        <w:pStyle w:val="Heading2"/>
+      </w:pPr>
+      <w:r>
+        <w:t>Ship/current/rudder geometry schematic — editable description</w:t>
       </w:r>
     </w:p>
     <w:p>
       <w:r>
-        <w:br w:type="page"/>
+        <w:t>This schematic updates with the current speed/rudder controls and uses the selected breakdown heading. It shows ship-fixed axes, the current heading offset ψ , rudder command δ , and effective rudder inflow angle alpha = δ - ψ . Positive bow-to-port convention applies to ψ , δ , Y_ship , and yaw moment.</w:t>
       </w:r>
     </w:p>
     <w:p>
       <w:pPr>
-        <w:jc w:val="center"/>
+        <w:pStyle w:val="ListBullet"/>
       </w:pPr>
       <w:r>
-        <w:drawing>
-          <wp:inline xmlns:a="http://schemas.openxmlformats.org/drawingml/2006/main" xmlns:pic="http://schemas.openxmlformats.org/drawingml/2006/picture">
-            <wp:extent cx="10232390" cy="7233157"/>
-            <wp:docPr id="2" name="Picture 2"/>
-            <wp:cNvGraphicFramePr>
-              <a:graphicFrameLocks noChangeAspect="1"/>
-            </wp:cNvGraphicFramePr>
-            <a:graphic>
-              <a:graphicData uri="http://schemas.openxmlformats.org/drawingml/2006/picture">
-                <pic:pic>
-                  <pic:nvPicPr>
-                    <pic:cNvPr id="0" name="page-02.png"/>
-                    <pic:cNvPicPr/>
-                  </pic:nvPicPr>
-                  <pic:blipFill>
-                    <a:blip r:embed="rId10"/>
-                    <a:stretch>
-                      <a:fillRect/>
-                    </a:stretch>
-                  </pic:blipFill>
-                  <pic:spPr>
-                    <a:xfrm>
-                      <a:off x="0" y="0"/>
-                      <a:ext cx="10232390" cy="7233157"/>
-                    </a:xfrm>
-                    <a:prstGeom prst="rect"/>
-                  </pic:spPr>
-                </pic:pic>
-              </a:graphicData>
-            </a:graphic>
-          </wp:inline>
-        </w:drawing>
+        <w:t>Black dashed axes: ship-fixed COG frame; +X forward and +Y port.</w:t>
       </w:r>
     </w:p>
     <w:p>
       <w:pPr>
-        <w:jc w:val="right"/>
+        <w:pStyle w:val="ListBullet"/>
       </w:pPr>
       <w:r>
-        <w:rPr>
-          <w:sz w:val="12"/>
-        </w:rPr>
-        <w:t>Client review copy page 2 of 11</w:t>
+        <w:t>Blue vector: current heading offset ψ relative to ship centerline.</w:t>
+      </w:r>
+    </w:p>
+    <w:p>
+      <w:pPr>
+        <w:pStyle w:val="ListBullet"/>
+      </w:pPr>
+      <w:r>
+        <w:t>Orange vector: selected rudder command δ ; the selector intentionally controls this angle for Chart 1/3/4 review.</w:t>
+      </w:r>
+    </w:p>
+    <w:p>
+      <w:pPr>
+        <w:pStyle w:val="ListBullet"/>
+      </w:pPr>
+      <w:r>
+        <w:t>Green vector: selected-case total horizontal force direction from current + rudder components.</w:t>
+      </w:r>
+    </w:p>
+    <w:p>
+      <w:pPr>
+        <w:pStyle w:val="ListBullet"/>
+      </w:pPr>
+      <w:r>
+        <w:t>Effective inflow: alpha = δ - ψ ; when alpha is zero, rudder-induced load is zero but hull-current load remains.</w:t>
+      </w:r>
+    </w:p>
+    <w:tbl>
+      <w:tblPr>
+        <w:tblStyle w:val="TableGrid"/>
+        <w:tblW w:type="auto" w:w="0"/>
+        <w:tblLook w:firstColumn="1" w:firstRow="1" w:lastColumn="0" w:lastRow="0" w:noHBand="0" w:noVBand="1" w:val="04A0"/>
+      </w:tblPr>
+      <w:tblGrid>
+        <w:gridCol w:w="7128"/>
+        <w:gridCol w:w="7128"/>
+      </w:tblGrid>
+      <w:tr>
+        <w:tc>
+          <w:tcPr>
+            <w:tcW w:type="dxa" w:w="7128"/>
+          </w:tcPr>
+          <w:p>
+            <w:r>
+              <w:t>Vector / convention</w:t>
+            </w:r>
+          </w:p>
+        </w:tc>
+        <w:tc>
+          <w:tcPr>
+            <w:tcW w:type="dxa" w:w="7128"/>
+          </w:tcPr>
+          <w:p>
+            <w:r>
+              <w:t>Meaning</w:t>
+            </w:r>
+          </w:p>
+        </w:tc>
+      </w:tr>
+      <w:tr>
+        <w:tc>
+          <w:tcPr>
+            <w:tcW w:type="dxa" w:w="7128"/>
+          </w:tcPr>
+          <w:p>
+            <w:r>
+              <w:t>+X ship / bow</w:t>
+            </w:r>
+          </w:p>
+        </w:tc>
+        <w:tc>
+          <w:tcPr>
+            <w:tcW w:type="dxa" w:w="7128"/>
+          </w:tcPr>
+          <w:p>
+            <w:r>
+              <w:t>Ship-fixed longitudinal axis through COG; positive forward.</w:t>
+            </w:r>
+          </w:p>
+        </w:tc>
+      </w:tr>
+      <w:tr>
+        <w:tc>
+          <w:tcPr>
+            <w:tcW w:type="dxa" w:w="7128"/>
+          </w:tcPr>
+          <w:p>
+            <w:r>
+              <w:t>+Y ship / port</w:t>
+            </w:r>
+          </w:p>
+        </w:tc>
+        <w:tc>
+          <w:tcPr>
+            <w:tcW w:type="dxa" w:w="7128"/>
+          </w:tcPr>
+          <w:p>
+            <w:r>
+              <w:t>Ship-fixed transverse axis through COG; positive port.</w:t>
+            </w:r>
+          </w:p>
+        </w:tc>
+      </w:tr>
+      <w:tr>
+        <w:tc>
+          <w:tcPr>
+            <w:tcW w:type="dxa" w:w="7128"/>
+          </w:tcPr>
+          <w:p>
+            <w:r>
+              <w:t>ψ current heading offset</w:t>
+            </w:r>
+          </w:p>
+        </w:tc>
+        <w:tc>
+          <w:tcPr>
+            <w:tcW w:type="dxa" w:w="7128"/>
+          </w:tcPr>
+          <w:p>
+            <w:r>
+              <w:t>Positive bow-to-port current-heading convention.</w:t>
+            </w:r>
+          </w:p>
+        </w:tc>
+      </w:tr>
+      <w:tr>
+        <w:tc>
+          <w:tcPr>
+            <w:tcW w:type="dxa" w:w="7128"/>
+          </w:tcPr>
+          <w:p>
+            <w:r>
+              <w:t>δ rudder command</w:t>
+            </w:r>
+          </w:p>
+        </w:tc>
+        <w:tc>
+          <w:tcPr>
+            <w:tcW w:type="dxa" w:w="7128"/>
+          </w:tcPr>
+          <w:p>
+            <w:r>
+              <w:t>Selected rudder angle, limited to -30 deg through +30 deg.</w:t>
+            </w:r>
+          </w:p>
+        </w:tc>
+      </w:tr>
+      <w:tr>
+        <w:tc>
+          <w:tcPr>
+            <w:tcW w:type="dxa" w:w="7128"/>
+          </w:tcPr>
+          <w:p>
+            <w:r>
+              <w:t>alpha = δ - ψ</w:t>
+            </w:r>
+          </w:p>
+        </w:tc>
+        <w:tc>
+          <w:tcPr>
+            <w:tcW w:type="dxa" w:w="7128"/>
+          </w:tcPr>
+          <w:p>
+            <w:r>
+              <w:t>Effective rudder inflow angle used for rudder-induced load.</w:t>
+            </w:r>
+          </w:p>
+        </w:tc>
+      </w:tr>
+      <w:tr>
+        <w:tc>
+          <w:tcPr>
+            <w:tcW w:type="dxa" w:w="7128"/>
+          </w:tcPr>
+          <w:p>
+            <w:r>
+              <w:t>Total force resultant</w:t>
+            </w:r>
+          </w:p>
+        </w:tc>
+        <w:tc>
+          <w:tcPr>
+            <w:tcW w:type="dxa" w:w="7128"/>
+          </w:tcPr>
+          <w:p>
+            <w:r>
+              <w:t>Vector sum of current and rudder X/Y components at COG.</w:t>
+            </w:r>
+          </w:p>
+        </w:tc>
+      </w:tr>
+    </w:tbl>
+    <w:p>
+      <w:pPr>
+        <w:pStyle w:val="Heading2"/>
+      </w:pPr>
+      <w:r>
+        <w:t>Selected-speed envelope summary — 4.56 kn chart default</w:t>
       </w:r>
     </w:p>
     <w:p>
       <w:r>
-        <w:br w:type="page"/>
+        <w:t>Envelope values use the full heading × rudder grid at 4.56 kn, preserving the chart-default extra speed case used in the HTML/PDF report.</w:t>
+      </w:r>
+    </w:p>
+    <w:tbl>
+      <w:tblPr>
+        <w:tblStyle w:val="TableGrid"/>
+        <w:tblW w:type="auto" w:w="0"/>
+        <w:tblLook w:firstColumn="1" w:firstRow="1" w:lastColumn="0" w:lastRow="0" w:noHBand="0" w:noVBand="1" w:val="04A0"/>
+      </w:tblPr>
+      <w:tblGrid>
+        <w:gridCol w:w="4752"/>
+        <w:gridCol w:w="4752"/>
+        <w:gridCol w:w="4752"/>
+      </w:tblGrid>
+      <w:tr>
+        <w:tc>
+          <w:tcPr>
+            <w:tcW w:type="dxa" w:w="4752"/>
+          </w:tcPr>
+          <w:p>
+            <w:r>
+              <w:t>Metric</w:t>
+            </w:r>
+          </w:p>
+        </w:tc>
+        <w:tc>
+          <w:tcPr>
+            <w:tcW w:type="dxa" w:w="4752"/>
+          </w:tcPr>
+          <w:p>
+            <w:r>
+              <w:t>Envelope case</w:t>
+            </w:r>
+          </w:p>
+        </w:tc>
+        <w:tc>
+          <w:tcPr>
+            <w:tcW w:type="dxa" w:w="4752"/>
+          </w:tcPr>
+          <w:p>
+            <w:r>
+              <w:t>Value</w:t>
+            </w:r>
+          </w:p>
+        </w:tc>
+      </w:tr>
+      <w:tr>
+        <w:tc>
+          <w:tcPr>
+            <w:tcW w:type="dxa" w:w="4752"/>
+          </w:tcPr>
+          <w:p>
+            <w:r>
+              <w:t>Selected speed</w:t>
+            </w:r>
+          </w:p>
+        </w:tc>
+        <w:tc>
+          <w:tcPr>
+            <w:tcW w:type="dxa" w:w="4752"/>
+          </w:tcPr>
+          <w:p>
+            <w:r>
+              <w:t>chart-default extra plane</w:t>
+            </w:r>
+          </w:p>
+        </w:tc>
+        <w:tc>
+          <w:tcPr>
+            <w:tcW w:type="dxa" w:w="4752"/>
+          </w:tcPr>
+          <w:p>
+            <w:r>
+              <w:t>4.56 kn · 1281 rows</w:t>
+            </w:r>
+          </w:p>
+        </w:tc>
+      </w:tr>
+      <w:tr>
+        <w:tc>
+          <w:tcPr>
+            <w:tcW w:type="dxa" w:w="4752"/>
+          </w:tcPr>
+          <w:p>
+            <w:r>
+              <w:t>Max |Y_ship| at selected speed</w:t>
+            </w:r>
+          </w:p>
+        </w:tc>
+        <w:tc>
+          <w:tcPr>
+            <w:tcW w:type="dxa" w:w="4752"/>
+          </w:tcPr>
+          <w:p>
+            <w:r>
+              <w:t>heading -4 deg · rudder 30 deg</w:t>
+            </w:r>
+          </w:p>
+        </w:tc>
+        <w:tc>
+          <w:tcPr>
+            <w:tcW w:type="dxa" w:w="4752"/>
+          </w:tcPr>
+          <w:p>
+            <w:r>
+              <w:t>65.384 kN</w:t>
+            </w:r>
+          </w:p>
+        </w:tc>
+      </w:tr>
+      <w:tr>
+        <w:tc>
+          <w:tcPr>
+            <w:tcW w:type="dxa" w:w="4752"/>
+          </w:tcPr>
+          <w:p>
+            <w:r>
+              <w:t>Max |N_ship| at selected speed</w:t>
+            </w:r>
+          </w:p>
+        </w:tc>
+        <w:tc>
+          <w:tcPr>
+            <w:tcW w:type="dxa" w:w="4752"/>
+          </w:tcPr>
+          <w:p>
+            <w:r>
+              <w:t>heading -4 deg · rudder 30 deg</w:t>
+            </w:r>
+          </w:p>
+        </w:tc>
+        <w:tc>
+          <w:tcPr>
+            <w:tcW w:type="dxa" w:w="4752"/>
+          </w:tcPr>
+          <w:p>
+            <w:r>
+              <w:t>8846.487 kN-m</w:t>
+            </w:r>
+          </w:p>
+        </w:tc>
+      </w:tr>
+      <w:tr>
+        <w:tc>
+          <w:tcPr>
+            <w:tcW w:type="dxa" w:w="4752"/>
+          </w:tcPr>
+          <w:p>
+            <w:r>
+              <w:t>Max resultant horizontal force</w:t>
+            </w:r>
+          </w:p>
+        </w:tc>
+        <w:tc>
+          <w:tcPr>
+            <w:tcW w:type="dxa" w:w="4752"/>
+          </w:tcPr>
+          <w:p>
+            <w:r>
+              <w:t>heading -10 deg · rudder 30 deg</w:t>
+            </w:r>
+          </w:p>
+        </w:tc>
+        <w:tc>
+          <w:tcPr>
+            <w:tcW w:type="dxa" w:w="4752"/>
+          </w:tcPr>
+          <w:p>
+            <w:r>
+              <w:t>95.378 kN</w:t>
+            </w:r>
+          </w:p>
+        </w:tc>
+      </w:tr>
+    </w:tbl>
+    <w:p>
+      <w:pPr>
+        <w:pStyle w:val="Heading2"/>
+      </w:pPr>
+      <w:r>
+        <w:t>Chart 1 data — rudder-induced ship-fixed force components</w:t>
+      </w:r>
+    </w:p>
+    <w:p>
+      <w:r>
+        <w:t>Editable data slice corresponding to HTML default current 4.56 kn and rudder 0.0 deg.</w:t>
+      </w:r>
+    </w:p>
+    <w:tbl>
+      <w:tblPr>
+        <w:tblStyle w:val="TableGrid"/>
+        <w:tblW w:type="auto" w:w="0"/>
+        <w:tblLook w:firstColumn="1" w:firstRow="1" w:lastColumn="0" w:lastRow="0" w:noHBand="0" w:noVBand="1" w:val="04A0"/>
+      </w:tblPr>
+      <w:tblGrid>
+        <w:gridCol w:w="2376"/>
+        <w:gridCol w:w="2376"/>
+        <w:gridCol w:w="2376"/>
+        <w:gridCol w:w="2376"/>
+        <w:gridCol w:w="2376"/>
+        <w:gridCol w:w="2376"/>
+      </w:tblGrid>
+      <w:tr>
+        <w:tc>
+          <w:tcPr>
+            <w:tcW w:type="dxa" w:w="2376"/>
+          </w:tcPr>
+          <w:p>
+            <w:r>
+              <w:t>Heading ψ (deg)</w:t>
+            </w:r>
+          </w:p>
+        </w:tc>
+        <w:tc>
+          <w:tcPr>
+            <w:tcW w:type="dxa" w:w="2376"/>
+          </w:tcPr>
+          <w:p>
+            <w:r>
+              <w:t>Alpha (deg)</w:t>
+            </w:r>
+          </w:p>
+        </w:tc>
+        <w:tc>
+          <w:tcPr>
+            <w:tcW w:type="dxa" w:w="2376"/>
+          </w:tcPr>
+          <w:p>
+            <w:r>
+              <w:t>X_ship (kN)</w:t>
+            </w:r>
+          </w:p>
+        </w:tc>
+        <w:tc>
+          <w:tcPr>
+            <w:tcW w:type="dxa" w:w="2376"/>
+          </w:tcPr>
+          <w:p>
+            <w:r>
+              <w:t>Y_ship port (kN)</w:t>
+            </w:r>
+          </w:p>
+        </w:tc>
+        <w:tc>
+          <w:tcPr>
+            <w:tcW w:type="dxa" w:w="2376"/>
+          </w:tcPr>
+          <w:p>
+            <w:r>
+              <w:t>Resultant H (kN)</w:t>
+            </w:r>
+          </w:p>
+        </w:tc>
+        <w:tc>
+          <w:tcPr>
+            <w:tcW w:type="dxa" w:w="2376"/>
+          </w:tcPr>
+          <w:p>
+            <w:r>
+              <w:t>N_ship (kN-m)</w:t>
+            </w:r>
+          </w:p>
+        </w:tc>
+      </w:tr>
+      <w:tr>
+        <w:tc>
+          <w:tcPr>
+            <w:tcW w:type="dxa" w:w="2376"/>
+          </w:tcPr>
+          <w:p>
+            <w:r>
+              <w:t>-10</w:t>
+            </w:r>
+          </w:p>
+        </w:tc>
+        <w:tc>
+          <w:tcPr>
+            <w:tcW w:type="dxa" w:w="2376"/>
+          </w:tcPr>
+          <w:p>
+            <w:r>
+              <w:t>10</w:t>
+            </w:r>
+          </w:p>
+        </w:tc>
+        <w:tc>
+          <w:tcPr>
+            <w:tcW w:type="dxa" w:w="2376"/>
+          </w:tcPr>
+          <w:p>
+            <w:r>
+              <w:t>8.813</w:t>
+            </w:r>
+          </w:p>
+        </w:tc>
+        <w:tc>
+          <w:tcPr>
+            <w:tcW w:type="dxa" w:w="2376"/>
+          </w:tcPr>
+          <w:p>
+            <w:r>
+              <w:t>24.212</w:t>
+            </w:r>
+          </w:p>
+        </w:tc>
+        <w:tc>
+          <w:tcPr>
+            <w:tcW w:type="dxa" w:w="2376"/>
+          </w:tcPr>
+          <w:p>
+            <w:r>
+              <w:t>25.766</w:t>
+            </w:r>
+          </w:p>
+        </w:tc>
+        <w:tc>
+          <w:tcPr>
+            <w:tcW w:type="dxa" w:w="2376"/>
+          </w:tcPr>
+          <w:p>
+            <w:r>
+              <w:t>3275.918</w:t>
+            </w:r>
+          </w:p>
+        </w:tc>
+      </w:tr>
+      <w:tr>
+        <w:tc>
+          <w:tcPr>
+            <w:tcW w:type="dxa" w:w="2376"/>
+          </w:tcPr>
+          <w:p>
+            <w:r>
+              <w:t>-9</w:t>
+            </w:r>
+          </w:p>
+        </w:tc>
+        <w:tc>
+          <w:tcPr>
+            <w:tcW w:type="dxa" w:w="2376"/>
+          </w:tcPr>
+          <w:p>
+            <w:r>
+              <w:t>9</w:t>
+            </w:r>
+          </w:p>
+        </w:tc>
+        <w:tc>
+          <w:tcPr>
+            <w:tcW w:type="dxa" w:w="2376"/>
+          </w:tcPr>
+          <w:p>
+            <w:r>
+              <w:t>7.173</w:t>
+            </w:r>
+          </w:p>
+        </w:tc>
+        <w:tc>
+          <w:tcPr>
+            <w:tcW w:type="dxa" w:w="2376"/>
+          </w:tcPr>
+          <w:p>
+            <w:r>
+              <w:t>22.076</w:t>
+            </w:r>
+          </w:p>
+        </w:tc>
+        <w:tc>
+          <w:tcPr>
+            <w:tcW w:type="dxa" w:w="2376"/>
+          </w:tcPr>
+          <w:p>
+            <w:r>
+              <w:t>23.212</w:t>
+            </w:r>
+          </w:p>
+        </w:tc>
+        <w:tc>
+          <w:tcPr>
+            <w:tcW w:type="dxa" w:w="2376"/>
+          </w:tcPr>
+          <w:p>
+            <w:r>
+              <w:t>2986.866</w:t>
+            </w:r>
+          </w:p>
+        </w:tc>
+      </w:tr>
+      <w:tr>
+        <w:tc>
+          <w:tcPr>
+            <w:tcW w:type="dxa" w:w="2376"/>
+          </w:tcPr>
+          <w:p>
+            <w:r>
+              <w:t>-8</w:t>
+            </w:r>
+          </w:p>
+        </w:tc>
+        <w:tc>
+          <w:tcPr>
+            <w:tcW w:type="dxa" w:w="2376"/>
+          </w:tcPr>
+          <w:p>
+            <w:r>
+              <w:t>8</w:t>
+            </w:r>
+          </w:p>
+        </w:tc>
+        <w:tc>
+          <w:tcPr>
+            <w:tcW w:type="dxa" w:w="2376"/>
+          </w:tcPr>
+          <w:p>
+            <w:r>
+              <w:t>5.692</w:t>
+            </w:r>
+          </w:p>
+        </w:tc>
+        <w:tc>
+          <w:tcPr>
+            <w:tcW w:type="dxa" w:w="2376"/>
+          </w:tcPr>
+          <w:p>
+            <w:r>
+              <w:t>19.851</w:t>
+            </w:r>
+          </w:p>
+        </w:tc>
+        <w:tc>
+          <w:tcPr>
+            <w:tcW w:type="dxa" w:w="2376"/>
+          </w:tcPr>
+          <w:p>
+            <w:r>
+              <w:t>20.651</w:t>
+            </w:r>
+          </w:p>
+        </w:tc>
+        <w:tc>
+          <w:tcPr>
+            <w:tcW w:type="dxa" w:w="2376"/>
+          </w:tcPr>
+          <w:p>
+            <w:r>
+              <w:t>2685.802</w:t>
+            </w:r>
+          </w:p>
+        </w:tc>
+      </w:tr>
+      <w:tr>
+        <w:tc>
+          <w:tcPr>
+            <w:tcW w:type="dxa" w:w="2376"/>
+          </w:tcPr>
+          <w:p>
+            <w:r>
+              <w:t>-7</w:t>
+            </w:r>
+          </w:p>
+        </w:tc>
+        <w:tc>
+          <w:tcPr>
+            <w:tcW w:type="dxa" w:w="2376"/>
+          </w:tcPr>
+          <w:p>
+            <w:r>
+              <w:t>7</w:t>
+            </w:r>
+          </w:p>
+        </w:tc>
+        <w:tc>
+          <w:tcPr>
+            <w:tcW w:type="dxa" w:w="2376"/>
+          </w:tcPr>
+          <w:p>
+            <w:r>
+              <w:t>4.375</w:t>
+            </w:r>
+          </w:p>
+        </w:tc>
+        <w:tc>
+          <w:tcPr>
+            <w:tcW w:type="dxa" w:w="2376"/>
+          </w:tcPr>
+          <w:p>
+            <w:r>
+              <w:t>17.546</w:t>
+            </w:r>
+          </w:p>
+        </w:tc>
+        <w:tc>
+          <w:tcPr>
+            <w:tcW w:type="dxa" w:w="2376"/>
+          </w:tcPr>
+          <w:p>
+            <w:r>
+              <w:t>18.083</w:t>
+            </w:r>
+          </w:p>
+        </w:tc>
+        <w:tc>
+          <w:tcPr>
+            <w:tcW w:type="dxa" w:w="2376"/>
+          </w:tcPr>
+          <w:p>
+            <w:r>
+              <w:t>2373.972</w:t>
+            </w:r>
+          </w:p>
+        </w:tc>
+      </w:tr>
+      <w:tr>
+        <w:tc>
+          <w:tcPr>
+            <w:tcW w:type="dxa" w:w="2376"/>
+          </w:tcPr>
+          <w:p>
+            <w:r>
+              <w:t>-6</w:t>
+            </w:r>
+          </w:p>
+        </w:tc>
+        <w:tc>
+          <w:tcPr>
+            <w:tcW w:type="dxa" w:w="2376"/>
+          </w:tcPr>
+          <w:p>
+            <w:r>
+              <w:t>6</w:t>
+            </w:r>
+          </w:p>
+        </w:tc>
+        <w:tc>
+          <w:tcPr>
+            <w:tcW w:type="dxa" w:w="2376"/>
+          </w:tcPr>
+          <w:p>
+            <w:r>
+              <w:t>3.225</w:t>
+            </w:r>
+          </w:p>
+        </w:tc>
+        <w:tc>
+          <w:tcPr>
+            <w:tcW w:type="dxa" w:w="2376"/>
+          </w:tcPr>
+          <w:p>
+            <w:r>
+              <w:t>15.171</w:t>
+            </w:r>
+          </w:p>
+        </w:tc>
+        <w:tc>
+          <w:tcPr>
+            <w:tcW w:type="dxa" w:w="2376"/>
+          </w:tcPr>
+          <w:p>
+            <w:r>
+              <w:t>15.510</w:t>
+            </w:r>
+          </w:p>
+        </w:tc>
+        <w:tc>
+          <w:tcPr>
+            <w:tcW w:type="dxa" w:w="2376"/>
+          </w:tcPr>
+          <w:p>
+            <w:r>
+              <w:t>2052.655</w:t>
+            </w:r>
+          </w:p>
+        </w:tc>
+      </w:tr>
+      <w:tr>
+        <w:tc>
+          <w:tcPr>
+            <w:tcW w:type="dxa" w:w="2376"/>
+          </w:tcPr>
+          <w:p>
+            <w:r>
+              <w:t>-5</w:t>
+            </w:r>
+          </w:p>
+        </w:tc>
+        <w:tc>
+          <w:tcPr>
+            <w:tcW w:type="dxa" w:w="2376"/>
+          </w:tcPr>
+          <w:p>
+            <w:r>
+              <w:t>5</w:t>
+            </w:r>
+          </w:p>
+        </w:tc>
+        <w:tc>
+          <w:tcPr>
+            <w:tcW w:type="dxa" w:w="2376"/>
+          </w:tcPr>
+          <w:p>
+            <w:r>
+              <w:t>2.246</w:t>
+            </w:r>
+          </w:p>
+        </w:tc>
+        <w:tc>
+          <w:tcPr>
+            <w:tcW w:type="dxa" w:w="2376"/>
+          </w:tcPr>
+          <w:p>
+            <w:r>
+              <w:t>12.736</w:t>
+            </w:r>
+          </w:p>
+        </w:tc>
+        <w:tc>
+          <w:tcPr>
+            <w:tcW w:type="dxa" w:w="2376"/>
+          </w:tcPr>
+          <w:p>
+            <w:r>
+              <w:t>12.932</w:t>
+            </w:r>
+          </w:p>
+        </w:tc>
+        <w:tc>
+          <w:tcPr>
+            <w:tcW w:type="dxa" w:w="2376"/>
+          </w:tcPr>
+          <w:p>
+            <w:r>
+              <w:t>1723.156</w:t>
+            </w:r>
+          </w:p>
+        </w:tc>
+      </w:tr>
+      <w:tr>
+        <w:tc>
+          <w:tcPr>
+            <w:tcW w:type="dxa" w:w="2376"/>
+          </w:tcPr>
+          <w:p>
+            <w:r>
+              <w:t>-4</w:t>
+            </w:r>
+          </w:p>
+        </w:tc>
+        <w:tc>
+          <w:tcPr>
+            <w:tcW w:type="dxa" w:w="2376"/>
+          </w:tcPr>
+          <w:p>
+            <w:r>
+              <w:t>4</w:t>
+            </w:r>
+          </w:p>
+        </w:tc>
+        <w:tc>
+          <w:tcPr>
+            <w:tcW w:type="dxa" w:w="2376"/>
+          </w:tcPr>
+          <w:p>
+            <w:r>
+              <w:t>1.441</w:t>
+            </w:r>
+          </w:p>
+        </w:tc>
+        <w:tc>
+          <w:tcPr>
+            <w:tcW w:type="dxa" w:w="2376"/>
+          </w:tcPr>
+          <w:p>
+            <w:r>
+              <w:t>10.250</w:t>
+            </w:r>
+          </w:p>
+        </w:tc>
+        <w:tc>
+          <w:tcPr>
+            <w:tcW w:type="dxa" w:w="2376"/>
+          </w:tcPr>
+          <w:p>
+            <w:r>
+              <w:t>10.351</w:t>
+            </w:r>
+          </w:p>
+        </w:tc>
+        <w:tc>
+          <w:tcPr>
+            <w:tcW w:type="dxa" w:w="2376"/>
+          </w:tcPr>
+          <w:p>
+            <w:r>
+              <w:t>1386.802</w:t>
+            </w:r>
+          </w:p>
+        </w:tc>
+      </w:tr>
+      <w:tr>
+        <w:tc>
+          <w:tcPr>
+            <w:tcW w:type="dxa" w:w="2376"/>
+          </w:tcPr>
+          <w:p>
+            <w:r>
+              <w:t>-3</w:t>
+            </w:r>
+          </w:p>
+        </w:tc>
+        <w:tc>
+          <w:tcPr>
+            <w:tcW w:type="dxa" w:w="2376"/>
+          </w:tcPr>
+          <w:p>
+            <w:r>
+              <w:t>3</w:t>
+            </w:r>
+          </w:p>
+        </w:tc>
+        <w:tc>
+          <w:tcPr>
+            <w:tcW w:type="dxa" w:w="2376"/>
+          </w:tcPr>
+          <w:p>
+            <w:r>
+              <w:t>0.812</w:t>
+            </w:r>
+          </w:p>
+        </w:tc>
+        <w:tc>
+          <w:tcPr>
+            <w:tcW w:type="dxa" w:w="2376"/>
+          </w:tcPr>
+          <w:p>
+            <w:r>
+              <w:t>7.723</w:t>
+            </w:r>
+          </w:p>
+        </w:tc>
+        <w:tc>
+          <w:tcPr>
+            <w:tcW w:type="dxa" w:w="2376"/>
+          </w:tcPr>
+          <w:p>
+            <w:r>
+              <w:t>7.766</w:t>
+            </w:r>
+          </w:p>
+        </w:tc>
+        <w:tc>
+          <w:tcPr>
+            <w:tcW w:type="dxa" w:w="2376"/>
+          </w:tcPr>
+          <w:p>
+            <w:r>
+              <w:t>1044.940</w:t>
+            </w:r>
+          </w:p>
+        </w:tc>
+      </w:tr>
+      <w:tr>
+        <w:tc>
+          <w:tcPr>
+            <w:tcW w:type="dxa" w:w="2376"/>
+          </w:tcPr>
+          <w:p>
+            <w:r>
+              <w:t>-2</w:t>
+            </w:r>
+          </w:p>
+        </w:tc>
+        <w:tc>
+          <w:tcPr>
+            <w:tcW w:type="dxa" w:w="2376"/>
+          </w:tcPr>
+          <w:p>
+            <w:r>
+              <w:t>2</w:t>
+            </w:r>
+          </w:p>
+        </w:tc>
+        <w:tc>
+          <w:tcPr>
+            <w:tcW w:type="dxa" w:w="2376"/>
+          </w:tcPr>
+          <w:p>
+            <w:r>
+              <w:t>0.361</w:t>
+            </w:r>
+          </w:p>
+        </w:tc>
+        <w:tc>
+          <w:tcPr>
+            <w:tcW w:type="dxa" w:w="2376"/>
+          </w:tcPr>
+          <w:p>
+            <w:r>
+              <w:t>5.166</w:t>
+            </w:r>
+          </w:p>
+        </w:tc>
+        <w:tc>
+          <w:tcPr>
+            <w:tcW w:type="dxa" w:w="2376"/>
+          </w:tcPr>
+          <w:p>
+            <w:r>
+              <w:t>5.178</w:t>
+            </w:r>
+          </w:p>
+        </w:tc>
+        <w:tc>
+          <w:tcPr>
+            <w:tcW w:type="dxa" w:w="2376"/>
+          </w:tcPr>
+          <w:p>
+            <w:r>
+              <w:t>698.935</w:t>
+            </w:r>
+          </w:p>
+        </w:tc>
+      </w:tr>
+      <w:tr>
+        <w:tc>
+          <w:tcPr>
+            <w:tcW w:type="dxa" w:w="2376"/>
+          </w:tcPr>
+          <w:p>
+            <w:r>
+              <w:t>-1</w:t>
+            </w:r>
+          </w:p>
+        </w:tc>
+        <w:tc>
+          <w:tcPr>
+            <w:tcW w:type="dxa" w:w="2376"/>
+          </w:tcPr>
+          <w:p>
+            <w:r>
+              <w:t>1</w:t>
+            </w:r>
+          </w:p>
+        </w:tc>
+        <w:tc>
+          <w:tcPr>
+            <w:tcW w:type="dxa" w:w="2376"/>
+          </w:tcPr>
+          <w:p>
+            <w:r>
+              <w:t>0.090</w:t>
+            </w:r>
+          </w:p>
+        </w:tc>
+        <w:tc>
+          <w:tcPr>
+            <w:tcW w:type="dxa" w:w="2376"/>
+          </w:tcPr>
+          <w:p>
+            <w:r>
+              <w:t>2.588</w:t>
+            </w:r>
+          </w:p>
+        </w:tc>
+        <w:tc>
+          <w:tcPr>
+            <w:tcW w:type="dxa" w:w="2376"/>
+          </w:tcPr>
+          <w:p>
+            <w:r>
+              <w:t>2.590</w:t>
+            </w:r>
+          </w:p>
+        </w:tc>
+        <w:tc>
+          <w:tcPr>
+            <w:tcW w:type="dxa" w:w="2376"/>
+          </w:tcPr>
+          <w:p>
+            <w:r>
+              <w:t>350.161</w:t>
+            </w:r>
+          </w:p>
+        </w:tc>
+      </w:tr>
+      <w:tr>
+        <w:tc>
+          <w:tcPr>
+            <w:tcW w:type="dxa" w:w="2376"/>
+          </w:tcPr>
+          <w:p>
+            <w:r>
+              <w:t>0</w:t>
+            </w:r>
+          </w:p>
+        </w:tc>
+        <w:tc>
+          <w:tcPr>
+            <w:tcW w:type="dxa" w:w="2376"/>
+          </w:tcPr>
+          <w:p>
+            <w:r>
+              <w:t>0</w:t>
+            </w:r>
+          </w:p>
+        </w:tc>
+        <w:tc>
+          <w:tcPr>
+            <w:tcW w:type="dxa" w:w="2376"/>
+          </w:tcPr>
+          <w:p>
+            <w:r>
+              <w:t>0.000</w:t>
+            </w:r>
+          </w:p>
+        </w:tc>
+        <w:tc>
+          <w:tcPr>
+            <w:tcW w:type="dxa" w:w="2376"/>
+          </w:tcPr>
+          <w:p>
+            <w:r>
+              <w:t>0.000</w:t>
+            </w:r>
+          </w:p>
+        </w:tc>
+        <w:tc>
+          <w:tcPr>
+            <w:tcW w:type="dxa" w:w="2376"/>
+          </w:tcPr>
+          <w:p>
+            <w:r>
+              <w:t>0.000</w:t>
+            </w:r>
+          </w:p>
+        </w:tc>
+        <w:tc>
+          <w:tcPr>
+            <w:tcW w:type="dxa" w:w="2376"/>
+          </w:tcPr>
+          <w:p>
+            <w:r>
+              <w:t>0.000</w:t>
+            </w:r>
+          </w:p>
+        </w:tc>
+      </w:tr>
+      <w:tr>
+        <w:tc>
+          <w:tcPr>
+            <w:tcW w:type="dxa" w:w="2376"/>
+          </w:tcPr>
+          <w:p>
+            <w:r>
+              <w:t>1</w:t>
+            </w:r>
+          </w:p>
+        </w:tc>
+        <w:tc>
+          <w:tcPr>
+            <w:tcW w:type="dxa" w:w="2376"/>
+          </w:tcPr>
+          <w:p>
+            <w:r>
+              <w:t>-1</w:t>
+            </w:r>
+          </w:p>
+        </w:tc>
+        <w:tc>
+          <w:tcPr>
+            <w:tcW w:type="dxa" w:w="2376"/>
+          </w:tcPr>
+          <w:p>
+            <w:r>
+              <w:t>0.090</w:t>
+            </w:r>
+          </w:p>
+        </w:tc>
+        <w:tc>
+          <w:tcPr>
+            <w:tcW w:type="dxa" w:w="2376"/>
+          </w:tcPr>
+          <w:p>
+            <w:r>
+              <w:t>-2.588</w:t>
+            </w:r>
+          </w:p>
+        </w:tc>
+        <w:tc>
+          <w:tcPr>
+            <w:tcW w:type="dxa" w:w="2376"/>
+          </w:tcPr>
+          <w:p>
+            <w:r>
+              <w:t>2.590</w:t>
+            </w:r>
+          </w:p>
+        </w:tc>
+        <w:tc>
+          <w:tcPr>
+            <w:tcW w:type="dxa" w:w="2376"/>
+          </w:tcPr>
+          <w:p>
+            <w:r>
+              <w:t>-350.161</w:t>
+            </w:r>
+          </w:p>
+        </w:tc>
+      </w:tr>
+      <w:tr>
+        <w:tc>
+          <w:tcPr>
+            <w:tcW w:type="dxa" w:w="2376"/>
+          </w:tcPr>
+          <w:p>
+            <w:r>
+              <w:t>2</w:t>
+            </w:r>
+          </w:p>
+        </w:tc>
+        <w:tc>
+          <w:tcPr>
+            <w:tcW w:type="dxa" w:w="2376"/>
+          </w:tcPr>
+          <w:p>
+            <w:r>
+              <w:t>-2</w:t>
+            </w:r>
+          </w:p>
+        </w:tc>
+        <w:tc>
+          <w:tcPr>
+            <w:tcW w:type="dxa" w:w="2376"/>
+          </w:tcPr>
+          <w:p>
+            <w:r>
+              <w:t>0.361</w:t>
+            </w:r>
+          </w:p>
+        </w:tc>
+        <w:tc>
+          <w:tcPr>
+            <w:tcW w:type="dxa" w:w="2376"/>
+          </w:tcPr>
+          <w:p>
+            <w:r>
+              <w:t>-5.166</w:t>
+            </w:r>
+          </w:p>
+        </w:tc>
+        <w:tc>
+          <w:tcPr>
+            <w:tcW w:type="dxa" w:w="2376"/>
+          </w:tcPr>
+          <w:p>
+            <w:r>
+              <w:t>5.178</w:t>
+            </w:r>
+          </w:p>
+        </w:tc>
+        <w:tc>
+          <w:tcPr>
+            <w:tcW w:type="dxa" w:w="2376"/>
+          </w:tcPr>
+          <w:p>
+            <w:r>
+              <w:t>-698.935</w:t>
+            </w:r>
+          </w:p>
+        </w:tc>
+      </w:tr>
+      <w:tr>
+        <w:tc>
+          <w:tcPr>
+            <w:tcW w:type="dxa" w:w="2376"/>
+          </w:tcPr>
+          <w:p>
+            <w:r>
+              <w:t>3</w:t>
+            </w:r>
+          </w:p>
+        </w:tc>
+        <w:tc>
+          <w:tcPr>
+            <w:tcW w:type="dxa" w:w="2376"/>
+          </w:tcPr>
+          <w:p>
+            <w:r>
+              <w:t>-3</w:t>
+            </w:r>
+          </w:p>
+        </w:tc>
+        <w:tc>
+          <w:tcPr>
+            <w:tcW w:type="dxa" w:w="2376"/>
+          </w:tcPr>
+          <w:p>
+            <w:r>
+              <w:t>0.812</w:t>
+            </w:r>
+          </w:p>
+        </w:tc>
+        <w:tc>
+          <w:tcPr>
+            <w:tcW w:type="dxa" w:w="2376"/>
+          </w:tcPr>
+          <w:p>
+            <w:r>
+              <w:t>-7.723</w:t>
+            </w:r>
+          </w:p>
+        </w:tc>
+        <w:tc>
+          <w:tcPr>
+            <w:tcW w:type="dxa" w:w="2376"/>
+          </w:tcPr>
+          <w:p>
+            <w:r>
+              <w:t>7.766</w:t>
+            </w:r>
+          </w:p>
+        </w:tc>
+        <w:tc>
+          <w:tcPr>
+            <w:tcW w:type="dxa" w:w="2376"/>
+          </w:tcPr>
+          <w:p>
+            <w:r>
+              <w:t>-1044.940</w:t>
+            </w:r>
+          </w:p>
+        </w:tc>
+      </w:tr>
+      <w:tr>
+        <w:tc>
+          <w:tcPr>
+            <w:tcW w:type="dxa" w:w="2376"/>
+          </w:tcPr>
+          <w:p>
+            <w:r>
+              <w:t>4</w:t>
+            </w:r>
+          </w:p>
+        </w:tc>
+        <w:tc>
+          <w:tcPr>
+            <w:tcW w:type="dxa" w:w="2376"/>
+          </w:tcPr>
+          <w:p>
+            <w:r>
+              <w:t>-4</w:t>
+            </w:r>
+          </w:p>
+        </w:tc>
+        <w:tc>
+          <w:tcPr>
+            <w:tcW w:type="dxa" w:w="2376"/>
+          </w:tcPr>
+          <w:p>
+            <w:r>
+              <w:t>1.441</w:t>
+            </w:r>
+          </w:p>
+        </w:tc>
+        <w:tc>
+          <w:tcPr>
+            <w:tcW w:type="dxa" w:w="2376"/>
+          </w:tcPr>
+          <w:p>
+            <w:r>
+              <w:t>-10.250</w:t>
+            </w:r>
+          </w:p>
+        </w:tc>
+        <w:tc>
+          <w:tcPr>
+            <w:tcW w:type="dxa" w:w="2376"/>
+          </w:tcPr>
+          <w:p>
+            <w:r>
+              <w:t>10.351</w:t>
+            </w:r>
+          </w:p>
+        </w:tc>
+        <w:tc>
+          <w:tcPr>
+            <w:tcW w:type="dxa" w:w="2376"/>
+          </w:tcPr>
+          <w:p>
+            <w:r>
+              <w:t>-1386.802</w:t>
+            </w:r>
+          </w:p>
+        </w:tc>
+      </w:tr>
+      <w:tr>
+        <w:tc>
+          <w:tcPr>
+            <w:tcW w:type="dxa" w:w="2376"/>
+          </w:tcPr>
+          <w:p>
+            <w:r>
+              <w:t>5</w:t>
+            </w:r>
+          </w:p>
+        </w:tc>
+        <w:tc>
+          <w:tcPr>
+            <w:tcW w:type="dxa" w:w="2376"/>
+          </w:tcPr>
+          <w:p>
+            <w:r>
+              <w:t>-5</w:t>
+            </w:r>
+          </w:p>
+        </w:tc>
+        <w:tc>
+          <w:tcPr>
+            <w:tcW w:type="dxa" w:w="2376"/>
+          </w:tcPr>
+          <w:p>
+            <w:r>
+              <w:t>2.246</w:t>
+            </w:r>
+          </w:p>
+        </w:tc>
+        <w:tc>
+          <w:tcPr>
+            <w:tcW w:type="dxa" w:w="2376"/>
+          </w:tcPr>
+          <w:p>
+            <w:r>
+              <w:t>-12.736</w:t>
+            </w:r>
+          </w:p>
+        </w:tc>
+        <w:tc>
+          <w:tcPr>
+            <w:tcW w:type="dxa" w:w="2376"/>
+          </w:tcPr>
+          <w:p>
+            <w:r>
+              <w:t>12.932</w:t>
+            </w:r>
+          </w:p>
+        </w:tc>
+        <w:tc>
+          <w:tcPr>
+            <w:tcW w:type="dxa" w:w="2376"/>
+          </w:tcPr>
+          <w:p>
+            <w:r>
+              <w:t>-1723.156</w:t>
+            </w:r>
+          </w:p>
+        </w:tc>
+      </w:tr>
+      <w:tr>
+        <w:tc>
+          <w:tcPr>
+            <w:tcW w:type="dxa" w:w="2376"/>
+          </w:tcPr>
+          <w:p>
+            <w:r>
+              <w:t>6</w:t>
+            </w:r>
+          </w:p>
+        </w:tc>
+        <w:tc>
+          <w:tcPr>
+            <w:tcW w:type="dxa" w:w="2376"/>
+          </w:tcPr>
+          <w:p>
+            <w:r>
+              <w:t>-6</w:t>
+            </w:r>
+          </w:p>
+        </w:tc>
+        <w:tc>
+          <w:tcPr>
+            <w:tcW w:type="dxa" w:w="2376"/>
+          </w:tcPr>
+          <w:p>
+            <w:r>
+              <w:t>3.225</w:t>
+            </w:r>
+          </w:p>
+        </w:tc>
+        <w:tc>
+          <w:tcPr>
+            <w:tcW w:type="dxa" w:w="2376"/>
+          </w:tcPr>
+          <w:p>
+            <w:r>
+              <w:t>-15.171</w:t>
+            </w:r>
+          </w:p>
+        </w:tc>
+        <w:tc>
+          <w:tcPr>
+            <w:tcW w:type="dxa" w:w="2376"/>
+          </w:tcPr>
+          <w:p>
+            <w:r>
+              <w:t>15.510</w:t>
+            </w:r>
+          </w:p>
+        </w:tc>
+        <w:tc>
+          <w:tcPr>
+            <w:tcW w:type="dxa" w:w="2376"/>
+          </w:tcPr>
+          <w:p>
+            <w:r>
+              <w:t>-2052.655</w:t>
+            </w:r>
+          </w:p>
+        </w:tc>
+      </w:tr>
+      <w:tr>
+        <w:tc>
+          <w:tcPr>
+            <w:tcW w:type="dxa" w:w="2376"/>
+          </w:tcPr>
+          <w:p>
+            <w:r>
+              <w:t>7</w:t>
+            </w:r>
+          </w:p>
+        </w:tc>
+        <w:tc>
+          <w:tcPr>
+            <w:tcW w:type="dxa" w:w="2376"/>
+          </w:tcPr>
+          <w:p>
+            <w:r>
+              <w:t>-7</w:t>
+            </w:r>
+          </w:p>
+        </w:tc>
+        <w:tc>
+          <w:tcPr>
+            <w:tcW w:type="dxa" w:w="2376"/>
+          </w:tcPr>
+          <w:p>
+            <w:r>
+              <w:t>4.375</w:t>
+            </w:r>
+          </w:p>
+        </w:tc>
+        <w:tc>
+          <w:tcPr>
+            <w:tcW w:type="dxa" w:w="2376"/>
+          </w:tcPr>
+          <w:p>
+            <w:r>
+              <w:t>-17.546</w:t>
+            </w:r>
+          </w:p>
+        </w:tc>
+        <w:tc>
+          <w:tcPr>
+            <w:tcW w:type="dxa" w:w="2376"/>
+          </w:tcPr>
+          <w:p>
+            <w:r>
+              <w:t>18.083</w:t>
+            </w:r>
+          </w:p>
+        </w:tc>
+        <w:tc>
+          <w:tcPr>
+            <w:tcW w:type="dxa" w:w="2376"/>
+          </w:tcPr>
+          <w:p>
+            <w:r>
+              <w:t>-2373.972</w:t>
+            </w:r>
+          </w:p>
+        </w:tc>
+      </w:tr>
+      <w:tr>
+        <w:tc>
+          <w:tcPr>
+            <w:tcW w:type="dxa" w:w="2376"/>
+          </w:tcPr>
+          <w:p>
+            <w:r>
+              <w:t>8</w:t>
+            </w:r>
+          </w:p>
+        </w:tc>
+        <w:tc>
+          <w:tcPr>
+            <w:tcW w:type="dxa" w:w="2376"/>
+          </w:tcPr>
+          <w:p>
+            <w:r>
+              <w:t>-8</w:t>
+            </w:r>
+          </w:p>
+        </w:tc>
+        <w:tc>
+          <w:tcPr>
+            <w:tcW w:type="dxa" w:w="2376"/>
+          </w:tcPr>
+          <w:p>
+            <w:r>
+              <w:t>5.692</w:t>
+            </w:r>
+          </w:p>
+        </w:tc>
+        <w:tc>
+          <w:tcPr>
+            <w:tcW w:type="dxa" w:w="2376"/>
+          </w:tcPr>
+          <w:p>
+            <w:r>
+              <w:t>-19.851</w:t>
+            </w:r>
+          </w:p>
+        </w:tc>
+        <w:tc>
+          <w:tcPr>
+            <w:tcW w:type="dxa" w:w="2376"/>
+          </w:tcPr>
+          <w:p>
+            <w:r>
+              <w:t>20.651</w:t>
+            </w:r>
+          </w:p>
+        </w:tc>
+        <w:tc>
+          <w:tcPr>
+            <w:tcW w:type="dxa" w:w="2376"/>
+          </w:tcPr>
+          <w:p>
+            <w:r>
+              <w:t>-2685.802</w:t>
+            </w:r>
+          </w:p>
+        </w:tc>
+      </w:tr>
+      <w:tr>
+        <w:tc>
+          <w:tcPr>
+            <w:tcW w:type="dxa" w:w="2376"/>
+          </w:tcPr>
+          <w:p>
+            <w:r>
+              <w:t>9</w:t>
+            </w:r>
+          </w:p>
+        </w:tc>
+        <w:tc>
+          <w:tcPr>
+            <w:tcW w:type="dxa" w:w="2376"/>
+          </w:tcPr>
+          <w:p>
+            <w:r>
+              <w:t>-9</w:t>
+            </w:r>
+          </w:p>
+        </w:tc>
+        <w:tc>
+          <w:tcPr>
+            <w:tcW w:type="dxa" w:w="2376"/>
+          </w:tcPr>
+          <w:p>
+            <w:r>
+              <w:t>7.173</w:t>
+            </w:r>
+          </w:p>
+        </w:tc>
+        <w:tc>
+          <w:tcPr>
+            <w:tcW w:type="dxa" w:w="2376"/>
+          </w:tcPr>
+          <w:p>
+            <w:r>
+              <w:t>-22.076</w:t>
+            </w:r>
+          </w:p>
+        </w:tc>
+        <w:tc>
+          <w:tcPr>
+            <w:tcW w:type="dxa" w:w="2376"/>
+          </w:tcPr>
+          <w:p>
+            <w:r>
+              <w:t>23.212</w:t>
+            </w:r>
+          </w:p>
+        </w:tc>
+        <w:tc>
+          <w:tcPr>
+            <w:tcW w:type="dxa" w:w="2376"/>
+          </w:tcPr>
+          <w:p>
+            <w:r>
+              <w:t>-2986.866</w:t>
+            </w:r>
+          </w:p>
+        </w:tc>
+      </w:tr>
+      <w:tr>
+        <w:tc>
+          <w:tcPr>
+            <w:tcW w:type="dxa" w:w="2376"/>
+          </w:tcPr>
+          <w:p>
+            <w:r>
+              <w:t>10</w:t>
+            </w:r>
+          </w:p>
+        </w:tc>
+        <w:tc>
+          <w:tcPr>
+            <w:tcW w:type="dxa" w:w="2376"/>
+          </w:tcPr>
+          <w:p>
+            <w:r>
+              <w:t>-10</w:t>
+            </w:r>
+          </w:p>
+        </w:tc>
+        <w:tc>
+          <w:tcPr>
+            <w:tcW w:type="dxa" w:w="2376"/>
+          </w:tcPr>
+          <w:p>
+            <w:r>
+              <w:t>8.813</w:t>
+            </w:r>
+          </w:p>
+        </w:tc>
+        <w:tc>
+          <w:tcPr>
+            <w:tcW w:type="dxa" w:w="2376"/>
+          </w:tcPr>
+          <w:p>
+            <w:r>
+              <w:t>-24.212</w:t>
+            </w:r>
+          </w:p>
+        </w:tc>
+        <w:tc>
+          <w:tcPr>
+            <w:tcW w:type="dxa" w:w="2376"/>
+          </w:tcPr>
+          <w:p>
+            <w:r>
+              <w:t>25.766</w:t>
+            </w:r>
+          </w:p>
+        </w:tc>
+        <w:tc>
+          <w:tcPr>
+            <w:tcW w:type="dxa" w:w="2376"/>
+          </w:tcPr>
+          <w:p>
+            <w:r>
+              <w:t>-3275.918</w:t>
+            </w:r>
+          </w:p>
+        </w:tc>
+      </w:tr>
+    </w:tbl>
+    <w:p>
+      <w:pPr>
+        <w:pStyle w:val="Heading2"/>
+      </w:pPr>
+      <w:r>
+        <w:t>Chart 2 data — yaw moment heatmap envelope by rudder angle</w:t>
+      </w:r>
+    </w:p>
+    <w:p>
+      <w:r>
+        <w:t>Editable table gives max absolute rudder-induced yaw moment at 4.56 kn for each rudder command across headings.</w:t>
+      </w:r>
+    </w:p>
+    <w:tbl>
+      <w:tblPr>
+        <w:tblStyle w:val="TableGrid"/>
+        <w:tblW w:type="auto" w:w="0"/>
+        <w:tblLook w:firstColumn="1" w:firstRow="1" w:lastColumn="0" w:lastRow="0" w:noHBand="0" w:noVBand="1" w:val="04A0"/>
+      </w:tblPr>
+      <w:tblGrid>
+        <w:gridCol w:w="3564"/>
+        <w:gridCol w:w="3564"/>
+        <w:gridCol w:w="3564"/>
+        <w:gridCol w:w="3564"/>
+      </w:tblGrid>
+      <w:tr>
+        <w:tc>
+          <w:tcPr>
+            <w:tcW w:type="dxa" w:w="3564"/>
+          </w:tcPr>
+          <w:p>
+            <w:r>
+              <w:t>Rudder δ (deg)</w:t>
+            </w:r>
+          </w:p>
+        </w:tc>
+        <w:tc>
+          <w:tcPr>
+            <w:tcW w:type="dxa" w:w="3564"/>
+          </w:tcPr>
+          <w:p>
+            <w:r>
+              <w:t>Heading at max |N| (deg)</w:t>
+            </w:r>
+          </w:p>
+        </w:tc>
+        <w:tc>
+          <w:tcPr>
+            <w:tcW w:type="dxa" w:w="3564"/>
+          </w:tcPr>
+          <w:p>
+            <w:r>
+              <w:t>N_ship (kN-m)</w:t>
+            </w:r>
+          </w:p>
+        </w:tc>
+        <w:tc>
+          <w:tcPr>
+            <w:tcW w:type="dxa" w:w="3564"/>
+          </w:tcPr>
+          <w:p>
+            <w:r>
+              <w:t>Y_ship port (kN)</w:t>
+            </w:r>
+          </w:p>
+        </w:tc>
+      </w:tr>
+      <w:tr>
+        <w:tc>
+          <w:tcPr>
+            <w:tcW w:type="dxa" w:w="3564"/>
+          </w:tcPr>
+          <w:p>
+            <w:r>
+              <w:t>-30</w:t>
+            </w:r>
+          </w:p>
+        </w:tc>
+        <w:tc>
+          <w:tcPr>
+            <w:tcW w:type="dxa" w:w="3564"/>
+          </w:tcPr>
+          <w:p>
+            <w:r>
+              <w:t>4</w:t>
+            </w:r>
+          </w:p>
+        </w:tc>
+        <w:tc>
+          <w:tcPr>
+            <w:tcW w:type="dxa" w:w="3564"/>
+          </w:tcPr>
+          <w:p>
+            <w:r>
+              <w:t>-8846.487</w:t>
+            </w:r>
+          </w:p>
+        </w:tc>
+        <w:tc>
+          <w:tcPr>
+            <w:tcW w:type="dxa" w:w="3564"/>
+          </w:tcPr>
+          <w:p>
+            <w:r>
+              <w:t>-65.384</w:t>
+            </w:r>
+          </w:p>
+        </w:tc>
+      </w:tr>
+      <w:tr>
+        <w:tc>
+          <w:tcPr>
+            <w:tcW w:type="dxa" w:w="3564"/>
+          </w:tcPr>
+          <w:p>
+            <w:r>
+              <w:t>-29</w:t>
+            </w:r>
+          </w:p>
+        </w:tc>
+        <w:tc>
+          <w:tcPr>
+            <w:tcW w:type="dxa" w:w="3564"/>
+          </w:tcPr>
+          <w:p>
+            <w:r>
+              <w:t>4</w:t>
+            </w:r>
+          </w:p>
+        </w:tc>
+        <w:tc>
+          <w:tcPr>
+            <w:tcW w:type="dxa" w:w="3564"/>
+          </w:tcPr>
+          <w:p>
+            <w:r>
+              <w:t>-8732.416</w:t>
+            </w:r>
+          </w:p>
+        </w:tc>
+        <w:tc>
+          <w:tcPr>
+            <w:tcW w:type="dxa" w:w="3564"/>
+          </w:tcPr>
+          <w:p>
+            <w:r>
+              <w:t>-64.541</w:t>
+            </w:r>
+          </w:p>
+        </w:tc>
+      </w:tr>
+      <w:tr>
+        <w:tc>
+          <w:tcPr>
+            <w:tcW w:type="dxa" w:w="3564"/>
+          </w:tcPr>
+          <w:p>
+            <w:r>
+              <w:t>-28</w:t>
+            </w:r>
+          </w:p>
+        </w:tc>
+        <w:tc>
+          <w:tcPr>
+            <w:tcW w:type="dxa" w:w="3564"/>
+          </w:tcPr>
+          <w:p>
+            <w:r>
+              <w:t>5</w:t>
+            </w:r>
+          </w:p>
+        </w:tc>
+        <w:tc>
+          <w:tcPr>
+            <w:tcW w:type="dxa" w:w="3564"/>
+          </w:tcPr>
+          <w:p>
+            <w:r>
+              <w:t>-8616.243</w:t>
+            </w:r>
+          </w:p>
+        </w:tc>
+        <w:tc>
+          <w:tcPr>
+            <w:tcW w:type="dxa" w:w="3564"/>
+          </w:tcPr>
+          <w:p>
+            <w:r>
+              <w:t>-63.683</w:t>
+            </w:r>
+          </w:p>
+        </w:tc>
+      </w:tr>
+      <w:tr>
+        <w:tc>
+          <w:tcPr>
+            <w:tcW w:type="dxa" w:w="3564"/>
+          </w:tcPr>
+          <w:p>
+            <w:r>
+              <w:t>-27</w:t>
+            </w:r>
+          </w:p>
+        </w:tc>
+        <w:tc>
+          <w:tcPr>
+            <w:tcW w:type="dxa" w:w="3564"/>
+          </w:tcPr>
+          <w:p>
+            <w:r>
+              <w:t>6</w:t>
+            </w:r>
+          </w:p>
+        </w:tc>
+        <w:tc>
+          <w:tcPr>
+            <w:tcW w:type="dxa" w:w="3564"/>
+          </w:tcPr>
+          <w:p>
+            <w:r>
+              <w:t>-8497.446</w:t>
+            </w:r>
+          </w:p>
+        </w:tc>
+        <w:tc>
+          <w:tcPr>
+            <w:tcW w:type="dxa" w:w="3564"/>
+          </w:tcPr>
+          <w:p>
+            <w:r>
+              <w:t>-62.804</w:t>
+            </w:r>
+          </w:p>
+        </w:tc>
+      </w:tr>
+      <w:tr>
+        <w:tc>
+          <w:tcPr>
+            <w:tcW w:type="dxa" w:w="3564"/>
+          </w:tcPr>
+          <w:p>
+            <w:r>
+              <w:t>-26</w:t>
+            </w:r>
+          </w:p>
+        </w:tc>
+        <w:tc>
+          <w:tcPr>
+            <w:tcW w:type="dxa" w:w="3564"/>
+          </w:tcPr>
+          <w:p>
+            <w:r>
+              <w:t>6</w:t>
+            </w:r>
+          </w:p>
+        </w:tc>
+        <w:tc>
+          <w:tcPr>
+            <w:tcW w:type="dxa" w:w="3564"/>
+          </w:tcPr>
+          <w:p>
+            <w:r>
+              <w:t>-8383.375</w:t>
+            </w:r>
+          </w:p>
+        </w:tc>
+        <w:tc>
+          <w:tcPr>
+            <w:tcW w:type="dxa" w:w="3564"/>
+          </w:tcPr>
+          <w:p>
+            <w:r>
+              <w:t>-61.961</w:t>
+            </w:r>
+          </w:p>
+        </w:tc>
+      </w:tr>
+      <w:tr>
+        <w:tc>
+          <w:tcPr>
+            <w:tcW w:type="dxa" w:w="3564"/>
+          </w:tcPr>
+          <w:p>
+            <w:r>
+              <w:t>-25</w:t>
+            </w:r>
+          </w:p>
+        </w:tc>
+        <w:tc>
+          <w:tcPr>
+            <w:tcW w:type="dxa" w:w="3564"/>
+          </w:tcPr>
+          <w:p>
+            <w:r>
+              <w:t>7</w:t>
+            </w:r>
+          </w:p>
+        </w:tc>
+        <w:tc>
+          <w:tcPr>
+            <w:tcW w:type="dxa" w:w="3564"/>
+          </w:tcPr>
+          <w:p>
+            <w:r>
+              <w:t>-8267.788</w:t>
+            </w:r>
+          </w:p>
+        </w:tc>
+        <w:tc>
+          <w:tcPr>
+            <w:tcW w:type="dxa" w:w="3564"/>
+          </w:tcPr>
+          <w:p>
+            <w:r>
+              <w:t>-61.107</w:t>
+            </w:r>
+          </w:p>
+        </w:tc>
+      </w:tr>
+      <w:tr>
+        <w:tc>
+          <w:tcPr>
+            <w:tcW w:type="dxa" w:w="3564"/>
+          </w:tcPr>
+          <w:p>
+            <w:r>
+              <w:t>-24</w:t>
+            </w:r>
+          </w:p>
+        </w:tc>
+        <w:tc>
+          <w:tcPr>
+            <w:tcW w:type="dxa" w:w="3564"/>
+          </w:tcPr>
+          <w:p>
+            <w:r>
+              <w:t>8</w:t>
+            </w:r>
+          </w:p>
+        </w:tc>
+        <w:tc>
+          <w:tcPr>
+            <w:tcW w:type="dxa" w:w="3564"/>
+          </w:tcPr>
+          <w:p>
+            <w:r>
+              <w:t>-8149.683</w:t>
+            </w:r>
+          </w:p>
+        </w:tc>
+        <w:tc>
+          <w:tcPr>
+            <w:tcW w:type="dxa" w:w="3564"/>
+          </w:tcPr>
+          <w:p>
+            <w:r>
+              <w:t>-60.234</w:t>
+            </w:r>
+          </w:p>
+        </w:tc>
+      </w:tr>
+      <w:tr>
+        <w:tc>
+          <w:tcPr>
+            <w:tcW w:type="dxa" w:w="3564"/>
+          </w:tcPr>
+          <w:p>
+            <w:r>
+              <w:t>-23</w:t>
+            </w:r>
+          </w:p>
+        </w:tc>
+        <w:tc>
+          <w:tcPr>
+            <w:tcW w:type="dxa" w:w="3564"/>
+          </w:tcPr>
+          <w:p>
+            <w:r>
+              <w:t>8</w:t>
+            </w:r>
+          </w:p>
+        </w:tc>
+        <w:tc>
+          <w:tcPr>
+            <w:tcW w:type="dxa" w:w="3564"/>
+          </w:tcPr>
+          <w:p>
+            <w:r>
+              <w:t>-8035.612</w:t>
+            </w:r>
+          </w:p>
+        </w:tc>
+        <w:tc>
+          <w:tcPr>
+            <w:tcW w:type="dxa" w:w="3564"/>
+          </w:tcPr>
+          <w:p>
+            <w:r>
+              <w:t>-59.391</w:t>
+            </w:r>
+          </w:p>
+        </w:tc>
+      </w:tr>
+      <w:tr>
+        <w:tc>
+          <w:tcPr>
+            <w:tcW w:type="dxa" w:w="3564"/>
+          </w:tcPr>
+          <w:p>
+            <w:r>
+              <w:t>-22</w:t>
+            </w:r>
+          </w:p>
+        </w:tc>
+        <w:tc>
+          <w:tcPr>
+            <w:tcW w:type="dxa" w:w="3564"/>
+          </w:tcPr>
+          <w:p>
+            <w:r>
+              <w:t>9</w:t>
+            </w:r>
+          </w:p>
+        </w:tc>
+        <w:tc>
+          <w:tcPr>
+            <w:tcW w:type="dxa" w:w="3564"/>
+          </w:tcPr>
+          <w:p>
+            <w:r>
+              <w:t>-7920.824</w:t>
+            </w:r>
+          </w:p>
+        </w:tc>
+        <w:tc>
+          <w:tcPr>
+            <w:tcW w:type="dxa" w:w="3564"/>
+          </w:tcPr>
+          <w:p>
+            <w:r>
+              <w:t>-58.543</w:t>
+            </w:r>
+          </w:p>
+        </w:tc>
+      </w:tr>
+      <w:tr>
+        <w:tc>
+          <w:tcPr>
+            <w:tcW w:type="dxa" w:w="3564"/>
+          </w:tcPr>
+          <w:p>
+            <w:r>
+              <w:t>-21</w:t>
+            </w:r>
+          </w:p>
+        </w:tc>
+        <w:tc>
+          <w:tcPr>
+            <w:tcW w:type="dxa" w:w="3564"/>
+          </w:tcPr>
+          <w:p>
+            <w:r>
+              <w:t>10</w:t>
+            </w:r>
+          </w:p>
+        </w:tc>
+        <w:tc>
+          <w:tcPr>
+            <w:tcW w:type="dxa" w:w="3564"/>
+          </w:tcPr>
+          <w:p>
+            <w:r>
+              <w:t>-7803.622</w:t>
+            </w:r>
+          </w:p>
+        </w:tc>
+        <w:tc>
+          <w:tcPr>
+            <w:tcW w:type="dxa" w:w="3564"/>
+          </w:tcPr>
+          <w:p>
+            <w:r>
+              <w:t>-57.676</w:t>
+            </w:r>
+          </w:p>
+        </w:tc>
+      </w:tr>
+      <w:tr>
+        <w:tc>
+          <w:tcPr>
+            <w:tcW w:type="dxa" w:w="3564"/>
+          </w:tcPr>
+          <w:p>
+            <w:r>
+              <w:t>-20</w:t>
+            </w:r>
+          </w:p>
+        </w:tc>
+        <w:tc>
+          <w:tcPr>
+            <w:tcW w:type="dxa" w:w="3564"/>
+          </w:tcPr>
+          <w:p>
+            <w:r>
+              <w:t>10</w:t>
+            </w:r>
+          </w:p>
+        </w:tc>
+        <w:tc>
+          <w:tcPr>
+            <w:tcW w:type="dxa" w:w="3564"/>
+          </w:tcPr>
+          <w:p>
+            <w:r>
+              <w:t>-7689.551</w:t>
+            </w:r>
+          </w:p>
+        </w:tc>
+        <w:tc>
+          <w:tcPr>
+            <w:tcW w:type="dxa" w:w="3564"/>
+          </w:tcPr>
+          <w:p>
+            <w:r>
+              <w:t>-56.833</w:t>
+            </w:r>
+          </w:p>
+        </w:tc>
+      </w:tr>
+      <w:tr>
+        <w:tc>
+          <w:tcPr>
+            <w:tcW w:type="dxa" w:w="3564"/>
+          </w:tcPr>
+          <w:p>
+            <w:r>
+              <w:t>-19</w:t>
+            </w:r>
+          </w:p>
+        </w:tc>
+        <w:tc>
+          <w:tcPr>
+            <w:tcW w:type="dxa" w:w="3564"/>
+          </w:tcPr>
+          <w:p>
+            <w:r>
+              <w:t>10</w:t>
+            </w:r>
+          </w:p>
+        </w:tc>
+        <w:tc>
+          <w:tcPr>
+            <w:tcW w:type="dxa" w:w="3564"/>
+          </w:tcPr>
+          <w:p>
+            <w:r>
+              <w:t>-7563.989</w:t>
+            </w:r>
+          </w:p>
+        </w:tc>
+        <w:tc>
+          <w:tcPr>
+            <w:tcW w:type="dxa" w:w="3564"/>
+          </w:tcPr>
+          <w:p>
+            <w:r>
+              <w:t>-55.905</w:t>
+            </w:r>
+          </w:p>
+        </w:tc>
+      </w:tr>
+      <w:tr>
+        <w:tc>
+          <w:tcPr>
+            <w:tcW w:type="dxa" w:w="3564"/>
+          </w:tcPr>
+          <w:p>
+            <w:r>
+              <w:t>-18</w:t>
+            </w:r>
+          </w:p>
+        </w:tc>
+        <w:tc>
+          <w:tcPr>
+            <w:tcW w:type="dxa" w:w="3564"/>
+          </w:tcPr>
+          <w:p>
+            <w:r>
+              <w:t>10</w:t>
+            </w:r>
+          </w:p>
+        </w:tc>
+        <w:tc>
+          <w:tcPr>
+            <w:tcW w:type="dxa" w:w="3564"/>
+          </w:tcPr>
+          <w:p>
+            <w:r>
+              <w:t>-7427.086</w:t>
+            </w:r>
+          </w:p>
+        </w:tc>
+        <w:tc>
+          <w:tcPr>
+            <w:tcW w:type="dxa" w:w="3564"/>
+          </w:tcPr>
+          <w:p>
+            <w:r>
+              <w:t>-54.893</w:t>
+            </w:r>
+          </w:p>
+        </w:tc>
+      </w:tr>
+      <w:tr>
+        <w:tc>
+          <w:tcPr>
+            <w:tcW w:type="dxa" w:w="3564"/>
+          </w:tcPr>
+          <w:p>
+            <w:r>
+              <w:t>-17</w:t>
+            </w:r>
+          </w:p>
+        </w:tc>
+        <w:tc>
+          <w:tcPr>
+            <w:tcW w:type="dxa" w:w="3564"/>
+          </w:tcPr>
+          <w:p>
+            <w:r>
+              <w:t>10</w:t>
+            </w:r>
+          </w:p>
+        </w:tc>
+        <w:tc>
+          <w:tcPr>
+            <w:tcW w:type="dxa" w:w="3564"/>
+          </w:tcPr>
+          <w:p>
+            <w:r>
+              <w:t>-7279.012</w:t>
+            </w:r>
+          </w:p>
+        </w:tc>
+        <w:tc>
+          <w:tcPr>
+            <w:tcW w:type="dxa" w:w="3564"/>
+          </w:tcPr>
+          <w:p>
+            <w:r>
+              <w:t>-53.799</w:t>
+            </w:r>
+          </w:p>
+        </w:tc>
+      </w:tr>
+      <w:tr>
+        <w:tc>
+          <w:tcPr>
+            <w:tcW w:type="dxa" w:w="3564"/>
+          </w:tcPr>
+          <w:p>
+            <w:r>
+              <w:t>-16</w:t>
+            </w:r>
+          </w:p>
+        </w:tc>
+        <w:tc>
+          <w:tcPr>
+            <w:tcW w:type="dxa" w:w="3564"/>
+          </w:tcPr>
+          <w:p>
+            <w:r>
+              <w:t>10</w:t>
+            </w:r>
+          </w:p>
+        </w:tc>
+        <w:tc>
+          <w:tcPr>
+            <w:tcW w:type="dxa" w:w="3564"/>
+          </w:tcPr>
+          <w:p>
+            <w:r>
+              <w:t>-7119.945</w:t>
+            </w:r>
+          </w:p>
+        </w:tc>
+        <w:tc>
+          <w:tcPr>
+            <w:tcW w:type="dxa" w:w="3564"/>
+          </w:tcPr>
+          <w:p>
+            <w:r>
+              <w:t>-52.623</w:t>
+            </w:r>
+          </w:p>
+        </w:tc>
+      </w:tr>
+      <w:tr>
+        <w:tc>
+          <w:tcPr>
+            <w:tcW w:type="dxa" w:w="3564"/>
+          </w:tcPr>
+          <w:p>
+            <w:r>
+              <w:t>-15</w:t>
+            </w:r>
+          </w:p>
+        </w:tc>
+        <w:tc>
+          <w:tcPr>
+            <w:tcW w:type="dxa" w:w="3564"/>
+          </w:tcPr>
+          <w:p>
+            <w:r>
+              <w:t>10</w:t>
+            </w:r>
+          </w:p>
+        </w:tc>
+        <w:tc>
+          <w:tcPr>
+            <w:tcW w:type="dxa" w:w="3564"/>
+          </w:tcPr>
+          <w:p>
+            <w:r>
+              <w:t>-6950.080</w:t>
+            </w:r>
+          </w:p>
+        </w:tc>
+        <w:tc>
+          <w:tcPr>
+            <w:tcW w:type="dxa" w:w="3564"/>
+          </w:tcPr>
+          <w:p>
+            <w:r>
+              <w:t>-51.368</w:t>
+            </w:r>
+          </w:p>
+        </w:tc>
+      </w:tr>
+      <w:tr>
+        <w:tc>
+          <w:tcPr>
+            <w:tcW w:type="dxa" w:w="3564"/>
+          </w:tcPr>
+          <w:p>
+            <w:r>
+              <w:t>-14</w:t>
+            </w:r>
+          </w:p>
+        </w:tc>
+        <w:tc>
+          <w:tcPr>
+            <w:tcW w:type="dxa" w:w="3564"/>
+          </w:tcPr>
+          <w:p>
+            <w:r>
+              <w:t>10</w:t>
+            </w:r>
+          </w:p>
+        </w:tc>
+        <w:tc>
+          <w:tcPr>
+            <w:tcW w:type="dxa" w:w="3564"/>
+          </w:tcPr>
+          <w:p>
+            <w:r>
+              <w:t>-6769.624</w:t>
+            </w:r>
+          </w:p>
+        </w:tc>
+        <w:tc>
+          <w:tcPr>
+            <w:tcW w:type="dxa" w:w="3564"/>
+          </w:tcPr>
+          <w:p>
+            <w:r>
+              <w:t>-50.034</w:t>
+            </w:r>
+          </w:p>
+        </w:tc>
+      </w:tr>
+      <w:tr>
+        <w:tc>
+          <w:tcPr>
+            <w:tcW w:type="dxa" w:w="3564"/>
+          </w:tcPr>
+          <w:p>
+            <w:r>
+              <w:t>-13</w:t>
+            </w:r>
+          </w:p>
+        </w:tc>
+        <w:tc>
+          <w:tcPr>
+            <w:tcW w:type="dxa" w:w="3564"/>
+          </w:tcPr>
+          <w:p>
+            <w:r>
+              <w:t>10</w:t>
+            </w:r>
+          </w:p>
+        </w:tc>
+        <w:tc>
+          <w:tcPr>
+            <w:tcW w:type="dxa" w:w="3564"/>
+          </w:tcPr>
+          <w:p>
+            <w:r>
+              <w:t>-6578.796</w:t>
+            </w:r>
+          </w:p>
+        </w:tc>
+        <w:tc>
+          <w:tcPr>
+            <w:tcW w:type="dxa" w:w="3564"/>
+          </w:tcPr>
+          <w:p>
+            <w:r>
+              <w:t>-48.624</w:t>
+            </w:r>
+          </w:p>
+        </w:tc>
+      </w:tr>
+      <w:tr>
+        <w:tc>
+          <w:tcPr>
+            <w:tcW w:type="dxa" w:w="3564"/>
+          </w:tcPr>
+          <w:p>
+            <w:r>
+              <w:t>-12</w:t>
+            </w:r>
+          </w:p>
+        </w:tc>
+        <w:tc>
+          <w:tcPr>
+            <w:tcW w:type="dxa" w:w="3564"/>
+          </w:tcPr>
+          <w:p>
+            <w:r>
+              <w:t>10</w:t>
+            </w:r>
+          </w:p>
+        </w:tc>
+        <w:tc>
+          <w:tcPr>
+            <w:tcW w:type="dxa" w:w="3564"/>
+          </w:tcPr>
+          <w:p>
+            <w:r>
+              <w:t>-6377.830</w:t>
+            </w:r>
+          </w:p>
+        </w:tc>
+        <w:tc>
+          <w:tcPr>
+            <w:tcW w:type="dxa" w:w="3564"/>
+          </w:tcPr>
+          <w:p>
+            <w:r>
+              <w:t>-47.138</w:t>
+            </w:r>
+          </w:p>
+        </w:tc>
+      </w:tr>
+      <w:tr>
+        <w:tc>
+          <w:tcPr>
+            <w:tcW w:type="dxa" w:w="3564"/>
+          </w:tcPr>
+          <w:p>
+            <w:r>
+              <w:t>-11</w:t>
+            </w:r>
+          </w:p>
+        </w:tc>
+        <w:tc>
+          <w:tcPr>
+            <w:tcW w:type="dxa" w:w="3564"/>
+          </w:tcPr>
+          <w:p>
+            <w:r>
+              <w:t>10</w:t>
+            </w:r>
+          </w:p>
+        </w:tc>
+        <w:tc>
+          <w:tcPr>
+            <w:tcW w:type="dxa" w:w="3564"/>
+          </w:tcPr>
+          <w:p>
+            <w:r>
+              <w:t>-6166.969</w:t>
+            </w:r>
+          </w:p>
+        </w:tc>
+        <w:tc>
+          <w:tcPr>
+            <w:tcW w:type="dxa" w:w="3564"/>
+          </w:tcPr>
+          <w:p>
+            <w:r>
+              <w:t>-45.580</w:t>
+            </w:r>
+          </w:p>
+        </w:tc>
+      </w:tr>
+      <w:tr>
+        <w:tc>
+          <w:tcPr>
+            <w:tcW w:type="dxa" w:w="3564"/>
+          </w:tcPr>
+          <w:p>
+            <w:r>
+              <w:t>-10</w:t>
+            </w:r>
+          </w:p>
+        </w:tc>
+        <w:tc>
+          <w:tcPr>
+            <w:tcW w:type="dxa" w:w="3564"/>
+          </w:tcPr>
+          <w:p>
+            <w:r>
+              <w:t>10</w:t>
+            </w:r>
+          </w:p>
+        </w:tc>
+        <w:tc>
+          <w:tcPr>
+            <w:tcW w:type="dxa" w:w="3564"/>
+          </w:tcPr>
+          <w:p>
+            <w:r>
+              <w:t>-5946.472</w:t>
+            </w:r>
+          </w:p>
+        </w:tc>
+        <w:tc>
+          <w:tcPr>
+            <w:tcW w:type="dxa" w:w="3564"/>
+          </w:tcPr>
+          <w:p>
+            <w:r>
+              <w:t>-43.950</w:t>
+            </w:r>
+          </w:p>
+        </w:tc>
+      </w:tr>
+      <w:tr>
+        <w:tc>
+          <w:tcPr>
+            <w:tcW w:type="dxa" w:w="3564"/>
+          </w:tcPr>
+          <w:p>
+            <w:r>
+              <w:t>-9</w:t>
+            </w:r>
+          </w:p>
+        </w:tc>
+        <w:tc>
+          <w:tcPr>
+            <w:tcW w:type="dxa" w:w="3564"/>
+          </w:tcPr>
+          <w:p>
+            <w:r>
+              <w:t>10</w:t>
+            </w:r>
+          </w:p>
+        </w:tc>
+        <w:tc>
+          <w:tcPr>
+            <w:tcW w:type="dxa" w:w="3564"/>
+          </w:tcPr>
+          <w:p>
+            <w:r>
+              <w:t>-5716.605</w:t>
+            </w:r>
+          </w:p>
+        </w:tc>
+        <w:tc>
+          <w:tcPr>
+            <w:tcW w:type="dxa" w:w="3564"/>
+          </w:tcPr>
+          <w:p>
+            <w:r>
+              <w:t>-42.251</w:t>
+            </w:r>
+          </w:p>
+        </w:tc>
+      </w:tr>
+      <w:tr>
+        <w:tc>
+          <w:tcPr>
+            <w:tcW w:type="dxa" w:w="3564"/>
+          </w:tcPr>
+          <w:p>
+            <w:r>
+              <w:t>-8</w:t>
+            </w:r>
+          </w:p>
+        </w:tc>
+        <w:tc>
+          <w:tcPr>
+            <w:tcW w:type="dxa" w:w="3564"/>
+          </w:tcPr>
+          <w:p>
+            <w:r>
+              <w:t>10</w:t>
+            </w:r>
+          </w:p>
+        </w:tc>
+        <w:tc>
+          <w:tcPr>
+            <w:tcW w:type="dxa" w:w="3564"/>
+          </w:tcPr>
+          <w:p>
+            <w:r>
+              <w:t>-5477.651</w:t>
+            </w:r>
+          </w:p>
+        </w:tc>
+        <w:tc>
+          <w:tcPr>
+            <w:tcW w:type="dxa" w:w="3564"/>
+          </w:tcPr>
+          <w:p>
+            <w:r>
+              <w:t>-40.485</w:t>
+            </w:r>
+          </w:p>
+        </w:tc>
+      </w:tr>
+      <w:tr>
+        <w:tc>
+          <w:tcPr>
+            <w:tcW w:type="dxa" w:w="3564"/>
+          </w:tcPr>
+          <w:p>
+            <w:r>
+              <w:t>-7</w:t>
+            </w:r>
+          </w:p>
+        </w:tc>
+        <w:tc>
+          <w:tcPr>
+            <w:tcW w:type="dxa" w:w="3564"/>
+          </w:tcPr>
+          <w:p>
+            <w:r>
+              <w:t>10</w:t>
+            </w:r>
+          </w:p>
+        </w:tc>
+        <w:tc>
+          <w:tcPr>
+            <w:tcW w:type="dxa" w:w="3564"/>
+          </w:tcPr>
+          <w:p>
+            <w:r>
+              <w:t>-5229.899</w:t>
+            </w:r>
+          </w:p>
+        </w:tc>
+        <w:tc>
+          <w:tcPr>
+            <w:tcW w:type="dxa" w:w="3564"/>
+          </w:tcPr>
+          <w:p>
+            <w:r>
+              <w:t>-38.654</w:t>
+            </w:r>
+          </w:p>
+        </w:tc>
+      </w:tr>
+      <w:tr>
+        <w:tc>
+          <w:tcPr>
+            <w:tcW w:type="dxa" w:w="3564"/>
+          </w:tcPr>
+          <w:p>
+            <w:r>
+              <w:t>-6</w:t>
+            </w:r>
+          </w:p>
+        </w:tc>
+        <w:tc>
+          <w:tcPr>
+            <w:tcW w:type="dxa" w:w="3564"/>
+          </w:tcPr>
+          <w:p>
+            <w:r>
+              <w:t>10</w:t>
+            </w:r>
+          </w:p>
+        </w:tc>
+        <w:tc>
+          <w:tcPr>
+            <w:tcW w:type="dxa" w:w="3564"/>
+          </w:tcPr>
+          <w:p>
+            <w:r>
+              <w:t>-4973.651</w:t>
+            </w:r>
+          </w:p>
+        </w:tc>
+        <w:tc>
+          <w:tcPr>
+            <w:tcW w:type="dxa" w:w="3564"/>
+          </w:tcPr>
+          <w:p>
+            <w:r>
+              <w:t>-36.760</w:t>
+            </w:r>
+          </w:p>
+        </w:tc>
+      </w:tr>
+      <w:tr>
+        <w:tc>
+          <w:tcPr>
+            <w:tcW w:type="dxa" w:w="3564"/>
+          </w:tcPr>
+          <w:p>
+            <w:r>
+              <w:t>-5</w:t>
+            </w:r>
+          </w:p>
+        </w:tc>
+        <w:tc>
+          <w:tcPr>
+            <w:tcW w:type="dxa" w:w="3564"/>
+          </w:tcPr>
+          <w:p>
+            <w:r>
+              <w:t>10</w:t>
+            </w:r>
+          </w:p>
+        </w:tc>
+        <w:tc>
+          <w:tcPr>
+            <w:tcW w:type="dxa" w:w="3564"/>
+          </w:tcPr>
+          <w:p>
+            <w:r>
+              <w:t>-4709.220</w:t>
+            </w:r>
+          </w:p>
+        </w:tc>
+        <w:tc>
+          <w:tcPr>
+            <w:tcW w:type="dxa" w:w="3564"/>
+          </w:tcPr>
+          <w:p>
+            <w:r>
+              <w:t>-34.806</w:t>
+            </w:r>
+          </w:p>
+        </w:tc>
+      </w:tr>
+      <w:tr>
+        <w:tc>
+          <w:tcPr>
+            <w:tcW w:type="dxa" w:w="3564"/>
+          </w:tcPr>
+          <w:p>
+            <w:r>
+              <w:t>-4</w:t>
+            </w:r>
+          </w:p>
+        </w:tc>
+        <w:tc>
+          <w:tcPr>
+            <w:tcW w:type="dxa" w:w="3564"/>
+          </w:tcPr>
+          <w:p>
+            <w:r>
+              <w:t>10</w:t>
+            </w:r>
+          </w:p>
+        </w:tc>
+        <w:tc>
+          <w:tcPr>
+            <w:tcW w:type="dxa" w:w="3564"/>
+          </w:tcPr>
+          <w:p>
+            <w:r>
+              <w:t>-4436.928</w:t>
+            </w:r>
+          </w:p>
+        </w:tc>
+        <w:tc>
+          <w:tcPr>
+            <w:tcW w:type="dxa" w:w="3564"/>
+          </w:tcPr>
+          <w:p>
+            <w:r>
+              <w:t>-32.793</w:t>
+            </w:r>
+          </w:p>
+        </w:tc>
+      </w:tr>
+      <w:tr>
+        <w:tc>
+          <w:tcPr>
+            <w:tcW w:type="dxa" w:w="3564"/>
+          </w:tcPr>
+          <w:p>
+            <w:r>
+              <w:t>-3</w:t>
+            </w:r>
+          </w:p>
+        </w:tc>
+        <w:tc>
+          <w:tcPr>
+            <w:tcW w:type="dxa" w:w="3564"/>
+          </w:tcPr>
+          <w:p>
+            <w:r>
+              <w:t>10</w:t>
+            </w:r>
+          </w:p>
+        </w:tc>
+        <w:tc>
+          <w:tcPr>
+            <w:tcW w:type="dxa" w:w="3564"/>
+          </w:tcPr>
+          <w:p>
+            <w:r>
+              <w:t>-4157.107</w:t>
+            </w:r>
+          </w:p>
+        </w:tc>
+        <w:tc>
+          <w:tcPr>
+            <w:tcW w:type="dxa" w:w="3564"/>
+          </w:tcPr>
+          <w:p>
+            <w:r>
+              <w:t>-30.725</w:t>
+            </w:r>
+          </w:p>
+        </w:tc>
+      </w:tr>
+      <w:tr>
+        <w:tc>
+          <w:tcPr>
+            <w:tcW w:type="dxa" w:w="3564"/>
+          </w:tcPr>
+          <w:p>
+            <w:r>
+              <w:t>-2</w:t>
+            </w:r>
+          </w:p>
+        </w:tc>
+        <w:tc>
+          <w:tcPr>
+            <w:tcW w:type="dxa" w:w="3564"/>
+          </w:tcPr>
+          <w:p>
+            <w:r>
+              <w:t>10</w:t>
+            </w:r>
+          </w:p>
+        </w:tc>
+        <w:tc>
+          <w:tcPr>
+            <w:tcW w:type="dxa" w:w="3564"/>
+          </w:tcPr>
+          <w:p>
+            <w:r>
+              <w:t>-3870.097</w:t>
+            </w:r>
+          </w:p>
+        </w:tc>
+        <w:tc>
+          <w:tcPr>
+            <w:tcW w:type="dxa" w:w="3564"/>
+          </w:tcPr>
+          <w:p>
+            <w:r>
+              <w:t>-28.604</w:t>
+            </w:r>
+          </w:p>
+        </w:tc>
+      </w:tr>
+      <w:tr>
+        <w:tc>
+          <w:tcPr>
+            <w:tcW w:type="dxa" w:w="3564"/>
+          </w:tcPr>
+          <w:p>
+            <w:r>
+              <w:t>-1</w:t>
+            </w:r>
+          </w:p>
+        </w:tc>
+        <w:tc>
+          <w:tcPr>
+            <w:tcW w:type="dxa" w:w="3564"/>
+          </w:tcPr>
+          <w:p>
+            <w:r>
+              <w:t>10</w:t>
+            </w:r>
+          </w:p>
+        </w:tc>
+        <w:tc>
+          <w:tcPr>
+            <w:tcW w:type="dxa" w:w="3564"/>
+          </w:tcPr>
+          <w:p>
+            <w:r>
+              <w:t>-3576.248</w:t>
+            </w:r>
+          </w:p>
+        </w:tc>
+        <w:tc>
+          <w:tcPr>
+            <w:tcW w:type="dxa" w:w="3564"/>
+          </w:tcPr>
+          <w:p>
+            <w:r>
+              <w:t>-26.432</w:t>
+            </w:r>
+          </w:p>
+        </w:tc>
+      </w:tr>
+      <w:tr>
+        <w:tc>
+          <w:tcPr>
+            <w:tcW w:type="dxa" w:w="3564"/>
+          </w:tcPr>
+          <w:p>
+            <w:r>
+              <w:t>0</w:t>
+            </w:r>
+          </w:p>
+        </w:tc>
+        <w:tc>
+          <w:tcPr>
+            <w:tcW w:type="dxa" w:w="3564"/>
+          </w:tcPr>
+          <w:p>
+            <w:r>
+              <w:t>-10</w:t>
+            </w:r>
+          </w:p>
+        </w:tc>
+        <w:tc>
+          <w:tcPr>
+            <w:tcW w:type="dxa" w:w="3564"/>
+          </w:tcPr>
+          <w:p>
+            <w:r>
+              <w:t>3275.918</w:t>
+            </w:r>
+          </w:p>
+        </w:tc>
+        <w:tc>
+          <w:tcPr>
+            <w:tcW w:type="dxa" w:w="3564"/>
+          </w:tcPr>
+          <w:p>
+            <w:r>
+              <w:t>24.212</w:t>
+            </w:r>
+          </w:p>
+        </w:tc>
+      </w:tr>
+      <w:tr>
+        <w:tc>
+          <w:tcPr>
+            <w:tcW w:type="dxa" w:w="3564"/>
+          </w:tcPr>
+          <w:p>
+            <w:r>
+              <w:t>1</w:t>
+            </w:r>
+          </w:p>
+        </w:tc>
+        <w:tc>
+          <w:tcPr>
+            <w:tcW w:type="dxa" w:w="3564"/>
+          </w:tcPr>
+          <w:p>
+            <w:r>
+              <w:t>-10</w:t>
+            </w:r>
+          </w:p>
+        </w:tc>
+        <w:tc>
+          <w:tcPr>
+            <w:tcW w:type="dxa" w:w="3564"/>
+          </w:tcPr>
+          <w:p>
+            <w:r>
+              <w:t>3576.248</w:t>
+            </w:r>
+          </w:p>
+        </w:tc>
+        <w:tc>
+          <w:tcPr>
+            <w:tcW w:type="dxa" w:w="3564"/>
+          </w:tcPr>
+          <w:p>
+            <w:r>
+              <w:t>26.432</w:t>
+            </w:r>
+          </w:p>
+        </w:tc>
+      </w:tr>
+      <w:tr>
+        <w:tc>
+          <w:tcPr>
+            <w:tcW w:type="dxa" w:w="3564"/>
+          </w:tcPr>
+          <w:p>
+            <w:r>
+              <w:t>2</w:t>
+            </w:r>
+          </w:p>
+        </w:tc>
+        <w:tc>
+          <w:tcPr>
+            <w:tcW w:type="dxa" w:w="3564"/>
+          </w:tcPr>
+          <w:p>
+            <w:r>
+              <w:t>-10</w:t>
+            </w:r>
+          </w:p>
+        </w:tc>
+        <w:tc>
+          <w:tcPr>
+            <w:tcW w:type="dxa" w:w="3564"/>
+          </w:tcPr>
+          <w:p>
+            <w:r>
+              <w:t>3870.097</w:t>
+            </w:r>
+          </w:p>
+        </w:tc>
+        <w:tc>
+          <w:tcPr>
+            <w:tcW w:type="dxa" w:w="3564"/>
+          </w:tcPr>
+          <w:p>
+            <w:r>
+              <w:t>28.604</w:t>
+            </w:r>
+          </w:p>
+        </w:tc>
+      </w:tr>
+      <w:tr>
+        <w:tc>
+          <w:tcPr>
+            <w:tcW w:type="dxa" w:w="3564"/>
+          </w:tcPr>
+          <w:p>
+            <w:r>
+              <w:t>3</w:t>
+            </w:r>
+          </w:p>
+        </w:tc>
+        <w:tc>
+          <w:tcPr>
+            <w:tcW w:type="dxa" w:w="3564"/>
+          </w:tcPr>
+          <w:p>
+            <w:r>
+              <w:t>-10</w:t>
+            </w:r>
+          </w:p>
+        </w:tc>
+        <w:tc>
+          <w:tcPr>
+            <w:tcW w:type="dxa" w:w="3564"/>
+          </w:tcPr>
+          <w:p>
+            <w:r>
+              <w:t>4157.107</w:t>
+            </w:r>
+          </w:p>
+        </w:tc>
+        <w:tc>
+          <w:tcPr>
+            <w:tcW w:type="dxa" w:w="3564"/>
+          </w:tcPr>
+          <w:p>
+            <w:r>
+              <w:t>30.725</w:t>
+            </w:r>
+          </w:p>
+        </w:tc>
+      </w:tr>
+      <w:tr>
+        <w:tc>
+          <w:tcPr>
+            <w:tcW w:type="dxa" w:w="3564"/>
+          </w:tcPr>
+          <w:p>
+            <w:r>
+              <w:t>4</w:t>
+            </w:r>
+          </w:p>
+        </w:tc>
+        <w:tc>
+          <w:tcPr>
+            <w:tcW w:type="dxa" w:w="3564"/>
+          </w:tcPr>
+          <w:p>
+            <w:r>
+              <w:t>-10</w:t>
+            </w:r>
+          </w:p>
+        </w:tc>
+        <w:tc>
+          <w:tcPr>
+            <w:tcW w:type="dxa" w:w="3564"/>
+          </w:tcPr>
+          <w:p>
+            <w:r>
+              <w:t>4436.928</w:t>
+            </w:r>
+          </w:p>
+        </w:tc>
+        <w:tc>
+          <w:tcPr>
+            <w:tcW w:type="dxa" w:w="3564"/>
+          </w:tcPr>
+          <w:p>
+            <w:r>
+              <w:t>32.793</w:t>
+            </w:r>
+          </w:p>
+        </w:tc>
+      </w:tr>
+      <w:tr>
+        <w:tc>
+          <w:tcPr>
+            <w:tcW w:type="dxa" w:w="3564"/>
+          </w:tcPr>
+          <w:p>
+            <w:r>
+              <w:t>5</w:t>
+            </w:r>
+          </w:p>
+        </w:tc>
+        <w:tc>
+          <w:tcPr>
+            <w:tcW w:type="dxa" w:w="3564"/>
+          </w:tcPr>
+          <w:p>
+            <w:r>
+              <w:t>-10</w:t>
+            </w:r>
+          </w:p>
+        </w:tc>
+        <w:tc>
+          <w:tcPr>
+            <w:tcW w:type="dxa" w:w="3564"/>
+          </w:tcPr>
+          <w:p>
+            <w:r>
+              <w:t>4709.220</w:t>
+            </w:r>
+          </w:p>
+        </w:tc>
+        <w:tc>
+          <w:tcPr>
+            <w:tcW w:type="dxa" w:w="3564"/>
+          </w:tcPr>
+          <w:p>
+            <w:r>
+              <w:t>34.806</w:t>
+            </w:r>
+          </w:p>
+        </w:tc>
+      </w:tr>
+      <w:tr>
+        <w:tc>
+          <w:tcPr>
+            <w:tcW w:type="dxa" w:w="3564"/>
+          </w:tcPr>
+          <w:p>
+            <w:r>
+              <w:t>6</w:t>
+            </w:r>
+          </w:p>
+        </w:tc>
+        <w:tc>
+          <w:tcPr>
+            <w:tcW w:type="dxa" w:w="3564"/>
+          </w:tcPr>
+          <w:p>
+            <w:r>
+              <w:t>-10</w:t>
+            </w:r>
+          </w:p>
+        </w:tc>
+        <w:tc>
+          <w:tcPr>
+            <w:tcW w:type="dxa" w:w="3564"/>
+          </w:tcPr>
+          <w:p>
+            <w:r>
+              <w:t>4973.651</w:t>
+            </w:r>
+          </w:p>
+        </w:tc>
+        <w:tc>
+          <w:tcPr>
+            <w:tcW w:type="dxa" w:w="3564"/>
+          </w:tcPr>
+          <w:p>
+            <w:r>
+              <w:t>36.760</w:t>
+            </w:r>
+          </w:p>
+        </w:tc>
+      </w:tr>
+      <w:tr>
+        <w:tc>
+          <w:tcPr>
+            <w:tcW w:type="dxa" w:w="3564"/>
+          </w:tcPr>
+          <w:p>
+            <w:r>
+              <w:t>7</w:t>
+            </w:r>
+          </w:p>
+        </w:tc>
+        <w:tc>
+          <w:tcPr>
+            <w:tcW w:type="dxa" w:w="3564"/>
+          </w:tcPr>
+          <w:p>
+            <w:r>
+              <w:t>-10</w:t>
+            </w:r>
+          </w:p>
+        </w:tc>
+        <w:tc>
+          <w:tcPr>
+            <w:tcW w:type="dxa" w:w="3564"/>
+          </w:tcPr>
+          <w:p>
+            <w:r>
+              <w:t>5229.899</w:t>
+            </w:r>
+          </w:p>
+        </w:tc>
+        <w:tc>
+          <w:tcPr>
+            <w:tcW w:type="dxa" w:w="3564"/>
+          </w:tcPr>
+          <w:p>
+            <w:r>
+              <w:t>38.654</w:t>
+            </w:r>
+          </w:p>
+        </w:tc>
+      </w:tr>
+      <w:tr>
+        <w:tc>
+          <w:tcPr>
+            <w:tcW w:type="dxa" w:w="3564"/>
+          </w:tcPr>
+          <w:p>
+            <w:r>
+              <w:t>8</w:t>
+            </w:r>
+          </w:p>
+        </w:tc>
+        <w:tc>
+          <w:tcPr>
+            <w:tcW w:type="dxa" w:w="3564"/>
+          </w:tcPr>
+          <w:p>
+            <w:r>
+              <w:t>-10</w:t>
+            </w:r>
+          </w:p>
+        </w:tc>
+        <w:tc>
+          <w:tcPr>
+            <w:tcW w:type="dxa" w:w="3564"/>
+          </w:tcPr>
+          <w:p>
+            <w:r>
+              <w:t>5477.651</w:t>
+            </w:r>
+          </w:p>
+        </w:tc>
+        <w:tc>
+          <w:tcPr>
+            <w:tcW w:type="dxa" w:w="3564"/>
+          </w:tcPr>
+          <w:p>
+            <w:r>
+              <w:t>40.485</w:t>
+            </w:r>
+          </w:p>
+        </w:tc>
+      </w:tr>
+      <w:tr>
+        <w:tc>
+          <w:tcPr>
+            <w:tcW w:type="dxa" w:w="3564"/>
+          </w:tcPr>
+          <w:p>
+            <w:r>
+              <w:t>9</w:t>
+            </w:r>
+          </w:p>
+        </w:tc>
+        <w:tc>
+          <w:tcPr>
+            <w:tcW w:type="dxa" w:w="3564"/>
+          </w:tcPr>
+          <w:p>
+            <w:r>
+              <w:t>-10</w:t>
+            </w:r>
+          </w:p>
+        </w:tc>
+        <w:tc>
+          <w:tcPr>
+            <w:tcW w:type="dxa" w:w="3564"/>
+          </w:tcPr>
+          <w:p>
+            <w:r>
+              <w:t>5716.605</w:t>
+            </w:r>
+          </w:p>
+        </w:tc>
+        <w:tc>
+          <w:tcPr>
+            <w:tcW w:type="dxa" w:w="3564"/>
+          </w:tcPr>
+          <w:p>
+            <w:r>
+              <w:t>42.251</w:t>
+            </w:r>
+          </w:p>
+        </w:tc>
+      </w:tr>
+      <w:tr>
+        <w:tc>
+          <w:tcPr>
+            <w:tcW w:type="dxa" w:w="3564"/>
+          </w:tcPr>
+          <w:p>
+            <w:r>
+              <w:t>10</w:t>
+            </w:r>
+          </w:p>
+        </w:tc>
+        <w:tc>
+          <w:tcPr>
+            <w:tcW w:type="dxa" w:w="3564"/>
+          </w:tcPr>
+          <w:p>
+            <w:r>
+              <w:t>-10</w:t>
+            </w:r>
+          </w:p>
+        </w:tc>
+        <w:tc>
+          <w:tcPr>
+            <w:tcW w:type="dxa" w:w="3564"/>
+          </w:tcPr>
+          <w:p>
+            <w:r>
+              <w:t>5946.472</w:t>
+            </w:r>
+          </w:p>
+        </w:tc>
+        <w:tc>
+          <w:tcPr>
+            <w:tcW w:type="dxa" w:w="3564"/>
+          </w:tcPr>
+          <w:p>
+            <w:r>
+              <w:t>43.950</w:t>
+            </w:r>
+          </w:p>
+        </w:tc>
+      </w:tr>
+      <w:tr>
+        <w:tc>
+          <w:tcPr>
+            <w:tcW w:type="dxa" w:w="3564"/>
+          </w:tcPr>
+          <w:p>
+            <w:r>
+              <w:t>11</w:t>
+            </w:r>
+          </w:p>
+        </w:tc>
+        <w:tc>
+          <w:tcPr>
+            <w:tcW w:type="dxa" w:w="3564"/>
+          </w:tcPr>
+          <w:p>
+            <w:r>
+              <w:t>-10</w:t>
+            </w:r>
+          </w:p>
+        </w:tc>
+        <w:tc>
+          <w:tcPr>
+            <w:tcW w:type="dxa" w:w="3564"/>
+          </w:tcPr>
+          <w:p>
+            <w:r>
+              <w:t>6166.969</w:t>
+            </w:r>
+          </w:p>
+        </w:tc>
+        <w:tc>
+          <w:tcPr>
+            <w:tcW w:type="dxa" w:w="3564"/>
+          </w:tcPr>
+          <w:p>
+            <w:r>
+              <w:t>45.580</w:t>
+            </w:r>
+          </w:p>
+        </w:tc>
+      </w:tr>
+      <w:tr>
+        <w:tc>
+          <w:tcPr>
+            <w:tcW w:type="dxa" w:w="3564"/>
+          </w:tcPr>
+          <w:p>
+            <w:r>
+              <w:t>12</w:t>
+            </w:r>
+          </w:p>
+        </w:tc>
+        <w:tc>
+          <w:tcPr>
+            <w:tcW w:type="dxa" w:w="3564"/>
+          </w:tcPr>
+          <w:p>
+            <w:r>
+              <w:t>-10</w:t>
+            </w:r>
+          </w:p>
+        </w:tc>
+        <w:tc>
+          <w:tcPr>
+            <w:tcW w:type="dxa" w:w="3564"/>
+          </w:tcPr>
+          <w:p>
+            <w:r>
+              <w:t>6377.830</w:t>
+            </w:r>
+          </w:p>
+        </w:tc>
+        <w:tc>
+          <w:tcPr>
+            <w:tcW w:type="dxa" w:w="3564"/>
+          </w:tcPr>
+          <w:p>
+            <w:r>
+              <w:t>47.138</w:t>
+            </w:r>
+          </w:p>
+        </w:tc>
+      </w:tr>
+      <w:tr>
+        <w:tc>
+          <w:tcPr>
+            <w:tcW w:type="dxa" w:w="3564"/>
+          </w:tcPr>
+          <w:p>
+            <w:r>
+              <w:t>13</w:t>
+            </w:r>
+          </w:p>
+        </w:tc>
+        <w:tc>
+          <w:tcPr>
+            <w:tcW w:type="dxa" w:w="3564"/>
+          </w:tcPr>
+          <w:p>
+            <w:r>
+              <w:t>-10</w:t>
+            </w:r>
+          </w:p>
+        </w:tc>
+        <w:tc>
+          <w:tcPr>
+            <w:tcW w:type="dxa" w:w="3564"/>
+          </w:tcPr>
+          <w:p>
+            <w:r>
+              <w:t>6578.796</w:t>
+            </w:r>
+          </w:p>
+        </w:tc>
+        <w:tc>
+          <w:tcPr>
+            <w:tcW w:type="dxa" w:w="3564"/>
+          </w:tcPr>
+          <w:p>
+            <w:r>
+              <w:t>48.624</w:t>
+            </w:r>
+          </w:p>
+        </w:tc>
+      </w:tr>
+      <w:tr>
+        <w:tc>
+          <w:tcPr>
+            <w:tcW w:type="dxa" w:w="3564"/>
+          </w:tcPr>
+          <w:p>
+            <w:r>
+              <w:t>14</w:t>
+            </w:r>
+          </w:p>
+        </w:tc>
+        <w:tc>
+          <w:tcPr>
+            <w:tcW w:type="dxa" w:w="3564"/>
+          </w:tcPr>
+          <w:p>
+            <w:r>
+              <w:t>-10</w:t>
+            </w:r>
+          </w:p>
+        </w:tc>
+        <w:tc>
+          <w:tcPr>
+            <w:tcW w:type="dxa" w:w="3564"/>
+          </w:tcPr>
+          <w:p>
+            <w:r>
+              <w:t>6769.624</w:t>
+            </w:r>
+          </w:p>
+        </w:tc>
+        <w:tc>
+          <w:tcPr>
+            <w:tcW w:type="dxa" w:w="3564"/>
+          </w:tcPr>
+          <w:p>
+            <w:r>
+              <w:t>50.034</w:t>
+            </w:r>
+          </w:p>
+        </w:tc>
+      </w:tr>
+      <w:tr>
+        <w:tc>
+          <w:tcPr>
+            <w:tcW w:type="dxa" w:w="3564"/>
+          </w:tcPr>
+          <w:p>
+            <w:r>
+              <w:t>15</w:t>
+            </w:r>
+          </w:p>
+        </w:tc>
+        <w:tc>
+          <w:tcPr>
+            <w:tcW w:type="dxa" w:w="3564"/>
+          </w:tcPr>
+          <w:p>
+            <w:r>
+              <w:t>-10</w:t>
+            </w:r>
+          </w:p>
+        </w:tc>
+        <w:tc>
+          <w:tcPr>
+            <w:tcW w:type="dxa" w:w="3564"/>
+          </w:tcPr>
+          <w:p>
+            <w:r>
+              <w:t>6950.080</w:t>
+            </w:r>
+          </w:p>
+        </w:tc>
+        <w:tc>
+          <w:tcPr>
+            <w:tcW w:type="dxa" w:w="3564"/>
+          </w:tcPr>
+          <w:p>
+            <w:r>
+              <w:t>51.368</w:t>
+            </w:r>
+          </w:p>
+        </w:tc>
+      </w:tr>
+      <w:tr>
+        <w:tc>
+          <w:tcPr>
+            <w:tcW w:type="dxa" w:w="3564"/>
+          </w:tcPr>
+          <w:p>
+            <w:r>
+              <w:t>16</w:t>
+            </w:r>
+          </w:p>
+        </w:tc>
+        <w:tc>
+          <w:tcPr>
+            <w:tcW w:type="dxa" w:w="3564"/>
+          </w:tcPr>
+          <w:p>
+            <w:r>
+              <w:t>-10</w:t>
+            </w:r>
+          </w:p>
+        </w:tc>
+        <w:tc>
+          <w:tcPr>
+            <w:tcW w:type="dxa" w:w="3564"/>
+          </w:tcPr>
+          <w:p>
+            <w:r>
+              <w:t>7119.945</w:t>
+            </w:r>
+          </w:p>
+        </w:tc>
+        <w:tc>
+          <w:tcPr>
+            <w:tcW w:type="dxa" w:w="3564"/>
+          </w:tcPr>
+          <w:p>
+            <w:r>
+              <w:t>52.623</w:t>
+            </w:r>
+          </w:p>
+        </w:tc>
+      </w:tr>
+      <w:tr>
+        <w:tc>
+          <w:tcPr>
+            <w:tcW w:type="dxa" w:w="3564"/>
+          </w:tcPr>
+          <w:p>
+            <w:r>
+              <w:t>17</w:t>
+            </w:r>
+          </w:p>
+        </w:tc>
+        <w:tc>
+          <w:tcPr>
+            <w:tcW w:type="dxa" w:w="3564"/>
+          </w:tcPr>
+          <w:p>
+            <w:r>
+              <w:t>-10</w:t>
+            </w:r>
+          </w:p>
+        </w:tc>
+        <w:tc>
+          <w:tcPr>
+            <w:tcW w:type="dxa" w:w="3564"/>
+          </w:tcPr>
+          <w:p>
+            <w:r>
+              <w:t>7279.012</w:t>
+            </w:r>
+          </w:p>
+        </w:tc>
+        <w:tc>
+          <w:tcPr>
+            <w:tcW w:type="dxa" w:w="3564"/>
+          </w:tcPr>
+          <w:p>
+            <w:r>
+              <w:t>53.799</w:t>
+            </w:r>
+          </w:p>
+        </w:tc>
+      </w:tr>
+      <w:tr>
+        <w:tc>
+          <w:tcPr>
+            <w:tcW w:type="dxa" w:w="3564"/>
+          </w:tcPr>
+          <w:p>
+            <w:r>
+              <w:t>18</w:t>
+            </w:r>
+          </w:p>
+        </w:tc>
+        <w:tc>
+          <w:tcPr>
+            <w:tcW w:type="dxa" w:w="3564"/>
+          </w:tcPr>
+          <w:p>
+            <w:r>
+              <w:t>-10</w:t>
+            </w:r>
+          </w:p>
+        </w:tc>
+        <w:tc>
+          <w:tcPr>
+            <w:tcW w:type="dxa" w:w="3564"/>
+          </w:tcPr>
+          <w:p>
+            <w:r>
+              <w:t>7427.086</w:t>
+            </w:r>
+          </w:p>
+        </w:tc>
+        <w:tc>
+          <w:tcPr>
+            <w:tcW w:type="dxa" w:w="3564"/>
+          </w:tcPr>
+          <w:p>
+            <w:r>
+              <w:t>54.893</w:t>
+            </w:r>
+          </w:p>
+        </w:tc>
+      </w:tr>
+      <w:tr>
+        <w:tc>
+          <w:tcPr>
+            <w:tcW w:type="dxa" w:w="3564"/>
+          </w:tcPr>
+          <w:p>
+            <w:r>
+              <w:t>19</w:t>
+            </w:r>
+          </w:p>
+        </w:tc>
+        <w:tc>
+          <w:tcPr>
+            <w:tcW w:type="dxa" w:w="3564"/>
+          </w:tcPr>
+          <w:p>
+            <w:r>
+              <w:t>-10</w:t>
+            </w:r>
+          </w:p>
+        </w:tc>
+        <w:tc>
+          <w:tcPr>
+            <w:tcW w:type="dxa" w:w="3564"/>
+          </w:tcPr>
+          <w:p>
+            <w:r>
+              <w:t>7563.989</w:t>
+            </w:r>
+          </w:p>
+        </w:tc>
+        <w:tc>
+          <w:tcPr>
+            <w:tcW w:type="dxa" w:w="3564"/>
+          </w:tcPr>
+          <w:p>
+            <w:r>
+              <w:t>55.905</w:t>
+            </w:r>
+          </w:p>
+        </w:tc>
+      </w:tr>
+      <w:tr>
+        <w:tc>
+          <w:tcPr>
+            <w:tcW w:type="dxa" w:w="3564"/>
+          </w:tcPr>
+          <w:p>
+            <w:r>
+              <w:t>20</w:t>
+            </w:r>
+          </w:p>
+        </w:tc>
+        <w:tc>
+          <w:tcPr>
+            <w:tcW w:type="dxa" w:w="3564"/>
+          </w:tcPr>
+          <w:p>
+            <w:r>
+              <w:t>-10</w:t>
+            </w:r>
+          </w:p>
+        </w:tc>
+        <w:tc>
+          <w:tcPr>
+            <w:tcW w:type="dxa" w:w="3564"/>
+          </w:tcPr>
+          <w:p>
+            <w:r>
+              <w:t>7689.551</w:t>
+            </w:r>
+          </w:p>
+        </w:tc>
+        <w:tc>
+          <w:tcPr>
+            <w:tcW w:type="dxa" w:w="3564"/>
+          </w:tcPr>
+          <w:p>
+            <w:r>
+              <w:t>56.833</w:t>
+            </w:r>
+          </w:p>
+        </w:tc>
+      </w:tr>
+      <w:tr>
+        <w:tc>
+          <w:tcPr>
+            <w:tcW w:type="dxa" w:w="3564"/>
+          </w:tcPr>
+          <w:p>
+            <w:r>
+              <w:t>21</w:t>
+            </w:r>
+          </w:p>
+        </w:tc>
+        <w:tc>
+          <w:tcPr>
+            <w:tcW w:type="dxa" w:w="3564"/>
+          </w:tcPr>
+          <w:p>
+            <w:r>
+              <w:t>-10</w:t>
+            </w:r>
+          </w:p>
+        </w:tc>
+        <w:tc>
+          <w:tcPr>
+            <w:tcW w:type="dxa" w:w="3564"/>
+          </w:tcPr>
+          <w:p>
+            <w:r>
+              <w:t>7803.622</w:t>
+            </w:r>
+          </w:p>
+        </w:tc>
+        <w:tc>
+          <w:tcPr>
+            <w:tcW w:type="dxa" w:w="3564"/>
+          </w:tcPr>
+          <w:p>
+            <w:r>
+              <w:t>57.676</w:t>
+            </w:r>
+          </w:p>
+        </w:tc>
+      </w:tr>
+      <w:tr>
+        <w:tc>
+          <w:tcPr>
+            <w:tcW w:type="dxa" w:w="3564"/>
+          </w:tcPr>
+          <w:p>
+            <w:r>
+              <w:t>22</w:t>
+            </w:r>
+          </w:p>
+        </w:tc>
+        <w:tc>
+          <w:tcPr>
+            <w:tcW w:type="dxa" w:w="3564"/>
+          </w:tcPr>
+          <w:p>
+            <w:r>
+              <w:t>-9</w:t>
+            </w:r>
+          </w:p>
+        </w:tc>
+        <w:tc>
+          <w:tcPr>
+            <w:tcW w:type="dxa" w:w="3564"/>
+          </w:tcPr>
+          <w:p>
+            <w:r>
+              <w:t>7920.824</w:t>
+            </w:r>
+          </w:p>
+        </w:tc>
+        <w:tc>
+          <w:tcPr>
+            <w:tcW w:type="dxa" w:w="3564"/>
+          </w:tcPr>
+          <w:p>
+            <w:r>
+              <w:t>58.543</w:t>
+            </w:r>
+          </w:p>
+        </w:tc>
+      </w:tr>
+      <w:tr>
+        <w:tc>
+          <w:tcPr>
+            <w:tcW w:type="dxa" w:w="3564"/>
+          </w:tcPr>
+          <w:p>
+            <w:r>
+              <w:t>23</w:t>
+            </w:r>
+          </w:p>
+        </w:tc>
+        <w:tc>
+          <w:tcPr>
+            <w:tcW w:type="dxa" w:w="3564"/>
+          </w:tcPr>
+          <w:p>
+            <w:r>
+              <w:t>-8</w:t>
+            </w:r>
+          </w:p>
+        </w:tc>
+        <w:tc>
+          <w:tcPr>
+            <w:tcW w:type="dxa" w:w="3564"/>
+          </w:tcPr>
+          <w:p>
+            <w:r>
+              <w:t>8035.612</w:t>
+            </w:r>
+          </w:p>
+        </w:tc>
+        <w:tc>
+          <w:tcPr>
+            <w:tcW w:type="dxa" w:w="3564"/>
+          </w:tcPr>
+          <w:p>
+            <w:r>
+              <w:t>59.391</w:t>
+            </w:r>
+          </w:p>
+        </w:tc>
+      </w:tr>
+      <w:tr>
+        <w:tc>
+          <w:tcPr>
+            <w:tcW w:type="dxa" w:w="3564"/>
+          </w:tcPr>
+          <w:p>
+            <w:r>
+              <w:t>24</w:t>
+            </w:r>
+          </w:p>
+        </w:tc>
+        <w:tc>
+          <w:tcPr>
+            <w:tcW w:type="dxa" w:w="3564"/>
+          </w:tcPr>
+          <w:p>
+            <w:r>
+              <w:t>-8</w:t>
+            </w:r>
+          </w:p>
+        </w:tc>
+        <w:tc>
+          <w:tcPr>
+            <w:tcW w:type="dxa" w:w="3564"/>
+          </w:tcPr>
+          <w:p>
+            <w:r>
+              <w:t>8149.683</w:t>
+            </w:r>
+          </w:p>
+        </w:tc>
+        <w:tc>
+          <w:tcPr>
+            <w:tcW w:type="dxa" w:w="3564"/>
+          </w:tcPr>
+          <w:p>
+            <w:r>
+              <w:t>60.234</w:t>
+            </w:r>
+          </w:p>
+        </w:tc>
+      </w:tr>
+      <w:tr>
+        <w:tc>
+          <w:tcPr>
+            <w:tcW w:type="dxa" w:w="3564"/>
+          </w:tcPr>
+          <w:p>
+            <w:r>
+              <w:t>25</w:t>
+            </w:r>
+          </w:p>
+        </w:tc>
+        <w:tc>
+          <w:tcPr>
+            <w:tcW w:type="dxa" w:w="3564"/>
+          </w:tcPr>
+          <w:p>
+            <w:r>
+              <w:t>-7</w:t>
+            </w:r>
+          </w:p>
+        </w:tc>
+        <w:tc>
+          <w:tcPr>
+            <w:tcW w:type="dxa" w:w="3564"/>
+          </w:tcPr>
+          <w:p>
+            <w:r>
+              <w:t>8267.788</w:t>
+            </w:r>
+          </w:p>
+        </w:tc>
+        <w:tc>
+          <w:tcPr>
+            <w:tcW w:type="dxa" w:w="3564"/>
+          </w:tcPr>
+          <w:p>
+            <w:r>
+              <w:t>61.107</w:t>
+            </w:r>
+          </w:p>
+        </w:tc>
+      </w:tr>
+      <w:tr>
+        <w:tc>
+          <w:tcPr>
+            <w:tcW w:type="dxa" w:w="3564"/>
+          </w:tcPr>
+          <w:p>
+            <w:r>
+              <w:t>26</w:t>
+            </w:r>
+          </w:p>
+        </w:tc>
+        <w:tc>
+          <w:tcPr>
+            <w:tcW w:type="dxa" w:w="3564"/>
+          </w:tcPr>
+          <w:p>
+            <w:r>
+              <w:t>-6</w:t>
+            </w:r>
+          </w:p>
+        </w:tc>
+        <w:tc>
+          <w:tcPr>
+            <w:tcW w:type="dxa" w:w="3564"/>
+          </w:tcPr>
+          <w:p>
+            <w:r>
+              <w:t>8383.375</w:t>
+            </w:r>
+          </w:p>
+        </w:tc>
+        <w:tc>
+          <w:tcPr>
+            <w:tcW w:type="dxa" w:w="3564"/>
+          </w:tcPr>
+          <w:p>
+            <w:r>
+              <w:t>61.961</w:t>
+            </w:r>
+          </w:p>
+        </w:tc>
+      </w:tr>
+      <w:tr>
+        <w:tc>
+          <w:tcPr>
+            <w:tcW w:type="dxa" w:w="3564"/>
+          </w:tcPr>
+          <w:p>
+            <w:r>
+              <w:t>27</w:t>
+            </w:r>
+          </w:p>
+        </w:tc>
+        <w:tc>
+          <w:tcPr>
+            <w:tcW w:type="dxa" w:w="3564"/>
+          </w:tcPr>
+          <w:p>
+            <w:r>
+              <w:t>-6</w:t>
+            </w:r>
+          </w:p>
+        </w:tc>
+        <w:tc>
+          <w:tcPr>
+            <w:tcW w:type="dxa" w:w="3564"/>
+          </w:tcPr>
+          <w:p>
+            <w:r>
+              <w:t>8497.446</w:t>
+            </w:r>
+          </w:p>
+        </w:tc>
+        <w:tc>
+          <w:tcPr>
+            <w:tcW w:type="dxa" w:w="3564"/>
+          </w:tcPr>
+          <w:p>
+            <w:r>
+              <w:t>62.804</w:t>
+            </w:r>
+          </w:p>
+        </w:tc>
+      </w:tr>
+      <w:tr>
+        <w:tc>
+          <w:tcPr>
+            <w:tcW w:type="dxa" w:w="3564"/>
+          </w:tcPr>
+          <w:p>
+            <w:r>
+              <w:t>28</w:t>
+            </w:r>
+          </w:p>
+        </w:tc>
+        <w:tc>
+          <w:tcPr>
+            <w:tcW w:type="dxa" w:w="3564"/>
+          </w:tcPr>
+          <w:p>
+            <w:r>
+              <w:t>-5</w:t>
+            </w:r>
+          </w:p>
+        </w:tc>
+        <w:tc>
+          <w:tcPr>
+            <w:tcW w:type="dxa" w:w="3564"/>
+          </w:tcPr>
+          <w:p>
+            <w:r>
+              <w:t>8616.243</w:t>
+            </w:r>
+          </w:p>
+        </w:tc>
+        <w:tc>
+          <w:tcPr>
+            <w:tcW w:type="dxa" w:w="3564"/>
+          </w:tcPr>
+          <w:p>
+            <w:r>
+              <w:t>63.683</w:t>
+            </w:r>
+          </w:p>
+        </w:tc>
+      </w:tr>
+      <w:tr>
+        <w:tc>
+          <w:tcPr>
+            <w:tcW w:type="dxa" w:w="3564"/>
+          </w:tcPr>
+          <w:p>
+            <w:r>
+              <w:t>29</w:t>
+            </w:r>
+          </w:p>
+        </w:tc>
+        <w:tc>
+          <w:tcPr>
+            <w:tcW w:type="dxa" w:w="3564"/>
+          </w:tcPr>
+          <w:p>
+            <w:r>
+              <w:t>-4</w:t>
+            </w:r>
+          </w:p>
+        </w:tc>
+        <w:tc>
+          <w:tcPr>
+            <w:tcW w:type="dxa" w:w="3564"/>
+          </w:tcPr>
+          <w:p>
+            <w:r>
+              <w:t>8732.416</w:t>
+            </w:r>
+          </w:p>
+        </w:tc>
+        <w:tc>
+          <w:tcPr>
+            <w:tcW w:type="dxa" w:w="3564"/>
+          </w:tcPr>
+          <w:p>
+            <w:r>
+              <w:t>64.541</w:t>
+            </w:r>
+          </w:p>
+        </w:tc>
+      </w:tr>
+      <w:tr>
+        <w:tc>
+          <w:tcPr>
+            <w:tcW w:type="dxa" w:w="3564"/>
+          </w:tcPr>
+          <w:p>
+            <w:r>
+              <w:t>30</w:t>
+            </w:r>
+          </w:p>
+        </w:tc>
+        <w:tc>
+          <w:tcPr>
+            <w:tcW w:type="dxa" w:w="3564"/>
+          </w:tcPr>
+          <w:p>
+            <w:r>
+              <w:t>-4</w:t>
+            </w:r>
+          </w:p>
+        </w:tc>
+        <w:tc>
+          <w:tcPr>
+            <w:tcW w:type="dxa" w:w="3564"/>
+          </w:tcPr>
+          <w:p>
+            <w:r>
+              <w:t>8846.487</w:t>
+            </w:r>
+          </w:p>
+        </w:tc>
+        <w:tc>
+          <w:tcPr>
+            <w:tcW w:type="dxa" w:w="3564"/>
+          </w:tcPr>
+          <w:p>
+            <w:r>
+              <w:t>65.384</w:t>
+            </w:r>
+          </w:p>
+        </w:tc>
+      </w:tr>
+    </w:tbl>
+    <w:p>
+      <w:pPr>
+        <w:pStyle w:val="Heading2"/>
+      </w:pPr>
+      <w:r>
+        <w:t>Chart 3 data — OCIMF current vs rudder vs total horizontal resultant</w:t>
+      </w:r>
+    </w:p>
+    <w:p>
+      <w:r>
+        <w:t>Editable default trace: current 4.56 kn, rudder 0.0 deg. Current coefficients are transparent placeholder heading functions, not vessel-specific OCIMF curves.</w:t>
+      </w:r>
+    </w:p>
+    <w:tbl>
+      <w:tblPr>
+        <w:tblStyle w:val="TableGrid"/>
+        <w:tblW w:type="auto" w:w="0"/>
+        <w:tblLook w:firstColumn="1" w:firstRow="1" w:lastColumn="0" w:lastRow="0" w:noHBand="0" w:noVBand="1" w:val="04A0"/>
+      </w:tblPr>
+      <w:tblGrid>
+        <w:gridCol w:w="2376"/>
+        <w:gridCol w:w="2376"/>
+        <w:gridCol w:w="2376"/>
+        <w:gridCol w:w="2376"/>
+        <w:gridCol w:w="2376"/>
+        <w:gridCol w:w="2376"/>
+      </w:tblGrid>
+      <w:tr>
+        <w:tc>
+          <w:tcPr>
+            <w:tcW w:type="dxa" w:w="2376"/>
+          </w:tcPr>
+          <w:p>
+            <w:r>
+              <w:t>Heading ψ (deg)</w:t>
+            </w:r>
+          </w:p>
+        </w:tc>
+        <w:tc>
+          <w:tcPr>
+            <w:tcW w:type="dxa" w:w="2376"/>
+          </w:tcPr>
+          <w:p>
+            <w:r>
+              <w:t>OCIMF current R (kN)</w:t>
+            </w:r>
+          </w:p>
+        </w:tc>
+        <w:tc>
+          <w:tcPr>
+            <w:tcW w:type="dxa" w:w="2376"/>
+          </w:tcPr>
+          <w:p>
+            <w:r>
+              <w:t>Rudder R (kN)</w:t>
+            </w:r>
+          </w:p>
+        </w:tc>
+        <w:tc>
+          <w:tcPr>
+            <w:tcW w:type="dxa" w:w="2376"/>
+          </w:tcPr>
+          <w:p>
+            <w:r>
+              <w:t>Total R (kN)</w:t>
+            </w:r>
+          </w:p>
+        </w:tc>
+        <w:tc>
+          <w:tcPr>
+            <w:tcW w:type="dxa" w:w="2376"/>
+          </w:tcPr>
+          <w:p>
+            <w:r>
+              <w:t>Total X (kN)</w:t>
+            </w:r>
+          </w:p>
+        </w:tc>
+        <w:tc>
+          <w:tcPr>
+            <w:tcW w:type="dxa" w:w="2376"/>
+          </w:tcPr>
+          <w:p>
+            <w:r>
+              <w:t>Total Y port (kN)</w:t>
+            </w:r>
+          </w:p>
+        </w:tc>
+      </w:tr>
+      <w:tr>
+        <w:tc>
+          <w:tcPr>
+            <w:tcW w:type="dxa" w:w="2376"/>
+          </w:tcPr>
+          <w:p>
+            <w:r>
+              <w:t>-10</w:t>
+            </w:r>
+          </w:p>
+        </w:tc>
+        <w:tc>
+          <w:tcPr>
+            <w:tcW w:type="dxa" w:w="2376"/>
+          </w:tcPr>
+          <w:p>
+            <w:r>
+              <w:t>1769.931</w:t>
+            </w:r>
+          </w:p>
+        </w:tc>
+        <w:tc>
+          <w:tcPr>
+            <w:tcW w:type="dxa" w:w="2376"/>
+          </w:tcPr>
+          <w:p>
+            <w:r>
+              <w:t>25.766</w:t>
+            </w:r>
+          </w:p>
+        </w:tc>
+        <w:tc>
+          <w:tcPr>
+            <w:tcW w:type="dxa" w:w="2376"/>
+          </w:tcPr>
+          <w:p>
+            <w:r>
+              <w:t>1757.358</w:t>
+            </w:r>
+          </w:p>
+        </w:tc>
+        <w:tc>
+          <w:tcPr>
+            <w:tcW w:type="dxa" w:w="2376"/>
+          </w:tcPr>
+          <w:p>
+            <w:r>
+              <w:t>1156.591</w:t>
+            </w:r>
+          </w:p>
+        </w:tc>
+        <w:tc>
+          <w:tcPr>
+            <w:tcW w:type="dxa" w:w="2376"/>
+          </w:tcPr>
+          <w:p>
+            <w:r>
+              <w:t>-1323.104</w:t>
+            </w:r>
+          </w:p>
+        </w:tc>
+      </w:tr>
+      <w:tr>
+        <w:tc>
+          <w:tcPr>
+            <w:tcW w:type="dxa" w:w="2376"/>
+          </w:tcPr>
+          <w:p>
+            <w:r>
+              <w:t>-9</w:t>
+            </w:r>
+          </w:p>
+        </w:tc>
+        <w:tc>
+          <w:tcPr>
+            <w:tcW w:type="dxa" w:w="2376"/>
+          </w:tcPr>
+          <w:p>
+            <w:r>
+              <w:t>1672.818</w:t>
+            </w:r>
+          </w:p>
+        </w:tc>
+        <w:tc>
+          <w:tcPr>
+            <w:tcW w:type="dxa" w:w="2376"/>
+          </w:tcPr>
+          <w:p>
+            <w:r>
+              <w:t>23.212</w:t>
+            </w:r>
+          </w:p>
+        </w:tc>
+        <w:tc>
+          <w:tcPr>
+            <w:tcW w:type="dxa" w:w="2376"/>
+          </w:tcPr>
+          <w:p>
+            <w:r>
+              <w:t>1661.861</w:t>
+            </w:r>
+          </w:p>
+        </w:tc>
+        <w:tc>
+          <w:tcPr>
+            <w:tcW w:type="dxa" w:w="2376"/>
+          </w:tcPr>
+          <w:p>
+            <w:r>
+              <w:t>1158.308</w:t>
+            </w:r>
+          </w:p>
+        </w:tc>
+        <w:tc>
+          <w:tcPr>
+            <w:tcW w:type="dxa" w:w="2376"/>
+          </w:tcPr>
+          <w:p>
+            <w:r>
+              <w:t>-1191.681</w:t>
+            </w:r>
+          </w:p>
+        </w:tc>
+      </w:tr>
+      <w:tr>
+        <w:tc>
+          <w:tcPr>
+            <w:tcW w:type="dxa" w:w="2376"/>
+          </w:tcPr>
+          <w:p>
+            <w:r>
+              <w:t>-8</w:t>
+            </w:r>
+          </w:p>
+        </w:tc>
+        <w:tc>
+          <w:tcPr>
+            <w:tcW w:type="dxa" w:w="2376"/>
+          </w:tcPr>
+          <w:p>
+            <w:r>
+              <w:t>1580.529</w:t>
+            </w:r>
+          </w:p>
+        </w:tc>
+        <w:tc>
+          <w:tcPr>
+            <w:tcW w:type="dxa" w:w="2376"/>
+          </w:tcPr>
+          <w:p>
+            <w:r>
+              <w:t>20.651</w:t>
+            </w:r>
+          </w:p>
+        </w:tc>
+        <w:tc>
+          <w:tcPr>
+            <w:tcW w:type="dxa" w:w="2376"/>
+          </w:tcPr>
+          <w:p>
+            <w:r>
+              <w:t>1571.231</w:t>
+            </w:r>
+          </w:p>
+        </w:tc>
+        <w:tc>
+          <w:tcPr>
+            <w:tcW w:type="dxa" w:w="2376"/>
+          </w:tcPr>
+          <w:p>
+            <w:r>
+              <w:t>1159.834</w:t>
+            </w:r>
+          </w:p>
+        </w:tc>
+        <w:tc>
+          <w:tcPr>
+            <w:tcW w:type="dxa" w:w="2376"/>
+          </w:tcPr>
+          <w:p>
+            <w:r>
+              <w:t>-1059.978</w:t>
+            </w:r>
+          </w:p>
+        </w:tc>
+      </w:tr>
+      <w:tr>
+        <w:tc>
+          <w:tcPr>
+            <w:tcW w:type="dxa" w:w="2376"/>
+          </w:tcPr>
+          <w:p>
+            <w:r>
+              <w:t>-7</w:t>
+            </w:r>
+          </w:p>
+        </w:tc>
+        <w:tc>
+          <w:tcPr>
+            <w:tcW w:type="dxa" w:w="2376"/>
+          </w:tcPr>
+          <w:p>
+            <w:r>
+              <w:t>1494.083</w:t>
+            </w:r>
+          </w:p>
+        </w:tc>
+        <w:tc>
+          <w:tcPr>
+            <w:tcW w:type="dxa" w:w="2376"/>
+          </w:tcPr>
+          <w:p>
+            <w:r>
+              <w:t>18.083</w:t>
+            </w:r>
+          </w:p>
+        </w:tc>
+        <w:tc>
+          <w:tcPr>
+            <w:tcW w:type="dxa" w:w="2376"/>
+          </w:tcPr>
+          <w:p>
+            <w:r>
+              <w:t>1486.455</w:t>
+            </w:r>
+          </w:p>
+        </w:tc>
+        <w:tc>
+          <w:tcPr>
+            <w:tcW w:type="dxa" w:w="2376"/>
+          </w:tcPr>
+          <w:p>
+            <w:r>
+              <w:t>1161.172</w:t>
+            </w:r>
+          </w:p>
+        </w:tc>
+        <w:tc>
+          <w:tcPr>
+            <w:tcW w:type="dxa" w:w="2376"/>
+          </w:tcPr>
+          <w:p>
+            <w:r>
+              <w:t>-928.024</w:t>
+            </w:r>
+          </w:p>
+        </w:tc>
+      </w:tr>
+      <w:tr>
+        <w:tc>
+          <w:tcPr>
+            <w:tcW w:type="dxa" w:w="2376"/>
+          </w:tcPr>
+          <w:p>
+            <w:r>
+              <w:t>-6</w:t>
+            </w:r>
+          </w:p>
+        </w:tc>
+        <w:tc>
+          <w:tcPr>
+            <w:tcW w:type="dxa" w:w="2376"/>
+          </w:tcPr>
+          <w:p>
+            <w:r>
+              <w:t>1414.664</w:t>
+            </w:r>
+          </w:p>
+        </w:tc>
+        <w:tc>
+          <w:tcPr>
+            <w:tcW w:type="dxa" w:w="2376"/>
+          </w:tcPr>
+          <w:p>
+            <w:r>
+              <w:t>15.510</w:t>
+            </w:r>
+          </w:p>
+        </w:tc>
+        <w:tc>
+          <w:tcPr>
+            <w:tcW w:type="dxa" w:w="2376"/>
+          </w:tcPr>
+          <w:p>
+            <w:r>
+              <w:t>1408.681</w:t>
+            </w:r>
+          </w:p>
+        </w:tc>
+        <w:tc>
+          <w:tcPr>
+            <w:tcW w:type="dxa" w:w="2376"/>
+          </w:tcPr>
+          <w:p>
+            <w:r>
+              <w:t>1162.325</w:t>
+            </w:r>
+          </w:p>
+        </w:tc>
+        <w:tc>
+          <w:tcPr>
+            <w:tcW w:type="dxa" w:w="2376"/>
+          </w:tcPr>
+          <w:p>
+            <w:r>
+              <w:t>-795.853</w:t>
+            </w:r>
+          </w:p>
+        </w:tc>
+      </w:tr>
+      <w:tr>
+        <w:tc>
+          <w:tcPr>
+            <w:tcW w:type="dxa" w:w="2376"/>
+          </w:tcPr>
+          <w:p>
+            <w:r>
+              <w:t>-5</w:t>
+            </w:r>
+          </w:p>
+        </w:tc>
+        <w:tc>
+          <w:tcPr>
+            <w:tcW w:type="dxa" w:w="2376"/>
+          </w:tcPr>
+          <w:p>
+            <w:r>
+              <w:t>1343.624</w:t>
+            </w:r>
+          </w:p>
+        </w:tc>
+        <w:tc>
+          <w:tcPr>
+            <w:tcW w:type="dxa" w:w="2376"/>
+          </w:tcPr>
+          <w:p>
+            <w:r>
+              <w:t>12.932</w:t>
+            </w:r>
+          </w:p>
+        </w:tc>
+        <w:tc>
+          <w:tcPr>
+            <w:tcW w:type="dxa" w:w="2376"/>
+          </w:tcPr>
+          <w:p>
+            <w:r>
+              <w:t>1339.210</w:t>
+            </w:r>
+          </w:p>
+        </w:tc>
+        <w:tc>
+          <w:tcPr>
+            <w:tcW w:type="dxa" w:w="2376"/>
+          </w:tcPr>
+          <w:p>
+            <w:r>
+              <w:t>1163.295</w:t>
+            </w:r>
+          </w:p>
+        </w:tc>
+        <w:tc>
+          <w:tcPr>
+            <w:tcW w:type="dxa" w:w="2376"/>
+          </w:tcPr>
+          <w:p>
+            <w:r>
+              <w:t>-663.496</w:t>
+            </w:r>
+          </w:p>
+        </w:tc>
+      </w:tr>
+      <w:tr>
+        <w:tc>
+          <w:tcPr>
+            <w:tcW w:type="dxa" w:w="2376"/>
+          </w:tcPr>
+          <w:p>
+            <w:r>
+              <w:t>-4</w:t>
+            </w:r>
+          </w:p>
+        </w:tc>
+        <w:tc>
+          <w:tcPr>
+            <w:tcW w:type="dxa" w:w="2376"/>
+          </w:tcPr>
+          <w:p>
+            <w:r>
+              <w:t>1282.450</w:t>
+            </w:r>
+          </w:p>
+        </w:tc>
+        <w:tc>
+          <w:tcPr>
+            <w:tcW w:type="dxa" w:w="2376"/>
+          </w:tcPr>
+          <w:p>
+            <w:r>
+              <w:t>10.351</w:t>
+            </w:r>
+          </w:p>
+        </w:tc>
+        <w:tc>
+          <w:tcPr>
+            <w:tcW w:type="dxa" w:w="2376"/>
+          </w:tcPr>
+          <w:p>
+            <w:r>
+              <w:t>1279.468</w:t>
+            </w:r>
+          </w:p>
+        </w:tc>
+        <w:tc>
+          <w:tcPr>
+            <w:tcW w:type="dxa" w:w="2376"/>
+          </w:tcPr>
+          <w:p>
+            <w:r>
+              <w:t>1164.086</w:t>
+            </w:r>
+          </w:p>
+        </w:tc>
+        <w:tc>
+          <w:tcPr>
+            <w:tcW w:type="dxa" w:w="2376"/>
+          </w:tcPr>
+          <w:p>
+            <w:r>
+              <w:t>-530.983</w:t>
+            </w:r>
+          </w:p>
+        </w:tc>
+      </w:tr>
+      <w:tr>
+        <w:tc>
+          <w:tcPr>
+            <w:tcW w:type="dxa" w:w="2376"/>
+          </w:tcPr>
+          <w:p>
+            <w:r>
+              <w:t>-3</w:t>
+            </w:r>
+          </w:p>
+        </w:tc>
+        <w:tc>
+          <w:tcPr>
+            <w:tcW w:type="dxa" w:w="2376"/>
+          </w:tcPr>
+          <w:p>
+            <w:r>
+              <w:t>1232.690</w:t>
+            </w:r>
+          </w:p>
+        </w:tc>
+        <w:tc>
+          <w:tcPr>
+            <w:tcW w:type="dxa" w:w="2376"/>
+          </w:tcPr>
+          <w:p>
+            <w:r>
+              <w:t>7.766</w:t>
+            </w:r>
+          </w:p>
+        </w:tc>
+        <w:tc>
+          <w:tcPr>
+            <w:tcW w:type="dxa" w:w="2376"/>
+          </w:tcPr>
+          <w:p>
+            <w:r>
+              <w:t>1230.936</w:t>
+            </w:r>
+          </w:p>
+        </w:tc>
+        <w:tc>
+          <w:tcPr>
+            <w:tcW w:type="dxa" w:w="2376"/>
+          </w:tcPr>
+          <w:p>
+            <w:r>
+              <w:t>1164.699</w:t>
+            </w:r>
+          </w:p>
+        </w:tc>
+        <w:tc>
+          <w:tcPr>
+            <w:tcW w:type="dxa" w:w="2376"/>
+          </w:tcPr>
+          <w:p>
+            <w:r>
+              <w:t>-398.346</w:t>
+            </w:r>
+          </w:p>
+        </w:tc>
+      </w:tr>
+      <w:tr>
+        <w:tc>
+          <w:tcPr>
+            <w:tcW w:type="dxa" w:w="2376"/>
+          </w:tcPr>
+          <w:p>
+            <w:r>
+              <w:t>-2</w:t>
+            </w:r>
+          </w:p>
+        </w:tc>
+        <w:tc>
+          <w:tcPr>
+            <w:tcW w:type="dxa" w:w="2376"/>
+          </w:tcPr>
+          <w:p>
+            <w:r>
+              <w:t>1195.835</w:t>
+            </w:r>
+          </w:p>
+        </w:tc>
+        <w:tc>
+          <w:tcPr>
+            <w:tcW w:type="dxa" w:w="2376"/>
+          </w:tcPr>
+          <w:p>
+            <w:r>
+              <w:t>5.178</w:t>
+            </w:r>
+          </w:p>
+        </w:tc>
+        <w:tc>
+          <w:tcPr>
+            <w:tcW w:type="dxa" w:w="2376"/>
+          </w:tcPr>
+          <w:p>
+            <w:r>
+              <w:t>1195.028</w:t>
+            </w:r>
+          </w:p>
+        </w:tc>
+        <w:tc>
+          <w:tcPr>
+            <w:tcW w:type="dxa" w:w="2376"/>
+          </w:tcPr>
+          <w:p>
+            <w:r>
+              <w:t>1165.136</w:t>
+            </w:r>
+          </w:p>
+        </w:tc>
+        <w:tc>
+          <w:tcPr>
+            <w:tcW w:type="dxa" w:w="2376"/>
+          </w:tcPr>
+          <w:p>
+            <w:r>
+              <w:t>-265.615</w:t>
+            </w:r>
+          </w:p>
+        </w:tc>
+      </w:tr>
+      <w:tr>
+        <w:tc>
+          <w:tcPr>
+            <w:tcW w:type="dxa" w:w="2376"/>
+          </w:tcPr>
+          <w:p>
+            <w:r>
+              <w:t>-1</w:t>
+            </w:r>
+          </w:p>
+        </w:tc>
+        <w:tc>
+          <w:tcPr>
+            <w:tcW w:type="dxa" w:w="2376"/>
+          </w:tcPr>
+          <w:p>
+            <w:r>
+              <w:t>1173.148</w:t>
+            </w:r>
+          </w:p>
+        </w:tc>
+        <w:tc>
+          <w:tcPr>
+            <w:tcW w:type="dxa" w:w="2376"/>
+          </w:tcPr>
+          <w:p>
+            <w:r>
+              <w:t>2.590</w:t>
+            </w:r>
+          </w:p>
+        </w:tc>
+        <w:tc>
+          <w:tcPr>
+            <w:tcW w:type="dxa" w:w="2376"/>
+          </w:tcPr>
+          <w:p>
+            <w:r>
+              <w:t>1172.942</w:t>
+            </w:r>
+          </w:p>
+        </w:tc>
+        <w:tc>
+          <w:tcPr>
+            <w:tcW w:type="dxa" w:w="2376"/>
+          </w:tcPr>
+          <w:p>
+            <w:r>
+              <w:t>1165.397</w:t>
+            </w:r>
+          </w:p>
+        </w:tc>
+        <w:tc>
+          <w:tcPr>
+            <w:tcW w:type="dxa" w:w="2376"/>
+          </w:tcPr>
+          <w:p>
+            <w:r>
+              <w:t>-132.823</w:t>
+            </w:r>
+          </w:p>
+        </w:tc>
+      </w:tr>
+      <w:tr>
+        <w:tc>
+          <w:tcPr>
+            <w:tcW w:type="dxa" w:w="2376"/>
+          </w:tcPr>
+          <w:p>
+            <w:r>
+              <w:t>0</w:t>
+            </w:r>
+          </w:p>
+        </w:tc>
+        <w:tc>
+          <w:tcPr>
+            <w:tcW w:type="dxa" w:w="2376"/>
+          </w:tcPr>
+          <w:p>
+            <w:r>
+              <w:t>1165.485</w:t>
+            </w:r>
+          </w:p>
+        </w:tc>
+        <w:tc>
+          <w:tcPr>
+            <w:tcW w:type="dxa" w:w="2376"/>
+          </w:tcPr>
+          <w:p>
+            <w:r>
+              <w:t>0.000</w:t>
+            </w:r>
+          </w:p>
+        </w:tc>
+        <w:tc>
+          <w:tcPr>
+            <w:tcW w:type="dxa" w:w="2376"/>
+          </w:tcPr>
+          <w:p>
+            <w:r>
+              <w:t>1165.485</w:t>
+            </w:r>
+          </w:p>
+        </w:tc>
+        <w:tc>
+          <w:tcPr>
+            <w:tcW w:type="dxa" w:w="2376"/>
+          </w:tcPr>
+          <w:p>
+            <w:r>
+              <w:t>1165.485</w:t>
+            </w:r>
+          </w:p>
+        </w:tc>
+        <w:tc>
+          <w:tcPr>
+            <w:tcW w:type="dxa" w:w="2376"/>
+          </w:tcPr>
+          <w:p>
+            <w:r>
+              <w:t>0.000</w:t>
+            </w:r>
+          </w:p>
+        </w:tc>
+      </w:tr>
+      <w:tr>
+        <w:tc>
+          <w:tcPr>
+            <w:tcW w:type="dxa" w:w="2376"/>
+          </w:tcPr>
+          <w:p>
+            <w:r>
+              <w:t>1</w:t>
+            </w:r>
+          </w:p>
+        </w:tc>
+        <w:tc>
+          <w:tcPr>
+            <w:tcW w:type="dxa" w:w="2376"/>
+          </w:tcPr>
+          <w:p>
+            <w:r>
+              <w:t>1173.148</w:t>
+            </w:r>
+          </w:p>
+        </w:tc>
+        <w:tc>
+          <w:tcPr>
+            <w:tcW w:type="dxa" w:w="2376"/>
+          </w:tcPr>
+          <w:p>
+            <w:r>
+              <w:t>2.590</w:t>
+            </w:r>
+          </w:p>
+        </w:tc>
+        <w:tc>
+          <w:tcPr>
+            <w:tcW w:type="dxa" w:w="2376"/>
+          </w:tcPr>
+          <w:p>
+            <w:r>
+              <w:t>1172.942</w:t>
+            </w:r>
+          </w:p>
+        </w:tc>
+        <w:tc>
+          <w:tcPr>
+            <w:tcW w:type="dxa" w:w="2376"/>
+          </w:tcPr>
+          <w:p>
+            <w:r>
+              <w:t>1165.397</w:t>
+            </w:r>
+          </w:p>
+        </w:tc>
+        <w:tc>
+          <w:tcPr>
+            <w:tcW w:type="dxa" w:w="2376"/>
+          </w:tcPr>
+          <w:p>
+            <w:r>
+              <w:t>132.823</w:t>
+            </w:r>
+          </w:p>
+        </w:tc>
+      </w:tr>
+      <w:tr>
+        <w:tc>
+          <w:tcPr>
+            <w:tcW w:type="dxa" w:w="2376"/>
+          </w:tcPr>
+          <w:p>
+            <w:r>
+              <w:t>2</w:t>
+            </w:r>
+          </w:p>
+        </w:tc>
+        <w:tc>
+          <w:tcPr>
+            <w:tcW w:type="dxa" w:w="2376"/>
+          </w:tcPr>
+          <w:p>
+            <w:r>
+              <w:t>1195.835</w:t>
+            </w:r>
+          </w:p>
+        </w:tc>
+        <w:tc>
+          <w:tcPr>
+            <w:tcW w:type="dxa" w:w="2376"/>
+          </w:tcPr>
+          <w:p>
+            <w:r>
+              <w:t>5.178</w:t>
+            </w:r>
+          </w:p>
+        </w:tc>
+        <w:tc>
+          <w:tcPr>
+            <w:tcW w:type="dxa" w:w="2376"/>
+          </w:tcPr>
+          <w:p>
+            <w:r>
+              <w:t>1195.028</w:t>
+            </w:r>
+          </w:p>
+        </w:tc>
+        <w:tc>
+          <w:tcPr>
+            <w:tcW w:type="dxa" w:w="2376"/>
+          </w:tcPr>
+          <w:p>
+            <w:r>
+              <w:t>1165.136</w:t>
+            </w:r>
+          </w:p>
+        </w:tc>
+        <w:tc>
+          <w:tcPr>
+            <w:tcW w:type="dxa" w:w="2376"/>
+          </w:tcPr>
+          <w:p>
+            <w:r>
+              <w:t>265.615</w:t>
+            </w:r>
+          </w:p>
+        </w:tc>
+      </w:tr>
+      <w:tr>
+        <w:tc>
+          <w:tcPr>
+            <w:tcW w:type="dxa" w:w="2376"/>
+          </w:tcPr>
+          <w:p>
+            <w:r>
+              <w:t>3</w:t>
+            </w:r>
+          </w:p>
+        </w:tc>
+        <w:tc>
+          <w:tcPr>
+            <w:tcW w:type="dxa" w:w="2376"/>
+          </w:tcPr>
+          <w:p>
+            <w:r>
+              <w:t>1232.690</w:t>
+            </w:r>
+          </w:p>
+        </w:tc>
+        <w:tc>
+          <w:tcPr>
+            <w:tcW w:type="dxa" w:w="2376"/>
+          </w:tcPr>
+          <w:p>
+            <w:r>
+              <w:t>7.766</w:t>
+            </w:r>
+          </w:p>
+        </w:tc>
+        <w:tc>
+          <w:tcPr>
+            <w:tcW w:type="dxa" w:w="2376"/>
+          </w:tcPr>
+          <w:p>
+            <w:r>
+              <w:t>1230.936</w:t>
+            </w:r>
+          </w:p>
+        </w:tc>
+        <w:tc>
+          <w:tcPr>
+            <w:tcW w:type="dxa" w:w="2376"/>
+          </w:tcPr>
+          <w:p>
+            <w:r>
+              <w:t>1164.699</w:t>
+            </w:r>
+          </w:p>
+        </w:tc>
+        <w:tc>
+          <w:tcPr>
+            <w:tcW w:type="dxa" w:w="2376"/>
+          </w:tcPr>
+          <w:p>
+            <w:r>
+              <w:t>398.346</w:t>
+            </w:r>
+          </w:p>
+        </w:tc>
+      </w:tr>
+      <w:tr>
+        <w:tc>
+          <w:tcPr>
+            <w:tcW w:type="dxa" w:w="2376"/>
+          </w:tcPr>
+          <w:p>
+            <w:r>
+              <w:t>4</w:t>
+            </w:r>
+          </w:p>
+        </w:tc>
+        <w:tc>
+          <w:tcPr>
+            <w:tcW w:type="dxa" w:w="2376"/>
+          </w:tcPr>
+          <w:p>
+            <w:r>
+              <w:t>1282.450</w:t>
+            </w:r>
+          </w:p>
+        </w:tc>
+        <w:tc>
+          <w:tcPr>
+            <w:tcW w:type="dxa" w:w="2376"/>
+          </w:tcPr>
+          <w:p>
+            <w:r>
+              <w:t>10.351</w:t>
+            </w:r>
+          </w:p>
+        </w:tc>
+        <w:tc>
+          <w:tcPr>
+            <w:tcW w:type="dxa" w:w="2376"/>
+          </w:tcPr>
+          <w:p>
+            <w:r>
+              <w:t>1279.468</w:t>
+            </w:r>
+          </w:p>
+        </w:tc>
+        <w:tc>
+          <w:tcPr>
+            <w:tcW w:type="dxa" w:w="2376"/>
+          </w:tcPr>
+          <w:p>
+            <w:r>
+              <w:t>1164.086</w:t>
+            </w:r>
+          </w:p>
+        </w:tc>
+        <w:tc>
+          <w:tcPr>
+            <w:tcW w:type="dxa" w:w="2376"/>
+          </w:tcPr>
+          <w:p>
+            <w:r>
+              <w:t>530.983</w:t>
+            </w:r>
+          </w:p>
+        </w:tc>
+      </w:tr>
+      <w:tr>
+        <w:tc>
+          <w:tcPr>
+            <w:tcW w:type="dxa" w:w="2376"/>
+          </w:tcPr>
+          <w:p>
+            <w:r>
+              <w:t>5</w:t>
+            </w:r>
+          </w:p>
+        </w:tc>
+        <w:tc>
+          <w:tcPr>
+            <w:tcW w:type="dxa" w:w="2376"/>
+          </w:tcPr>
+          <w:p>
+            <w:r>
+              <w:t>1343.624</w:t>
+            </w:r>
+          </w:p>
+        </w:tc>
+        <w:tc>
+          <w:tcPr>
+            <w:tcW w:type="dxa" w:w="2376"/>
+          </w:tcPr>
+          <w:p>
+            <w:r>
+              <w:t>12.932</w:t>
+            </w:r>
+          </w:p>
+        </w:tc>
+        <w:tc>
+          <w:tcPr>
+            <w:tcW w:type="dxa" w:w="2376"/>
+          </w:tcPr>
+          <w:p>
+            <w:r>
+              <w:t>1339.210</w:t>
+            </w:r>
+          </w:p>
+        </w:tc>
+        <w:tc>
+          <w:tcPr>
+            <w:tcW w:type="dxa" w:w="2376"/>
+          </w:tcPr>
+          <w:p>
+            <w:r>
+              <w:t>1163.295</w:t>
+            </w:r>
+          </w:p>
+        </w:tc>
+        <w:tc>
+          <w:tcPr>
+            <w:tcW w:type="dxa" w:w="2376"/>
+          </w:tcPr>
+          <w:p>
+            <w:r>
+              <w:t>663.496</w:t>
+            </w:r>
+          </w:p>
+        </w:tc>
+      </w:tr>
+      <w:tr>
+        <w:tc>
+          <w:tcPr>
+            <w:tcW w:type="dxa" w:w="2376"/>
+          </w:tcPr>
+          <w:p>
+            <w:r>
+              <w:t>6</w:t>
+            </w:r>
+          </w:p>
+        </w:tc>
+        <w:tc>
+          <w:tcPr>
+            <w:tcW w:type="dxa" w:w="2376"/>
+          </w:tcPr>
+          <w:p>
+            <w:r>
+              <w:t>1414.664</w:t>
+            </w:r>
+          </w:p>
+        </w:tc>
+        <w:tc>
+          <w:tcPr>
+            <w:tcW w:type="dxa" w:w="2376"/>
+          </w:tcPr>
+          <w:p>
+            <w:r>
+              <w:t>15.510</w:t>
+            </w:r>
+          </w:p>
+        </w:tc>
+        <w:tc>
+          <w:tcPr>
+            <w:tcW w:type="dxa" w:w="2376"/>
+          </w:tcPr>
+          <w:p>
+            <w:r>
+              <w:t>1408.681</w:t>
+            </w:r>
+          </w:p>
+        </w:tc>
+        <w:tc>
+          <w:tcPr>
+            <w:tcW w:type="dxa" w:w="2376"/>
+          </w:tcPr>
+          <w:p>
+            <w:r>
+              <w:t>1162.325</w:t>
+            </w:r>
+          </w:p>
+        </w:tc>
+        <w:tc>
+          <w:tcPr>
+            <w:tcW w:type="dxa" w:w="2376"/>
+          </w:tcPr>
+          <w:p>
+            <w:r>
+              <w:t>795.853</w:t>
+            </w:r>
+          </w:p>
+        </w:tc>
+      </w:tr>
+      <w:tr>
+        <w:tc>
+          <w:tcPr>
+            <w:tcW w:type="dxa" w:w="2376"/>
+          </w:tcPr>
+          <w:p>
+            <w:r>
+              <w:t>7</w:t>
+            </w:r>
+          </w:p>
+        </w:tc>
+        <w:tc>
+          <w:tcPr>
+            <w:tcW w:type="dxa" w:w="2376"/>
+          </w:tcPr>
+          <w:p>
+            <w:r>
+              <w:t>1494.083</w:t>
+            </w:r>
+          </w:p>
+        </w:tc>
+        <w:tc>
+          <w:tcPr>
+            <w:tcW w:type="dxa" w:w="2376"/>
+          </w:tcPr>
+          <w:p>
+            <w:r>
+              <w:t>18.083</w:t>
+            </w:r>
+          </w:p>
+        </w:tc>
+        <w:tc>
+          <w:tcPr>
+            <w:tcW w:type="dxa" w:w="2376"/>
+          </w:tcPr>
+          <w:p>
+            <w:r>
+              <w:t>1486.455</w:t>
+            </w:r>
+          </w:p>
+        </w:tc>
+        <w:tc>
+          <w:tcPr>
+            <w:tcW w:type="dxa" w:w="2376"/>
+          </w:tcPr>
+          <w:p>
+            <w:r>
+              <w:t>1161.172</w:t>
+            </w:r>
+          </w:p>
+        </w:tc>
+        <w:tc>
+          <w:tcPr>
+            <w:tcW w:type="dxa" w:w="2376"/>
+          </w:tcPr>
+          <w:p>
+            <w:r>
+              <w:t>928.024</w:t>
+            </w:r>
+          </w:p>
+        </w:tc>
+      </w:tr>
+      <w:tr>
+        <w:tc>
+          <w:tcPr>
+            <w:tcW w:type="dxa" w:w="2376"/>
+          </w:tcPr>
+          <w:p>
+            <w:r>
+              <w:t>8</w:t>
+            </w:r>
+          </w:p>
+        </w:tc>
+        <w:tc>
+          <w:tcPr>
+            <w:tcW w:type="dxa" w:w="2376"/>
+          </w:tcPr>
+          <w:p>
+            <w:r>
+              <w:t>1580.529</w:t>
+            </w:r>
+          </w:p>
+        </w:tc>
+        <w:tc>
+          <w:tcPr>
+            <w:tcW w:type="dxa" w:w="2376"/>
+          </w:tcPr>
+          <w:p>
+            <w:r>
+              <w:t>20.651</w:t>
+            </w:r>
+          </w:p>
+        </w:tc>
+        <w:tc>
+          <w:tcPr>
+            <w:tcW w:type="dxa" w:w="2376"/>
+          </w:tcPr>
+          <w:p>
+            <w:r>
+              <w:t>1571.231</w:t>
+            </w:r>
+          </w:p>
+        </w:tc>
+        <w:tc>
+          <w:tcPr>
+            <w:tcW w:type="dxa" w:w="2376"/>
+          </w:tcPr>
+          <w:p>
+            <w:r>
+              <w:t>1159.834</w:t>
+            </w:r>
+          </w:p>
+        </w:tc>
+        <w:tc>
+          <w:tcPr>
+            <w:tcW w:type="dxa" w:w="2376"/>
+          </w:tcPr>
+          <w:p>
+            <w:r>
+              <w:t>1059.978</w:t>
+            </w:r>
+          </w:p>
+        </w:tc>
+      </w:tr>
+      <w:tr>
+        <w:tc>
+          <w:tcPr>
+            <w:tcW w:type="dxa" w:w="2376"/>
+          </w:tcPr>
+          <w:p>
+            <w:r>
+              <w:t>9</w:t>
+            </w:r>
+          </w:p>
+        </w:tc>
+        <w:tc>
+          <w:tcPr>
+            <w:tcW w:type="dxa" w:w="2376"/>
+          </w:tcPr>
+          <w:p>
+            <w:r>
+              <w:t>1672.818</w:t>
+            </w:r>
+          </w:p>
+        </w:tc>
+        <w:tc>
+          <w:tcPr>
+            <w:tcW w:type="dxa" w:w="2376"/>
+          </w:tcPr>
+          <w:p>
+            <w:r>
+              <w:t>23.212</w:t>
+            </w:r>
+          </w:p>
+        </w:tc>
+        <w:tc>
+          <w:tcPr>
+            <w:tcW w:type="dxa" w:w="2376"/>
+          </w:tcPr>
+          <w:p>
+            <w:r>
+              <w:t>1661.861</w:t>
+            </w:r>
+          </w:p>
+        </w:tc>
+        <w:tc>
+          <w:tcPr>
+            <w:tcW w:type="dxa" w:w="2376"/>
+          </w:tcPr>
+          <w:p>
+            <w:r>
+              <w:t>1158.308</w:t>
+            </w:r>
+          </w:p>
+        </w:tc>
+        <w:tc>
+          <w:tcPr>
+            <w:tcW w:type="dxa" w:w="2376"/>
+          </w:tcPr>
+          <w:p>
+            <w:r>
+              <w:t>1191.681</w:t>
+            </w:r>
+          </w:p>
+        </w:tc>
+      </w:tr>
+      <w:tr>
+        <w:tc>
+          <w:tcPr>
+            <w:tcW w:type="dxa" w:w="2376"/>
+          </w:tcPr>
+          <w:p>
+            <w:r>
+              <w:t>10</w:t>
+            </w:r>
+          </w:p>
+        </w:tc>
+        <w:tc>
+          <w:tcPr>
+            <w:tcW w:type="dxa" w:w="2376"/>
+          </w:tcPr>
+          <w:p>
+            <w:r>
+              <w:t>1769.931</w:t>
+            </w:r>
+          </w:p>
+        </w:tc>
+        <w:tc>
+          <w:tcPr>
+            <w:tcW w:type="dxa" w:w="2376"/>
+          </w:tcPr>
+          <w:p>
+            <w:r>
+              <w:t>25.766</w:t>
+            </w:r>
+          </w:p>
+        </w:tc>
+        <w:tc>
+          <w:tcPr>
+            <w:tcW w:type="dxa" w:w="2376"/>
+          </w:tcPr>
+          <w:p>
+            <w:r>
+              <w:t>1757.358</w:t>
+            </w:r>
+          </w:p>
+        </w:tc>
+        <w:tc>
+          <w:tcPr>
+            <w:tcW w:type="dxa" w:w="2376"/>
+          </w:tcPr>
+          <w:p>
+            <w:r>
+              <w:t>1156.591</w:t>
+            </w:r>
+          </w:p>
+        </w:tc>
+        <w:tc>
+          <w:tcPr>
+            <w:tcW w:type="dxa" w:w="2376"/>
+          </w:tcPr>
+          <w:p>
+            <w:r>
+              <w:t>1323.104</w:t>
+            </w:r>
+          </w:p>
+        </w:tc>
+      </w:tr>
+    </w:tbl>
+    <w:p>
+      <w:pPr>
+        <w:pStyle w:val="Heading2"/>
+      </w:pPr>
+      <w:r>
+        <w:t>Chart 4 data — OCIMF current vs rudder vs total yaw moment about COG</w:t>
+      </w:r>
+    </w:p>
+    <w:p>
+      <w:r>
+        <w:t>Editable default trace: current 4.56 kn, rudder 0.0 deg. Positive yaw moment is bow-to-port.</w:t>
+      </w:r>
+    </w:p>
+    <w:tbl>
+      <w:tblPr>
+        <w:tblStyle w:val="TableGrid"/>
+        <w:tblW w:type="auto" w:w="0"/>
+        <w:tblLook w:firstColumn="1" w:firstRow="1" w:lastColumn="0" w:lastRow="0" w:noHBand="0" w:noVBand="1" w:val="04A0"/>
+      </w:tblPr>
+      <w:tblGrid>
+        <w:gridCol w:w="3564"/>
+        <w:gridCol w:w="3564"/>
+        <w:gridCol w:w="3564"/>
+        <w:gridCol w:w="3564"/>
+      </w:tblGrid>
+      <w:tr>
+        <w:tc>
+          <w:tcPr>
+            <w:tcW w:type="dxa" w:w="3564"/>
+          </w:tcPr>
+          <w:p>
+            <w:r>
+              <w:t>Heading ψ (deg)</w:t>
+            </w:r>
+          </w:p>
+        </w:tc>
+        <w:tc>
+          <w:tcPr>
+            <w:tcW w:type="dxa" w:w="3564"/>
+          </w:tcPr>
+          <w:p>
+            <w:r>
+              <w:t>OCIMF current N (kN-m)</w:t>
+            </w:r>
+          </w:p>
+        </w:tc>
+        <w:tc>
+          <w:tcPr>
+            <w:tcW w:type="dxa" w:w="3564"/>
+          </w:tcPr>
+          <w:p>
+            <w:r>
+              <w:t>Rudder N (kN-m)</w:t>
+            </w:r>
+          </w:p>
+        </w:tc>
+        <w:tc>
+          <w:tcPr>
+            <w:tcW w:type="dxa" w:w="3564"/>
+          </w:tcPr>
+          <w:p>
+            <w:r>
+              <w:t>Total N (kN-m)</w:t>
+            </w:r>
+          </w:p>
+        </w:tc>
+      </w:tr>
+      <w:tr>
+        <w:tc>
+          <w:tcPr>
+            <w:tcW w:type="dxa" w:w="3564"/>
+          </w:tcPr>
+          <w:p>
+            <w:r>
+              <w:t>-10</w:t>
+            </w:r>
+          </w:p>
+        </w:tc>
+        <w:tc>
+          <w:tcPr>
+            <w:tcW w:type="dxa" w:w="3564"/>
+          </w:tcPr>
+          <w:p>
+            <w:r>
+              <w:t>-167100.926</w:t>
+            </w:r>
+          </w:p>
+        </w:tc>
+        <w:tc>
+          <w:tcPr>
+            <w:tcW w:type="dxa" w:w="3564"/>
+          </w:tcPr>
+          <w:p>
+            <w:r>
+              <w:t>3275.918</w:t>
+            </w:r>
+          </w:p>
+        </w:tc>
+        <w:tc>
+          <w:tcPr>
+            <w:tcW w:type="dxa" w:w="3564"/>
+          </w:tcPr>
+          <w:p>
+            <w:r>
+              <w:t>-163825.008</w:t>
+            </w:r>
+          </w:p>
+        </w:tc>
+      </w:tr>
+      <w:tr>
+        <w:tc>
+          <w:tcPr>
+            <w:tcW w:type="dxa" w:w="3564"/>
+          </w:tcPr>
+          <w:p>
+            <w:r>
+              <w:t>-9</w:t>
+            </w:r>
+          </w:p>
+        </w:tc>
+        <w:tc>
+          <w:tcPr>
+            <w:tcW w:type="dxa" w:w="3564"/>
+          </w:tcPr>
+          <w:p>
+            <w:r>
+              <w:t>-150536.241</w:t>
+            </w:r>
+          </w:p>
+        </w:tc>
+        <w:tc>
+          <w:tcPr>
+            <w:tcW w:type="dxa" w:w="3564"/>
+          </w:tcPr>
+          <w:p>
+            <w:r>
+              <w:t>2986.866</w:t>
+            </w:r>
+          </w:p>
+        </w:tc>
+        <w:tc>
+          <w:tcPr>
+            <w:tcW w:type="dxa" w:w="3564"/>
+          </w:tcPr>
+          <w:p>
+            <w:r>
+              <w:t>-147549.375</w:t>
+            </w:r>
+          </w:p>
+        </w:tc>
+      </w:tr>
+      <w:tr>
+        <w:tc>
+          <w:tcPr>
+            <w:tcW w:type="dxa" w:w="3564"/>
+          </w:tcPr>
+          <w:p>
+            <w:r>
+              <w:t>-8</w:t>
+            </w:r>
+          </w:p>
+        </w:tc>
+        <w:tc>
+          <w:tcPr>
+            <w:tcW w:type="dxa" w:w="3564"/>
+          </w:tcPr>
+          <w:p>
+            <w:r>
+              <w:t>-133925.702</w:t>
+            </w:r>
+          </w:p>
+        </w:tc>
+        <w:tc>
+          <w:tcPr>
+            <w:tcW w:type="dxa" w:w="3564"/>
+          </w:tcPr>
+          <w:p>
+            <w:r>
+              <w:t>2685.802</w:t>
+            </w:r>
+          </w:p>
+        </w:tc>
+        <w:tc>
+          <w:tcPr>
+            <w:tcW w:type="dxa" w:w="3564"/>
+          </w:tcPr>
+          <w:p>
+            <w:r>
+              <w:t>-131239.900</w:t>
+            </w:r>
+          </w:p>
+        </w:tc>
+      </w:tr>
+      <w:tr>
+        <w:tc>
+          <w:tcPr>
+            <w:tcW w:type="dxa" w:w="3564"/>
+          </w:tcPr>
+          <w:p>
+            <w:r>
+              <w:t>-7</w:t>
+            </w:r>
+          </w:p>
+        </w:tc>
+        <w:tc>
+          <w:tcPr>
+            <w:tcW w:type="dxa" w:w="3564"/>
+          </w:tcPr>
+          <w:p>
+            <w:r>
+              <w:t>-117274.367</w:t>
+            </w:r>
+          </w:p>
+        </w:tc>
+        <w:tc>
+          <w:tcPr>
+            <w:tcW w:type="dxa" w:w="3564"/>
+          </w:tcPr>
+          <w:p>
+            <w:r>
+              <w:t>2373.972</w:t>
+            </w:r>
+          </w:p>
+        </w:tc>
+        <w:tc>
+          <w:tcPr>
+            <w:tcW w:type="dxa" w:w="3564"/>
+          </w:tcPr>
+          <w:p>
+            <w:r>
+              <w:t>-114900.395</w:t>
+            </w:r>
+          </w:p>
+        </w:tc>
+      </w:tr>
+      <w:tr>
+        <w:tc>
+          <w:tcPr>
+            <w:tcW w:type="dxa" w:w="3564"/>
+          </w:tcPr>
+          <w:p>
+            <w:r>
+              <w:t>-6</w:t>
+            </w:r>
+          </w:p>
+        </w:tc>
+        <w:tc>
+          <w:tcPr>
+            <w:tcW w:type="dxa" w:w="3564"/>
+          </w:tcPr>
+          <w:p>
+            <w:r>
+              <w:t>-100587.310</w:t>
+            </w:r>
+          </w:p>
+        </w:tc>
+        <w:tc>
+          <w:tcPr>
+            <w:tcW w:type="dxa" w:w="3564"/>
+          </w:tcPr>
+          <w:p>
+            <w:r>
+              <w:t>2052.655</w:t>
+            </w:r>
+          </w:p>
+        </w:tc>
+        <w:tc>
+          <w:tcPr>
+            <w:tcW w:type="dxa" w:w="3564"/>
+          </w:tcPr>
+          <w:p>
+            <w:r>
+              <w:t>-98534.654</w:t>
+            </w:r>
+          </w:p>
+        </w:tc>
+      </w:tr>
+      <w:tr>
+        <w:tc>
+          <w:tcPr>
+            <w:tcW w:type="dxa" w:w="3564"/>
+          </w:tcPr>
+          <w:p>
+            <w:r>
+              <w:t>-5</w:t>
+            </w:r>
+          </w:p>
+        </w:tc>
+        <w:tc>
+          <w:tcPr>
+            <w:tcW w:type="dxa" w:w="3564"/>
+          </w:tcPr>
+          <w:p>
+            <w:r>
+              <w:t>-83869.612</w:t>
+            </w:r>
+          </w:p>
+        </w:tc>
+        <w:tc>
+          <w:tcPr>
+            <w:tcW w:type="dxa" w:w="3564"/>
+          </w:tcPr>
+          <w:p>
+            <w:r>
+              <w:t>1723.156</w:t>
+            </w:r>
+          </w:p>
+        </w:tc>
+        <w:tc>
+          <w:tcPr>
+            <w:tcW w:type="dxa" w:w="3564"/>
+          </w:tcPr>
+          <w:p>
+            <w:r>
+              <w:t>-82146.457</w:t>
+            </w:r>
+          </w:p>
+        </w:tc>
+      </w:tr>
+      <w:tr>
+        <w:tc>
+          <w:tcPr>
+            <w:tcW w:type="dxa" w:w="3564"/>
+          </w:tcPr>
+          <w:p>
+            <w:r>
+              <w:t>-4</w:t>
+            </w:r>
+          </w:p>
+        </w:tc>
+        <w:tc>
+          <w:tcPr>
+            <w:tcW w:type="dxa" w:w="3564"/>
+          </w:tcPr>
+          <w:p>
+            <w:r>
+              <w:t>-67126.367</w:t>
+            </w:r>
+          </w:p>
+        </w:tc>
+        <w:tc>
+          <w:tcPr>
+            <w:tcW w:type="dxa" w:w="3564"/>
+          </w:tcPr>
+          <w:p>
+            <w:r>
+              <w:t>1386.802</w:t>
+            </w:r>
+          </w:p>
+        </w:tc>
+        <w:tc>
+          <w:tcPr>
+            <w:tcW w:type="dxa" w:w="3564"/>
+          </w:tcPr>
+          <w:p>
+            <w:r>
+              <w:t>-65739.566</w:t>
+            </w:r>
+          </w:p>
+        </w:tc>
+      </w:tr>
+      <w:tr>
+        <w:tc>
+          <w:tcPr>
+            <w:tcW w:type="dxa" w:w="3564"/>
+          </w:tcPr>
+          <w:p>
+            <w:r>
+              <w:t>-3</w:t>
+            </w:r>
+          </w:p>
+        </w:tc>
+        <w:tc>
+          <w:tcPr>
+            <w:tcW w:type="dxa" w:w="3564"/>
+          </w:tcPr>
+          <w:p>
+            <w:r>
+              <w:t>-50362.675</w:t>
+            </w:r>
+          </w:p>
+        </w:tc>
+        <w:tc>
+          <w:tcPr>
+            <w:tcW w:type="dxa" w:w="3564"/>
+          </w:tcPr>
+          <w:p>
+            <w:r>
+              <w:t>1044.940</w:t>
+            </w:r>
+          </w:p>
+        </w:tc>
+        <w:tc>
+          <w:tcPr>
+            <w:tcW w:type="dxa" w:w="3564"/>
+          </w:tcPr>
+          <w:p>
+            <w:r>
+              <w:t>-49317.735</w:t>
+            </w:r>
+          </w:p>
+        </w:tc>
+      </w:tr>
+      <w:tr>
+        <w:tc>
+          <w:tcPr>
+            <w:tcW w:type="dxa" w:w="3564"/>
+          </w:tcPr>
+          <w:p>
+            <w:r>
+              <w:t>-2</w:t>
+            </w:r>
+          </w:p>
+        </w:tc>
+        <w:tc>
+          <w:tcPr>
+            <w:tcW w:type="dxa" w:w="3564"/>
+          </w:tcPr>
+          <w:p>
+            <w:r>
+              <w:t>-33583.642</w:t>
+            </w:r>
+          </w:p>
+        </w:tc>
+        <w:tc>
+          <w:tcPr>
+            <w:tcW w:type="dxa" w:w="3564"/>
+          </w:tcPr>
+          <w:p>
+            <w:r>
+              <w:t>698.935</w:t>
+            </w:r>
+          </w:p>
+        </w:tc>
+        <w:tc>
+          <w:tcPr>
+            <w:tcW w:type="dxa" w:w="3564"/>
+          </w:tcPr>
+          <w:p>
+            <w:r>
+              <w:t>-32884.707</w:t>
+            </w:r>
+          </w:p>
+        </w:tc>
+      </w:tr>
+      <w:tr>
+        <w:tc>
+          <w:tcPr>
+            <w:tcW w:type="dxa" w:w="3564"/>
+          </w:tcPr>
+          <w:p>
+            <w:r>
+              <w:t>-1</w:t>
+            </w:r>
+          </w:p>
+        </w:tc>
+        <w:tc>
+          <w:tcPr>
+            <w:tcW w:type="dxa" w:w="3564"/>
+          </w:tcPr>
+          <w:p>
+            <w:r>
+              <w:t>-16794.379</w:t>
+            </w:r>
+          </w:p>
+        </w:tc>
+        <w:tc>
+          <w:tcPr>
+            <w:tcW w:type="dxa" w:w="3564"/>
+          </w:tcPr>
+          <w:p>
+            <w:r>
+              <w:t>350.161</w:t>
+            </w:r>
+          </w:p>
+        </w:tc>
+        <w:tc>
+          <w:tcPr>
+            <w:tcW w:type="dxa" w:w="3564"/>
+          </w:tcPr>
+          <w:p>
+            <w:r>
+              <w:t>-16444.218</w:t>
+            </w:r>
+          </w:p>
+        </w:tc>
+      </w:tr>
+      <w:tr>
+        <w:tc>
+          <w:tcPr>
+            <w:tcW w:type="dxa" w:w="3564"/>
+          </w:tcPr>
+          <w:p>
+            <w:r>
+              <w:t>0</w:t>
+            </w:r>
+          </w:p>
+        </w:tc>
+        <w:tc>
+          <w:tcPr>
+            <w:tcW w:type="dxa" w:w="3564"/>
+          </w:tcPr>
+          <w:p>
+            <w:r>
+              <w:t>0.000</w:t>
+            </w:r>
+          </w:p>
+        </w:tc>
+        <w:tc>
+          <w:tcPr>
+            <w:tcW w:type="dxa" w:w="3564"/>
+          </w:tcPr>
+          <w:p>
+            <w:r>
+              <w:t>0.000</w:t>
+            </w:r>
+          </w:p>
+        </w:tc>
+        <w:tc>
+          <w:tcPr>
+            <w:tcW w:type="dxa" w:w="3564"/>
+          </w:tcPr>
+          <w:p>
+            <w:r>
+              <w:t>0.000</w:t>
+            </w:r>
+          </w:p>
+        </w:tc>
+      </w:tr>
+      <w:tr>
+        <w:tc>
+          <w:tcPr>
+            <w:tcW w:type="dxa" w:w="3564"/>
+          </w:tcPr>
+          <w:p>
+            <w:r>
+              <w:t>1</w:t>
+            </w:r>
+          </w:p>
+        </w:tc>
+        <w:tc>
+          <w:tcPr>
+            <w:tcW w:type="dxa" w:w="3564"/>
+          </w:tcPr>
+          <w:p>
+            <w:r>
+              <w:t>16794.379</w:t>
+            </w:r>
+          </w:p>
+        </w:tc>
+        <w:tc>
+          <w:tcPr>
+            <w:tcW w:type="dxa" w:w="3564"/>
+          </w:tcPr>
+          <w:p>
+            <w:r>
+              <w:t>-350.161</w:t>
+            </w:r>
+          </w:p>
+        </w:tc>
+        <w:tc>
+          <w:tcPr>
+            <w:tcW w:type="dxa" w:w="3564"/>
+          </w:tcPr>
+          <w:p>
+            <w:r>
+              <w:t>16444.218</w:t>
+            </w:r>
+          </w:p>
+        </w:tc>
+      </w:tr>
+      <w:tr>
+        <w:tc>
+          <w:tcPr>
+            <w:tcW w:type="dxa" w:w="3564"/>
+          </w:tcPr>
+          <w:p>
+            <w:r>
+              <w:t>2</w:t>
+            </w:r>
+          </w:p>
+        </w:tc>
+        <w:tc>
+          <w:tcPr>
+            <w:tcW w:type="dxa" w:w="3564"/>
+          </w:tcPr>
+          <w:p>
+            <w:r>
+              <w:t>33583.642</w:t>
+            </w:r>
+          </w:p>
+        </w:tc>
+        <w:tc>
+          <w:tcPr>
+            <w:tcW w:type="dxa" w:w="3564"/>
+          </w:tcPr>
+          <w:p>
+            <w:r>
+              <w:t>-698.935</w:t>
+            </w:r>
+          </w:p>
+        </w:tc>
+        <w:tc>
+          <w:tcPr>
+            <w:tcW w:type="dxa" w:w="3564"/>
+          </w:tcPr>
+          <w:p>
+            <w:r>
+              <w:t>32884.707</w:t>
+            </w:r>
+          </w:p>
+        </w:tc>
+      </w:tr>
+      <w:tr>
+        <w:tc>
+          <w:tcPr>
+            <w:tcW w:type="dxa" w:w="3564"/>
+          </w:tcPr>
+          <w:p>
+            <w:r>
+              <w:t>3</w:t>
+            </w:r>
+          </w:p>
+        </w:tc>
+        <w:tc>
+          <w:tcPr>
+            <w:tcW w:type="dxa" w:w="3564"/>
+          </w:tcPr>
+          <w:p>
+            <w:r>
+              <w:t>50362.675</w:t>
+            </w:r>
+          </w:p>
+        </w:tc>
+        <w:tc>
+          <w:tcPr>
+            <w:tcW w:type="dxa" w:w="3564"/>
+          </w:tcPr>
+          <w:p>
+            <w:r>
+              <w:t>-1044.940</w:t>
+            </w:r>
+          </w:p>
+        </w:tc>
+        <w:tc>
+          <w:tcPr>
+            <w:tcW w:type="dxa" w:w="3564"/>
+          </w:tcPr>
+          <w:p>
+            <w:r>
+              <w:t>49317.735</w:t>
+            </w:r>
+          </w:p>
+        </w:tc>
+      </w:tr>
+      <w:tr>
+        <w:tc>
+          <w:tcPr>
+            <w:tcW w:type="dxa" w:w="3564"/>
+          </w:tcPr>
+          <w:p>
+            <w:r>
+              <w:t>4</w:t>
+            </w:r>
+          </w:p>
+        </w:tc>
+        <w:tc>
+          <w:tcPr>
+            <w:tcW w:type="dxa" w:w="3564"/>
+          </w:tcPr>
+          <w:p>
+            <w:r>
+              <w:t>67126.367</w:t>
+            </w:r>
+          </w:p>
+        </w:tc>
+        <w:tc>
+          <w:tcPr>
+            <w:tcW w:type="dxa" w:w="3564"/>
+          </w:tcPr>
+          <w:p>
+            <w:r>
+              <w:t>-1386.802</w:t>
+            </w:r>
+          </w:p>
+        </w:tc>
+        <w:tc>
+          <w:tcPr>
+            <w:tcW w:type="dxa" w:w="3564"/>
+          </w:tcPr>
+          <w:p>
+            <w:r>
+              <w:t>65739.566</w:t>
+            </w:r>
+          </w:p>
+        </w:tc>
+      </w:tr>
+      <w:tr>
+        <w:tc>
+          <w:tcPr>
+            <w:tcW w:type="dxa" w:w="3564"/>
+          </w:tcPr>
+          <w:p>
+            <w:r>
+              <w:t>5</w:t>
+            </w:r>
+          </w:p>
+        </w:tc>
+        <w:tc>
+          <w:tcPr>
+            <w:tcW w:type="dxa" w:w="3564"/>
+          </w:tcPr>
+          <w:p>
+            <w:r>
+              <w:t>83869.612</w:t>
+            </w:r>
+          </w:p>
+        </w:tc>
+        <w:tc>
+          <w:tcPr>
+            <w:tcW w:type="dxa" w:w="3564"/>
+          </w:tcPr>
+          <w:p>
+            <w:r>
+              <w:t>-1723.156</w:t>
+            </w:r>
+          </w:p>
+        </w:tc>
+        <w:tc>
+          <w:tcPr>
+            <w:tcW w:type="dxa" w:w="3564"/>
+          </w:tcPr>
+          <w:p>
+            <w:r>
+              <w:t>82146.457</w:t>
+            </w:r>
+          </w:p>
+        </w:tc>
+      </w:tr>
+      <w:tr>
+        <w:tc>
+          <w:tcPr>
+            <w:tcW w:type="dxa" w:w="3564"/>
+          </w:tcPr>
+          <w:p>
+            <w:r>
+              <w:t>6</w:t>
+            </w:r>
+          </w:p>
+        </w:tc>
+        <w:tc>
+          <w:tcPr>
+            <w:tcW w:type="dxa" w:w="3564"/>
+          </w:tcPr>
+          <w:p>
+            <w:r>
+              <w:t>100587.310</w:t>
+            </w:r>
+          </w:p>
+        </w:tc>
+        <w:tc>
+          <w:tcPr>
+            <w:tcW w:type="dxa" w:w="3564"/>
+          </w:tcPr>
+          <w:p>
+            <w:r>
+              <w:t>-2052.655</w:t>
+            </w:r>
+          </w:p>
+        </w:tc>
+        <w:tc>
+          <w:tcPr>
+            <w:tcW w:type="dxa" w:w="3564"/>
+          </w:tcPr>
+          <w:p>
+            <w:r>
+              <w:t>98534.654</w:t>
+            </w:r>
+          </w:p>
+        </w:tc>
+      </w:tr>
+      <w:tr>
+        <w:tc>
+          <w:tcPr>
+            <w:tcW w:type="dxa" w:w="3564"/>
+          </w:tcPr>
+          <w:p>
+            <w:r>
+              <w:t>7</w:t>
+            </w:r>
+          </w:p>
+        </w:tc>
+        <w:tc>
+          <w:tcPr>
+            <w:tcW w:type="dxa" w:w="3564"/>
+          </w:tcPr>
+          <w:p>
+            <w:r>
+              <w:t>117274.367</w:t>
+            </w:r>
+          </w:p>
+        </w:tc>
+        <w:tc>
+          <w:tcPr>
+            <w:tcW w:type="dxa" w:w="3564"/>
+          </w:tcPr>
+          <w:p>
+            <w:r>
+              <w:t>-2373.972</w:t>
+            </w:r>
+          </w:p>
+        </w:tc>
+        <w:tc>
+          <w:tcPr>
+            <w:tcW w:type="dxa" w:w="3564"/>
+          </w:tcPr>
+          <w:p>
+            <w:r>
+              <w:t>114900.395</w:t>
+            </w:r>
+          </w:p>
+        </w:tc>
+      </w:tr>
+      <w:tr>
+        <w:tc>
+          <w:tcPr>
+            <w:tcW w:type="dxa" w:w="3564"/>
+          </w:tcPr>
+          <w:p>
+            <w:r>
+              <w:t>8</w:t>
+            </w:r>
+          </w:p>
+        </w:tc>
+        <w:tc>
+          <w:tcPr>
+            <w:tcW w:type="dxa" w:w="3564"/>
+          </w:tcPr>
+          <w:p>
+            <w:r>
+              <w:t>133925.702</w:t>
+            </w:r>
+          </w:p>
+        </w:tc>
+        <w:tc>
+          <w:tcPr>
+            <w:tcW w:type="dxa" w:w="3564"/>
+          </w:tcPr>
+          <w:p>
+            <w:r>
+              <w:t>-2685.802</w:t>
+            </w:r>
+          </w:p>
+        </w:tc>
+        <w:tc>
+          <w:tcPr>
+            <w:tcW w:type="dxa" w:w="3564"/>
+          </w:tcPr>
+          <w:p>
+            <w:r>
+              <w:t>131239.900</w:t>
+            </w:r>
+          </w:p>
+        </w:tc>
+      </w:tr>
+      <w:tr>
+        <w:tc>
+          <w:tcPr>
+            <w:tcW w:type="dxa" w:w="3564"/>
+          </w:tcPr>
+          <w:p>
+            <w:r>
+              <w:t>9</w:t>
+            </w:r>
+          </w:p>
+        </w:tc>
+        <w:tc>
+          <w:tcPr>
+            <w:tcW w:type="dxa" w:w="3564"/>
+          </w:tcPr>
+          <w:p>
+            <w:r>
+              <w:t>150536.241</w:t>
+            </w:r>
+          </w:p>
+        </w:tc>
+        <w:tc>
+          <w:tcPr>
+            <w:tcW w:type="dxa" w:w="3564"/>
+          </w:tcPr>
+          <w:p>
+            <w:r>
+              <w:t>-2986.866</w:t>
+            </w:r>
+          </w:p>
+        </w:tc>
+        <w:tc>
+          <w:tcPr>
+            <w:tcW w:type="dxa" w:w="3564"/>
+          </w:tcPr>
+          <w:p>
+            <w:r>
+              <w:t>147549.375</w:t>
+            </w:r>
+          </w:p>
+        </w:tc>
+      </w:tr>
+      <w:tr>
+        <w:tc>
+          <w:tcPr>
+            <w:tcW w:type="dxa" w:w="3564"/>
+          </w:tcPr>
+          <w:p>
+            <w:r>
+              <w:t>10</w:t>
+            </w:r>
+          </w:p>
+        </w:tc>
+        <w:tc>
+          <w:tcPr>
+            <w:tcW w:type="dxa" w:w="3564"/>
+          </w:tcPr>
+          <w:p>
+            <w:r>
+              <w:t>167100.926</w:t>
+            </w:r>
+          </w:p>
+        </w:tc>
+        <w:tc>
+          <w:tcPr>
+            <w:tcW w:type="dxa" w:w="3564"/>
+          </w:tcPr>
+          <w:p>
+            <w:r>
+              <w:t>-3275.918</w:t>
+            </w:r>
+          </w:p>
+        </w:tc>
+        <w:tc>
+          <w:tcPr>
+            <w:tcW w:type="dxa" w:w="3564"/>
+          </w:tcPr>
+          <w:p>
+            <w:r>
+              <w:t>163825.008</w:t>
+            </w:r>
+          </w:p>
+        </w:tc>
+      </w:tr>
+    </w:tbl>
+    <w:p>
+      <w:pPr>
+        <w:pStyle w:val="Heading2"/>
+      </w:pPr>
+      <w:r>
+        <w:t>Selected-case force breakdown</w:t>
+      </w:r>
+    </w:p>
+    <w:p>
+      <w:r>
+        <w:t>Default-trace breakdown at 4.56 kn, rudder 0 deg, heading -10 deg (maximum absolute total yaw moment for selected trace).</w:t>
+      </w:r>
+    </w:p>
+    <w:tbl>
+      <w:tblPr>
+        <w:tblStyle w:val="TableGrid"/>
+        <w:tblW w:type="auto" w:w="0"/>
+        <w:tblLook w:firstColumn="1" w:firstRow="1" w:lastColumn="0" w:lastRow="0" w:noHBand="0" w:noVBand="1" w:val="04A0"/>
+      </w:tblPr>
+      <w:tblGrid>
+        <w:gridCol w:w="2851"/>
+        <w:gridCol w:w="2851"/>
+        <w:gridCol w:w="2851"/>
+        <w:gridCol w:w="2851"/>
+        <w:gridCol w:w="2851"/>
+      </w:tblGrid>
+      <w:tr>
+        <w:tc>
+          <w:tcPr>
+            <w:tcW w:type="dxa" w:w="2851"/>
+          </w:tcPr>
+          <w:p>
+            <w:r>
+              <w:t>Component</w:t>
+            </w:r>
+          </w:p>
+        </w:tc>
+        <w:tc>
+          <w:tcPr>
+            <w:tcW w:type="dxa" w:w="2851"/>
+          </w:tcPr>
+          <w:p>
+            <w:r>
+              <w:t>X ship (kN)</w:t>
+            </w:r>
+          </w:p>
+        </w:tc>
+        <w:tc>
+          <w:tcPr>
+            <w:tcW w:type="dxa" w:w="2851"/>
+          </w:tcPr>
+          <w:p>
+            <w:r>
+              <w:t>Y ship port (kN)</w:t>
+            </w:r>
+          </w:p>
+        </w:tc>
+        <w:tc>
+          <w:tcPr>
+            <w:tcW w:type="dxa" w:w="2851"/>
+          </w:tcPr>
+          <w:p>
+            <w:r>
+              <w:t>Horizontal resultant (kN)</w:t>
+            </w:r>
+          </w:p>
+        </w:tc>
+        <w:tc>
+          <w:tcPr>
+            <w:tcW w:type="dxa" w:w="2851"/>
+          </w:tcPr>
+          <w:p>
+            <w:r>
+              <w:t>Yaw moment about COG (kN-m)</w:t>
+            </w:r>
+          </w:p>
+        </w:tc>
+      </w:tr>
+      <w:tr>
+        <w:tc>
+          <w:tcPr>
+            <w:tcW w:type="dxa" w:w="2851"/>
+          </w:tcPr>
+          <w:p>
+            <w:r>
+              <w:t>OCIMF current</w:t>
+            </w:r>
+          </w:p>
+        </w:tc>
+        <w:tc>
+          <w:tcPr>
+            <w:tcW w:type="dxa" w:w="2851"/>
+          </w:tcPr>
+          <w:p>
+            <w:r>
+              <w:t>1147.778</w:t>
+            </w:r>
+          </w:p>
+        </w:tc>
+        <w:tc>
+          <w:tcPr>
+            <w:tcW w:type="dxa" w:w="2851"/>
+          </w:tcPr>
+          <w:p>
+            <w:r>
+              <w:t>-1347.316</w:t>
+            </w:r>
+          </w:p>
+        </w:tc>
+        <w:tc>
+          <w:tcPr>
+            <w:tcW w:type="dxa" w:w="2851"/>
+          </w:tcPr>
+          <w:p>
+            <w:r>
+              <w:t>1769.931</w:t>
+            </w:r>
+          </w:p>
+        </w:tc>
+        <w:tc>
+          <w:tcPr>
+            <w:tcW w:type="dxa" w:w="2851"/>
+          </w:tcPr>
+          <w:p>
+            <w:r>
+              <w:t>-167100.926</w:t>
+            </w:r>
+          </w:p>
+        </w:tc>
+      </w:tr>
+      <w:tr>
+        <w:tc>
+          <w:tcPr>
+            <w:tcW w:type="dxa" w:w="2851"/>
+          </w:tcPr>
+          <w:p>
+            <w:r>
+              <w:t>Rudder induced</w:t>
+            </w:r>
+          </w:p>
+        </w:tc>
+        <w:tc>
+          <w:tcPr>
+            <w:tcW w:type="dxa" w:w="2851"/>
+          </w:tcPr>
+          <w:p>
+            <w:r>
+              <w:t>8.813</w:t>
+            </w:r>
+          </w:p>
+        </w:tc>
+        <w:tc>
+          <w:tcPr>
+            <w:tcW w:type="dxa" w:w="2851"/>
+          </w:tcPr>
+          <w:p>
+            <w:r>
+              <w:t>24.212</w:t>
+            </w:r>
+          </w:p>
+        </w:tc>
+        <w:tc>
+          <w:tcPr>
+            <w:tcW w:type="dxa" w:w="2851"/>
+          </w:tcPr>
+          <w:p>
+            <w:r>
+              <w:t>25.766</w:t>
+            </w:r>
+          </w:p>
+        </w:tc>
+        <w:tc>
+          <w:tcPr>
+            <w:tcW w:type="dxa" w:w="2851"/>
+          </w:tcPr>
+          <w:p>
+            <w:r>
+              <w:t>3275.918</w:t>
+            </w:r>
+          </w:p>
+        </w:tc>
+      </w:tr>
+      <w:tr>
+        <w:tc>
+          <w:tcPr>
+            <w:tcW w:type="dxa" w:w="2851"/>
+          </w:tcPr>
+          <w:p>
+            <w:r>
+              <w:t>Total / mooring reaction opposite</w:t>
+            </w:r>
+          </w:p>
+        </w:tc>
+        <w:tc>
+          <w:tcPr>
+            <w:tcW w:type="dxa" w:w="2851"/>
+          </w:tcPr>
+          <w:p>
+            <w:r>
+              <w:t>1156.591</w:t>
+            </w:r>
+          </w:p>
+        </w:tc>
+        <w:tc>
+          <w:tcPr>
+            <w:tcW w:type="dxa" w:w="2851"/>
+          </w:tcPr>
+          <w:p>
+            <w:r>
+              <w:t>-1323.104</w:t>
+            </w:r>
+          </w:p>
+        </w:tc>
+        <w:tc>
+          <w:tcPr>
+            <w:tcW w:type="dxa" w:w="2851"/>
+          </w:tcPr>
+          <w:p>
+            <w:r>
+              <w:t>1757.358</w:t>
+            </w:r>
+          </w:p>
+        </w:tc>
+        <w:tc>
+          <w:tcPr>
+            <w:tcW w:type="dxa" w:w="2851"/>
+          </w:tcPr>
+          <w:p>
+            <w:r>
+              <w:t>-163825.008</w:t>
+            </w:r>
+          </w:p>
+        </w:tc>
+      </w:tr>
+    </w:tbl>
+    <w:p>
+      <w:pPr>
+        <w:pStyle w:val="Heading2"/>
+      </w:pPr>
+      <w:r>
+        <w:t>Method and provenance</w:t>
+      </w:r>
+    </w:p>
+    <w:p>
+      <w:r>
+        <w:t>V=kn*0.51444; F=beta*A_R*V^2*Cr; alpha=delta-psi; X_local=F*sin(alpha)^2; Y_local=F*sin(alpha)*cos(alpha); X_ship=X_local*cos(psi)-Y_local*sin(psi); Y_ship=X_local*sin(psi)+Y_local*cos(psi); N=Y_ship*yaw_lever</w:t>
       </w:r>
     </w:p>
     <w:p>
       <w:pPr>
-        <w:jc w:val="center"/>
+        <w:pStyle w:val="ListBullet"/>
       </w:pPr>
       <w:r>
-        <w:drawing>
-          <wp:inline xmlns:a="http://schemas.openxmlformats.org/drawingml/2006/main" xmlns:pic="http://schemas.openxmlformats.org/drawingml/2006/picture">
-            <wp:extent cx="10232390" cy="7233157"/>
-            <wp:docPr id="3" name="Picture 3"/>
-            <wp:cNvGraphicFramePr>
-              <a:graphicFrameLocks noChangeAspect="1"/>
-            </wp:cNvGraphicFramePr>
-            <a:graphic>
-              <a:graphicData uri="http://schemas.openxmlformats.org/drawingml/2006/picture">
-                <pic:pic>
-                  <pic:nvPicPr>
-                    <pic:cNvPr id="0" name="page-03.png"/>
-                    <pic:cNvPicPr/>
-                  </pic:nvPicPr>
-                  <pic:blipFill>
-                    <a:blip r:embed="rId11"/>
-                    <a:stretch>
-                      <a:fillRect/>
-                    </a:stretch>
-                  </pic:blipFill>
-                  <pic:spPr>
-                    <a:xfrm>
-                      <a:off x="0" y="0"/>
-                      <a:ext cx="10232390" cy="7233157"/>
-                    </a:xfrm>
-                    <a:prstGeom prst="rect"/>
-                  </pic:spPr>
-                </pic:pic>
-              </a:graphicData>
-            </a:graphic>
-          </wp:inline>
-        </w:drawing>
+        <w:t>Heading/rudder effective-angle convention: alpha = rudder_angle_deg - heading_offset_deg.</w:t>
       </w:r>
     </w:p>
     <w:p>
       <w:pPr>
-        <w:jc w:val="right"/>
+        <w:pStyle w:val="ListBullet"/>
       </w:pPr>
       <w:r>
-        <w:rPr>
-          <w:sz w:val="12"/>
-        </w:rPr>
-        <w:t>Client review copy page 3 of 11</w:t>
+        <w:t>Local-to-ship transform rotates local current-frame X/Y loads into ship-fixed COG axes.</w:t>
+      </w:r>
+    </w:p>
+    <w:p>
+      <w:pPr>
+        <w:pStyle w:val="ListBullet"/>
+      </w:pPr>
+      <w:r>
+        <w:t>Current review equations: q=0.5*rho*V²; Cx=1.05*abs(cos(psi)); Cy=sin(psi); Cm=0.55*sin(psi); X_current=q*(beam*draft)*Cx; Y_current=q*(LBP*draft)*Cy; N_current=q*(LBP*draft)*LBP*Cm.</w:t>
+      </w:r>
+    </w:p>
+    <w:p>
+      <w:pPr>
+        <w:pStyle w:val="ListBullet"/>
+      </w:pPr>
+      <w:r>
+        <w:t>When rudder_angle_deg equals heading_offset_deg, alpha is zero and this rudder-induced component is zero; that is not total hull current load.</w:t>
+      </w:r>
+    </w:p>
+    <w:p>
+      <w:pPr>
+        <w:pStyle w:val="ListBullet"/>
+      </w:pPr>
+      <w:r>
+        <w:t>Scope note: hull current loads are first-cut OCIMF-inspired comparison loads using placeholder heading functions only; this is not a validated whole-vessel current-load or oblique-current hull/rudder interaction model.</w:t>
+      </w:r>
+    </w:p>
+    <w:p>
+      <w:pPr>
+        <w:pStyle w:val="Heading2"/>
+      </w:pPr>
+      <w:r>
+        <w:t>Summary</w:t>
+      </w:r>
+    </w:p>
+    <w:tbl>
+      <w:tblPr>
+        <w:tblStyle w:val="TableGrid"/>
+        <w:tblW w:type="auto" w:w="0"/>
+        <w:tblLook w:firstColumn="1" w:firstRow="1" w:lastColumn="0" w:lastRow="0" w:noHBand="0" w:noVBand="1" w:val="04A0"/>
+      </w:tblPr>
+      <w:tblGrid>
+        <w:gridCol w:w="7128"/>
+        <w:gridCol w:w="7128"/>
+      </w:tblGrid>
+      <w:tr>
+        <w:tc>
+          <w:tcPr>
+            <w:tcW w:type="dxa" w:w="7128"/>
+          </w:tcPr>
+          <w:p>
+            <w:r>
+              <w:t>Field</w:t>
+            </w:r>
+          </w:p>
+        </w:tc>
+        <w:tc>
+          <w:tcPr>
+            <w:tcW w:type="dxa" w:w="7128"/>
+          </w:tcPr>
+          <w:p>
+            <w:r>
+              <w:t>Value</w:t>
+            </w:r>
+          </w:p>
+        </w:tc>
+      </w:tr>
+      <w:tr>
+        <w:tc>
+          <w:tcPr>
+            <w:tcW w:type="dxa" w:w="7128"/>
+          </w:tcPr>
+          <w:p>
+            <w:r>
+              <w:t>row_count</w:t>
+            </w:r>
+          </w:p>
+        </w:tc>
+        <w:tc>
+          <w:tcPr>
+            <w:tcW w:type="dxa" w:w="7128"/>
+          </w:tcPr>
+          <w:p>
+            <w:r>
+              <w:t>11529</w:t>
+            </w:r>
+          </w:p>
+        </w:tc>
+      </w:tr>
+      <w:tr>
+        <w:tc>
+          <w:tcPr>
+            <w:tcW w:type="dxa" w:w="7128"/>
+          </w:tcPr>
+          <w:p>
+            <w:r>
+              <w:t>requested_engineering_row_count</w:t>
+            </w:r>
+          </w:p>
+        </w:tc>
+        <w:tc>
+          <w:tcPr>
+            <w:tcW w:type="dxa" w:w="7128"/>
+          </w:tcPr>
+          <w:p>
+            <w:r>
+              <w:t>10248</w:t>
+            </w:r>
+          </w:p>
+        </w:tc>
+      </w:tr>
+      <w:tr>
+        <w:tc>
+          <w:tcPr>
+            <w:tcW w:type="dxa" w:w="7128"/>
+          </w:tcPr>
+          <w:p>
+            <w:r>
+              <w:t>extra_default_row_count</w:t>
+            </w:r>
+          </w:p>
+        </w:tc>
+        <w:tc>
+          <w:tcPr>
+            <w:tcW w:type="dxa" w:w="7128"/>
+          </w:tcPr>
+          <w:p>
+            <w:r>
+              <w:t>1281</w:t>
+            </w:r>
+          </w:p>
+        </w:tc>
+      </w:tr>
+      <w:tr>
+        <w:tc>
+          <w:tcPr>
+            <w:tcW w:type="dxa" w:w="7128"/>
+          </w:tcPr>
+          <w:p>
+            <w:r>
+              <w:t>max_abs_ship_sway_force_N</w:t>
+            </w:r>
+          </w:p>
+        </w:tc>
+        <w:tc>
+          <w:tcPr>
+            <w:tcW w:type="dxa" w:w="7128"/>
+          </w:tcPr>
+          <w:p>
+            <w:r>
+              <w:t>65384.23353202306</w:t>
+            </w:r>
+          </w:p>
+        </w:tc>
+      </w:tr>
+      <w:tr>
+        <w:tc>
+          <w:tcPr>
+            <w:tcW w:type="dxa" w:w="7128"/>
+          </w:tcPr>
+          <w:p>
+            <w:r>
+              <w:t>max_abs_ship_sway_signed_force_N</w:t>
+            </w:r>
+          </w:p>
+        </w:tc>
+        <w:tc>
+          <w:tcPr>
+            <w:tcW w:type="dxa" w:w="7128"/>
+          </w:tcPr>
+          <w:p>
+            <w:r>
+              <w:t>65384.23353202306</w:t>
+            </w:r>
+          </w:p>
+        </w:tc>
+      </w:tr>
+      <w:tr>
+        <w:tc>
+          <w:tcPr>
+            <w:tcW w:type="dxa" w:w="7128"/>
+          </w:tcPr>
+          <w:p>
+            <w:r>
+              <w:t>max_abs_ship_sway_case</w:t>
+            </w:r>
+          </w:p>
+        </w:tc>
+        <w:tc>
+          <w:tcPr>
+            <w:tcW w:type="dxa" w:w="7128"/>
+          </w:tcPr>
+          <w:p>
+            <w:r>
+              <w:t>current 4.56 kn, heading -4 deg, rudder 30 deg</w:t>
+            </w:r>
+          </w:p>
+        </w:tc>
+      </w:tr>
+      <w:tr>
+        <w:tc>
+          <w:tcPr>
+            <w:tcW w:type="dxa" w:w="7128"/>
+          </w:tcPr>
+          <w:p>
+            <w:r>
+              <w:t>max_abs_yaw_moment_kN_m</w:t>
+            </w:r>
+          </w:p>
+        </w:tc>
+        <w:tc>
+          <w:tcPr>
+            <w:tcW w:type="dxa" w:w="7128"/>
+          </w:tcPr>
+          <w:p>
+            <w:r>
+              <w:t>8846.48679688272</w:t>
+            </w:r>
+          </w:p>
+        </w:tc>
+      </w:tr>
+      <w:tr>
+        <w:tc>
+          <w:tcPr>
+            <w:tcW w:type="dxa" w:w="7128"/>
+          </w:tcPr>
+          <w:p>
+            <w:r>
+              <w:t>max_abs_yaw_signed_moment_kN_m</w:t>
+            </w:r>
+          </w:p>
+        </w:tc>
+        <w:tc>
+          <w:tcPr>
+            <w:tcW w:type="dxa" w:w="7128"/>
+          </w:tcPr>
+          <w:p>
+            <w:r>
+              <w:t>8846.48679688272</w:t>
+            </w:r>
+          </w:p>
+        </w:tc>
+      </w:tr>
+      <w:tr>
+        <w:tc>
+          <w:tcPr>
+            <w:tcW w:type="dxa" w:w="7128"/>
+          </w:tcPr>
+          <w:p>
+            <w:r>
+              <w:t>max_abs_yaw_case</w:t>
+            </w:r>
+          </w:p>
+        </w:tc>
+        <w:tc>
+          <w:tcPr>
+            <w:tcW w:type="dxa" w:w="7128"/>
+          </w:tcPr>
+          <w:p>
+            <w:r>
+              <w:t>current 4.56 kn, heading -4 deg, rudder 30 deg</w:t>
+            </w:r>
+          </w:p>
+        </w:tc>
+      </w:tr>
+      <w:tr>
+        <w:tc>
+          <w:tcPr>
+            <w:tcW w:type="dxa" w:w="7128"/>
+          </w:tcPr>
+          <w:p>
+            <w:r>
+              <w:t>max_resultant_horizontal_force_N</w:t>
+            </w:r>
+          </w:p>
+        </w:tc>
+        <w:tc>
+          <w:tcPr>
+            <w:tcW w:type="dxa" w:w="7128"/>
+          </w:tcPr>
+          <w:p>
+            <w:r>
+              <w:t>95377.67650976167</w:t>
+            </w:r>
+          </w:p>
+        </w:tc>
+      </w:tr>
+      <w:tr>
+        <w:tc>
+          <w:tcPr>
+            <w:tcW w:type="dxa" w:w="7128"/>
+          </w:tcPr>
+          <w:p>
+            <w:r>
+              <w:t>max_resultant_case</w:t>
+            </w:r>
+          </w:p>
+        </w:tc>
+        <w:tc>
+          <w:tcPr>
+            <w:tcW w:type="dxa" w:w="7128"/>
+          </w:tcPr>
+          <w:p>
+            <w:r>
+              <w:t>current 4.56 kn, heading -10 deg, rudder 30 deg</w:t>
+            </w:r>
+          </w:p>
+        </w:tc>
+      </w:tr>
+      <w:tr>
+        <w:tc>
+          <w:tcPr>
+            <w:tcW w:type="dxa" w:w="7128"/>
+          </w:tcPr>
+          <w:p>
+            <w:r>
+              <w:t>max_ocimf_current_resultant_horizontal_force_N</w:t>
+            </w:r>
+          </w:p>
+        </w:tc>
+        <w:tc>
+          <w:tcPr>
+            <w:tcW w:type="dxa" w:w="7128"/>
+          </w:tcPr>
+          <w:p>
+            <w:r>
+              <w:t>1769931.1993048876</w:t>
+            </w:r>
+          </w:p>
+        </w:tc>
+      </w:tr>
+      <w:tr>
+        <w:tc>
+          <w:tcPr>
+            <w:tcW w:type="dxa" w:w="7128"/>
+          </w:tcPr>
+          <w:p>
+            <w:r>
+              <w:t>max_ocimf_current_resultant_case</w:t>
+            </w:r>
+          </w:p>
+        </w:tc>
+        <w:tc>
+          <w:tcPr>
+            <w:tcW w:type="dxa" w:w="7128"/>
+          </w:tcPr>
+          <w:p>
+            <w:r>
+              <w:t>current 4.56 kn, heading -10 deg, rudder -30 deg</w:t>
+            </w:r>
+          </w:p>
+        </w:tc>
+      </w:tr>
+      <w:tr>
+        <w:tc>
+          <w:tcPr>
+            <w:tcW w:type="dxa" w:w="7128"/>
+          </w:tcPr>
+          <w:p>
+            <w:r>
+              <w:t>max_total_resultant_horizontal_force_N</w:t>
+            </w:r>
+          </w:p>
+        </w:tc>
+        <w:tc>
+          <w:tcPr>
+            <w:tcW w:type="dxa" w:w="7128"/>
+          </w:tcPr>
+          <w:p>
+            <w:r>
+              <w:t>1813872.9536408707</w:t>
+            </w:r>
+          </w:p>
+        </w:tc>
+      </w:tr>
+      <w:tr>
+        <w:tc>
+          <w:tcPr>
+            <w:tcW w:type="dxa" w:w="7128"/>
+          </w:tcPr>
+          <w:p>
+            <w:r>
+              <w:t>max_total_resultant_case</w:t>
+            </w:r>
+          </w:p>
+        </w:tc>
+        <w:tc>
+          <w:tcPr>
+            <w:tcW w:type="dxa" w:w="7128"/>
+          </w:tcPr>
+          <w:p>
+            <w:r>
+              <w:t>current 4.56 kn, heading -10 deg, rudder -30 deg</w:t>
+            </w:r>
+          </w:p>
+        </w:tc>
+      </w:tr>
+      <w:tr>
+        <w:tc>
+          <w:tcPr>
+            <w:tcW w:type="dxa" w:w="7128"/>
+          </w:tcPr>
+          <w:p>
+            <w:r>
+              <w:t>max_abs_total_yaw_moment_kN_m</w:t>
+            </w:r>
+          </w:p>
+        </w:tc>
+        <w:tc>
+          <w:tcPr>
+            <w:tcW w:type="dxa" w:w="7128"/>
+          </w:tcPr>
+          <w:p>
+            <w:r>
+              <w:t>173863.00417282406</w:t>
+            </w:r>
+          </w:p>
+        </w:tc>
+      </w:tr>
+      <w:tr>
+        <w:tc>
+          <w:tcPr>
+            <w:tcW w:type="dxa" w:w="7128"/>
+          </w:tcPr>
+          <w:p>
+            <w:r>
+              <w:t>max_abs_total_yaw_signed_moment_kN_m</w:t>
+            </w:r>
+          </w:p>
+        </w:tc>
+        <w:tc>
+          <w:tcPr>
+            <w:tcW w:type="dxa" w:w="7128"/>
+          </w:tcPr>
+          <w:p>
+            <w:r>
+              <w:t>-173863.00417282406</w:t>
+            </w:r>
+          </w:p>
+        </w:tc>
+      </w:tr>
+      <w:tr>
+        <w:tc>
+          <w:tcPr>
+            <w:tcW w:type="dxa" w:w="7128"/>
+          </w:tcPr>
+          <w:p>
+            <w:r>
+              <w:t>max_abs_total_yaw_case</w:t>
+            </w:r>
+          </w:p>
+        </w:tc>
+        <w:tc>
+          <w:tcPr>
+            <w:tcW w:type="dxa" w:w="7128"/>
+          </w:tcPr>
+          <w:p>
+            <w:r>
+              <w:t>current 4.56 kn, heading -10 deg, rudder -30 deg</w:t>
+            </w:r>
+          </w:p>
+        </w:tc>
+      </w:tr>
+    </w:tbl>
+    <w:p>
+      <w:r>
+        <w:t>Source artifact: b1528_sirocco_current_heading_rudder_30deg_limit_report.html</w:t>
       </w:r>
     </w:p>
     <w:p>
       <w:r>
-        <w:br w:type="page"/>
-      </w:r>
-    </w:p>
-    <w:p>
-      <w:pPr>
-        <w:jc w:val="center"/>
-      </w:pPr>
-      <w:r>
-        <w:drawing>
-          <wp:inline xmlns:a="http://schemas.openxmlformats.org/drawingml/2006/main" xmlns:pic="http://schemas.openxmlformats.org/drawingml/2006/picture">
-            <wp:extent cx="10232390" cy="7233157"/>
-            <wp:docPr id="4" name="Picture 4"/>
-            <wp:cNvGraphicFramePr>
-              <a:graphicFrameLocks noChangeAspect="1"/>
-            </wp:cNvGraphicFramePr>
-            <a:graphic>
-              <a:graphicData uri="http://schemas.openxmlformats.org/drawingml/2006/picture">
-                <pic:pic>
-                  <pic:nvPicPr>
-                    <pic:cNvPr id="0" name="page-04.png"/>
-                    <pic:cNvPicPr/>
-                  </pic:nvPicPr>
-                  <pic:blipFill>
-                    <a:blip r:embed="rId12"/>
-                    <a:stretch>
-                      <a:fillRect/>
-                    </a:stretch>
-                  </pic:blipFill>
-                  <pic:spPr>
-                    <a:xfrm>
-                      <a:off x="0" y="0"/>
-                      <a:ext cx="10232390" cy="7233157"/>
-                    </a:xfrm>
-                    <a:prstGeom prst="rect"/>
-                  </pic:spPr>
-                </pic:pic>
-              </a:graphicData>
-            </a:graphic>
-          </wp:inline>
-        </w:drawing>
-      </w:r>
-    </w:p>
-    <w:p>
-      <w:pPr>
-        <w:jc w:val="right"/>
-      </w:pPr>
-      <w:r>
-        <w:rPr>
-          <w:sz w:val="12"/>
-        </w:rPr>
-        <w:t>Client review copy page 4 of 11</w:t>
-      </w:r>
-    </w:p>
-    <w:p>
-      <w:r>
-        <w:br w:type="page"/>
-      </w:r>
-    </w:p>
-    <w:p>
-      <w:pPr>
-        <w:jc w:val="center"/>
-      </w:pPr>
-      <w:r>
-        <w:drawing>
-          <wp:inline xmlns:a="http://schemas.openxmlformats.org/drawingml/2006/main" xmlns:pic="http://schemas.openxmlformats.org/drawingml/2006/picture">
-            <wp:extent cx="10232390" cy="7233157"/>
-            <wp:docPr id="5" name="Picture 5"/>
-            <wp:cNvGraphicFramePr>
-              <a:graphicFrameLocks noChangeAspect="1"/>
-            </wp:cNvGraphicFramePr>
-            <a:graphic>
-              <a:graphicData uri="http://schemas.openxmlformats.org/drawingml/2006/picture">
-                <pic:pic>
-                  <pic:nvPicPr>
-                    <pic:cNvPr id="0" name="page-05.png"/>
-                    <pic:cNvPicPr/>
-                  </pic:nvPicPr>
-                  <pic:blipFill>
-                    <a:blip r:embed="rId13"/>
-                    <a:stretch>
-                      <a:fillRect/>
-                    </a:stretch>
-                  </pic:blipFill>
-                  <pic:spPr>
-                    <a:xfrm>
-                      <a:off x="0" y="0"/>
-                      <a:ext cx="10232390" cy="7233157"/>
-                    </a:xfrm>
-                    <a:prstGeom prst="rect"/>
-                  </pic:spPr>
-                </pic:pic>
-              </a:graphicData>
-            </a:graphic>
-          </wp:inline>
-        </w:drawing>
-      </w:r>
-    </w:p>
-    <w:p>
-      <w:pPr>
-        <w:jc w:val="right"/>
-      </w:pPr>
-      <w:r>
-        <w:rPr>
-          <w:sz w:val="12"/>
-        </w:rPr>
-        <w:t>Client review copy page 5 of 11</w:t>
-      </w:r>
-    </w:p>
-    <w:p>
-      <w:r>
-        <w:br w:type="page"/>
-      </w:r>
-    </w:p>
-    <w:p>
-      <w:pPr>
-        <w:jc w:val="center"/>
-      </w:pPr>
-      <w:r>
-        <w:drawing>
-          <wp:inline xmlns:a="http://schemas.openxmlformats.org/drawingml/2006/main" xmlns:pic="http://schemas.openxmlformats.org/drawingml/2006/picture">
-            <wp:extent cx="10232390" cy="7233157"/>
-            <wp:docPr id="6" name="Picture 6"/>
-            <wp:cNvGraphicFramePr>
-              <a:graphicFrameLocks noChangeAspect="1"/>
-            </wp:cNvGraphicFramePr>
-            <a:graphic>
-              <a:graphicData uri="http://schemas.openxmlformats.org/drawingml/2006/picture">
-                <pic:pic>
-                  <pic:nvPicPr>
-                    <pic:cNvPr id="0" name="page-06.png"/>
-                    <pic:cNvPicPr/>
-                  </pic:nvPicPr>
-                  <pic:blipFill>
-                    <a:blip r:embed="rId14"/>
-                    <a:stretch>
-                      <a:fillRect/>
-                    </a:stretch>
-                  </pic:blipFill>
-                  <pic:spPr>
-                    <a:xfrm>
-                      <a:off x="0" y="0"/>
-                      <a:ext cx="10232390" cy="7233157"/>
-                    </a:xfrm>
-                    <a:prstGeom prst="rect"/>
-                  </pic:spPr>
-                </pic:pic>
-              </a:graphicData>
-            </a:graphic>
-          </wp:inline>
-        </w:drawing>
-      </w:r>
-    </w:p>
-    <w:p>
-      <w:pPr>
-        <w:jc w:val="right"/>
-      </w:pPr>
-      <w:r>
-        <w:rPr>
-          <w:sz w:val="12"/>
-        </w:rPr>
-        <w:t>Client review copy page 6 of 11</w:t>
-      </w:r>
-    </w:p>
-    <w:p>
-      <w:r>
-        <w:br w:type="page"/>
-      </w:r>
-    </w:p>
-    <w:p>
-      <w:pPr>
-        <w:jc w:val="center"/>
-      </w:pPr>
-      <w:r>
-        <w:drawing>
-          <wp:inline xmlns:a="http://schemas.openxmlformats.org/drawingml/2006/main" xmlns:pic="http://schemas.openxmlformats.org/drawingml/2006/picture">
-            <wp:extent cx="10232390" cy="7233157"/>
-            <wp:docPr id="7" name="Picture 7"/>
-            <wp:cNvGraphicFramePr>
-              <a:graphicFrameLocks noChangeAspect="1"/>
-            </wp:cNvGraphicFramePr>
-            <a:graphic>
-              <a:graphicData uri="http://schemas.openxmlformats.org/drawingml/2006/picture">
-                <pic:pic>
-                  <pic:nvPicPr>
-                    <pic:cNvPr id="0" name="page-07.png"/>
-                    <pic:cNvPicPr/>
-                  </pic:nvPicPr>
-                  <pic:blipFill>
-                    <a:blip r:embed="rId15"/>
-                    <a:stretch>
-                      <a:fillRect/>
-                    </a:stretch>
-                  </pic:blipFill>
-                  <pic:spPr>
-                    <a:xfrm>
-                      <a:off x="0" y="0"/>
-                      <a:ext cx="10232390" cy="7233157"/>
-                    </a:xfrm>
-                    <a:prstGeom prst="rect"/>
-                  </pic:spPr>
-                </pic:pic>
-              </a:graphicData>
-            </a:graphic>
-          </wp:inline>
-        </w:drawing>
-      </w:r>
-    </w:p>
-    <w:p>
-      <w:pPr>
-        <w:jc w:val="right"/>
-      </w:pPr>
-      <w:r>
-        <w:rPr>
-          <w:sz w:val="12"/>
-        </w:rPr>
-        <w:t>Client review copy page 7 of 11</w:t>
-      </w:r>
-    </w:p>
-    <w:p>
-      <w:r>
-        <w:br w:type="page"/>
-      </w:r>
-    </w:p>
-    <w:p>
-      <w:pPr>
-        <w:jc w:val="center"/>
-      </w:pPr>
-      <w:r>
-        <w:drawing>
-          <wp:inline xmlns:a="http://schemas.openxmlformats.org/drawingml/2006/main" xmlns:pic="http://schemas.openxmlformats.org/drawingml/2006/picture">
-            <wp:extent cx="10232390" cy="7233157"/>
-            <wp:docPr id="8" name="Picture 8"/>
-            <wp:cNvGraphicFramePr>
-              <a:graphicFrameLocks noChangeAspect="1"/>
-            </wp:cNvGraphicFramePr>
-            <a:graphic>
-              <a:graphicData uri="http://schemas.openxmlformats.org/drawingml/2006/picture">
-                <pic:pic>
-                  <pic:nvPicPr>
-                    <pic:cNvPr id="0" name="page-08.png"/>
-                    <pic:cNvPicPr/>
-                  </pic:nvPicPr>
-                  <pic:blipFill>
-                    <a:blip r:embed="rId16"/>
-                    <a:stretch>
-                      <a:fillRect/>
-                    </a:stretch>
-                  </pic:blipFill>
-                  <pic:spPr>
-                    <a:xfrm>
-                      <a:off x="0" y="0"/>
-                      <a:ext cx="10232390" cy="7233157"/>
-                    </a:xfrm>
-                    <a:prstGeom prst="rect"/>
-                  </pic:spPr>
-                </pic:pic>
-              </a:graphicData>
-            </a:graphic>
-          </wp:inline>
-        </w:drawing>
-      </w:r>
-    </w:p>
-    <w:p>
-      <w:pPr>
-        <w:jc w:val="right"/>
-      </w:pPr>
-      <w:r>
-        <w:rPr>
-          <w:sz w:val="12"/>
-        </w:rPr>
-        <w:t>Client review copy page 8 of 11</w:t>
-      </w:r>
-    </w:p>
-    <w:p>
-      <w:r>
-        <w:br w:type="page"/>
-      </w:r>
-    </w:p>
-    <w:p>
-      <w:pPr>
-        <w:jc w:val="center"/>
-      </w:pPr>
-      <w:r>
-        <w:drawing>
-          <wp:inline xmlns:a="http://schemas.openxmlformats.org/drawingml/2006/main" xmlns:pic="http://schemas.openxmlformats.org/drawingml/2006/picture">
-            <wp:extent cx="10232390" cy="7233157"/>
-            <wp:docPr id="9" name="Picture 9"/>
-            <wp:cNvGraphicFramePr>
-              <a:graphicFrameLocks noChangeAspect="1"/>
-            </wp:cNvGraphicFramePr>
-            <a:graphic>
-              <a:graphicData uri="http://schemas.openxmlformats.org/drawingml/2006/picture">
-                <pic:pic>
-                  <pic:nvPicPr>
-                    <pic:cNvPr id="0" name="page-09.png"/>
-                    <pic:cNvPicPr/>
-                  </pic:nvPicPr>
-                  <pic:blipFill>
-                    <a:blip r:embed="rId17"/>
-                    <a:stretch>
-                      <a:fillRect/>
-                    </a:stretch>
-                  </pic:blipFill>
-                  <pic:spPr>
-                    <a:xfrm>
-                      <a:off x="0" y="0"/>
-                      <a:ext cx="10232390" cy="7233157"/>
-                    </a:xfrm>
-                    <a:prstGeom prst="rect"/>
-                  </pic:spPr>
-                </pic:pic>
-              </a:graphicData>
-            </a:graphic>
-          </wp:inline>
-        </w:drawing>
-      </w:r>
-    </w:p>
-    <w:p>
-      <w:pPr>
-        <w:jc w:val="right"/>
-      </w:pPr>
-      <w:r>
-        <w:rPr>
-          <w:sz w:val="12"/>
-        </w:rPr>
-        <w:t>Client review copy page 9 of 11</w:t>
-      </w:r>
-    </w:p>
-    <w:p>
-      <w:r>
-        <w:br w:type="page"/>
-      </w:r>
-    </w:p>
-    <w:p>
-      <w:pPr>
-        <w:jc w:val="center"/>
-      </w:pPr>
-      <w:r>
-        <w:drawing>
-          <wp:inline xmlns:a="http://schemas.openxmlformats.org/drawingml/2006/main" xmlns:pic="http://schemas.openxmlformats.org/drawingml/2006/picture">
-            <wp:extent cx="10232390" cy="7233157"/>
-            <wp:docPr id="10" name="Picture 10"/>
-            <wp:cNvGraphicFramePr>
-              <a:graphicFrameLocks noChangeAspect="1"/>
-            </wp:cNvGraphicFramePr>
-            <a:graphic>
-              <a:graphicData uri="http://schemas.openxmlformats.org/drawingml/2006/picture">
-                <pic:pic>
-                  <pic:nvPicPr>
-                    <pic:cNvPr id="0" name="page-10.png"/>
-                    <pic:cNvPicPr/>
-                  </pic:nvPicPr>
-                  <pic:blipFill>
-                    <a:blip r:embed="rId18"/>
-                    <a:stretch>
-                      <a:fillRect/>
-                    </a:stretch>
-                  </pic:blipFill>
-                  <pic:spPr>
-                    <a:xfrm>
-                      <a:off x="0" y="0"/>
-                      <a:ext cx="10232390" cy="7233157"/>
-                    </a:xfrm>
-                    <a:prstGeom prst="rect"/>
-                  </pic:spPr>
-                </pic:pic>
-              </a:graphicData>
-            </a:graphic>
-          </wp:inline>
-        </w:drawing>
-      </w:r>
-    </w:p>
-    <w:p>
-      <w:pPr>
-        <w:jc w:val="right"/>
-      </w:pPr>
-      <w:r>
-        <w:rPr>
-          <w:sz w:val="12"/>
-        </w:rPr>
-        <w:t>Client review copy page 10 of 11</w:t>
-      </w:r>
-    </w:p>
-    <w:p>
-      <w:r>
-        <w:br w:type="page"/>
-      </w:r>
-    </w:p>
-    <w:p>
-      <w:pPr>
-        <w:jc w:val="center"/>
-      </w:pPr>
-      <w:r>
-        <w:drawing>
-          <wp:inline xmlns:a="http://schemas.openxmlformats.org/drawingml/2006/main" xmlns:pic="http://schemas.openxmlformats.org/drawingml/2006/picture">
-            <wp:extent cx="10232390" cy="7233157"/>
-            <wp:docPr id="11" name="Picture 11"/>
-            <wp:cNvGraphicFramePr>
-              <a:graphicFrameLocks noChangeAspect="1"/>
-            </wp:cNvGraphicFramePr>
-            <a:graphic>
-              <a:graphicData uri="http://schemas.openxmlformats.org/drawingml/2006/picture">
-                <pic:pic>
-                  <pic:nvPicPr>
-                    <pic:cNvPr id="0" name="page-11.png"/>
-                    <pic:cNvPicPr/>
-                  </pic:nvPicPr>
-                  <pic:blipFill>
-                    <a:blip r:embed="rId19"/>
-                    <a:stretch>
-                      <a:fillRect/>
-                    </a:stretch>
-                  </pic:blipFill>
-                  <pic:spPr>
-                    <a:xfrm>
-                      <a:off x="0" y="0"/>
-                      <a:ext cx="10232390" cy="7233157"/>
-                    </a:xfrm>
-                    <a:prstGeom prst="rect"/>
-                  </pic:spPr>
-                </pic:pic>
-              </a:graphicData>
-            </a:graphic>
-          </wp:inline>
-        </w:drawing>
-      </w:r>
-    </w:p>
-    <w:p>
-      <w:pPr>
-        <w:jc w:val="right"/>
-      </w:pPr>
-      <w:r>
-        <w:rPr>
-          <w:sz w:val="12"/>
-        </w:rPr>
-        <w:t>Client review copy page 11 of 11</w:t>
+        <w:t>Replacement note: native DOCX generated directly from HTML-embedded report data and static report text; no PDF pages or screenshot images are embedded.</w:t>
       </w:r>
     </w:p>
     <w:sectPr>
-      <w:pgSz w:w="16834" w:h="11909" w:orient="landscape"/>
-      <w:pgMar w:top="360" w:right="360" w:bottom="360" w:left="360" w:header="720" w:footer="720" w:gutter="0"/>
+      <w:pgSz w:w="15840" w:h="12240" w:orient="landscape"/>
+      <w:pgMar w:top="792" w:right="792" w:bottom="792" w:left="792" w:header="720" w:footer="720" w:gutter="0"/>
       <w:cols w:space="720"/>
       <w:docGrid w:linePitch="360"/>
     </w:sectPr>
@@ -1016,7 +8335,7 @@
     <w:qFormat/>
     <w:rsid w:val="00FC693F"/>
     <w:rPr>
-      <w:rFonts w:ascii="Arial" w:hAnsi="Arial"/>
+      <w:rFonts w:ascii="Aptos" w:hAnsi="Aptos"/>
       <w:sz w:val="18"/>
     </w:rPr>
   </w:style>
@@ -1079,7 +8398,7 @@
       <w:outlineLvl w:val="0"/>
     </w:pPr>
     <w:rPr>
-      <w:rFonts w:asciiTheme="majorHAnsi" w:eastAsiaTheme="majorEastAsia" w:hAnsiTheme="majorHAnsi" w:cstheme="majorBidi"/>
+      <w:rFonts w:asciiTheme="majorHAnsi" w:eastAsiaTheme="majorEastAsia" w:hAnsiTheme="majorHAnsi" w:cstheme="majorBidi" w:ascii="Aptos" w:hAnsi="Aptos"/>
       <w:b/>
       <w:bCs/>
       <w:color w:val="365F91" w:themeColor="accent1" w:themeShade="BF"/>
@@ -1103,7 +8422,7 @@
       <w:outlineLvl w:val="1"/>
     </w:pPr>
     <w:rPr>
-      <w:rFonts w:asciiTheme="majorHAnsi" w:eastAsiaTheme="majorEastAsia" w:hAnsiTheme="majorHAnsi" w:cstheme="majorBidi"/>
+      <w:rFonts w:asciiTheme="majorHAnsi" w:eastAsiaTheme="majorEastAsia" w:hAnsiTheme="majorHAnsi" w:cstheme="majorBidi" w:ascii="Aptos" w:hAnsi="Aptos"/>
       <w:b/>
       <w:bCs/>
       <w:color w:val="4F81BD" w:themeColor="accent1"/>
@@ -1127,7 +8446,7 @@
       <w:outlineLvl w:val="2"/>
     </w:pPr>
     <w:rPr>
-      <w:rFonts w:asciiTheme="majorHAnsi" w:eastAsiaTheme="majorEastAsia" w:hAnsiTheme="majorHAnsi" w:cstheme="majorBidi"/>
+      <w:rFonts w:asciiTheme="majorHAnsi" w:eastAsiaTheme="majorEastAsia" w:hAnsiTheme="majorHAnsi" w:cstheme="majorBidi" w:ascii="Aptos" w:hAnsi="Aptos"/>
       <w:b/>
       <w:bCs/>
       <w:color w:val="4F81BD" w:themeColor="accent1"/>

--- a/outputs/b1528_sirocco/current_heading_rudder_30deg_limit/b1528_sirocco_current_heading_rudder_30deg_limit_client_review.docx
+++ b/outputs/b1528_sirocco/current_heading_rudder_30deg_limit/b1528_sirocco_current_heading_rudder_30deg_limit_client_review.docx
@@ -33,7 +33,7 @@
         <w:pStyle w:val="IntenseQuote"/>
       </w:pPr>
       <w:r>
-        <w:t>Native Word version: this DOCX was rebuilt with editable Word paragraphs and tables. It is not a PDF page-image conversion; chart data are included as editable tabular slices for client comments.</w:t>
+        <w:t>Native Word version: this DOCX was rebuilt with editable Word paragraphs and tables. It is not a PDF page-image conversion; chart data are included as editable tabular slices, and the four interactive report charts are embedded below as review images.</w:t>
       </w:r>
     </w:p>
     <w:p>
@@ -875,4026 +875,62 @@
         <w:t>Editable data slice corresponding to HTML default current 4.56 kn and rudder 0.0 deg.</w:t>
       </w:r>
     </w:p>
-    <w:tbl>
-      <w:tblPr>
-        <w:tblStyle w:val="TableGrid"/>
-        <w:tblW w:type="auto" w:w="0"/>
-        <w:tblLook w:firstColumn="1" w:firstRow="1" w:lastColumn="0" w:lastRow="0" w:noHBand="0" w:noVBand="1" w:val="04A0"/>
-      </w:tblPr>
-      <w:tblGrid>
-        <w:gridCol w:w="2376"/>
-        <w:gridCol w:w="2376"/>
-        <w:gridCol w:w="2376"/>
-        <w:gridCol w:w="2376"/>
-        <w:gridCol w:w="2376"/>
-        <w:gridCol w:w="2376"/>
-      </w:tblGrid>
-      <w:tr>
-        <w:tc>
-          <w:tcPr>
-            <w:tcW w:type="dxa" w:w="2376"/>
-          </w:tcPr>
-          <w:p>
-            <w:r>
-              <w:t>Heading ψ (deg)</w:t>
-            </w:r>
-          </w:p>
-        </w:tc>
-        <w:tc>
-          <w:tcPr>
-            <w:tcW w:type="dxa" w:w="2376"/>
-          </w:tcPr>
-          <w:p>
-            <w:r>
-              <w:t>Alpha (deg)</w:t>
-            </w:r>
-          </w:p>
-        </w:tc>
-        <w:tc>
-          <w:tcPr>
-            <w:tcW w:type="dxa" w:w="2376"/>
-          </w:tcPr>
-          <w:p>
-            <w:r>
-              <w:t>X_ship (kN)</w:t>
-            </w:r>
-          </w:p>
-        </w:tc>
-        <w:tc>
-          <w:tcPr>
-            <w:tcW w:type="dxa" w:w="2376"/>
-          </w:tcPr>
-          <w:p>
-            <w:r>
-              <w:t>Y_ship port (kN)</w:t>
-            </w:r>
-          </w:p>
-        </w:tc>
-        <w:tc>
-          <w:tcPr>
-            <w:tcW w:type="dxa" w:w="2376"/>
-          </w:tcPr>
-          <w:p>
-            <w:r>
-              <w:t>Resultant H (kN)</w:t>
-            </w:r>
-          </w:p>
-        </w:tc>
-        <w:tc>
-          <w:tcPr>
-            <w:tcW w:type="dxa" w:w="2376"/>
-          </w:tcPr>
-          <w:p>
-            <w:r>
-              <w:t>N_ship (kN-m)</w:t>
-            </w:r>
-          </w:p>
-        </w:tc>
-      </w:tr>
-      <w:tr>
-        <w:tc>
-          <w:tcPr>
-            <w:tcW w:type="dxa" w:w="2376"/>
-          </w:tcPr>
-          <w:p>
-            <w:r>
-              <w:t>-10</w:t>
-            </w:r>
-          </w:p>
-        </w:tc>
-        <w:tc>
-          <w:tcPr>
-            <w:tcW w:type="dxa" w:w="2376"/>
-          </w:tcPr>
-          <w:p>
-            <w:r>
-              <w:t>10</w:t>
-            </w:r>
-          </w:p>
-        </w:tc>
-        <w:tc>
-          <w:tcPr>
-            <w:tcW w:type="dxa" w:w="2376"/>
-          </w:tcPr>
-          <w:p>
-            <w:r>
-              <w:t>8.813</w:t>
-            </w:r>
-          </w:p>
-        </w:tc>
-        <w:tc>
-          <w:tcPr>
-            <w:tcW w:type="dxa" w:w="2376"/>
-          </w:tcPr>
-          <w:p>
-            <w:r>
-              <w:t>24.212</w:t>
-            </w:r>
-          </w:p>
-        </w:tc>
-        <w:tc>
-          <w:tcPr>
-            <w:tcW w:type="dxa" w:w="2376"/>
-          </w:tcPr>
-          <w:p>
-            <w:r>
-              <w:t>25.766</w:t>
-            </w:r>
-          </w:p>
-        </w:tc>
-        <w:tc>
-          <w:tcPr>
-            <w:tcW w:type="dxa" w:w="2376"/>
-          </w:tcPr>
-          <w:p>
-            <w:r>
-              <w:t>3275.918</w:t>
-            </w:r>
-          </w:p>
-        </w:tc>
-      </w:tr>
-      <w:tr>
-        <w:tc>
-          <w:tcPr>
-            <w:tcW w:type="dxa" w:w="2376"/>
-          </w:tcPr>
-          <w:p>
-            <w:r>
-              <w:t>-9</w:t>
-            </w:r>
-          </w:p>
-        </w:tc>
-        <w:tc>
-          <w:tcPr>
-            <w:tcW w:type="dxa" w:w="2376"/>
-          </w:tcPr>
-          <w:p>
-            <w:r>
-              <w:t>9</w:t>
-            </w:r>
-          </w:p>
-        </w:tc>
-        <w:tc>
-          <w:tcPr>
-            <w:tcW w:type="dxa" w:w="2376"/>
-          </w:tcPr>
-          <w:p>
-            <w:r>
-              <w:t>7.173</w:t>
-            </w:r>
-          </w:p>
-        </w:tc>
-        <w:tc>
-          <w:tcPr>
-            <w:tcW w:type="dxa" w:w="2376"/>
-          </w:tcPr>
-          <w:p>
-            <w:r>
-              <w:t>22.076</w:t>
-            </w:r>
-          </w:p>
-        </w:tc>
-        <w:tc>
-          <w:tcPr>
-            <w:tcW w:type="dxa" w:w="2376"/>
-          </w:tcPr>
-          <w:p>
-            <w:r>
-              <w:t>23.212</w:t>
-            </w:r>
-          </w:p>
-        </w:tc>
-        <w:tc>
-          <w:tcPr>
-            <w:tcW w:type="dxa" w:w="2376"/>
-          </w:tcPr>
-          <w:p>
-            <w:r>
-              <w:t>2986.866</w:t>
-            </w:r>
-          </w:p>
-        </w:tc>
-      </w:tr>
-      <w:tr>
-        <w:tc>
-          <w:tcPr>
-            <w:tcW w:type="dxa" w:w="2376"/>
-          </w:tcPr>
-          <w:p>
-            <w:r>
-              <w:t>-8</w:t>
-            </w:r>
-          </w:p>
-        </w:tc>
-        <w:tc>
-          <w:tcPr>
-            <w:tcW w:type="dxa" w:w="2376"/>
-          </w:tcPr>
-          <w:p>
-            <w:r>
-              <w:t>8</w:t>
-            </w:r>
-          </w:p>
-        </w:tc>
-        <w:tc>
-          <w:tcPr>
-            <w:tcW w:type="dxa" w:w="2376"/>
-          </w:tcPr>
-          <w:p>
-            <w:r>
-              <w:t>5.692</w:t>
-            </w:r>
-          </w:p>
-        </w:tc>
-        <w:tc>
-          <w:tcPr>
-            <w:tcW w:type="dxa" w:w="2376"/>
-          </w:tcPr>
-          <w:p>
-            <w:r>
-              <w:t>19.851</w:t>
-            </w:r>
-          </w:p>
-        </w:tc>
-        <w:tc>
-          <w:tcPr>
-            <w:tcW w:type="dxa" w:w="2376"/>
-          </w:tcPr>
-          <w:p>
-            <w:r>
-              <w:t>20.651</w:t>
-            </w:r>
-          </w:p>
-        </w:tc>
-        <w:tc>
-          <w:tcPr>
-            <w:tcW w:type="dxa" w:w="2376"/>
-          </w:tcPr>
-          <w:p>
-            <w:r>
-              <w:t>2685.802</w:t>
-            </w:r>
-          </w:p>
-        </w:tc>
-      </w:tr>
-      <w:tr>
-        <w:tc>
-          <w:tcPr>
-            <w:tcW w:type="dxa" w:w="2376"/>
-          </w:tcPr>
-          <w:p>
-            <w:r>
-              <w:t>-7</w:t>
-            </w:r>
-          </w:p>
-        </w:tc>
-        <w:tc>
-          <w:tcPr>
-            <w:tcW w:type="dxa" w:w="2376"/>
-          </w:tcPr>
-          <w:p>
-            <w:r>
-              <w:t>7</w:t>
-            </w:r>
-          </w:p>
-        </w:tc>
-        <w:tc>
-          <w:tcPr>
-            <w:tcW w:type="dxa" w:w="2376"/>
-          </w:tcPr>
-          <w:p>
-            <w:r>
-              <w:t>4.375</w:t>
-            </w:r>
-          </w:p>
-        </w:tc>
-        <w:tc>
-          <w:tcPr>
-            <w:tcW w:type="dxa" w:w="2376"/>
-          </w:tcPr>
-          <w:p>
-            <w:r>
-              <w:t>17.546</w:t>
-            </w:r>
-          </w:p>
-        </w:tc>
-        <w:tc>
-          <w:tcPr>
-            <w:tcW w:type="dxa" w:w="2376"/>
-          </w:tcPr>
-          <w:p>
-            <w:r>
-              <w:t>18.083</w:t>
-            </w:r>
-          </w:p>
-        </w:tc>
-        <w:tc>
-          <w:tcPr>
-            <w:tcW w:type="dxa" w:w="2376"/>
-          </w:tcPr>
-          <w:p>
-            <w:r>
-              <w:t>2373.972</w:t>
-            </w:r>
-          </w:p>
-        </w:tc>
-      </w:tr>
-      <w:tr>
-        <w:tc>
-          <w:tcPr>
-            <w:tcW w:type="dxa" w:w="2376"/>
-          </w:tcPr>
-          <w:p>
-            <w:r>
-              <w:t>-6</w:t>
-            </w:r>
-          </w:p>
-        </w:tc>
-        <w:tc>
-          <w:tcPr>
-            <w:tcW w:type="dxa" w:w="2376"/>
-          </w:tcPr>
-          <w:p>
-            <w:r>
-              <w:t>6</w:t>
-            </w:r>
-          </w:p>
-        </w:tc>
-        <w:tc>
-          <w:tcPr>
-            <w:tcW w:type="dxa" w:w="2376"/>
-          </w:tcPr>
-          <w:p>
-            <w:r>
-              <w:t>3.225</w:t>
-            </w:r>
-          </w:p>
-        </w:tc>
-        <w:tc>
-          <w:tcPr>
-            <w:tcW w:type="dxa" w:w="2376"/>
-          </w:tcPr>
-          <w:p>
-            <w:r>
-              <w:t>15.171</w:t>
-            </w:r>
-          </w:p>
-        </w:tc>
-        <w:tc>
-          <w:tcPr>
-            <w:tcW w:type="dxa" w:w="2376"/>
-          </w:tcPr>
-          <w:p>
-            <w:r>
-              <w:t>15.510</w:t>
-            </w:r>
-          </w:p>
-        </w:tc>
-        <w:tc>
-          <w:tcPr>
-            <w:tcW w:type="dxa" w:w="2376"/>
-          </w:tcPr>
-          <w:p>
-            <w:r>
-              <w:t>2052.655</w:t>
-            </w:r>
-          </w:p>
-        </w:tc>
-      </w:tr>
-      <w:tr>
-        <w:tc>
-          <w:tcPr>
-            <w:tcW w:type="dxa" w:w="2376"/>
-          </w:tcPr>
-          <w:p>
-            <w:r>
-              <w:t>-5</w:t>
-            </w:r>
-          </w:p>
-        </w:tc>
-        <w:tc>
-          <w:tcPr>
-            <w:tcW w:type="dxa" w:w="2376"/>
-          </w:tcPr>
-          <w:p>
-            <w:r>
-              <w:t>5</w:t>
-            </w:r>
-          </w:p>
-        </w:tc>
-        <w:tc>
-          <w:tcPr>
-            <w:tcW w:type="dxa" w:w="2376"/>
-          </w:tcPr>
-          <w:p>
-            <w:r>
-              <w:t>2.246</w:t>
-            </w:r>
-          </w:p>
-        </w:tc>
-        <w:tc>
-          <w:tcPr>
-            <w:tcW w:type="dxa" w:w="2376"/>
-          </w:tcPr>
-          <w:p>
-            <w:r>
-              <w:t>12.736</w:t>
-            </w:r>
-          </w:p>
-        </w:tc>
-        <w:tc>
-          <w:tcPr>
-            <w:tcW w:type="dxa" w:w="2376"/>
-          </w:tcPr>
-          <w:p>
-            <w:r>
-              <w:t>12.932</w:t>
-            </w:r>
-          </w:p>
-        </w:tc>
-        <w:tc>
-          <w:tcPr>
-            <w:tcW w:type="dxa" w:w="2376"/>
-          </w:tcPr>
-          <w:p>
-            <w:r>
-              <w:t>1723.156</w:t>
-            </w:r>
-          </w:p>
-        </w:tc>
-      </w:tr>
-      <w:tr>
-        <w:tc>
-          <w:tcPr>
-            <w:tcW w:type="dxa" w:w="2376"/>
-          </w:tcPr>
-          <w:p>
-            <w:r>
-              <w:t>-4</w:t>
-            </w:r>
-          </w:p>
-        </w:tc>
-        <w:tc>
-          <w:tcPr>
-            <w:tcW w:type="dxa" w:w="2376"/>
-          </w:tcPr>
-          <w:p>
-            <w:r>
-              <w:t>4</w:t>
-            </w:r>
-          </w:p>
-        </w:tc>
-        <w:tc>
-          <w:tcPr>
-            <w:tcW w:type="dxa" w:w="2376"/>
-          </w:tcPr>
-          <w:p>
-            <w:r>
-              <w:t>1.441</w:t>
-            </w:r>
-          </w:p>
-        </w:tc>
-        <w:tc>
-          <w:tcPr>
-            <w:tcW w:type="dxa" w:w="2376"/>
-          </w:tcPr>
-          <w:p>
-            <w:r>
-              <w:t>10.250</w:t>
-            </w:r>
-          </w:p>
-        </w:tc>
-        <w:tc>
-          <w:tcPr>
-            <w:tcW w:type="dxa" w:w="2376"/>
-          </w:tcPr>
-          <w:p>
-            <w:r>
-              <w:t>10.351</w:t>
-            </w:r>
-          </w:p>
-        </w:tc>
-        <w:tc>
-          <w:tcPr>
-            <w:tcW w:type="dxa" w:w="2376"/>
-          </w:tcPr>
-          <w:p>
-            <w:r>
-              <w:t>1386.802</w:t>
-            </w:r>
-          </w:p>
-        </w:tc>
-      </w:tr>
-      <w:tr>
-        <w:tc>
-          <w:tcPr>
-            <w:tcW w:type="dxa" w:w="2376"/>
-          </w:tcPr>
-          <w:p>
-            <w:r>
-              <w:t>-3</w:t>
-            </w:r>
-          </w:p>
-        </w:tc>
-        <w:tc>
-          <w:tcPr>
-            <w:tcW w:type="dxa" w:w="2376"/>
-          </w:tcPr>
-          <w:p>
-            <w:r>
-              <w:t>3</w:t>
-            </w:r>
-          </w:p>
-        </w:tc>
-        <w:tc>
-          <w:tcPr>
-            <w:tcW w:type="dxa" w:w="2376"/>
-          </w:tcPr>
-          <w:p>
-            <w:r>
-              <w:t>0.812</w:t>
-            </w:r>
-          </w:p>
-        </w:tc>
-        <w:tc>
-          <w:tcPr>
-            <w:tcW w:type="dxa" w:w="2376"/>
-          </w:tcPr>
-          <w:p>
-            <w:r>
-              <w:t>7.723</w:t>
-            </w:r>
-          </w:p>
-        </w:tc>
-        <w:tc>
-          <w:tcPr>
-            <w:tcW w:type="dxa" w:w="2376"/>
-          </w:tcPr>
-          <w:p>
-            <w:r>
-              <w:t>7.766</w:t>
-            </w:r>
-          </w:p>
-        </w:tc>
-        <w:tc>
-          <w:tcPr>
-            <w:tcW w:type="dxa" w:w="2376"/>
-          </w:tcPr>
-          <w:p>
-            <w:r>
-              <w:t>1044.940</w:t>
-            </w:r>
-          </w:p>
-        </w:tc>
-      </w:tr>
-      <w:tr>
-        <w:tc>
-          <w:tcPr>
-            <w:tcW w:type="dxa" w:w="2376"/>
-          </w:tcPr>
-          <w:p>
-            <w:r>
-              <w:t>-2</w:t>
-            </w:r>
-          </w:p>
-        </w:tc>
-        <w:tc>
-          <w:tcPr>
-            <w:tcW w:type="dxa" w:w="2376"/>
-          </w:tcPr>
-          <w:p>
-            <w:r>
-              <w:t>2</w:t>
-            </w:r>
-          </w:p>
-        </w:tc>
-        <w:tc>
-          <w:tcPr>
-            <w:tcW w:type="dxa" w:w="2376"/>
-          </w:tcPr>
-          <w:p>
-            <w:r>
-              <w:t>0.361</w:t>
-            </w:r>
-          </w:p>
-        </w:tc>
-        <w:tc>
-          <w:tcPr>
-            <w:tcW w:type="dxa" w:w="2376"/>
-          </w:tcPr>
-          <w:p>
-            <w:r>
-              <w:t>5.166</w:t>
-            </w:r>
-          </w:p>
-        </w:tc>
-        <w:tc>
-          <w:tcPr>
-            <w:tcW w:type="dxa" w:w="2376"/>
-          </w:tcPr>
-          <w:p>
-            <w:r>
-              <w:t>5.178</w:t>
-            </w:r>
-          </w:p>
-        </w:tc>
-        <w:tc>
-          <w:tcPr>
-            <w:tcW w:type="dxa" w:w="2376"/>
-          </w:tcPr>
-          <w:p>
-            <w:r>
-              <w:t>698.935</w:t>
-            </w:r>
-          </w:p>
-        </w:tc>
-      </w:tr>
-      <w:tr>
-        <w:tc>
-          <w:tcPr>
-            <w:tcW w:type="dxa" w:w="2376"/>
-          </w:tcPr>
-          <w:p>
-            <w:r>
-              <w:t>-1</w:t>
-            </w:r>
-          </w:p>
-        </w:tc>
-        <w:tc>
-          <w:tcPr>
-            <w:tcW w:type="dxa" w:w="2376"/>
-          </w:tcPr>
-          <w:p>
-            <w:r>
-              <w:t>1</w:t>
-            </w:r>
-          </w:p>
-        </w:tc>
-        <w:tc>
-          <w:tcPr>
-            <w:tcW w:type="dxa" w:w="2376"/>
-          </w:tcPr>
-          <w:p>
-            <w:r>
-              <w:t>0.090</w:t>
-            </w:r>
-          </w:p>
-        </w:tc>
-        <w:tc>
-          <w:tcPr>
-            <w:tcW w:type="dxa" w:w="2376"/>
-          </w:tcPr>
-          <w:p>
-            <w:r>
-              <w:t>2.588</w:t>
-            </w:r>
-          </w:p>
-        </w:tc>
-        <w:tc>
-          <w:tcPr>
-            <w:tcW w:type="dxa" w:w="2376"/>
-          </w:tcPr>
-          <w:p>
-            <w:r>
-              <w:t>2.590</w:t>
-            </w:r>
-          </w:p>
-        </w:tc>
-        <w:tc>
-          <w:tcPr>
-            <w:tcW w:type="dxa" w:w="2376"/>
-          </w:tcPr>
-          <w:p>
-            <w:r>
-              <w:t>350.161</w:t>
-            </w:r>
-          </w:p>
-        </w:tc>
-      </w:tr>
-      <w:tr>
-        <w:tc>
-          <w:tcPr>
-            <w:tcW w:type="dxa" w:w="2376"/>
-          </w:tcPr>
-          <w:p>
-            <w:r>
-              <w:t>0</w:t>
-            </w:r>
-          </w:p>
-        </w:tc>
-        <w:tc>
-          <w:tcPr>
-            <w:tcW w:type="dxa" w:w="2376"/>
-          </w:tcPr>
-          <w:p>
-            <w:r>
-              <w:t>0</w:t>
-            </w:r>
-          </w:p>
-        </w:tc>
-        <w:tc>
-          <w:tcPr>
-            <w:tcW w:type="dxa" w:w="2376"/>
-          </w:tcPr>
-          <w:p>
-            <w:r>
-              <w:t>0.000</w:t>
-            </w:r>
-          </w:p>
-        </w:tc>
-        <w:tc>
-          <w:tcPr>
-            <w:tcW w:type="dxa" w:w="2376"/>
-          </w:tcPr>
-          <w:p>
-            <w:r>
-              <w:t>0.000</w:t>
-            </w:r>
-          </w:p>
-        </w:tc>
-        <w:tc>
-          <w:tcPr>
-            <w:tcW w:type="dxa" w:w="2376"/>
-          </w:tcPr>
-          <w:p>
-            <w:r>
-              <w:t>0.000</w:t>
-            </w:r>
-          </w:p>
-        </w:tc>
-        <w:tc>
-          <w:tcPr>
-            <w:tcW w:type="dxa" w:w="2376"/>
-          </w:tcPr>
-          <w:p>
-            <w:r>
-              <w:t>0.000</w:t>
-            </w:r>
-          </w:p>
-        </w:tc>
-      </w:tr>
-      <w:tr>
-        <w:tc>
-          <w:tcPr>
-            <w:tcW w:type="dxa" w:w="2376"/>
-          </w:tcPr>
-          <w:p>
-            <w:r>
-              <w:t>1</w:t>
-            </w:r>
-          </w:p>
-        </w:tc>
-        <w:tc>
-          <w:tcPr>
-            <w:tcW w:type="dxa" w:w="2376"/>
-          </w:tcPr>
-          <w:p>
-            <w:r>
-              <w:t>-1</w:t>
-            </w:r>
-          </w:p>
-        </w:tc>
-        <w:tc>
-          <w:tcPr>
-            <w:tcW w:type="dxa" w:w="2376"/>
-          </w:tcPr>
-          <w:p>
-            <w:r>
-              <w:t>0.090</w:t>
-            </w:r>
-          </w:p>
-        </w:tc>
-        <w:tc>
-          <w:tcPr>
-            <w:tcW w:type="dxa" w:w="2376"/>
-          </w:tcPr>
-          <w:p>
-            <w:r>
-              <w:t>-2.588</w:t>
-            </w:r>
-          </w:p>
-        </w:tc>
-        <w:tc>
-          <w:tcPr>
-            <w:tcW w:type="dxa" w:w="2376"/>
-          </w:tcPr>
-          <w:p>
-            <w:r>
-              <w:t>2.590</w:t>
-            </w:r>
-          </w:p>
-        </w:tc>
-        <w:tc>
-          <w:tcPr>
-            <w:tcW w:type="dxa" w:w="2376"/>
-          </w:tcPr>
-          <w:p>
-            <w:r>
-              <w:t>-350.161</w:t>
-            </w:r>
-          </w:p>
-        </w:tc>
-      </w:tr>
-      <w:tr>
-        <w:tc>
-          <w:tcPr>
-            <w:tcW w:type="dxa" w:w="2376"/>
-          </w:tcPr>
-          <w:p>
-            <w:r>
-              <w:t>2</w:t>
-            </w:r>
-          </w:p>
-        </w:tc>
-        <w:tc>
-          <w:tcPr>
-            <w:tcW w:type="dxa" w:w="2376"/>
-          </w:tcPr>
-          <w:p>
-            <w:r>
-              <w:t>-2</w:t>
-            </w:r>
-          </w:p>
-        </w:tc>
-        <w:tc>
-          <w:tcPr>
-            <w:tcW w:type="dxa" w:w="2376"/>
-          </w:tcPr>
-          <w:p>
-            <w:r>
-              <w:t>0.361</w:t>
-            </w:r>
-          </w:p>
-        </w:tc>
-        <w:tc>
-          <w:tcPr>
-            <w:tcW w:type="dxa" w:w="2376"/>
-          </w:tcPr>
-          <w:p>
-            <w:r>
-              <w:t>-5.166</w:t>
-            </w:r>
-          </w:p>
-        </w:tc>
-        <w:tc>
-          <w:tcPr>
-            <w:tcW w:type="dxa" w:w="2376"/>
-          </w:tcPr>
-          <w:p>
-            <w:r>
-              <w:t>5.178</w:t>
-            </w:r>
-          </w:p>
-        </w:tc>
-        <w:tc>
-          <w:tcPr>
-            <w:tcW w:type="dxa" w:w="2376"/>
-          </w:tcPr>
-          <w:p>
-            <w:r>
-              <w:t>-698.935</w:t>
-            </w:r>
-          </w:p>
-        </w:tc>
-      </w:tr>
-      <w:tr>
-        <w:tc>
-          <w:tcPr>
-            <w:tcW w:type="dxa" w:w="2376"/>
-          </w:tcPr>
-          <w:p>
-            <w:r>
-              <w:t>3</w:t>
-            </w:r>
-          </w:p>
-        </w:tc>
-        <w:tc>
-          <w:tcPr>
-            <w:tcW w:type="dxa" w:w="2376"/>
-          </w:tcPr>
-          <w:p>
-            <w:r>
-              <w:t>-3</w:t>
-            </w:r>
-          </w:p>
-        </w:tc>
-        <w:tc>
-          <w:tcPr>
-            <w:tcW w:type="dxa" w:w="2376"/>
-          </w:tcPr>
-          <w:p>
-            <w:r>
-              <w:t>0.812</w:t>
-            </w:r>
-          </w:p>
-        </w:tc>
-        <w:tc>
-          <w:tcPr>
-            <w:tcW w:type="dxa" w:w="2376"/>
-          </w:tcPr>
-          <w:p>
-            <w:r>
-              <w:t>-7.723</w:t>
-            </w:r>
-          </w:p>
-        </w:tc>
-        <w:tc>
-          <w:tcPr>
-            <w:tcW w:type="dxa" w:w="2376"/>
-          </w:tcPr>
-          <w:p>
-            <w:r>
-              <w:t>7.766</w:t>
-            </w:r>
-          </w:p>
-        </w:tc>
-        <w:tc>
-          <w:tcPr>
-            <w:tcW w:type="dxa" w:w="2376"/>
-          </w:tcPr>
-          <w:p>
-            <w:r>
-              <w:t>-1044.940</w:t>
-            </w:r>
-          </w:p>
-        </w:tc>
-      </w:tr>
-      <w:tr>
-        <w:tc>
-          <w:tcPr>
-            <w:tcW w:type="dxa" w:w="2376"/>
-          </w:tcPr>
-          <w:p>
-            <w:r>
-              <w:t>4</w:t>
-            </w:r>
-          </w:p>
-        </w:tc>
-        <w:tc>
-          <w:tcPr>
-            <w:tcW w:type="dxa" w:w="2376"/>
-          </w:tcPr>
-          <w:p>
-            <w:r>
-              <w:t>-4</w:t>
-            </w:r>
-          </w:p>
-        </w:tc>
-        <w:tc>
-          <w:tcPr>
-            <w:tcW w:type="dxa" w:w="2376"/>
-          </w:tcPr>
-          <w:p>
-            <w:r>
-              <w:t>1.441</w:t>
-            </w:r>
-          </w:p>
-        </w:tc>
-        <w:tc>
-          <w:tcPr>
-            <w:tcW w:type="dxa" w:w="2376"/>
-          </w:tcPr>
-          <w:p>
-            <w:r>
-              <w:t>-10.250</w:t>
-            </w:r>
-          </w:p>
-        </w:tc>
-        <w:tc>
-          <w:tcPr>
-            <w:tcW w:type="dxa" w:w="2376"/>
-          </w:tcPr>
-          <w:p>
-            <w:r>
-              <w:t>10.351</w:t>
-            </w:r>
-          </w:p>
-        </w:tc>
-        <w:tc>
-          <w:tcPr>
-            <w:tcW w:type="dxa" w:w="2376"/>
-          </w:tcPr>
-          <w:p>
-            <w:r>
-              <w:t>-1386.802</w:t>
-            </w:r>
-          </w:p>
-        </w:tc>
-      </w:tr>
-      <w:tr>
-        <w:tc>
-          <w:tcPr>
-            <w:tcW w:type="dxa" w:w="2376"/>
-          </w:tcPr>
-          <w:p>
-            <w:r>
-              <w:t>5</w:t>
-            </w:r>
-          </w:p>
-        </w:tc>
-        <w:tc>
-          <w:tcPr>
-            <w:tcW w:type="dxa" w:w="2376"/>
-          </w:tcPr>
-          <w:p>
-            <w:r>
-              <w:t>-5</w:t>
-            </w:r>
-          </w:p>
-        </w:tc>
-        <w:tc>
-          <w:tcPr>
-            <w:tcW w:type="dxa" w:w="2376"/>
-          </w:tcPr>
-          <w:p>
-            <w:r>
-              <w:t>2.246</w:t>
-            </w:r>
-          </w:p>
-        </w:tc>
-        <w:tc>
-          <w:tcPr>
-            <w:tcW w:type="dxa" w:w="2376"/>
-          </w:tcPr>
-          <w:p>
-            <w:r>
-              <w:t>-12.736</w:t>
-            </w:r>
-          </w:p>
-        </w:tc>
-        <w:tc>
-          <w:tcPr>
-            <w:tcW w:type="dxa" w:w="2376"/>
-          </w:tcPr>
-          <w:p>
-            <w:r>
-              <w:t>12.932</w:t>
-            </w:r>
-          </w:p>
-        </w:tc>
-        <w:tc>
-          <w:tcPr>
-            <w:tcW w:type="dxa" w:w="2376"/>
-          </w:tcPr>
-          <w:p>
-            <w:r>
-              <w:t>-1723.156</w:t>
-            </w:r>
-          </w:p>
-        </w:tc>
-      </w:tr>
-      <w:tr>
-        <w:tc>
-          <w:tcPr>
-            <w:tcW w:type="dxa" w:w="2376"/>
-          </w:tcPr>
-          <w:p>
-            <w:r>
-              <w:t>6</w:t>
-            </w:r>
-          </w:p>
-        </w:tc>
-        <w:tc>
-          <w:tcPr>
-            <w:tcW w:type="dxa" w:w="2376"/>
-          </w:tcPr>
-          <w:p>
-            <w:r>
-              <w:t>-6</w:t>
-            </w:r>
-          </w:p>
-        </w:tc>
-        <w:tc>
-          <w:tcPr>
-            <w:tcW w:type="dxa" w:w="2376"/>
-          </w:tcPr>
-          <w:p>
-            <w:r>
-              <w:t>3.225</w:t>
-            </w:r>
-          </w:p>
-        </w:tc>
-        <w:tc>
-          <w:tcPr>
-            <w:tcW w:type="dxa" w:w="2376"/>
-          </w:tcPr>
-          <w:p>
-            <w:r>
-              <w:t>-15.171</w:t>
-            </w:r>
-          </w:p>
-        </w:tc>
-        <w:tc>
-          <w:tcPr>
-            <w:tcW w:type="dxa" w:w="2376"/>
-          </w:tcPr>
-          <w:p>
-            <w:r>
-              <w:t>15.510</w:t>
-            </w:r>
-          </w:p>
-        </w:tc>
-        <w:tc>
-          <w:tcPr>
-            <w:tcW w:type="dxa" w:w="2376"/>
-          </w:tcPr>
-          <w:p>
-            <w:r>
-              <w:t>-2052.655</w:t>
-            </w:r>
-          </w:p>
-        </w:tc>
-      </w:tr>
-      <w:tr>
-        <w:tc>
-          <w:tcPr>
-            <w:tcW w:type="dxa" w:w="2376"/>
-          </w:tcPr>
-          <w:p>
-            <w:r>
-              <w:t>7</w:t>
-            </w:r>
-          </w:p>
-        </w:tc>
-        <w:tc>
-          <w:tcPr>
-            <w:tcW w:type="dxa" w:w="2376"/>
-          </w:tcPr>
-          <w:p>
-            <w:r>
-              <w:t>-7</w:t>
-            </w:r>
-          </w:p>
-        </w:tc>
-        <w:tc>
-          <w:tcPr>
-            <w:tcW w:type="dxa" w:w="2376"/>
-          </w:tcPr>
-          <w:p>
-            <w:r>
-              <w:t>4.375</w:t>
-            </w:r>
-          </w:p>
-        </w:tc>
-        <w:tc>
-          <w:tcPr>
-            <w:tcW w:type="dxa" w:w="2376"/>
-          </w:tcPr>
-          <w:p>
-            <w:r>
-              <w:t>-17.546</w:t>
-            </w:r>
-          </w:p>
-        </w:tc>
-        <w:tc>
-          <w:tcPr>
-            <w:tcW w:type="dxa" w:w="2376"/>
-          </w:tcPr>
-          <w:p>
-            <w:r>
-              <w:t>18.083</w:t>
-            </w:r>
-          </w:p>
-        </w:tc>
-        <w:tc>
-          <w:tcPr>
-            <w:tcW w:type="dxa" w:w="2376"/>
-          </w:tcPr>
-          <w:p>
-            <w:r>
-              <w:t>-2373.972</w:t>
-            </w:r>
-          </w:p>
-        </w:tc>
-      </w:tr>
-      <w:tr>
-        <w:tc>
-          <w:tcPr>
-            <w:tcW w:type="dxa" w:w="2376"/>
-          </w:tcPr>
-          <w:p>
-            <w:r>
-              <w:t>8</w:t>
-            </w:r>
-          </w:p>
-        </w:tc>
-        <w:tc>
-          <w:tcPr>
-            <w:tcW w:type="dxa" w:w="2376"/>
-          </w:tcPr>
-          <w:p>
-            <w:r>
-              <w:t>-8</w:t>
-            </w:r>
-          </w:p>
-        </w:tc>
-        <w:tc>
-          <w:tcPr>
-            <w:tcW w:type="dxa" w:w="2376"/>
-          </w:tcPr>
-          <w:p>
-            <w:r>
-              <w:t>5.692</w:t>
-            </w:r>
-          </w:p>
-        </w:tc>
-        <w:tc>
-          <w:tcPr>
-            <w:tcW w:type="dxa" w:w="2376"/>
-          </w:tcPr>
-          <w:p>
-            <w:r>
-              <w:t>-19.851</w:t>
-            </w:r>
-          </w:p>
-        </w:tc>
-        <w:tc>
-          <w:tcPr>
-            <w:tcW w:type="dxa" w:w="2376"/>
-          </w:tcPr>
-          <w:p>
-            <w:r>
-              <w:t>20.651</w:t>
-            </w:r>
-          </w:p>
-        </w:tc>
-        <w:tc>
-          <w:tcPr>
-            <w:tcW w:type="dxa" w:w="2376"/>
-          </w:tcPr>
-          <w:p>
-            <w:r>
-              <w:t>-2685.802</w:t>
-            </w:r>
-          </w:p>
-        </w:tc>
-      </w:tr>
-      <w:tr>
-        <w:tc>
-          <w:tcPr>
-            <w:tcW w:type="dxa" w:w="2376"/>
-          </w:tcPr>
-          <w:p>
-            <w:r>
-              <w:t>9</w:t>
-            </w:r>
-          </w:p>
-        </w:tc>
-        <w:tc>
-          <w:tcPr>
-            <w:tcW w:type="dxa" w:w="2376"/>
-          </w:tcPr>
-          <w:p>
-            <w:r>
-              <w:t>-9</w:t>
-            </w:r>
-          </w:p>
-        </w:tc>
-        <w:tc>
-          <w:tcPr>
-            <w:tcW w:type="dxa" w:w="2376"/>
-          </w:tcPr>
-          <w:p>
-            <w:r>
-              <w:t>7.173</w:t>
-            </w:r>
-          </w:p>
-        </w:tc>
-        <w:tc>
-          <w:tcPr>
-            <w:tcW w:type="dxa" w:w="2376"/>
-          </w:tcPr>
-          <w:p>
-            <w:r>
-              <w:t>-22.076</w:t>
-            </w:r>
-          </w:p>
-        </w:tc>
-        <w:tc>
-          <w:tcPr>
-            <w:tcW w:type="dxa" w:w="2376"/>
-          </w:tcPr>
-          <w:p>
-            <w:r>
-              <w:t>23.212</w:t>
-            </w:r>
-          </w:p>
-        </w:tc>
-        <w:tc>
-          <w:tcPr>
-            <w:tcW w:type="dxa" w:w="2376"/>
-          </w:tcPr>
-          <w:p>
-            <w:r>
-              <w:t>-2986.866</w:t>
-            </w:r>
-          </w:p>
-        </w:tc>
-      </w:tr>
-      <w:tr>
-        <w:tc>
-          <w:tcPr>
-            <w:tcW w:type="dxa" w:w="2376"/>
-          </w:tcPr>
-          <w:p>
-            <w:r>
-              <w:t>10</w:t>
-            </w:r>
-          </w:p>
-        </w:tc>
-        <w:tc>
-          <w:tcPr>
-            <w:tcW w:type="dxa" w:w="2376"/>
-          </w:tcPr>
-          <w:p>
-            <w:r>
-              <w:t>-10</w:t>
-            </w:r>
-          </w:p>
-        </w:tc>
-        <w:tc>
-          <w:tcPr>
-            <w:tcW w:type="dxa" w:w="2376"/>
-          </w:tcPr>
-          <w:p>
-            <w:r>
-              <w:t>8.813</w:t>
-            </w:r>
-          </w:p>
-        </w:tc>
-        <w:tc>
-          <w:tcPr>
-            <w:tcW w:type="dxa" w:w="2376"/>
-          </w:tcPr>
-          <w:p>
-            <w:r>
-              <w:t>-24.212</w:t>
-            </w:r>
-          </w:p>
-        </w:tc>
-        <w:tc>
-          <w:tcPr>
-            <w:tcW w:type="dxa" w:w="2376"/>
-          </w:tcPr>
-          <w:p>
-            <w:r>
-              <w:t>25.766</w:t>
-            </w:r>
-          </w:p>
-        </w:tc>
-        <w:tc>
-          <w:tcPr>
-            <w:tcW w:type="dxa" w:w="2376"/>
-          </w:tcPr>
-          <w:p>
-            <w:r>
-              <w:t>-3275.918</w:t>
-            </w:r>
-          </w:p>
-        </w:tc>
-      </w:tr>
-    </w:tbl>
+    <w:p/>
     <w:p>
       <w:pPr>
-        <w:pStyle w:val="Heading2"/>
+        <w:pStyle w:val="Heading3"/>
       </w:pPr>
       <w:r>
-        <w:t>Chart 2 data — yaw moment heatmap envelope by rudder angle</w:t>
+        <w:t>Chart 1 image — rudder-induced ship-fixed force components</w:t>
       </w:r>
     </w:p>
+    <w:p/>
     <w:p>
+      <w:pPr>
+        <w:jc w:val="center"/>
+      </w:pPr>
       <w:r>
-        <w:t>Editable table gives max absolute rudder-induced yaw moment at 4.56 kn for each rudder command across headings.</w:t>
+        <w:drawing>
+          <wp:inline xmlns:a="http://schemas.openxmlformats.org/drawingml/2006/main" xmlns:pic="http://schemas.openxmlformats.org/drawingml/2006/picture">
+            <wp:extent cx="5943600" cy="2513761"/>
+            <wp:docPr id="1" name="Picture 1"/>
+            <wp:cNvGraphicFramePr>
+              <a:graphicFrameLocks noChangeAspect="1"/>
+            </wp:cNvGraphicFramePr>
+            <a:graphic>
+              <a:graphicData uri="http://schemas.openxmlformats.org/drawingml/2006/picture">
+                <pic:pic>
+                  <pic:nvPicPr>
+                    <pic:cNvPr id="0" name="chart1_force_components.png"/>
+                    <pic:cNvPicPr/>
+                  </pic:nvPicPr>
+                  <pic:blipFill>
+                    <a:blip r:embed="rId9"/>
+                    <a:stretch>
+                      <a:fillRect/>
+                    </a:stretch>
+                  </pic:blipFill>
+                  <pic:spPr>
+                    <a:xfrm>
+                      <a:off x="0" y="0"/>
+                      <a:ext cx="5943600" cy="2513761"/>
+                    </a:xfrm>
+                    <a:prstGeom prst="rect"/>
+                  </pic:spPr>
+                </pic:pic>
+              </a:graphicData>
+            </a:graphic>
+          </wp:inline>
+        </w:drawing>
       </w:r>
     </w:p>
-    <w:tbl>
-      <w:tblPr>
-        <w:tblStyle w:val="TableGrid"/>
-        <w:tblW w:type="auto" w:w="0"/>
-        <w:tblLook w:firstColumn="1" w:firstRow="1" w:lastColumn="0" w:lastRow="0" w:noHBand="0" w:noVBand="1" w:val="04A0"/>
-      </w:tblPr>
-      <w:tblGrid>
-        <w:gridCol w:w="3564"/>
-        <w:gridCol w:w="3564"/>
-        <w:gridCol w:w="3564"/>
-        <w:gridCol w:w="3564"/>
-      </w:tblGrid>
-      <w:tr>
-        <w:tc>
-          <w:tcPr>
-            <w:tcW w:type="dxa" w:w="3564"/>
-          </w:tcPr>
-          <w:p>
-            <w:r>
-              <w:t>Rudder δ (deg)</w:t>
-            </w:r>
-          </w:p>
-        </w:tc>
-        <w:tc>
-          <w:tcPr>
-            <w:tcW w:type="dxa" w:w="3564"/>
-          </w:tcPr>
-          <w:p>
-            <w:r>
-              <w:t>Heading at max |N| (deg)</w:t>
-            </w:r>
-          </w:p>
-        </w:tc>
-        <w:tc>
-          <w:tcPr>
-            <w:tcW w:type="dxa" w:w="3564"/>
-          </w:tcPr>
-          <w:p>
-            <w:r>
-              <w:t>N_ship (kN-m)</w:t>
-            </w:r>
-          </w:p>
-        </w:tc>
-        <w:tc>
-          <w:tcPr>
-            <w:tcW w:type="dxa" w:w="3564"/>
-          </w:tcPr>
-          <w:p>
-            <w:r>
-              <w:t>Y_ship port (kN)</w:t>
-            </w:r>
-          </w:p>
-        </w:tc>
-      </w:tr>
-      <w:tr>
-        <w:tc>
-          <w:tcPr>
-            <w:tcW w:type="dxa" w:w="3564"/>
-          </w:tcPr>
-          <w:p>
-            <w:r>
-              <w:t>-30</w:t>
-            </w:r>
-          </w:p>
-        </w:tc>
-        <w:tc>
-          <w:tcPr>
-            <w:tcW w:type="dxa" w:w="3564"/>
-          </w:tcPr>
-          <w:p>
-            <w:r>
-              <w:t>4</w:t>
-            </w:r>
-          </w:p>
-        </w:tc>
-        <w:tc>
-          <w:tcPr>
-            <w:tcW w:type="dxa" w:w="3564"/>
-          </w:tcPr>
-          <w:p>
-            <w:r>
-              <w:t>-8846.487</w:t>
-            </w:r>
-          </w:p>
-        </w:tc>
-        <w:tc>
-          <w:tcPr>
-            <w:tcW w:type="dxa" w:w="3564"/>
-          </w:tcPr>
-          <w:p>
-            <w:r>
-              <w:t>-65.384</w:t>
-            </w:r>
-          </w:p>
-        </w:tc>
-      </w:tr>
-      <w:tr>
-        <w:tc>
-          <w:tcPr>
-            <w:tcW w:type="dxa" w:w="3564"/>
-          </w:tcPr>
-          <w:p>
-            <w:r>
-              <w:t>-29</w:t>
-            </w:r>
-          </w:p>
-        </w:tc>
-        <w:tc>
-          <w:tcPr>
-            <w:tcW w:type="dxa" w:w="3564"/>
-          </w:tcPr>
-          <w:p>
-            <w:r>
-              <w:t>4</w:t>
-            </w:r>
-          </w:p>
-        </w:tc>
-        <w:tc>
-          <w:tcPr>
-            <w:tcW w:type="dxa" w:w="3564"/>
-          </w:tcPr>
-          <w:p>
-            <w:r>
-              <w:t>-8732.416</w:t>
-            </w:r>
-          </w:p>
-        </w:tc>
-        <w:tc>
-          <w:tcPr>
-            <w:tcW w:type="dxa" w:w="3564"/>
-          </w:tcPr>
-          <w:p>
-            <w:r>
-              <w:t>-64.541</w:t>
-            </w:r>
-          </w:p>
-        </w:tc>
-      </w:tr>
-      <w:tr>
-        <w:tc>
-          <w:tcPr>
-            <w:tcW w:type="dxa" w:w="3564"/>
-          </w:tcPr>
-          <w:p>
-            <w:r>
-              <w:t>-28</w:t>
-            </w:r>
-          </w:p>
-        </w:tc>
-        <w:tc>
-          <w:tcPr>
-            <w:tcW w:type="dxa" w:w="3564"/>
-          </w:tcPr>
-          <w:p>
-            <w:r>
-              <w:t>5</w:t>
-            </w:r>
-          </w:p>
-        </w:tc>
-        <w:tc>
-          <w:tcPr>
-            <w:tcW w:type="dxa" w:w="3564"/>
-          </w:tcPr>
-          <w:p>
-            <w:r>
-              <w:t>-8616.243</w:t>
-            </w:r>
-          </w:p>
-        </w:tc>
-        <w:tc>
-          <w:tcPr>
-            <w:tcW w:type="dxa" w:w="3564"/>
-          </w:tcPr>
-          <w:p>
-            <w:r>
-              <w:t>-63.683</w:t>
-            </w:r>
-          </w:p>
-        </w:tc>
-      </w:tr>
-      <w:tr>
-        <w:tc>
-          <w:tcPr>
-            <w:tcW w:type="dxa" w:w="3564"/>
-          </w:tcPr>
-          <w:p>
-            <w:r>
-              <w:t>-27</w:t>
-            </w:r>
-          </w:p>
-        </w:tc>
-        <w:tc>
-          <w:tcPr>
-            <w:tcW w:type="dxa" w:w="3564"/>
-          </w:tcPr>
-          <w:p>
-            <w:r>
-              <w:t>6</w:t>
-            </w:r>
-          </w:p>
-        </w:tc>
-        <w:tc>
-          <w:tcPr>
-            <w:tcW w:type="dxa" w:w="3564"/>
-          </w:tcPr>
-          <w:p>
-            <w:r>
-              <w:t>-8497.446</w:t>
-            </w:r>
-          </w:p>
-        </w:tc>
-        <w:tc>
-          <w:tcPr>
-            <w:tcW w:type="dxa" w:w="3564"/>
-          </w:tcPr>
-          <w:p>
-            <w:r>
-              <w:t>-62.804</w:t>
-            </w:r>
-          </w:p>
-        </w:tc>
-      </w:tr>
-      <w:tr>
-        <w:tc>
-          <w:tcPr>
-            <w:tcW w:type="dxa" w:w="3564"/>
-          </w:tcPr>
-          <w:p>
-            <w:r>
-              <w:t>-26</w:t>
-            </w:r>
-          </w:p>
-        </w:tc>
-        <w:tc>
-          <w:tcPr>
-            <w:tcW w:type="dxa" w:w="3564"/>
-          </w:tcPr>
-          <w:p>
-            <w:r>
-              <w:t>6</w:t>
-            </w:r>
-          </w:p>
-        </w:tc>
-        <w:tc>
-          <w:tcPr>
-            <w:tcW w:type="dxa" w:w="3564"/>
-          </w:tcPr>
-          <w:p>
-            <w:r>
-              <w:t>-8383.375</w:t>
-            </w:r>
-          </w:p>
-        </w:tc>
-        <w:tc>
-          <w:tcPr>
-            <w:tcW w:type="dxa" w:w="3564"/>
-          </w:tcPr>
-          <w:p>
-            <w:r>
-              <w:t>-61.961</w:t>
-            </w:r>
-          </w:p>
-        </w:tc>
-      </w:tr>
-      <w:tr>
-        <w:tc>
-          <w:tcPr>
-            <w:tcW w:type="dxa" w:w="3564"/>
-          </w:tcPr>
-          <w:p>
-            <w:r>
-              <w:t>-25</w:t>
-            </w:r>
-          </w:p>
-        </w:tc>
-        <w:tc>
-          <w:tcPr>
-            <w:tcW w:type="dxa" w:w="3564"/>
-          </w:tcPr>
-          <w:p>
-            <w:r>
-              <w:t>7</w:t>
-            </w:r>
-          </w:p>
-        </w:tc>
-        <w:tc>
-          <w:tcPr>
-            <w:tcW w:type="dxa" w:w="3564"/>
-          </w:tcPr>
-          <w:p>
-            <w:r>
-              <w:t>-8267.788</w:t>
-            </w:r>
-          </w:p>
-        </w:tc>
-        <w:tc>
-          <w:tcPr>
-            <w:tcW w:type="dxa" w:w="3564"/>
-          </w:tcPr>
-          <w:p>
-            <w:r>
-              <w:t>-61.107</w:t>
-            </w:r>
-          </w:p>
-        </w:tc>
-      </w:tr>
-      <w:tr>
-        <w:tc>
-          <w:tcPr>
-            <w:tcW w:type="dxa" w:w="3564"/>
-          </w:tcPr>
-          <w:p>
-            <w:r>
-              <w:t>-24</w:t>
-            </w:r>
-          </w:p>
-        </w:tc>
-        <w:tc>
-          <w:tcPr>
-            <w:tcW w:type="dxa" w:w="3564"/>
-          </w:tcPr>
-          <w:p>
-            <w:r>
-              <w:t>8</w:t>
-            </w:r>
-          </w:p>
-        </w:tc>
-        <w:tc>
-          <w:tcPr>
-            <w:tcW w:type="dxa" w:w="3564"/>
-          </w:tcPr>
-          <w:p>
-            <w:r>
-              <w:t>-8149.683</w:t>
-            </w:r>
-          </w:p>
-        </w:tc>
-        <w:tc>
-          <w:tcPr>
-            <w:tcW w:type="dxa" w:w="3564"/>
-          </w:tcPr>
-          <w:p>
-            <w:r>
-              <w:t>-60.234</w:t>
-            </w:r>
-          </w:p>
-        </w:tc>
-      </w:tr>
-      <w:tr>
-        <w:tc>
-          <w:tcPr>
-            <w:tcW w:type="dxa" w:w="3564"/>
-          </w:tcPr>
-          <w:p>
-            <w:r>
-              <w:t>-23</w:t>
-            </w:r>
-          </w:p>
-        </w:tc>
-        <w:tc>
-          <w:tcPr>
-            <w:tcW w:type="dxa" w:w="3564"/>
-          </w:tcPr>
-          <w:p>
-            <w:r>
-              <w:t>8</w:t>
-            </w:r>
-          </w:p>
-        </w:tc>
-        <w:tc>
-          <w:tcPr>
-            <w:tcW w:type="dxa" w:w="3564"/>
-          </w:tcPr>
-          <w:p>
-            <w:r>
-              <w:t>-8035.612</w:t>
-            </w:r>
-          </w:p>
-        </w:tc>
-        <w:tc>
-          <w:tcPr>
-            <w:tcW w:type="dxa" w:w="3564"/>
-          </w:tcPr>
-          <w:p>
-            <w:r>
-              <w:t>-59.391</w:t>
-            </w:r>
-          </w:p>
-        </w:tc>
-      </w:tr>
-      <w:tr>
-        <w:tc>
-          <w:tcPr>
-            <w:tcW w:type="dxa" w:w="3564"/>
-          </w:tcPr>
-          <w:p>
-            <w:r>
-              <w:t>-22</w:t>
-            </w:r>
-          </w:p>
-        </w:tc>
-        <w:tc>
-          <w:tcPr>
-            <w:tcW w:type="dxa" w:w="3564"/>
-          </w:tcPr>
-          <w:p>
-            <w:r>
-              <w:t>9</w:t>
-            </w:r>
-          </w:p>
-        </w:tc>
-        <w:tc>
-          <w:tcPr>
-            <w:tcW w:type="dxa" w:w="3564"/>
-          </w:tcPr>
-          <w:p>
-            <w:r>
-              <w:t>-7920.824</w:t>
-            </w:r>
-          </w:p>
-        </w:tc>
-        <w:tc>
-          <w:tcPr>
-            <w:tcW w:type="dxa" w:w="3564"/>
-          </w:tcPr>
-          <w:p>
-            <w:r>
-              <w:t>-58.543</w:t>
-            </w:r>
-          </w:p>
-        </w:tc>
-      </w:tr>
-      <w:tr>
-        <w:tc>
-          <w:tcPr>
-            <w:tcW w:type="dxa" w:w="3564"/>
-          </w:tcPr>
-          <w:p>
-            <w:r>
-              <w:t>-21</w:t>
-            </w:r>
-          </w:p>
-        </w:tc>
-        <w:tc>
-          <w:tcPr>
-            <w:tcW w:type="dxa" w:w="3564"/>
-          </w:tcPr>
-          <w:p>
-            <w:r>
-              <w:t>10</w:t>
-            </w:r>
-          </w:p>
-        </w:tc>
-        <w:tc>
-          <w:tcPr>
-            <w:tcW w:type="dxa" w:w="3564"/>
-          </w:tcPr>
-          <w:p>
-            <w:r>
-              <w:t>-7803.622</w:t>
-            </w:r>
-          </w:p>
-        </w:tc>
-        <w:tc>
-          <w:tcPr>
-            <w:tcW w:type="dxa" w:w="3564"/>
-          </w:tcPr>
-          <w:p>
-            <w:r>
-              <w:t>-57.676</w:t>
-            </w:r>
-          </w:p>
-        </w:tc>
-      </w:tr>
-      <w:tr>
-        <w:tc>
-          <w:tcPr>
-            <w:tcW w:type="dxa" w:w="3564"/>
-          </w:tcPr>
-          <w:p>
-            <w:r>
-              <w:t>-20</w:t>
-            </w:r>
-          </w:p>
-        </w:tc>
-        <w:tc>
-          <w:tcPr>
-            <w:tcW w:type="dxa" w:w="3564"/>
-          </w:tcPr>
-          <w:p>
-            <w:r>
-              <w:t>10</w:t>
-            </w:r>
-          </w:p>
-        </w:tc>
-        <w:tc>
-          <w:tcPr>
-            <w:tcW w:type="dxa" w:w="3564"/>
-          </w:tcPr>
-          <w:p>
-            <w:r>
-              <w:t>-7689.551</w:t>
-            </w:r>
-          </w:p>
-        </w:tc>
-        <w:tc>
-          <w:tcPr>
-            <w:tcW w:type="dxa" w:w="3564"/>
-          </w:tcPr>
-          <w:p>
-            <w:r>
-              <w:t>-56.833</w:t>
-            </w:r>
-          </w:p>
-        </w:tc>
-      </w:tr>
-      <w:tr>
-        <w:tc>
-          <w:tcPr>
-            <w:tcW w:type="dxa" w:w="3564"/>
-          </w:tcPr>
-          <w:p>
-            <w:r>
-              <w:t>-19</w:t>
-            </w:r>
-          </w:p>
-        </w:tc>
-        <w:tc>
-          <w:tcPr>
-            <w:tcW w:type="dxa" w:w="3564"/>
-          </w:tcPr>
-          <w:p>
-            <w:r>
-              <w:t>10</w:t>
-            </w:r>
-          </w:p>
-        </w:tc>
-        <w:tc>
-          <w:tcPr>
-            <w:tcW w:type="dxa" w:w="3564"/>
-          </w:tcPr>
-          <w:p>
-            <w:r>
-              <w:t>-7563.989</w:t>
-            </w:r>
-          </w:p>
-        </w:tc>
-        <w:tc>
-          <w:tcPr>
-            <w:tcW w:type="dxa" w:w="3564"/>
-          </w:tcPr>
-          <w:p>
-            <w:r>
-              <w:t>-55.905</w:t>
-            </w:r>
-          </w:p>
-        </w:tc>
-      </w:tr>
-      <w:tr>
-        <w:tc>
-          <w:tcPr>
-            <w:tcW w:type="dxa" w:w="3564"/>
-          </w:tcPr>
-          <w:p>
-            <w:r>
-              <w:t>-18</w:t>
-            </w:r>
-          </w:p>
-        </w:tc>
-        <w:tc>
-          <w:tcPr>
-            <w:tcW w:type="dxa" w:w="3564"/>
-          </w:tcPr>
-          <w:p>
-            <w:r>
-              <w:t>10</w:t>
-            </w:r>
-          </w:p>
-        </w:tc>
-        <w:tc>
-          <w:tcPr>
-            <w:tcW w:type="dxa" w:w="3564"/>
-          </w:tcPr>
-          <w:p>
-            <w:r>
-              <w:t>-7427.086</w:t>
-            </w:r>
-          </w:p>
-        </w:tc>
-        <w:tc>
-          <w:tcPr>
-            <w:tcW w:type="dxa" w:w="3564"/>
-          </w:tcPr>
-          <w:p>
-            <w:r>
-              <w:t>-54.893</w:t>
-            </w:r>
-          </w:p>
-        </w:tc>
-      </w:tr>
-      <w:tr>
-        <w:tc>
-          <w:tcPr>
-            <w:tcW w:type="dxa" w:w="3564"/>
-          </w:tcPr>
-          <w:p>
-            <w:r>
-              <w:t>-17</w:t>
-            </w:r>
-          </w:p>
-        </w:tc>
-        <w:tc>
-          <w:tcPr>
-            <w:tcW w:type="dxa" w:w="3564"/>
-          </w:tcPr>
-          <w:p>
-            <w:r>
-              <w:t>10</w:t>
-            </w:r>
-          </w:p>
-        </w:tc>
-        <w:tc>
-          <w:tcPr>
-            <w:tcW w:type="dxa" w:w="3564"/>
-          </w:tcPr>
-          <w:p>
-            <w:r>
-              <w:t>-7279.012</w:t>
-            </w:r>
-          </w:p>
-        </w:tc>
-        <w:tc>
-          <w:tcPr>
-            <w:tcW w:type="dxa" w:w="3564"/>
-          </w:tcPr>
-          <w:p>
-            <w:r>
-              <w:t>-53.799</w:t>
-            </w:r>
-          </w:p>
-        </w:tc>
-      </w:tr>
-      <w:tr>
-        <w:tc>
-          <w:tcPr>
-            <w:tcW w:type="dxa" w:w="3564"/>
-          </w:tcPr>
-          <w:p>
-            <w:r>
-              <w:t>-16</w:t>
-            </w:r>
-          </w:p>
-        </w:tc>
-        <w:tc>
-          <w:tcPr>
-            <w:tcW w:type="dxa" w:w="3564"/>
-          </w:tcPr>
-          <w:p>
-            <w:r>
-              <w:t>10</w:t>
-            </w:r>
-          </w:p>
-        </w:tc>
-        <w:tc>
-          <w:tcPr>
-            <w:tcW w:type="dxa" w:w="3564"/>
-          </w:tcPr>
-          <w:p>
-            <w:r>
-              <w:t>-7119.945</w:t>
-            </w:r>
-          </w:p>
-        </w:tc>
-        <w:tc>
-          <w:tcPr>
-            <w:tcW w:type="dxa" w:w="3564"/>
-          </w:tcPr>
-          <w:p>
-            <w:r>
-              <w:t>-52.623</w:t>
-            </w:r>
-          </w:p>
-        </w:tc>
-      </w:tr>
-      <w:tr>
-        <w:tc>
-          <w:tcPr>
-            <w:tcW w:type="dxa" w:w="3564"/>
-          </w:tcPr>
-          <w:p>
-            <w:r>
-              <w:t>-15</w:t>
-            </w:r>
-          </w:p>
-        </w:tc>
-        <w:tc>
-          <w:tcPr>
-            <w:tcW w:type="dxa" w:w="3564"/>
-          </w:tcPr>
-          <w:p>
-            <w:r>
-              <w:t>10</w:t>
-            </w:r>
-          </w:p>
-        </w:tc>
-        <w:tc>
-          <w:tcPr>
-            <w:tcW w:type="dxa" w:w="3564"/>
-          </w:tcPr>
-          <w:p>
-            <w:r>
-              <w:t>-6950.080</w:t>
-            </w:r>
-          </w:p>
-        </w:tc>
-        <w:tc>
-          <w:tcPr>
-            <w:tcW w:type="dxa" w:w="3564"/>
-          </w:tcPr>
-          <w:p>
-            <w:r>
-              <w:t>-51.368</w:t>
-            </w:r>
-          </w:p>
-        </w:tc>
-      </w:tr>
-      <w:tr>
-        <w:tc>
-          <w:tcPr>
-            <w:tcW w:type="dxa" w:w="3564"/>
-          </w:tcPr>
-          <w:p>
-            <w:r>
-              <w:t>-14</w:t>
-            </w:r>
-          </w:p>
-        </w:tc>
-        <w:tc>
-          <w:tcPr>
-            <w:tcW w:type="dxa" w:w="3564"/>
-          </w:tcPr>
-          <w:p>
-            <w:r>
-              <w:t>10</w:t>
-            </w:r>
-          </w:p>
-        </w:tc>
-        <w:tc>
-          <w:tcPr>
-            <w:tcW w:type="dxa" w:w="3564"/>
-          </w:tcPr>
-          <w:p>
-            <w:r>
-              <w:t>-6769.624</w:t>
-            </w:r>
-          </w:p>
-        </w:tc>
-        <w:tc>
-          <w:tcPr>
-            <w:tcW w:type="dxa" w:w="3564"/>
-          </w:tcPr>
-          <w:p>
-            <w:r>
-              <w:t>-50.034</w:t>
-            </w:r>
-          </w:p>
-        </w:tc>
-      </w:tr>
-      <w:tr>
-        <w:tc>
-          <w:tcPr>
-            <w:tcW w:type="dxa" w:w="3564"/>
-          </w:tcPr>
-          <w:p>
-            <w:r>
-              <w:t>-13</w:t>
-            </w:r>
-          </w:p>
-        </w:tc>
-        <w:tc>
-          <w:tcPr>
-            <w:tcW w:type="dxa" w:w="3564"/>
-          </w:tcPr>
-          <w:p>
-            <w:r>
-              <w:t>10</w:t>
-            </w:r>
-          </w:p>
-        </w:tc>
-        <w:tc>
-          <w:tcPr>
-            <w:tcW w:type="dxa" w:w="3564"/>
-          </w:tcPr>
-          <w:p>
-            <w:r>
-              <w:t>-6578.796</w:t>
-            </w:r>
-          </w:p>
-        </w:tc>
-        <w:tc>
-          <w:tcPr>
-            <w:tcW w:type="dxa" w:w="3564"/>
-          </w:tcPr>
-          <w:p>
-            <w:r>
-              <w:t>-48.624</w:t>
-            </w:r>
-          </w:p>
-        </w:tc>
-      </w:tr>
-      <w:tr>
-        <w:tc>
-          <w:tcPr>
-            <w:tcW w:type="dxa" w:w="3564"/>
-          </w:tcPr>
-          <w:p>
-            <w:r>
-              <w:t>-12</w:t>
-            </w:r>
-          </w:p>
-        </w:tc>
-        <w:tc>
-          <w:tcPr>
-            <w:tcW w:type="dxa" w:w="3564"/>
-          </w:tcPr>
-          <w:p>
-            <w:r>
-              <w:t>10</w:t>
-            </w:r>
-          </w:p>
-        </w:tc>
-        <w:tc>
-          <w:tcPr>
-            <w:tcW w:type="dxa" w:w="3564"/>
-          </w:tcPr>
-          <w:p>
-            <w:r>
-              <w:t>-6377.830</w:t>
-            </w:r>
-          </w:p>
-        </w:tc>
-        <w:tc>
-          <w:tcPr>
-            <w:tcW w:type="dxa" w:w="3564"/>
-          </w:tcPr>
-          <w:p>
-            <w:r>
-              <w:t>-47.138</w:t>
-            </w:r>
-          </w:p>
-        </w:tc>
-      </w:tr>
-      <w:tr>
-        <w:tc>
-          <w:tcPr>
-            <w:tcW w:type="dxa" w:w="3564"/>
-          </w:tcPr>
-          <w:p>
-            <w:r>
-              <w:t>-11</w:t>
-            </w:r>
-          </w:p>
-        </w:tc>
-        <w:tc>
-          <w:tcPr>
-            <w:tcW w:type="dxa" w:w="3564"/>
-          </w:tcPr>
-          <w:p>
-            <w:r>
-              <w:t>10</w:t>
-            </w:r>
-          </w:p>
-        </w:tc>
-        <w:tc>
-          <w:tcPr>
-            <w:tcW w:type="dxa" w:w="3564"/>
-          </w:tcPr>
-          <w:p>
-            <w:r>
-              <w:t>-6166.969</w:t>
-            </w:r>
-          </w:p>
-        </w:tc>
-        <w:tc>
-          <w:tcPr>
-            <w:tcW w:type="dxa" w:w="3564"/>
-          </w:tcPr>
-          <w:p>
-            <w:r>
-              <w:t>-45.580</w:t>
-            </w:r>
-          </w:p>
-        </w:tc>
-      </w:tr>
-      <w:tr>
-        <w:tc>
-          <w:tcPr>
-            <w:tcW w:type="dxa" w:w="3564"/>
-          </w:tcPr>
-          <w:p>
-            <w:r>
-              <w:t>-10</w:t>
-            </w:r>
-          </w:p>
-        </w:tc>
-        <w:tc>
-          <w:tcPr>
-            <w:tcW w:type="dxa" w:w="3564"/>
-          </w:tcPr>
-          <w:p>
-            <w:r>
-              <w:t>10</w:t>
-            </w:r>
-          </w:p>
-        </w:tc>
-        <w:tc>
-          <w:tcPr>
-            <w:tcW w:type="dxa" w:w="3564"/>
-          </w:tcPr>
-          <w:p>
-            <w:r>
-              <w:t>-5946.472</w:t>
-            </w:r>
-          </w:p>
-        </w:tc>
-        <w:tc>
-          <w:tcPr>
-            <w:tcW w:type="dxa" w:w="3564"/>
-          </w:tcPr>
-          <w:p>
-            <w:r>
-              <w:t>-43.950</w:t>
-            </w:r>
-          </w:p>
-        </w:tc>
-      </w:tr>
-      <w:tr>
-        <w:tc>
-          <w:tcPr>
-            <w:tcW w:type="dxa" w:w="3564"/>
-          </w:tcPr>
-          <w:p>
-            <w:r>
-              <w:t>-9</w:t>
-            </w:r>
-          </w:p>
-        </w:tc>
-        <w:tc>
-          <w:tcPr>
-            <w:tcW w:type="dxa" w:w="3564"/>
-          </w:tcPr>
-          <w:p>
-            <w:r>
-              <w:t>10</w:t>
-            </w:r>
-          </w:p>
-        </w:tc>
-        <w:tc>
-          <w:tcPr>
-            <w:tcW w:type="dxa" w:w="3564"/>
-          </w:tcPr>
-          <w:p>
-            <w:r>
-              <w:t>-5716.605</w:t>
-            </w:r>
-          </w:p>
-        </w:tc>
-        <w:tc>
-          <w:tcPr>
-            <w:tcW w:type="dxa" w:w="3564"/>
-          </w:tcPr>
-          <w:p>
-            <w:r>
-              <w:t>-42.251</w:t>
-            </w:r>
-          </w:p>
-        </w:tc>
-      </w:tr>
-      <w:tr>
-        <w:tc>
-          <w:tcPr>
-            <w:tcW w:type="dxa" w:w="3564"/>
-          </w:tcPr>
-          <w:p>
-            <w:r>
-              <w:t>-8</w:t>
-            </w:r>
-          </w:p>
-        </w:tc>
-        <w:tc>
-          <w:tcPr>
-            <w:tcW w:type="dxa" w:w="3564"/>
-          </w:tcPr>
-          <w:p>
-            <w:r>
-              <w:t>10</w:t>
-            </w:r>
-          </w:p>
-        </w:tc>
-        <w:tc>
-          <w:tcPr>
-            <w:tcW w:type="dxa" w:w="3564"/>
-          </w:tcPr>
-          <w:p>
-            <w:r>
-              <w:t>-5477.651</w:t>
-            </w:r>
-          </w:p>
-        </w:tc>
-        <w:tc>
-          <w:tcPr>
-            <w:tcW w:type="dxa" w:w="3564"/>
-          </w:tcPr>
-          <w:p>
-            <w:r>
-              <w:t>-40.485</w:t>
-            </w:r>
-          </w:p>
-        </w:tc>
-      </w:tr>
-      <w:tr>
-        <w:tc>
-          <w:tcPr>
-            <w:tcW w:type="dxa" w:w="3564"/>
-          </w:tcPr>
-          <w:p>
-            <w:r>
-              <w:t>-7</w:t>
-            </w:r>
-          </w:p>
-        </w:tc>
-        <w:tc>
-          <w:tcPr>
-            <w:tcW w:type="dxa" w:w="3564"/>
-          </w:tcPr>
-          <w:p>
-            <w:r>
-              <w:t>10</w:t>
-            </w:r>
-          </w:p>
-        </w:tc>
-        <w:tc>
-          <w:tcPr>
-            <w:tcW w:type="dxa" w:w="3564"/>
-          </w:tcPr>
-          <w:p>
-            <w:r>
-              <w:t>-5229.899</w:t>
-            </w:r>
-          </w:p>
-        </w:tc>
-        <w:tc>
-          <w:tcPr>
-            <w:tcW w:type="dxa" w:w="3564"/>
-          </w:tcPr>
-          <w:p>
-            <w:r>
-              <w:t>-38.654</w:t>
-            </w:r>
-          </w:p>
-        </w:tc>
-      </w:tr>
-      <w:tr>
-        <w:tc>
-          <w:tcPr>
-            <w:tcW w:type="dxa" w:w="3564"/>
-          </w:tcPr>
-          <w:p>
-            <w:r>
-              <w:t>-6</w:t>
-            </w:r>
-          </w:p>
-        </w:tc>
-        <w:tc>
-          <w:tcPr>
-            <w:tcW w:type="dxa" w:w="3564"/>
-          </w:tcPr>
-          <w:p>
-            <w:r>
-              <w:t>10</w:t>
-            </w:r>
-          </w:p>
-        </w:tc>
-        <w:tc>
-          <w:tcPr>
-            <w:tcW w:type="dxa" w:w="3564"/>
-          </w:tcPr>
-          <w:p>
-            <w:r>
-              <w:t>-4973.651</w:t>
-            </w:r>
-          </w:p>
-        </w:tc>
-        <w:tc>
-          <w:tcPr>
-            <w:tcW w:type="dxa" w:w="3564"/>
-          </w:tcPr>
-          <w:p>
-            <w:r>
-              <w:t>-36.760</w:t>
-            </w:r>
-          </w:p>
-        </w:tc>
-      </w:tr>
-      <w:tr>
-        <w:tc>
-          <w:tcPr>
-            <w:tcW w:type="dxa" w:w="3564"/>
-          </w:tcPr>
-          <w:p>
-            <w:r>
-              <w:t>-5</w:t>
-            </w:r>
-          </w:p>
-        </w:tc>
-        <w:tc>
-          <w:tcPr>
-            <w:tcW w:type="dxa" w:w="3564"/>
-          </w:tcPr>
-          <w:p>
-            <w:r>
-              <w:t>10</w:t>
-            </w:r>
-          </w:p>
-        </w:tc>
-        <w:tc>
-          <w:tcPr>
-            <w:tcW w:type="dxa" w:w="3564"/>
-          </w:tcPr>
-          <w:p>
-            <w:r>
-              <w:t>-4709.220</w:t>
-            </w:r>
-          </w:p>
-        </w:tc>
-        <w:tc>
-          <w:tcPr>
-            <w:tcW w:type="dxa" w:w="3564"/>
-          </w:tcPr>
-          <w:p>
-            <w:r>
-              <w:t>-34.806</w:t>
-            </w:r>
-          </w:p>
-        </w:tc>
-      </w:tr>
-      <w:tr>
-        <w:tc>
-          <w:tcPr>
-            <w:tcW w:type="dxa" w:w="3564"/>
-          </w:tcPr>
-          <w:p>
-            <w:r>
-              <w:t>-4</w:t>
-            </w:r>
-          </w:p>
-        </w:tc>
-        <w:tc>
-          <w:tcPr>
-            <w:tcW w:type="dxa" w:w="3564"/>
-          </w:tcPr>
-          <w:p>
-            <w:r>
-              <w:t>10</w:t>
-            </w:r>
-          </w:p>
-        </w:tc>
-        <w:tc>
-          <w:tcPr>
-            <w:tcW w:type="dxa" w:w="3564"/>
-          </w:tcPr>
-          <w:p>
-            <w:r>
-              <w:t>-4436.928</w:t>
-            </w:r>
-          </w:p>
-        </w:tc>
-        <w:tc>
-          <w:tcPr>
-            <w:tcW w:type="dxa" w:w="3564"/>
-          </w:tcPr>
-          <w:p>
-            <w:r>
-              <w:t>-32.793</w:t>
-            </w:r>
-          </w:p>
-        </w:tc>
-      </w:tr>
-      <w:tr>
-        <w:tc>
-          <w:tcPr>
-            <w:tcW w:type="dxa" w:w="3564"/>
-          </w:tcPr>
-          <w:p>
-            <w:r>
-              <w:t>-3</w:t>
-            </w:r>
-          </w:p>
-        </w:tc>
-        <w:tc>
-          <w:tcPr>
-            <w:tcW w:type="dxa" w:w="3564"/>
-          </w:tcPr>
-          <w:p>
-            <w:r>
-              <w:t>10</w:t>
-            </w:r>
-          </w:p>
-        </w:tc>
-        <w:tc>
-          <w:tcPr>
-            <w:tcW w:type="dxa" w:w="3564"/>
-          </w:tcPr>
-          <w:p>
-            <w:r>
-              <w:t>-4157.107</w:t>
-            </w:r>
-          </w:p>
-        </w:tc>
-        <w:tc>
-          <w:tcPr>
-            <w:tcW w:type="dxa" w:w="3564"/>
-          </w:tcPr>
-          <w:p>
-            <w:r>
-              <w:t>-30.725</w:t>
-            </w:r>
-          </w:p>
-        </w:tc>
-      </w:tr>
-      <w:tr>
-        <w:tc>
-          <w:tcPr>
-            <w:tcW w:type="dxa" w:w="3564"/>
-          </w:tcPr>
-          <w:p>
-            <w:r>
-              <w:t>-2</w:t>
-            </w:r>
-          </w:p>
-        </w:tc>
-        <w:tc>
-          <w:tcPr>
-            <w:tcW w:type="dxa" w:w="3564"/>
-          </w:tcPr>
-          <w:p>
-            <w:r>
-              <w:t>10</w:t>
-            </w:r>
-          </w:p>
-        </w:tc>
-        <w:tc>
-          <w:tcPr>
-            <w:tcW w:type="dxa" w:w="3564"/>
-          </w:tcPr>
-          <w:p>
-            <w:r>
-              <w:t>-3870.097</w:t>
-            </w:r>
-          </w:p>
-        </w:tc>
-        <w:tc>
-          <w:tcPr>
-            <w:tcW w:type="dxa" w:w="3564"/>
-          </w:tcPr>
-          <w:p>
-            <w:r>
-              <w:t>-28.604</w:t>
-            </w:r>
-          </w:p>
-        </w:tc>
-      </w:tr>
-      <w:tr>
-        <w:tc>
-          <w:tcPr>
-            <w:tcW w:type="dxa" w:w="3564"/>
-          </w:tcPr>
-          <w:p>
-            <w:r>
-              <w:t>-1</w:t>
-            </w:r>
-          </w:p>
-        </w:tc>
-        <w:tc>
-          <w:tcPr>
-            <w:tcW w:type="dxa" w:w="3564"/>
-          </w:tcPr>
-          <w:p>
-            <w:r>
-              <w:t>10</w:t>
-            </w:r>
-          </w:p>
-        </w:tc>
-        <w:tc>
-          <w:tcPr>
-            <w:tcW w:type="dxa" w:w="3564"/>
-          </w:tcPr>
-          <w:p>
-            <w:r>
-              <w:t>-3576.248</w:t>
-            </w:r>
-          </w:p>
-        </w:tc>
-        <w:tc>
-          <w:tcPr>
-            <w:tcW w:type="dxa" w:w="3564"/>
-          </w:tcPr>
-          <w:p>
-            <w:r>
-              <w:t>-26.432</w:t>
-            </w:r>
-          </w:p>
-        </w:tc>
-      </w:tr>
-      <w:tr>
-        <w:tc>
-          <w:tcPr>
-            <w:tcW w:type="dxa" w:w="3564"/>
-          </w:tcPr>
-          <w:p>
-            <w:r>
-              <w:t>0</w:t>
-            </w:r>
-          </w:p>
-        </w:tc>
-        <w:tc>
-          <w:tcPr>
-            <w:tcW w:type="dxa" w:w="3564"/>
-          </w:tcPr>
-          <w:p>
-            <w:r>
-              <w:t>-10</w:t>
-            </w:r>
-          </w:p>
-        </w:tc>
-        <w:tc>
-          <w:tcPr>
-            <w:tcW w:type="dxa" w:w="3564"/>
-          </w:tcPr>
-          <w:p>
-            <w:r>
-              <w:t>3275.918</w:t>
-            </w:r>
-          </w:p>
-        </w:tc>
-        <w:tc>
-          <w:tcPr>
-            <w:tcW w:type="dxa" w:w="3564"/>
-          </w:tcPr>
-          <w:p>
-            <w:r>
-              <w:t>24.212</w:t>
-            </w:r>
-          </w:p>
-        </w:tc>
-      </w:tr>
-      <w:tr>
-        <w:tc>
-          <w:tcPr>
-            <w:tcW w:type="dxa" w:w="3564"/>
-          </w:tcPr>
-          <w:p>
-            <w:r>
-              <w:t>1</w:t>
-            </w:r>
-          </w:p>
-        </w:tc>
-        <w:tc>
-          <w:tcPr>
-            <w:tcW w:type="dxa" w:w="3564"/>
-          </w:tcPr>
-          <w:p>
-            <w:r>
-              <w:t>-10</w:t>
-            </w:r>
-          </w:p>
-        </w:tc>
-        <w:tc>
-          <w:tcPr>
-            <w:tcW w:type="dxa" w:w="3564"/>
-          </w:tcPr>
-          <w:p>
-            <w:r>
-              <w:t>3576.248</w:t>
-            </w:r>
-          </w:p>
-        </w:tc>
-        <w:tc>
-          <w:tcPr>
-            <w:tcW w:type="dxa" w:w="3564"/>
-          </w:tcPr>
-          <w:p>
-            <w:r>
-              <w:t>26.432</w:t>
-            </w:r>
-          </w:p>
-        </w:tc>
-      </w:tr>
-      <w:tr>
-        <w:tc>
-          <w:tcPr>
-            <w:tcW w:type="dxa" w:w="3564"/>
-          </w:tcPr>
-          <w:p>
-            <w:r>
-              <w:t>2</w:t>
-            </w:r>
-          </w:p>
-        </w:tc>
-        <w:tc>
-          <w:tcPr>
-            <w:tcW w:type="dxa" w:w="3564"/>
-          </w:tcPr>
-          <w:p>
-            <w:r>
-              <w:t>-10</w:t>
-            </w:r>
-          </w:p>
-        </w:tc>
-        <w:tc>
-          <w:tcPr>
-            <w:tcW w:type="dxa" w:w="3564"/>
-          </w:tcPr>
-          <w:p>
-            <w:r>
-              <w:t>3870.097</w:t>
-            </w:r>
-          </w:p>
-        </w:tc>
-        <w:tc>
-          <w:tcPr>
-            <w:tcW w:type="dxa" w:w="3564"/>
-          </w:tcPr>
-          <w:p>
-            <w:r>
-              <w:t>28.604</w:t>
-            </w:r>
-          </w:p>
-        </w:tc>
-      </w:tr>
-      <w:tr>
-        <w:tc>
-          <w:tcPr>
-            <w:tcW w:type="dxa" w:w="3564"/>
-          </w:tcPr>
-          <w:p>
-            <w:r>
-              <w:t>3</w:t>
-            </w:r>
-          </w:p>
-        </w:tc>
-        <w:tc>
-          <w:tcPr>
-            <w:tcW w:type="dxa" w:w="3564"/>
-          </w:tcPr>
-          <w:p>
-            <w:r>
-              <w:t>-10</w:t>
-            </w:r>
-          </w:p>
-        </w:tc>
-        <w:tc>
-          <w:tcPr>
-            <w:tcW w:type="dxa" w:w="3564"/>
-          </w:tcPr>
-          <w:p>
-            <w:r>
-              <w:t>4157.107</w:t>
-            </w:r>
-          </w:p>
-        </w:tc>
-        <w:tc>
-          <w:tcPr>
-            <w:tcW w:type="dxa" w:w="3564"/>
-          </w:tcPr>
-          <w:p>
-            <w:r>
-              <w:t>30.725</w:t>
-            </w:r>
-          </w:p>
-        </w:tc>
-      </w:tr>
-      <w:tr>
-        <w:tc>
-          <w:tcPr>
-            <w:tcW w:type="dxa" w:w="3564"/>
-          </w:tcPr>
-          <w:p>
-            <w:r>
-              <w:t>4</w:t>
-            </w:r>
-          </w:p>
-        </w:tc>
-        <w:tc>
-          <w:tcPr>
-            <w:tcW w:type="dxa" w:w="3564"/>
-          </w:tcPr>
-          <w:p>
-            <w:r>
-              <w:t>-10</w:t>
-            </w:r>
-          </w:p>
-        </w:tc>
-        <w:tc>
-          <w:tcPr>
-            <w:tcW w:type="dxa" w:w="3564"/>
-          </w:tcPr>
-          <w:p>
-            <w:r>
-              <w:t>4436.928</w:t>
-            </w:r>
-          </w:p>
-        </w:tc>
-        <w:tc>
-          <w:tcPr>
-            <w:tcW w:type="dxa" w:w="3564"/>
-          </w:tcPr>
-          <w:p>
-            <w:r>
-              <w:t>32.793</w:t>
-            </w:r>
-          </w:p>
-        </w:tc>
-      </w:tr>
-      <w:tr>
-        <w:tc>
-          <w:tcPr>
-            <w:tcW w:type="dxa" w:w="3564"/>
-          </w:tcPr>
-          <w:p>
-            <w:r>
-              <w:t>5</w:t>
-            </w:r>
-          </w:p>
-        </w:tc>
-        <w:tc>
-          <w:tcPr>
-            <w:tcW w:type="dxa" w:w="3564"/>
-          </w:tcPr>
-          <w:p>
-            <w:r>
-              <w:t>-10</w:t>
-            </w:r>
-          </w:p>
-        </w:tc>
-        <w:tc>
-          <w:tcPr>
-            <w:tcW w:type="dxa" w:w="3564"/>
-          </w:tcPr>
-          <w:p>
-            <w:r>
-              <w:t>4709.220</w:t>
-            </w:r>
-          </w:p>
-        </w:tc>
-        <w:tc>
-          <w:tcPr>
-            <w:tcW w:type="dxa" w:w="3564"/>
-          </w:tcPr>
-          <w:p>
-            <w:r>
-              <w:t>34.806</w:t>
-            </w:r>
-          </w:p>
-        </w:tc>
-      </w:tr>
-      <w:tr>
-        <w:tc>
-          <w:tcPr>
-            <w:tcW w:type="dxa" w:w="3564"/>
-          </w:tcPr>
-          <w:p>
-            <w:r>
-              <w:t>6</w:t>
-            </w:r>
-          </w:p>
-        </w:tc>
-        <w:tc>
-          <w:tcPr>
-            <w:tcW w:type="dxa" w:w="3564"/>
-          </w:tcPr>
-          <w:p>
-            <w:r>
-              <w:t>-10</w:t>
-            </w:r>
-          </w:p>
-        </w:tc>
-        <w:tc>
-          <w:tcPr>
-            <w:tcW w:type="dxa" w:w="3564"/>
-          </w:tcPr>
-          <w:p>
-            <w:r>
-              <w:t>4973.651</w:t>
-            </w:r>
-          </w:p>
-        </w:tc>
-        <w:tc>
-          <w:tcPr>
-            <w:tcW w:type="dxa" w:w="3564"/>
-          </w:tcPr>
-          <w:p>
-            <w:r>
-              <w:t>36.760</w:t>
-            </w:r>
-          </w:p>
-        </w:tc>
-      </w:tr>
-      <w:tr>
-        <w:tc>
-          <w:tcPr>
-            <w:tcW w:type="dxa" w:w="3564"/>
-          </w:tcPr>
-          <w:p>
-            <w:r>
-              <w:t>7</w:t>
-            </w:r>
-          </w:p>
-        </w:tc>
-        <w:tc>
-          <w:tcPr>
-            <w:tcW w:type="dxa" w:w="3564"/>
-          </w:tcPr>
-          <w:p>
-            <w:r>
-              <w:t>-10</w:t>
-            </w:r>
-          </w:p>
-        </w:tc>
-        <w:tc>
-          <w:tcPr>
-            <w:tcW w:type="dxa" w:w="3564"/>
-          </w:tcPr>
-          <w:p>
-            <w:r>
-              <w:t>5229.899</w:t>
-            </w:r>
-          </w:p>
-        </w:tc>
-        <w:tc>
-          <w:tcPr>
-            <w:tcW w:type="dxa" w:w="3564"/>
-          </w:tcPr>
-          <w:p>
-            <w:r>
-              <w:t>38.654</w:t>
-            </w:r>
-          </w:p>
-        </w:tc>
-      </w:tr>
-      <w:tr>
-        <w:tc>
-          <w:tcPr>
-            <w:tcW w:type="dxa" w:w="3564"/>
-          </w:tcPr>
-          <w:p>
-            <w:r>
-              <w:t>8</w:t>
-            </w:r>
-          </w:p>
-        </w:tc>
-        <w:tc>
-          <w:tcPr>
-            <w:tcW w:type="dxa" w:w="3564"/>
-          </w:tcPr>
-          <w:p>
-            <w:r>
-              <w:t>-10</w:t>
-            </w:r>
-          </w:p>
-        </w:tc>
-        <w:tc>
-          <w:tcPr>
-            <w:tcW w:type="dxa" w:w="3564"/>
-          </w:tcPr>
-          <w:p>
-            <w:r>
-              <w:t>5477.651</w:t>
-            </w:r>
-          </w:p>
-        </w:tc>
-        <w:tc>
-          <w:tcPr>
-            <w:tcW w:type="dxa" w:w="3564"/>
-          </w:tcPr>
-          <w:p>
-            <w:r>
-              <w:t>40.485</w:t>
-            </w:r>
-          </w:p>
-        </w:tc>
-      </w:tr>
-      <w:tr>
-        <w:tc>
-          <w:tcPr>
-            <w:tcW w:type="dxa" w:w="3564"/>
-          </w:tcPr>
-          <w:p>
-            <w:r>
-              <w:t>9</w:t>
-            </w:r>
-          </w:p>
-        </w:tc>
-        <w:tc>
-          <w:tcPr>
-            <w:tcW w:type="dxa" w:w="3564"/>
-          </w:tcPr>
-          <w:p>
-            <w:r>
-              <w:t>-10</w:t>
-            </w:r>
-          </w:p>
-        </w:tc>
-        <w:tc>
-          <w:tcPr>
-            <w:tcW w:type="dxa" w:w="3564"/>
-          </w:tcPr>
-          <w:p>
-            <w:r>
-              <w:t>5716.605</w:t>
-            </w:r>
-          </w:p>
-        </w:tc>
-        <w:tc>
-          <w:tcPr>
-            <w:tcW w:type="dxa" w:w="3564"/>
-          </w:tcPr>
-          <w:p>
-            <w:r>
-              <w:t>42.251</w:t>
-            </w:r>
-          </w:p>
-        </w:tc>
-      </w:tr>
-      <w:tr>
-        <w:tc>
-          <w:tcPr>
-            <w:tcW w:type="dxa" w:w="3564"/>
-          </w:tcPr>
-          <w:p>
-            <w:r>
-              <w:t>10</w:t>
-            </w:r>
-          </w:p>
-        </w:tc>
-        <w:tc>
-          <w:tcPr>
-            <w:tcW w:type="dxa" w:w="3564"/>
-          </w:tcPr>
-          <w:p>
-            <w:r>
-              <w:t>-10</w:t>
-            </w:r>
-          </w:p>
-        </w:tc>
-        <w:tc>
-          <w:tcPr>
-            <w:tcW w:type="dxa" w:w="3564"/>
-          </w:tcPr>
-          <w:p>
-            <w:r>
-              <w:t>5946.472</w:t>
-            </w:r>
-          </w:p>
-        </w:tc>
-        <w:tc>
-          <w:tcPr>
-            <w:tcW w:type="dxa" w:w="3564"/>
-          </w:tcPr>
-          <w:p>
-            <w:r>
-              <w:t>43.950</w:t>
-            </w:r>
-          </w:p>
-        </w:tc>
-      </w:tr>
-      <w:tr>
-        <w:tc>
-          <w:tcPr>
-            <w:tcW w:type="dxa" w:w="3564"/>
-          </w:tcPr>
-          <w:p>
-            <w:r>
-              <w:t>11</w:t>
-            </w:r>
-          </w:p>
-        </w:tc>
-        <w:tc>
-          <w:tcPr>
-            <w:tcW w:type="dxa" w:w="3564"/>
-          </w:tcPr>
-          <w:p>
-            <w:r>
-              <w:t>-10</w:t>
-            </w:r>
-          </w:p>
-        </w:tc>
-        <w:tc>
-          <w:tcPr>
-            <w:tcW w:type="dxa" w:w="3564"/>
-          </w:tcPr>
-          <w:p>
-            <w:r>
-              <w:t>6166.969</w:t>
-            </w:r>
-          </w:p>
-        </w:tc>
-        <w:tc>
-          <w:tcPr>
-            <w:tcW w:type="dxa" w:w="3564"/>
-          </w:tcPr>
-          <w:p>
-            <w:r>
-              <w:t>45.580</w:t>
-            </w:r>
-          </w:p>
-        </w:tc>
-      </w:tr>
-      <w:tr>
-        <w:tc>
-          <w:tcPr>
-            <w:tcW w:type="dxa" w:w="3564"/>
-          </w:tcPr>
-          <w:p>
-            <w:r>
-              <w:t>12</w:t>
-            </w:r>
-          </w:p>
-        </w:tc>
-        <w:tc>
-          <w:tcPr>
-            <w:tcW w:type="dxa" w:w="3564"/>
-          </w:tcPr>
-          <w:p>
-            <w:r>
-              <w:t>-10</w:t>
-            </w:r>
-          </w:p>
-        </w:tc>
-        <w:tc>
-          <w:tcPr>
-            <w:tcW w:type="dxa" w:w="3564"/>
-          </w:tcPr>
-          <w:p>
-            <w:r>
-              <w:t>6377.830</w:t>
-            </w:r>
-          </w:p>
-        </w:tc>
-        <w:tc>
-          <w:tcPr>
-            <w:tcW w:type="dxa" w:w="3564"/>
-          </w:tcPr>
-          <w:p>
-            <w:r>
-              <w:t>47.138</w:t>
-            </w:r>
-          </w:p>
-        </w:tc>
-      </w:tr>
-      <w:tr>
-        <w:tc>
-          <w:tcPr>
-            <w:tcW w:type="dxa" w:w="3564"/>
-          </w:tcPr>
-          <w:p>
-            <w:r>
-              <w:t>13</w:t>
-            </w:r>
-          </w:p>
-        </w:tc>
-        <w:tc>
-          <w:tcPr>
-            <w:tcW w:type="dxa" w:w="3564"/>
-          </w:tcPr>
-          <w:p>
-            <w:r>
-              <w:t>-10</w:t>
-            </w:r>
-          </w:p>
-        </w:tc>
-        <w:tc>
-          <w:tcPr>
-            <w:tcW w:type="dxa" w:w="3564"/>
-          </w:tcPr>
-          <w:p>
-            <w:r>
-              <w:t>6578.796</w:t>
-            </w:r>
-          </w:p>
-        </w:tc>
-        <w:tc>
-          <w:tcPr>
-            <w:tcW w:type="dxa" w:w="3564"/>
-          </w:tcPr>
-          <w:p>
-            <w:r>
-              <w:t>48.624</w:t>
-            </w:r>
-          </w:p>
-        </w:tc>
-      </w:tr>
-      <w:tr>
-        <w:tc>
-          <w:tcPr>
-            <w:tcW w:type="dxa" w:w="3564"/>
-          </w:tcPr>
-          <w:p>
-            <w:r>
-              <w:t>14</w:t>
-            </w:r>
-          </w:p>
-        </w:tc>
-        <w:tc>
-          <w:tcPr>
-            <w:tcW w:type="dxa" w:w="3564"/>
-          </w:tcPr>
-          <w:p>
-            <w:r>
-              <w:t>-10</w:t>
-            </w:r>
-          </w:p>
-        </w:tc>
-        <w:tc>
-          <w:tcPr>
-            <w:tcW w:type="dxa" w:w="3564"/>
-          </w:tcPr>
-          <w:p>
-            <w:r>
-              <w:t>6769.624</w:t>
-            </w:r>
-          </w:p>
-        </w:tc>
-        <w:tc>
-          <w:tcPr>
-            <w:tcW w:type="dxa" w:w="3564"/>
-          </w:tcPr>
-          <w:p>
-            <w:r>
-              <w:t>50.034</w:t>
-            </w:r>
-          </w:p>
-        </w:tc>
-      </w:tr>
-      <w:tr>
-        <w:tc>
-          <w:tcPr>
-            <w:tcW w:type="dxa" w:w="3564"/>
-          </w:tcPr>
-          <w:p>
-            <w:r>
-              <w:t>15</w:t>
-            </w:r>
-          </w:p>
-        </w:tc>
-        <w:tc>
-          <w:tcPr>
-            <w:tcW w:type="dxa" w:w="3564"/>
-          </w:tcPr>
-          <w:p>
-            <w:r>
-              <w:t>-10</w:t>
-            </w:r>
-          </w:p>
-        </w:tc>
-        <w:tc>
-          <w:tcPr>
-            <w:tcW w:type="dxa" w:w="3564"/>
-          </w:tcPr>
-          <w:p>
-            <w:r>
-              <w:t>6950.080</w:t>
-            </w:r>
-          </w:p>
-        </w:tc>
-        <w:tc>
-          <w:tcPr>
-            <w:tcW w:type="dxa" w:w="3564"/>
-          </w:tcPr>
-          <w:p>
-            <w:r>
-              <w:t>51.368</w:t>
-            </w:r>
-          </w:p>
-        </w:tc>
-      </w:tr>
-      <w:tr>
-        <w:tc>
-          <w:tcPr>
-            <w:tcW w:type="dxa" w:w="3564"/>
-          </w:tcPr>
-          <w:p>
-            <w:r>
-              <w:t>16</w:t>
-            </w:r>
-          </w:p>
-        </w:tc>
-        <w:tc>
-          <w:tcPr>
-            <w:tcW w:type="dxa" w:w="3564"/>
-          </w:tcPr>
-          <w:p>
-            <w:r>
-              <w:t>-10</w:t>
-            </w:r>
-          </w:p>
-        </w:tc>
-        <w:tc>
-          <w:tcPr>
-            <w:tcW w:type="dxa" w:w="3564"/>
-          </w:tcPr>
-          <w:p>
-            <w:r>
-              <w:t>7119.945</w:t>
-            </w:r>
-          </w:p>
-        </w:tc>
-        <w:tc>
-          <w:tcPr>
-            <w:tcW w:type="dxa" w:w="3564"/>
-          </w:tcPr>
-          <w:p>
-            <w:r>
-              <w:t>52.623</w:t>
-            </w:r>
-          </w:p>
-        </w:tc>
-      </w:tr>
-      <w:tr>
-        <w:tc>
-          <w:tcPr>
-            <w:tcW w:type="dxa" w:w="3564"/>
-          </w:tcPr>
-          <w:p>
-            <w:r>
-              <w:t>17</w:t>
-            </w:r>
-          </w:p>
-        </w:tc>
-        <w:tc>
-          <w:tcPr>
-            <w:tcW w:type="dxa" w:w="3564"/>
-          </w:tcPr>
-          <w:p>
-            <w:r>
-              <w:t>-10</w:t>
-            </w:r>
-          </w:p>
-        </w:tc>
-        <w:tc>
-          <w:tcPr>
-            <w:tcW w:type="dxa" w:w="3564"/>
-          </w:tcPr>
-          <w:p>
-            <w:r>
-              <w:t>7279.012</w:t>
-            </w:r>
-          </w:p>
-        </w:tc>
-        <w:tc>
-          <w:tcPr>
-            <w:tcW w:type="dxa" w:w="3564"/>
-          </w:tcPr>
-          <w:p>
-            <w:r>
-              <w:t>53.799</w:t>
-            </w:r>
-          </w:p>
-        </w:tc>
-      </w:tr>
-      <w:tr>
-        <w:tc>
-          <w:tcPr>
-            <w:tcW w:type="dxa" w:w="3564"/>
-          </w:tcPr>
-          <w:p>
-            <w:r>
-              <w:t>18</w:t>
-            </w:r>
-          </w:p>
-        </w:tc>
-        <w:tc>
-          <w:tcPr>
-            <w:tcW w:type="dxa" w:w="3564"/>
-          </w:tcPr>
-          <w:p>
-            <w:r>
-              <w:t>-10</w:t>
-            </w:r>
-          </w:p>
-        </w:tc>
-        <w:tc>
-          <w:tcPr>
-            <w:tcW w:type="dxa" w:w="3564"/>
-          </w:tcPr>
-          <w:p>
-            <w:r>
-              <w:t>7427.086</w:t>
-            </w:r>
-          </w:p>
-        </w:tc>
-        <w:tc>
-          <w:tcPr>
-            <w:tcW w:type="dxa" w:w="3564"/>
-          </w:tcPr>
-          <w:p>
-            <w:r>
-              <w:t>54.893</w:t>
-            </w:r>
-          </w:p>
-        </w:tc>
-      </w:tr>
-      <w:tr>
-        <w:tc>
-          <w:tcPr>
-            <w:tcW w:type="dxa" w:w="3564"/>
-          </w:tcPr>
-          <w:p>
-            <w:r>
-              <w:t>19</w:t>
-            </w:r>
-          </w:p>
-        </w:tc>
-        <w:tc>
-          <w:tcPr>
-            <w:tcW w:type="dxa" w:w="3564"/>
-          </w:tcPr>
-          <w:p>
-            <w:r>
-              <w:t>-10</w:t>
-            </w:r>
-          </w:p>
-        </w:tc>
-        <w:tc>
-          <w:tcPr>
-            <w:tcW w:type="dxa" w:w="3564"/>
-          </w:tcPr>
-          <w:p>
-            <w:r>
-              <w:t>7563.989</w:t>
-            </w:r>
-          </w:p>
-        </w:tc>
-        <w:tc>
-          <w:tcPr>
-            <w:tcW w:type="dxa" w:w="3564"/>
-          </w:tcPr>
-          <w:p>
-            <w:r>
-              <w:t>55.905</w:t>
-            </w:r>
-          </w:p>
-        </w:tc>
-      </w:tr>
-      <w:tr>
-        <w:tc>
-          <w:tcPr>
-            <w:tcW w:type="dxa" w:w="3564"/>
-          </w:tcPr>
-          <w:p>
-            <w:r>
-              <w:t>20</w:t>
-            </w:r>
-          </w:p>
-        </w:tc>
-        <w:tc>
-          <w:tcPr>
-            <w:tcW w:type="dxa" w:w="3564"/>
-          </w:tcPr>
-          <w:p>
-            <w:r>
-              <w:t>-10</w:t>
-            </w:r>
-          </w:p>
-        </w:tc>
-        <w:tc>
-          <w:tcPr>
-            <w:tcW w:type="dxa" w:w="3564"/>
-          </w:tcPr>
-          <w:p>
-            <w:r>
-              <w:t>7689.551</w:t>
-            </w:r>
-          </w:p>
-        </w:tc>
-        <w:tc>
-          <w:tcPr>
-            <w:tcW w:type="dxa" w:w="3564"/>
-          </w:tcPr>
-          <w:p>
-            <w:r>
-              <w:t>56.833</w:t>
-            </w:r>
-          </w:p>
-        </w:tc>
-      </w:tr>
-      <w:tr>
-        <w:tc>
-          <w:tcPr>
-            <w:tcW w:type="dxa" w:w="3564"/>
-          </w:tcPr>
-          <w:p>
-            <w:r>
-              <w:t>21</w:t>
-            </w:r>
-          </w:p>
-        </w:tc>
-        <w:tc>
-          <w:tcPr>
-            <w:tcW w:type="dxa" w:w="3564"/>
-          </w:tcPr>
-          <w:p>
-            <w:r>
-              <w:t>-10</w:t>
-            </w:r>
-          </w:p>
-        </w:tc>
-        <w:tc>
-          <w:tcPr>
-            <w:tcW w:type="dxa" w:w="3564"/>
-          </w:tcPr>
-          <w:p>
-            <w:r>
-              <w:t>7803.622</w:t>
-            </w:r>
-          </w:p>
-        </w:tc>
-        <w:tc>
-          <w:tcPr>
-            <w:tcW w:type="dxa" w:w="3564"/>
-          </w:tcPr>
-          <w:p>
-            <w:r>
-              <w:t>57.676</w:t>
-            </w:r>
-          </w:p>
-        </w:tc>
-      </w:tr>
-      <w:tr>
-        <w:tc>
-          <w:tcPr>
-            <w:tcW w:type="dxa" w:w="3564"/>
-          </w:tcPr>
-          <w:p>
-            <w:r>
-              <w:t>22</w:t>
-            </w:r>
-          </w:p>
-        </w:tc>
-        <w:tc>
-          <w:tcPr>
-            <w:tcW w:type="dxa" w:w="3564"/>
-          </w:tcPr>
-          <w:p>
-            <w:r>
-              <w:t>-9</w:t>
-            </w:r>
-          </w:p>
-        </w:tc>
-        <w:tc>
-          <w:tcPr>
-            <w:tcW w:type="dxa" w:w="3564"/>
-          </w:tcPr>
-          <w:p>
-            <w:r>
-              <w:t>7920.824</w:t>
-            </w:r>
-          </w:p>
-        </w:tc>
-        <w:tc>
-          <w:tcPr>
-            <w:tcW w:type="dxa" w:w="3564"/>
-          </w:tcPr>
-          <w:p>
-            <w:r>
-              <w:t>58.543</w:t>
-            </w:r>
-          </w:p>
-        </w:tc>
-      </w:tr>
-      <w:tr>
-        <w:tc>
-          <w:tcPr>
-            <w:tcW w:type="dxa" w:w="3564"/>
-          </w:tcPr>
-          <w:p>
-            <w:r>
-              <w:t>23</w:t>
-            </w:r>
-          </w:p>
-        </w:tc>
-        <w:tc>
-          <w:tcPr>
-            <w:tcW w:type="dxa" w:w="3564"/>
-          </w:tcPr>
-          <w:p>
-            <w:r>
-              <w:t>-8</w:t>
-            </w:r>
-          </w:p>
-        </w:tc>
-        <w:tc>
-          <w:tcPr>
-            <w:tcW w:type="dxa" w:w="3564"/>
-          </w:tcPr>
-          <w:p>
-            <w:r>
-              <w:t>8035.612</w:t>
-            </w:r>
-          </w:p>
-        </w:tc>
-        <w:tc>
-          <w:tcPr>
-            <w:tcW w:type="dxa" w:w="3564"/>
-          </w:tcPr>
-          <w:p>
-            <w:r>
-              <w:t>59.391</w:t>
-            </w:r>
-          </w:p>
-        </w:tc>
-      </w:tr>
-      <w:tr>
-        <w:tc>
-          <w:tcPr>
-            <w:tcW w:type="dxa" w:w="3564"/>
-          </w:tcPr>
-          <w:p>
-            <w:r>
-              <w:t>24</w:t>
-            </w:r>
-          </w:p>
-        </w:tc>
-        <w:tc>
-          <w:tcPr>
-            <w:tcW w:type="dxa" w:w="3564"/>
-          </w:tcPr>
-          <w:p>
-            <w:r>
-              <w:t>-8</w:t>
-            </w:r>
-          </w:p>
-        </w:tc>
-        <w:tc>
-          <w:tcPr>
-            <w:tcW w:type="dxa" w:w="3564"/>
-          </w:tcPr>
-          <w:p>
-            <w:r>
-              <w:t>8149.683</w:t>
-            </w:r>
-          </w:p>
-        </w:tc>
-        <w:tc>
-          <w:tcPr>
-            <w:tcW w:type="dxa" w:w="3564"/>
-          </w:tcPr>
-          <w:p>
-            <w:r>
-              <w:t>60.234</w:t>
-            </w:r>
-          </w:p>
-        </w:tc>
-      </w:tr>
-      <w:tr>
-        <w:tc>
-          <w:tcPr>
-            <w:tcW w:type="dxa" w:w="3564"/>
-          </w:tcPr>
-          <w:p>
-            <w:r>
-              <w:t>25</w:t>
-            </w:r>
-          </w:p>
-        </w:tc>
-        <w:tc>
-          <w:tcPr>
-            <w:tcW w:type="dxa" w:w="3564"/>
-          </w:tcPr>
-          <w:p>
-            <w:r>
-              <w:t>-7</w:t>
-            </w:r>
-          </w:p>
-        </w:tc>
-        <w:tc>
-          <w:tcPr>
-            <w:tcW w:type="dxa" w:w="3564"/>
-          </w:tcPr>
-          <w:p>
-            <w:r>
-              <w:t>8267.788</w:t>
-            </w:r>
-          </w:p>
-        </w:tc>
-        <w:tc>
-          <w:tcPr>
-            <w:tcW w:type="dxa" w:w="3564"/>
-          </w:tcPr>
-          <w:p>
-            <w:r>
-              <w:t>61.107</w:t>
-            </w:r>
-          </w:p>
-        </w:tc>
-      </w:tr>
-      <w:tr>
-        <w:tc>
-          <w:tcPr>
-            <w:tcW w:type="dxa" w:w="3564"/>
-          </w:tcPr>
-          <w:p>
-            <w:r>
-              <w:t>26</w:t>
-            </w:r>
-          </w:p>
-        </w:tc>
-        <w:tc>
-          <w:tcPr>
-            <w:tcW w:type="dxa" w:w="3564"/>
-          </w:tcPr>
-          <w:p>
-            <w:r>
-              <w:t>-6</w:t>
-            </w:r>
-          </w:p>
-        </w:tc>
-        <w:tc>
-          <w:tcPr>
-            <w:tcW w:type="dxa" w:w="3564"/>
-          </w:tcPr>
-          <w:p>
-            <w:r>
-              <w:t>8383.375</w:t>
-            </w:r>
-          </w:p>
-        </w:tc>
-        <w:tc>
-          <w:tcPr>
-            <w:tcW w:type="dxa" w:w="3564"/>
-          </w:tcPr>
-          <w:p>
-            <w:r>
-              <w:t>61.961</w:t>
-            </w:r>
-          </w:p>
-        </w:tc>
-      </w:tr>
-      <w:tr>
-        <w:tc>
-          <w:tcPr>
-            <w:tcW w:type="dxa" w:w="3564"/>
-          </w:tcPr>
-          <w:p>
-            <w:r>
-              <w:t>27</w:t>
-            </w:r>
-          </w:p>
-        </w:tc>
-        <w:tc>
-          <w:tcPr>
-            <w:tcW w:type="dxa" w:w="3564"/>
-          </w:tcPr>
-          <w:p>
-            <w:r>
-              <w:t>-6</w:t>
-            </w:r>
-          </w:p>
-        </w:tc>
-        <w:tc>
-          <w:tcPr>
-            <w:tcW w:type="dxa" w:w="3564"/>
-          </w:tcPr>
-          <w:p>
-            <w:r>
-              <w:t>8497.446</w:t>
-            </w:r>
-          </w:p>
-        </w:tc>
-        <w:tc>
-          <w:tcPr>
-            <w:tcW w:type="dxa" w:w="3564"/>
-          </w:tcPr>
-          <w:p>
-            <w:r>
-              <w:t>62.804</w:t>
-            </w:r>
-          </w:p>
-        </w:tc>
-      </w:tr>
-      <w:tr>
-        <w:tc>
-          <w:tcPr>
-            <w:tcW w:type="dxa" w:w="3564"/>
-          </w:tcPr>
-          <w:p>
-            <w:r>
-              <w:t>28</w:t>
-            </w:r>
-          </w:p>
-        </w:tc>
-        <w:tc>
-          <w:tcPr>
-            <w:tcW w:type="dxa" w:w="3564"/>
-          </w:tcPr>
-          <w:p>
-            <w:r>
-              <w:t>-5</w:t>
-            </w:r>
-          </w:p>
-        </w:tc>
-        <w:tc>
-          <w:tcPr>
-            <w:tcW w:type="dxa" w:w="3564"/>
-          </w:tcPr>
-          <w:p>
-            <w:r>
-              <w:t>8616.243</w:t>
-            </w:r>
-          </w:p>
-        </w:tc>
-        <w:tc>
-          <w:tcPr>
-            <w:tcW w:type="dxa" w:w="3564"/>
-          </w:tcPr>
-          <w:p>
-            <w:r>
-              <w:t>63.683</w:t>
-            </w:r>
-          </w:p>
-        </w:tc>
-      </w:tr>
-      <w:tr>
-        <w:tc>
-          <w:tcPr>
-            <w:tcW w:type="dxa" w:w="3564"/>
-          </w:tcPr>
-          <w:p>
-            <w:r>
-              <w:t>29</w:t>
-            </w:r>
-          </w:p>
-        </w:tc>
-        <w:tc>
-          <w:tcPr>
-            <w:tcW w:type="dxa" w:w="3564"/>
-          </w:tcPr>
-          <w:p>
-            <w:r>
-              <w:t>-4</w:t>
-            </w:r>
-          </w:p>
-        </w:tc>
-        <w:tc>
-          <w:tcPr>
-            <w:tcW w:type="dxa" w:w="3564"/>
-          </w:tcPr>
-          <w:p>
-            <w:r>
-              <w:t>8732.416</w:t>
-            </w:r>
-          </w:p>
-        </w:tc>
-        <w:tc>
-          <w:tcPr>
-            <w:tcW w:type="dxa" w:w="3564"/>
-          </w:tcPr>
-          <w:p>
-            <w:r>
-              <w:t>64.541</w:t>
-            </w:r>
-          </w:p>
-        </w:tc>
-      </w:tr>
-      <w:tr>
-        <w:tc>
-          <w:tcPr>
-            <w:tcW w:type="dxa" w:w="3564"/>
-          </w:tcPr>
-          <w:p>
-            <w:r>
-              <w:t>30</w:t>
-            </w:r>
-          </w:p>
-        </w:tc>
-        <w:tc>
-          <w:tcPr>
-            <w:tcW w:type="dxa" w:w="3564"/>
-          </w:tcPr>
-          <w:p>
-            <w:r>
-              <w:t>-4</w:t>
-            </w:r>
-          </w:p>
-        </w:tc>
-        <w:tc>
-          <w:tcPr>
-            <w:tcW w:type="dxa" w:w="3564"/>
-          </w:tcPr>
-          <w:p>
-            <w:r>
-              <w:t>8846.487</w:t>
-            </w:r>
-          </w:p>
-        </w:tc>
-        <w:tc>
-          <w:tcPr>
-            <w:tcW w:type="dxa" w:w="3564"/>
-          </w:tcPr>
-          <w:p>
-            <w:r>
-              <w:t>65.384</w:t>
-            </w:r>
-          </w:p>
-        </w:tc>
-      </w:tr>
-    </w:tbl>
+    <w:p/>
     <w:p>
       <w:pPr>
-        <w:pStyle w:val="Heading2"/>
+        <w:pStyle w:val="Caption"/>
       </w:pPr>
       <w:r>
-        <w:t>Chart 3 data — OCIMF current vs rudder vs total horizontal resultant</w:t>
-      </w:r>
-    </w:p>
-    <w:p>
-      <w:r>
-        <w:t>Editable default trace: current 4.56 kn, rudder 0.0 deg. Current coefficients are transparent placeholder heading functions, not vessel-specific OCIMF curves.</w:t>
+        <w:t>Source: interactive HTML report chart capture; adjacent editable table preserves underlying values for comments.</w:t>
       </w:r>
     </w:p>
     <w:tbl>
@@ -4928,6 +964,4144 @@
           </w:tcPr>
           <w:p>
             <w:r>
+              <w:t>Alpha (deg)</w:t>
+            </w:r>
+          </w:p>
+        </w:tc>
+        <w:tc>
+          <w:tcPr>
+            <w:tcW w:type="dxa" w:w="2376"/>
+          </w:tcPr>
+          <w:p>
+            <w:r>
+              <w:t>X_ship (kN)</w:t>
+            </w:r>
+          </w:p>
+        </w:tc>
+        <w:tc>
+          <w:tcPr>
+            <w:tcW w:type="dxa" w:w="2376"/>
+          </w:tcPr>
+          <w:p>
+            <w:r>
+              <w:t>Y_ship port (kN)</w:t>
+            </w:r>
+          </w:p>
+        </w:tc>
+        <w:tc>
+          <w:tcPr>
+            <w:tcW w:type="dxa" w:w="2376"/>
+          </w:tcPr>
+          <w:p>
+            <w:r>
+              <w:t>Resultant H (kN)</w:t>
+            </w:r>
+          </w:p>
+        </w:tc>
+        <w:tc>
+          <w:tcPr>
+            <w:tcW w:type="dxa" w:w="2376"/>
+          </w:tcPr>
+          <w:p>
+            <w:r>
+              <w:t>N_ship (kN-m)</w:t>
+            </w:r>
+          </w:p>
+        </w:tc>
+      </w:tr>
+      <w:tr>
+        <w:tc>
+          <w:tcPr>
+            <w:tcW w:type="dxa" w:w="2376"/>
+          </w:tcPr>
+          <w:p>
+            <w:r>
+              <w:t>-10</w:t>
+            </w:r>
+          </w:p>
+        </w:tc>
+        <w:tc>
+          <w:tcPr>
+            <w:tcW w:type="dxa" w:w="2376"/>
+          </w:tcPr>
+          <w:p>
+            <w:r>
+              <w:t>10</w:t>
+            </w:r>
+          </w:p>
+        </w:tc>
+        <w:tc>
+          <w:tcPr>
+            <w:tcW w:type="dxa" w:w="2376"/>
+          </w:tcPr>
+          <w:p>
+            <w:r>
+              <w:t>8.813</w:t>
+            </w:r>
+          </w:p>
+        </w:tc>
+        <w:tc>
+          <w:tcPr>
+            <w:tcW w:type="dxa" w:w="2376"/>
+          </w:tcPr>
+          <w:p>
+            <w:r>
+              <w:t>24.212</w:t>
+            </w:r>
+          </w:p>
+        </w:tc>
+        <w:tc>
+          <w:tcPr>
+            <w:tcW w:type="dxa" w:w="2376"/>
+          </w:tcPr>
+          <w:p>
+            <w:r>
+              <w:t>25.766</w:t>
+            </w:r>
+          </w:p>
+        </w:tc>
+        <w:tc>
+          <w:tcPr>
+            <w:tcW w:type="dxa" w:w="2376"/>
+          </w:tcPr>
+          <w:p>
+            <w:r>
+              <w:t>3275.918</w:t>
+            </w:r>
+          </w:p>
+        </w:tc>
+      </w:tr>
+      <w:tr>
+        <w:tc>
+          <w:tcPr>
+            <w:tcW w:type="dxa" w:w="2376"/>
+          </w:tcPr>
+          <w:p>
+            <w:r>
+              <w:t>-9</w:t>
+            </w:r>
+          </w:p>
+        </w:tc>
+        <w:tc>
+          <w:tcPr>
+            <w:tcW w:type="dxa" w:w="2376"/>
+          </w:tcPr>
+          <w:p>
+            <w:r>
+              <w:t>9</w:t>
+            </w:r>
+          </w:p>
+        </w:tc>
+        <w:tc>
+          <w:tcPr>
+            <w:tcW w:type="dxa" w:w="2376"/>
+          </w:tcPr>
+          <w:p>
+            <w:r>
+              <w:t>7.173</w:t>
+            </w:r>
+          </w:p>
+        </w:tc>
+        <w:tc>
+          <w:tcPr>
+            <w:tcW w:type="dxa" w:w="2376"/>
+          </w:tcPr>
+          <w:p>
+            <w:r>
+              <w:t>22.076</w:t>
+            </w:r>
+          </w:p>
+        </w:tc>
+        <w:tc>
+          <w:tcPr>
+            <w:tcW w:type="dxa" w:w="2376"/>
+          </w:tcPr>
+          <w:p>
+            <w:r>
+              <w:t>23.212</w:t>
+            </w:r>
+          </w:p>
+        </w:tc>
+        <w:tc>
+          <w:tcPr>
+            <w:tcW w:type="dxa" w:w="2376"/>
+          </w:tcPr>
+          <w:p>
+            <w:r>
+              <w:t>2986.866</w:t>
+            </w:r>
+          </w:p>
+        </w:tc>
+      </w:tr>
+      <w:tr>
+        <w:tc>
+          <w:tcPr>
+            <w:tcW w:type="dxa" w:w="2376"/>
+          </w:tcPr>
+          <w:p>
+            <w:r>
+              <w:t>-8</w:t>
+            </w:r>
+          </w:p>
+        </w:tc>
+        <w:tc>
+          <w:tcPr>
+            <w:tcW w:type="dxa" w:w="2376"/>
+          </w:tcPr>
+          <w:p>
+            <w:r>
+              <w:t>8</w:t>
+            </w:r>
+          </w:p>
+        </w:tc>
+        <w:tc>
+          <w:tcPr>
+            <w:tcW w:type="dxa" w:w="2376"/>
+          </w:tcPr>
+          <w:p>
+            <w:r>
+              <w:t>5.692</w:t>
+            </w:r>
+          </w:p>
+        </w:tc>
+        <w:tc>
+          <w:tcPr>
+            <w:tcW w:type="dxa" w:w="2376"/>
+          </w:tcPr>
+          <w:p>
+            <w:r>
+              <w:t>19.851</w:t>
+            </w:r>
+          </w:p>
+        </w:tc>
+        <w:tc>
+          <w:tcPr>
+            <w:tcW w:type="dxa" w:w="2376"/>
+          </w:tcPr>
+          <w:p>
+            <w:r>
+              <w:t>20.651</w:t>
+            </w:r>
+          </w:p>
+        </w:tc>
+        <w:tc>
+          <w:tcPr>
+            <w:tcW w:type="dxa" w:w="2376"/>
+          </w:tcPr>
+          <w:p>
+            <w:r>
+              <w:t>2685.802</w:t>
+            </w:r>
+          </w:p>
+        </w:tc>
+      </w:tr>
+      <w:tr>
+        <w:tc>
+          <w:tcPr>
+            <w:tcW w:type="dxa" w:w="2376"/>
+          </w:tcPr>
+          <w:p>
+            <w:r>
+              <w:t>-7</w:t>
+            </w:r>
+          </w:p>
+        </w:tc>
+        <w:tc>
+          <w:tcPr>
+            <w:tcW w:type="dxa" w:w="2376"/>
+          </w:tcPr>
+          <w:p>
+            <w:r>
+              <w:t>7</w:t>
+            </w:r>
+          </w:p>
+        </w:tc>
+        <w:tc>
+          <w:tcPr>
+            <w:tcW w:type="dxa" w:w="2376"/>
+          </w:tcPr>
+          <w:p>
+            <w:r>
+              <w:t>4.375</w:t>
+            </w:r>
+          </w:p>
+        </w:tc>
+        <w:tc>
+          <w:tcPr>
+            <w:tcW w:type="dxa" w:w="2376"/>
+          </w:tcPr>
+          <w:p>
+            <w:r>
+              <w:t>17.546</w:t>
+            </w:r>
+          </w:p>
+        </w:tc>
+        <w:tc>
+          <w:tcPr>
+            <w:tcW w:type="dxa" w:w="2376"/>
+          </w:tcPr>
+          <w:p>
+            <w:r>
+              <w:t>18.083</w:t>
+            </w:r>
+          </w:p>
+        </w:tc>
+        <w:tc>
+          <w:tcPr>
+            <w:tcW w:type="dxa" w:w="2376"/>
+          </w:tcPr>
+          <w:p>
+            <w:r>
+              <w:t>2373.972</w:t>
+            </w:r>
+          </w:p>
+        </w:tc>
+      </w:tr>
+      <w:tr>
+        <w:tc>
+          <w:tcPr>
+            <w:tcW w:type="dxa" w:w="2376"/>
+          </w:tcPr>
+          <w:p>
+            <w:r>
+              <w:t>-6</w:t>
+            </w:r>
+          </w:p>
+        </w:tc>
+        <w:tc>
+          <w:tcPr>
+            <w:tcW w:type="dxa" w:w="2376"/>
+          </w:tcPr>
+          <w:p>
+            <w:r>
+              <w:t>6</w:t>
+            </w:r>
+          </w:p>
+        </w:tc>
+        <w:tc>
+          <w:tcPr>
+            <w:tcW w:type="dxa" w:w="2376"/>
+          </w:tcPr>
+          <w:p>
+            <w:r>
+              <w:t>3.225</w:t>
+            </w:r>
+          </w:p>
+        </w:tc>
+        <w:tc>
+          <w:tcPr>
+            <w:tcW w:type="dxa" w:w="2376"/>
+          </w:tcPr>
+          <w:p>
+            <w:r>
+              <w:t>15.171</w:t>
+            </w:r>
+          </w:p>
+        </w:tc>
+        <w:tc>
+          <w:tcPr>
+            <w:tcW w:type="dxa" w:w="2376"/>
+          </w:tcPr>
+          <w:p>
+            <w:r>
+              <w:t>15.510</w:t>
+            </w:r>
+          </w:p>
+        </w:tc>
+        <w:tc>
+          <w:tcPr>
+            <w:tcW w:type="dxa" w:w="2376"/>
+          </w:tcPr>
+          <w:p>
+            <w:r>
+              <w:t>2052.655</w:t>
+            </w:r>
+          </w:p>
+        </w:tc>
+      </w:tr>
+      <w:tr>
+        <w:tc>
+          <w:tcPr>
+            <w:tcW w:type="dxa" w:w="2376"/>
+          </w:tcPr>
+          <w:p>
+            <w:r>
+              <w:t>-5</w:t>
+            </w:r>
+          </w:p>
+        </w:tc>
+        <w:tc>
+          <w:tcPr>
+            <w:tcW w:type="dxa" w:w="2376"/>
+          </w:tcPr>
+          <w:p>
+            <w:r>
+              <w:t>5</w:t>
+            </w:r>
+          </w:p>
+        </w:tc>
+        <w:tc>
+          <w:tcPr>
+            <w:tcW w:type="dxa" w:w="2376"/>
+          </w:tcPr>
+          <w:p>
+            <w:r>
+              <w:t>2.246</w:t>
+            </w:r>
+          </w:p>
+        </w:tc>
+        <w:tc>
+          <w:tcPr>
+            <w:tcW w:type="dxa" w:w="2376"/>
+          </w:tcPr>
+          <w:p>
+            <w:r>
+              <w:t>12.736</w:t>
+            </w:r>
+          </w:p>
+        </w:tc>
+        <w:tc>
+          <w:tcPr>
+            <w:tcW w:type="dxa" w:w="2376"/>
+          </w:tcPr>
+          <w:p>
+            <w:r>
+              <w:t>12.932</w:t>
+            </w:r>
+          </w:p>
+        </w:tc>
+        <w:tc>
+          <w:tcPr>
+            <w:tcW w:type="dxa" w:w="2376"/>
+          </w:tcPr>
+          <w:p>
+            <w:r>
+              <w:t>1723.156</w:t>
+            </w:r>
+          </w:p>
+        </w:tc>
+      </w:tr>
+      <w:tr>
+        <w:tc>
+          <w:tcPr>
+            <w:tcW w:type="dxa" w:w="2376"/>
+          </w:tcPr>
+          <w:p>
+            <w:r>
+              <w:t>-4</w:t>
+            </w:r>
+          </w:p>
+        </w:tc>
+        <w:tc>
+          <w:tcPr>
+            <w:tcW w:type="dxa" w:w="2376"/>
+          </w:tcPr>
+          <w:p>
+            <w:r>
+              <w:t>4</w:t>
+            </w:r>
+          </w:p>
+        </w:tc>
+        <w:tc>
+          <w:tcPr>
+            <w:tcW w:type="dxa" w:w="2376"/>
+          </w:tcPr>
+          <w:p>
+            <w:r>
+              <w:t>1.441</w:t>
+            </w:r>
+          </w:p>
+        </w:tc>
+        <w:tc>
+          <w:tcPr>
+            <w:tcW w:type="dxa" w:w="2376"/>
+          </w:tcPr>
+          <w:p>
+            <w:r>
+              <w:t>10.250</w:t>
+            </w:r>
+          </w:p>
+        </w:tc>
+        <w:tc>
+          <w:tcPr>
+            <w:tcW w:type="dxa" w:w="2376"/>
+          </w:tcPr>
+          <w:p>
+            <w:r>
+              <w:t>10.351</w:t>
+            </w:r>
+          </w:p>
+        </w:tc>
+        <w:tc>
+          <w:tcPr>
+            <w:tcW w:type="dxa" w:w="2376"/>
+          </w:tcPr>
+          <w:p>
+            <w:r>
+              <w:t>1386.802</w:t>
+            </w:r>
+          </w:p>
+        </w:tc>
+      </w:tr>
+      <w:tr>
+        <w:tc>
+          <w:tcPr>
+            <w:tcW w:type="dxa" w:w="2376"/>
+          </w:tcPr>
+          <w:p>
+            <w:r>
+              <w:t>-3</w:t>
+            </w:r>
+          </w:p>
+        </w:tc>
+        <w:tc>
+          <w:tcPr>
+            <w:tcW w:type="dxa" w:w="2376"/>
+          </w:tcPr>
+          <w:p>
+            <w:r>
+              <w:t>3</w:t>
+            </w:r>
+          </w:p>
+        </w:tc>
+        <w:tc>
+          <w:tcPr>
+            <w:tcW w:type="dxa" w:w="2376"/>
+          </w:tcPr>
+          <w:p>
+            <w:r>
+              <w:t>0.812</w:t>
+            </w:r>
+          </w:p>
+        </w:tc>
+        <w:tc>
+          <w:tcPr>
+            <w:tcW w:type="dxa" w:w="2376"/>
+          </w:tcPr>
+          <w:p>
+            <w:r>
+              <w:t>7.723</w:t>
+            </w:r>
+          </w:p>
+        </w:tc>
+        <w:tc>
+          <w:tcPr>
+            <w:tcW w:type="dxa" w:w="2376"/>
+          </w:tcPr>
+          <w:p>
+            <w:r>
+              <w:t>7.766</w:t>
+            </w:r>
+          </w:p>
+        </w:tc>
+        <w:tc>
+          <w:tcPr>
+            <w:tcW w:type="dxa" w:w="2376"/>
+          </w:tcPr>
+          <w:p>
+            <w:r>
+              <w:t>1044.940</w:t>
+            </w:r>
+          </w:p>
+        </w:tc>
+      </w:tr>
+      <w:tr>
+        <w:tc>
+          <w:tcPr>
+            <w:tcW w:type="dxa" w:w="2376"/>
+          </w:tcPr>
+          <w:p>
+            <w:r>
+              <w:t>-2</w:t>
+            </w:r>
+          </w:p>
+        </w:tc>
+        <w:tc>
+          <w:tcPr>
+            <w:tcW w:type="dxa" w:w="2376"/>
+          </w:tcPr>
+          <w:p>
+            <w:r>
+              <w:t>2</w:t>
+            </w:r>
+          </w:p>
+        </w:tc>
+        <w:tc>
+          <w:tcPr>
+            <w:tcW w:type="dxa" w:w="2376"/>
+          </w:tcPr>
+          <w:p>
+            <w:r>
+              <w:t>0.361</w:t>
+            </w:r>
+          </w:p>
+        </w:tc>
+        <w:tc>
+          <w:tcPr>
+            <w:tcW w:type="dxa" w:w="2376"/>
+          </w:tcPr>
+          <w:p>
+            <w:r>
+              <w:t>5.166</w:t>
+            </w:r>
+          </w:p>
+        </w:tc>
+        <w:tc>
+          <w:tcPr>
+            <w:tcW w:type="dxa" w:w="2376"/>
+          </w:tcPr>
+          <w:p>
+            <w:r>
+              <w:t>5.178</w:t>
+            </w:r>
+          </w:p>
+        </w:tc>
+        <w:tc>
+          <w:tcPr>
+            <w:tcW w:type="dxa" w:w="2376"/>
+          </w:tcPr>
+          <w:p>
+            <w:r>
+              <w:t>698.935</w:t>
+            </w:r>
+          </w:p>
+        </w:tc>
+      </w:tr>
+      <w:tr>
+        <w:tc>
+          <w:tcPr>
+            <w:tcW w:type="dxa" w:w="2376"/>
+          </w:tcPr>
+          <w:p>
+            <w:r>
+              <w:t>-1</w:t>
+            </w:r>
+          </w:p>
+        </w:tc>
+        <w:tc>
+          <w:tcPr>
+            <w:tcW w:type="dxa" w:w="2376"/>
+          </w:tcPr>
+          <w:p>
+            <w:r>
+              <w:t>1</w:t>
+            </w:r>
+          </w:p>
+        </w:tc>
+        <w:tc>
+          <w:tcPr>
+            <w:tcW w:type="dxa" w:w="2376"/>
+          </w:tcPr>
+          <w:p>
+            <w:r>
+              <w:t>0.090</w:t>
+            </w:r>
+          </w:p>
+        </w:tc>
+        <w:tc>
+          <w:tcPr>
+            <w:tcW w:type="dxa" w:w="2376"/>
+          </w:tcPr>
+          <w:p>
+            <w:r>
+              <w:t>2.588</w:t>
+            </w:r>
+          </w:p>
+        </w:tc>
+        <w:tc>
+          <w:tcPr>
+            <w:tcW w:type="dxa" w:w="2376"/>
+          </w:tcPr>
+          <w:p>
+            <w:r>
+              <w:t>2.590</w:t>
+            </w:r>
+          </w:p>
+        </w:tc>
+        <w:tc>
+          <w:tcPr>
+            <w:tcW w:type="dxa" w:w="2376"/>
+          </w:tcPr>
+          <w:p>
+            <w:r>
+              <w:t>350.161</w:t>
+            </w:r>
+          </w:p>
+        </w:tc>
+      </w:tr>
+      <w:tr>
+        <w:tc>
+          <w:tcPr>
+            <w:tcW w:type="dxa" w:w="2376"/>
+          </w:tcPr>
+          <w:p>
+            <w:r>
+              <w:t>0</w:t>
+            </w:r>
+          </w:p>
+        </w:tc>
+        <w:tc>
+          <w:tcPr>
+            <w:tcW w:type="dxa" w:w="2376"/>
+          </w:tcPr>
+          <w:p>
+            <w:r>
+              <w:t>0</w:t>
+            </w:r>
+          </w:p>
+        </w:tc>
+        <w:tc>
+          <w:tcPr>
+            <w:tcW w:type="dxa" w:w="2376"/>
+          </w:tcPr>
+          <w:p>
+            <w:r>
+              <w:t>0.000</w:t>
+            </w:r>
+          </w:p>
+        </w:tc>
+        <w:tc>
+          <w:tcPr>
+            <w:tcW w:type="dxa" w:w="2376"/>
+          </w:tcPr>
+          <w:p>
+            <w:r>
+              <w:t>0.000</w:t>
+            </w:r>
+          </w:p>
+        </w:tc>
+        <w:tc>
+          <w:tcPr>
+            <w:tcW w:type="dxa" w:w="2376"/>
+          </w:tcPr>
+          <w:p>
+            <w:r>
+              <w:t>0.000</w:t>
+            </w:r>
+          </w:p>
+        </w:tc>
+        <w:tc>
+          <w:tcPr>
+            <w:tcW w:type="dxa" w:w="2376"/>
+          </w:tcPr>
+          <w:p>
+            <w:r>
+              <w:t>0.000</w:t>
+            </w:r>
+          </w:p>
+        </w:tc>
+      </w:tr>
+      <w:tr>
+        <w:tc>
+          <w:tcPr>
+            <w:tcW w:type="dxa" w:w="2376"/>
+          </w:tcPr>
+          <w:p>
+            <w:r>
+              <w:t>1</w:t>
+            </w:r>
+          </w:p>
+        </w:tc>
+        <w:tc>
+          <w:tcPr>
+            <w:tcW w:type="dxa" w:w="2376"/>
+          </w:tcPr>
+          <w:p>
+            <w:r>
+              <w:t>-1</w:t>
+            </w:r>
+          </w:p>
+        </w:tc>
+        <w:tc>
+          <w:tcPr>
+            <w:tcW w:type="dxa" w:w="2376"/>
+          </w:tcPr>
+          <w:p>
+            <w:r>
+              <w:t>0.090</w:t>
+            </w:r>
+          </w:p>
+        </w:tc>
+        <w:tc>
+          <w:tcPr>
+            <w:tcW w:type="dxa" w:w="2376"/>
+          </w:tcPr>
+          <w:p>
+            <w:r>
+              <w:t>-2.588</w:t>
+            </w:r>
+          </w:p>
+        </w:tc>
+        <w:tc>
+          <w:tcPr>
+            <w:tcW w:type="dxa" w:w="2376"/>
+          </w:tcPr>
+          <w:p>
+            <w:r>
+              <w:t>2.590</w:t>
+            </w:r>
+          </w:p>
+        </w:tc>
+        <w:tc>
+          <w:tcPr>
+            <w:tcW w:type="dxa" w:w="2376"/>
+          </w:tcPr>
+          <w:p>
+            <w:r>
+              <w:t>-350.161</w:t>
+            </w:r>
+          </w:p>
+        </w:tc>
+      </w:tr>
+      <w:tr>
+        <w:tc>
+          <w:tcPr>
+            <w:tcW w:type="dxa" w:w="2376"/>
+          </w:tcPr>
+          <w:p>
+            <w:r>
+              <w:t>2</w:t>
+            </w:r>
+          </w:p>
+        </w:tc>
+        <w:tc>
+          <w:tcPr>
+            <w:tcW w:type="dxa" w:w="2376"/>
+          </w:tcPr>
+          <w:p>
+            <w:r>
+              <w:t>-2</w:t>
+            </w:r>
+          </w:p>
+        </w:tc>
+        <w:tc>
+          <w:tcPr>
+            <w:tcW w:type="dxa" w:w="2376"/>
+          </w:tcPr>
+          <w:p>
+            <w:r>
+              <w:t>0.361</w:t>
+            </w:r>
+          </w:p>
+        </w:tc>
+        <w:tc>
+          <w:tcPr>
+            <w:tcW w:type="dxa" w:w="2376"/>
+          </w:tcPr>
+          <w:p>
+            <w:r>
+              <w:t>-5.166</w:t>
+            </w:r>
+          </w:p>
+        </w:tc>
+        <w:tc>
+          <w:tcPr>
+            <w:tcW w:type="dxa" w:w="2376"/>
+          </w:tcPr>
+          <w:p>
+            <w:r>
+              <w:t>5.178</w:t>
+            </w:r>
+          </w:p>
+        </w:tc>
+        <w:tc>
+          <w:tcPr>
+            <w:tcW w:type="dxa" w:w="2376"/>
+          </w:tcPr>
+          <w:p>
+            <w:r>
+              <w:t>-698.935</w:t>
+            </w:r>
+          </w:p>
+        </w:tc>
+      </w:tr>
+      <w:tr>
+        <w:tc>
+          <w:tcPr>
+            <w:tcW w:type="dxa" w:w="2376"/>
+          </w:tcPr>
+          <w:p>
+            <w:r>
+              <w:t>3</w:t>
+            </w:r>
+          </w:p>
+        </w:tc>
+        <w:tc>
+          <w:tcPr>
+            <w:tcW w:type="dxa" w:w="2376"/>
+          </w:tcPr>
+          <w:p>
+            <w:r>
+              <w:t>-3</w:t>
+            </w:r>
+          </w:p>
+        </w:tc>
+        <w:tc>
+          <w:tcPr>
+            <w:tcW w:type="dxa" w:w="2376"/>
+          </w:tcPr>
+          <w:p>
+            <w:r>
+              <w:t>0.812</w:t>
+            </w:r>
+          </w:p>
+        </w:tc>
+        <w:tc>
+          <w:tcPr>
+            <w:tcW w:type="dxa" w:w="2376"/>
+          </w:tcPr>
+          <w:p>
+            <w:r>
+              <w:t>-7.723</w:t>
+            </w:r>
+          </w:p>
+        </w:tc>
+        <w:tc>
+          <w:tcPr>
+            <w:tcW w:type="dxa" w:w="2376"/>
+          </w:tcPr>
+          <w:p>
+            <w:r>
+              <w:t>7.766</w:t>
+            </w:r>
+          </w:p>
+        </w:tc>
+        <w:tc>
+          <w:tcPr>
+            <w:tcW w:type="dxa" w:w="2376"/>
+          </w:tcPr>
+          <w:p>
+            <w:r>
+              <w:t>-1044.940</w:t>
+            </w:r>
+          </w:p>
+        </w:tc>
+      </w:tr>
+      <w:tr>
+        <w:tc>
+          <w:tcPr>
+            <w:tcW w:type="dxa" w:w="2376"/>
+          </w:tcPr>
+          <w:p>
+            <w:r>
+              <w:t>4</w:t>
+            </w:r>
+          </w:p>
+        </w:tc>
+        <w:tc>
+          <w:tcPr>
+            <w:tcW w:type="dxa" w:w="2376"/>
+          </w:tcPr>
+          <w:p>
+            <w:r>
+              <w:t>-4</w:t>
+            </w:r>
+          </w:p>
+        </w:tc>
+        <w:tc>
+          <w:tcPr>
+            <w:tcW w:type="dxa" w:w="2376"/>
+          </w:tcPr>
+          <w:p>
+            <w:r>
+              <w:t>1.441</w:t>
+            </w:r>
+          </w:p>
+        </w:tc>
+        <w:tc>
+          <w:tcPr>
+            <w:tcW w:type="dxa" w:w="2376"/>
+          </w:tcPr>
+          <w:p>
+            <w:r>
+              <w:t>-10.250</w:t>
+            </w:r>
+          </w:p>
+        </w:tc>
+        <w:tc>
+          <w:tcPr>
+            <w:tcW w:type="dxa" w:w="2376"/>
+          </w:tcPr>
+          <w:p>
+            <w:r>
+              <w:t>10.351</w:t>
+            </w:r>
+          </w:p>
+        </w:tc>
+        <w:tc>
+          <w:tcPr>
+            <w:tcW w:type="dxa" w:w="2376"/>
+          </w:tcPr>
+          <w:p>
+            <w:r>
+              <w:t>-1386.802</w:t>
+            </w:r>
+          </w:p>
+        </w:tc>
+      </w:tr>
+      <w:tr>
+        <w:tc>
+          <w:tcPr>
+            <w:tcW w:type="dxa" w:w="2376"/>
+          </w:tcPr>
+          <w:p>
+            <w:r>
+              <w:t>5</w:t>
+            </w:r>
+          </w:p>
+        </w:tc>
+        <w:tc>
+          <w:tcPr>
+            <w:tcW w:type="dxa" w:w="2376"/>
+          </w:tcPr>
+          <w:p>
+            <w:r>
+              <w:t>-5</w:t>
+            </w:r>
+          </w:p>
+        </w:tc>
+        <w:tc>
+          <w:tcPr>
+            <w:tcW w:type="dxa" w:w="2376"/>
+          </w:tcPr>
+          <w:p>
+            <w:r>
+              <w:t>2.246</w:t>
+            </w:r>
+          </w:p>
+        </w:tc>
+        <w:tc>
+          <w:tcPr>
+            <w:tcW w:type="dxa" w:w="2376"/>
+          </w:tcPr>
+          <w:p>
+            <w:r>
+              <w:t>-12.736</w:t>
+            </w:r>
+          </w:p>
+        </w:tc>
+        <w:tc>
+          <w:tcPr>
+            <w:tcW w:type="dxa" w:w="2376"/>
+          </w:tcPr>
+          <w:p>
+            <w:r>
+              <w:t>12.932</w:t>
+            </w:r>
+          </w:p>
+        </w:tc>
+        <w:tc>
+          <w:tcPr>
+            <w:tcW w:type="dxa" w:w="2376"/>
+          </w:tcPr>
+          <w:p>
+            <w:r>
+              <w:t>-1723.156</w:t>
+            </w:r>
+          </w:p>
+        </w:tc>
+      </w:tr>
+      <w:tr>
+        <w:tc>
+          <w:tcPr>
+            <w:tcW w:type="dxa" w:w="2376"/>
+          </w:tcPr>
+          <w:p>
+            <w:r>
+              <w:t>6</w:t>
+            </w:r>
+          </w:p>
+        </w:tc>
+        <w:tc>
+          <w:tcPr>
+            <w:tcW w:type="dxa" w:w="2376"/>
+          </w:tcPr>
+          <w:p>
+            <w:r>
+              <w:t>-6</w:t>
+            </w:r>
+          </w:p>
+        </w:tc>
+        <w:tc>
+          <w:tcPr>
+            <w:tcW w:type="dxa" w:w="2376"/>
+          </w:tcPr>
+          <w:p>
+            <w:r>
+              <w:t>3.225</w:t>
+            </w:r>
+          </w:p>
+        </w:tc>
+        <w:tc>
+          <w:tcPr>
+            <w:tcW w:type="dxa" w:w="2376"/>
+          </w:tcPr>
+          <w:p>
+            <w:r>
+              <w:t>-15.171</w:t>
+            </w:r>
+          </w:p>
+        </w:tc>
+        <w:tc>
+          <w:tcPr>
+            <w:tcW w:type="dxa" w:w="2376"/>
+          </w:tcPr>
+          <w:p>
+            <w:r>
+              <w:t>15.510</w:t>
+            </w:r>
+          </w:p>
+        </w:tc>
+        <w:tc>
+          <w:tcPr>
+            <w:tcW w:type="dxa" w:w="2376"/>
+          </w:tcPr>
+          <w:p>
+            <w:r>
+              <w:t>-2052.655</w:t>
+            </w:r>
+          </w:p>
+        </w:tc>
+      </w:tr>
+      <w:tr>
+        <w:tc>
+          <w:tcPr>
+            <w:tcW w:type="dxa" w:w="2376"/>
+          </w:tcPr>
+          <w:p>
+            <w:r>
+              <w:t>7</w:t>
+            </w:r>
+          </w:p>
+        </w:tc>
+        <w:tc>
+          <w:tcPr>
+            <w:tcW w:type="dxa" w:w="2376"/>
+          </w:tcPr>
+          <w:p>
+            <w:r>
+              <w:t>-7</w:t>
+            </w:r>
+          </w:p>
+        </w:tc>
+        <w:tc>
+          <w:tcPr>
+            <w:tcW w:type="dxa" w:w="2376"/>
+          </w:tcPr>
+          <w:p>
+            <w:r>
+              <w:t>4.375</w:t>
+            </w:r>
+          </w:p>
+        </w:tc>
+        <w:tc>
+          <w:tcPr>
+            <w:tcW w:type="dxa" w:w="2376"/>
+          </w:tcPr>
+          <w:p>
+            <w:r>
+              <w:t>-17.546</w:t>
+            </w:r>
+          </w:p>
+        </w:tc>
+        <w:tc>
+          <w:tcPr>
+            <w:tcW w:type="dxa" w:w="2376"/>
+          </w:tcPr>
+          <w:p>
+            <w:r>
+              <w:t>18.083</w:t>
+            </w:r>
+          </w:p>
+        </w:tc>
+        <w:tc>
+          <w:tcPr>
+            <w:tcW w:type="dxa" w:w="2376"/>
+          </w:tcPr>
+          <w:p>
+            <w:r>
+              <w:t>-2373.972</w:t>
+            </w:r>
+          </w:p>
+        </w:tc>
+      </w:tr>
+      <w:tr>
+        <w:tc>
+          <w:tcPr>
+            <w:tcW w:type="dxa" w:w="2376"/>
+          </w:tcPr>
+          <w:p>
+            <w:r>
+              <w:t>8</w:t>
+            </w:r>
+          </w:p>
+        </w:tc>
+        <w:tc>
+          <w:tcPr>
+            <w:tcW w:type="dxa" w:w="2376"/>
+          </w:tcPr>
+          <w:p>
+            <w:r>
+              <w:t>-8</w:t>
+            </w:r>
+          </w:p>
+        </w:tc>
+        <w:tc>
+          <w:tcPr>
+            <w:tcW w:type="dxa" w:w="2376"/>
+          </w:tcPr>
+          <w:p>
+            <w:r>
+              <w:t>5.692</w:t>
+            </w:r>
+          </w:p>
+        </w:tc>
+        <w:tc>
+          <w:tcPr>
+            <w:tcW w:type="dxa" w:w="2376"/>
+          </w:tcPr>
+          <w:p>
+            <w:r>
+              <w:t>-19.851</w:t>
+            </w:r>
+          </w:p>
+        </w:tc>
+        <w:tc>
+          <w:tcPr>
+            <w:tcW w:type="dxa" w:w="2376"/>
+          </w:tcPr>
+          <w:p>
+            <w:r>
+              <w:t>20.651</w:t>
+            </w:r>
+          </w:p>
+        </w:tc>
+        <w:tc>
+          <w:tcPr>
+            <w:tcW w:type="dxa" w:w="2376"/>
+          </w:tcPr>
+          <w:p>
+            <w:r>
+              <w:t>-2685.802</w:t>
+            </w:r>
+          </w:p>
+        </w:tc>
+      </w:tr>
+      <w:tr>
+        <w:tc>
+          <w:tcPr>
+            <w:tcW w:type="dxa" w:w="2376"/>
+          </w:tcPr>
+          <w:p>
+            <w:r>
+              <w:t>9</w:t>
+            </w:r>
+          </w:p>
+        </w:tc>
+        <w:tc>
+          <w:tcPr>
+            <w:tcW w:type="dxa" w:w="2376"/>
+          </w:tcPr>
+          <w:p>
+            <w:r>
+              <w:t>-9</w:t>
+            </w:r>
+          </w:p>
+        </w:tc>
+        <w:tc>
+          <w:tcPr>
+            <w:tcW w:type="dxa" w:w="2376"/>
+          </w:tcPr>
+          <w:p>
+            <w:r>
+              <w:t>7.173</w:t>
+            </w:r>
+          </w:p>
+        </w:tc>
+        <w:tc>
+          <w:tcPr>
+            <w:tcW w:type="dxa" w:w="2376"/>
+          </w:tcPr>
+          <w:p>
+            <w:r>
+              <w:t>-22.076</w:t>
+            </w:r>
+          </w:p>
+        </w:tc>
+        <w:tc>
+          <w:tcPr>
+            <w:tcW w:type="dxa" w:w="2376"/>
+          </w:tcPr>
+          <w:p>
+            <w:r>
+              <w:t>23.212</w:t>
+            </w:r>
+          </w:p>
+        </w:tc>
+        <w:tc>
+          <w:tcPr>
+            <w:tcW w:type="dxa" w:w="2376"/>
+          </w:tcPr>
+          <w:p>
+            <w:r>
+              <w:t>-2986.866</w:t>
+            </w:r>
+          </w:p>
+        </w:tc>
+      </w:tr>
+      <w:tr>
+        <w:tc>
+          <w:tcPr>
+            <w:tcW w:type="dxa" w:w="2376"/>
+          </w:tcPr>
+          <w:p>
+            <w:r>
+              <w:t>10</w:t>
+            </w:r>
+          </w:p>
+        </w:tc>
+        <w:tc>
+          <w:tcPr>
+            <w:tcW w:type="dxa" w:w="2376"/>
+          </w:tcPr>
+          <w:p>
+            <w:r>
+              <w:t>-10</w:t>
+            </w:r>
+          </w:p>
+        </w:tc>
+        <w:tc>
+          <w:tcPr>
+            <w:tcW w:type="dxa" w:w="2376"/>
+          </w:tcPr>
+          <w:p>
+            <w:r>
+              <w:t>8.813</w:t>
+            </w:r>
+          </w:p>
+        </w:tc>
+        <w:tc>
+          <w:tcPr>
+            <w:tcW w:type="dxa" w:w="2376"/>
+          </w:tcPr>
+          <w:p>
+            <w:r>
+              <w:t>-24.212</w:t>
+            </w:r>
+          </w:p>
+        </w:tc>
+        <w:tc>
+          <w:tcPr>
+            <w:tcW w:type="dxa" w:w="2376"/>
+          </w:tcPr>
+          <w:p>
+            <w:r>
+              <w:t>25.766</w:t>
+            </w:r>
+          </w:p>
+        </w:tc>
+        <w:tc>
+          <w:tcPr>
+            <w:tcW w:type="dxa" w:w="2376"/>
+          </w:tcPr>
+          <w:p>
+            <w:r>
+              <w:t>-3275.918</w:t>
+            </w:r>
+          </w:p>
+        </w:tc>
+      </w:tr>
+    </w:tbl>
+    <w:p>
+      <w:pPr>
+        <w:pStyle w:val="Heading2"/>
+      </w:pPr>
+      <w:r>
+        <w:t>Chart 2 data — yaw moment heatmap envelope by rudder angle</w:t>
+      </w:r>
+    </w:p>
+    <w:p>
+      <w:r>
+        <w:t>Editable table gives max absolute rudder-induced yaw moment at 4.56 kn for each rudder command across headings.</w:t>
+      </w:r>
+    </w:p>
+    <w:p/>
+    <w:p>
+      <w:pPr>
+        <w:pStyle w:val="Heading3"/>
+      </w:pPr>
+      <w:r>
+        <w:t>Chart 2 image — yaw moment heatmap envelope by rudder angle</w:t>
+      </w:r>
+    </w:p>
+    <w:p/>
+    <w:p>
+      <w:pPr>
+        <w:jc w:val="center"/>
+      </w:pPr>
+      <w:r>
+        <w:drawing>
+          <wp:inline xmlns:a="http://schemas.openxmlformats.org/drawingml/2006/main" xmlns:pic="http://schemas.openxmlformats.org/drawingml/2006/picture">
+            <wp:extent cx="5943600" cy="2513761"/>
+            <wp:docPr id="2" name="Picture 2"/>
+            <wp:cNvGraphicFramePr>
+              <a:graphicFrameLocks noChangeAspect="1"/>
+            </wp:cNvGraphicFramePr>
+            <a:graphic>
+              <a:graphicData uri="http://schemas.openxmlformats.org/drawingml/2006/picture">
+                <pic:pic>
+                  <pic:nvPicPr>
+                    <pic:cNvPr id="0" name="chart2_yaw_moment_heatmap.png"/>
+                    <pic:cNvPicPr/>
+                  </pic:nvPicPr>
+                  <pic:blipFill>
+                    <a:blip r:embed="rId10"/>
+                    <a:stretch>
+                      <a:fillRect/>
+                    </a:stretch>
+                  </pic:blipFill>
+                  <pic:spPr>
+                    <a:xfrm>
+                      <a:off x="0" y="0"/>
+                      <a:ext cx="5943600" cy="2513761"/>
+                    </a:xfrm>
+                    <a:prstGeom prst="rect"/>
+                  </pic:spPr>
+                </pic:pic>
+              </a:graphicData>
+            </a:graphic>
+          </wp:inline>
+        </w:drawing>
+      </w:r>
+    </w:p>
+    <w:p/>
+    <w:p>
+      <w:pPr>
+        <w:pStyle w:val="Caption"/>
+      </w:pPr>
+      <w:r>
+        <w:t>Source: interactive HTML report chart capture; adjacent editable table preserves underlying values for comments.</w:t>
+      </w:r>
+    </w:p>
+    <w:tbl>
+      <w:tblPr>
+        <w:tblStyle w:val="TableGrid"/>
+        <w:tblW w:type="auto" w:w="0"/>
+        <w:tblLook w:firstColumn="1" w:firstRow="1" w:lastColumn="0" w:lastRow="0" w:noHBand="0" w:noVBand="1" w:val="04A0"/>
+      </w:tblPr>
+      <w:tblGrid>
+        <w:gridCol w:w="3564"/>
+        <w:gridCol w:w="3564"/>
+        <w:gridCol w:w="3564"/>
+        <w:gridCol w:w="3564"/>
+      </w:tblGrid>
+      <w:tr>
+        <w:tc>
+          <w:tcPr>
+            <w:tcW w:type="dxa" w:w="3564"/>
+          </w:tcPr>
+          <w:p>
+            <w:r>
+              <w:t>Rudder δ (deg)</w:t>
+            </w:r>
+          </w:p>
+        </w:tc>
+        <w:tc>
+          <w:tcPr>
+            <w:tcW w:type="dxa" w:w="3564"/>
+          </w:tcPr>
+          <w:p>
+            <w:r>
+              <w:t>Heading at max |N| (deg)</w:t>
+            </w:r>
+          </w:p>
+        </w:tc>
+        <w:tc>
+          <w:tcPr>
+            <w:tcW w:type="dxa" w:w="3564"/>
+          </w:tcPr>
+          <w:p>
+            <w:r>
+              <w:t>N_ship (kN-m)</w:t>
+            </w:r>
+          </w:p>
+        </w:tc>
+        <w:tc>
+          <w:tcPr>
+            <w:tcW w:type="dxa" w:w="3564"/>
+          </w:tcPr>
+          <w:p>
+            <w:r>
+              <w:t>Y_ship port (kN)</w:t>
+            </w:r>
+          </w:p>
+        </w:tc>
+      </w:tr>
+      <w:tr>
+        <w:tc>
+          <w:tcPr>
+            <w:tcW w:type="dxa" w:w="3564"/>
+          </w:tcPr>
+          <w:p>
+            <w:r>
+              <w:t>-30</w:t>
+            </w:r>
+          </w:p>
+        </w:tc>
+        <w:tc>
+          <w:tcPr>
+            <w:tcW w:type="dxa" w:w="3564"/>
+          </w:tcPr>
+          <w:p>
+            <w:r>
+              <w:t>4</w:t>
+            </w:r>
+          </w:p>
+        </w:tc>
+        <w:tc>
+          <w:tcPr>
+            <w:tcW w:type="dxa" w:w="3564"/>
+          </w:tcPr>
+          <w:p>
+            <w:r>
+              <w:t>-8846.487</w:t>
+            </w:r>
+          </w:p>
+        </w:tc>
+        <w:tc>
+          <w:tcPr>
+            <w:tcW w:type="dxa" w:w="3564"/>
+          </w:tcPr>
+          <w:p>
+            <w:r>
+              <w:t>-65.384</w:t>
+            </w:r>
+          </w:p>
+        </w:tc>
+      </w:tr>
+      <w:tr>
+        <w:tc>
+          <w:tcPr>
+            <w:tcW w:type="dxa" w:w="3564"/>
+          </w:tcPr>
+          <w:p>
+            <w:r>
+              <w:t>-29</w:t>
+            </w:r>
+          </w:p>
+        </w:tc>
+        <w:tc>
+          <w:tcPr>
+            <w:tcW w:type="dxa" w:w="3564"/>
+          </w:tcPr>
+          <w:p>
+            <w:r>
+              <w:t>4</w:t>
+            </w:r>
+          </w:p>
+        </w:tc>
+        <w:tc>
+          <w:tcPr>
+            <w:tcW w:type="dxa" w:w="3564"/>
+          </w:tcPr>
+          <w:p>
+            <w:r>
+              <w:t>-8732.416</w:t>
+            </w:r>
+          </w:p>
+        </w:tc>
+        <w:tc>
+          <w:tcPr>
+            <w:tcW w:type="dxa" w:w="3564"/>
+          </w:tcPr>
+          <w:p>
+            <w:r>
+              <w:t>-64.541</w:t>
+            </w:r>
+          </w:p>
+        </w:tc>
+      </w:tr>
+      <w:tr>
+        <w:tc>
+          <w:tcPr>
+            <w:tcW w:type="dxa" w:w="3564"/>
+          </w:tcPr>
+          <w:p>
+            <w:r>
+              <w:t>-28</w:t>
+            </w:r>
+          </w:p>
+        </w:tc>
+        <w:tc>
+          <w:tcPr>
+            <w:tcW w:type="dxa" w:w="3564"/>
+          </w:tcPr>
+          <w:p>
+            <w:r>
+              <w:t>5</w:t>
+            </w:r>
+          </w:p>
+        </w:tc>
+        <w:tc>
+          <w:tcPr>
+            <w:tcW w:type="dxa" w:w="3564"/>
+          </w:tcPr>
+          <w:p>
+            <w:r>
+              <w:t>-8616.243</w:t>
+            </w:r>
+          </w:p>
+        </w:tc>
+        <w:tc>
+          <w:tcPr>
+            <w:tcW w:type="dxa" w:w="3564"/>
+          </w:tcPr>
+          <w:p>
+            <w:r>
+              <w:t>-63.683</w:t>
+            </w:r>
+          </w:p>
+        </w:tc>
+      </w:tr>
+      <w:tr>
+        <w:tc>
+          <w:tcPr>
+            <w:tcW w:type="dxa" w:w="3564"/>
+          </w:tcPr>
+          <w:p>
+            <w:r>
+              <w:t>-27</w:t>
+            </w:r>
+          </w:p>
+        </w:tc>
+        <w:tc>
+          <w:tcPr>
+            <w:tcW w:type="dxa" w:w="3564"/>
+          </w:tcPr>
+          <w:p>
+            <w:r>
+              <w:t>6</w:t>
+            </w:r>
+          </w:p>
+        </w:tc>
+        <w:tc>
+          <w:tcPr>
+            <w:tcW w:type="dxa" w:w="3564"/>
+          </w:tcPr>
+          <w:p>
+            <w:r>
+              <w:t>-8497.446</w:t>
+            </w:r>
+          </w:p>
+        </w:tc>
+        <w:tc>
+          <w:tcPr>
+            <w:tcW w:type="dxa" w:w="3564"/>
+          </w:tcPr>
+          <w:p>
+            <w:r>
+              <w:t>-62.804</w:t>
+            </w:r>
+          </w:p>
+        </w:tc>
+      </w:tr>
+      <w:tr>
+        <w:tc>
+          <w:tcPr>
+            <w:tcW w:type="dxa" w:w="3564"/>
+          </w:tcPr>
+          <w:p>
+            <w:r>
+              <w:t>-26</w:t>
+            </w:r>
+          </w:p>
+        </w:tc>
+        <w:tc>
+          <w:tcPr>
+            <w:tcW w:type="dxa" w:w="3564"/>
+          </w:tcPr>
+          <w:p>
+            <w:r>
+              <w:t>6</w:t>
+            </w:r>
+          </w:p>
+        </w:tc>
+        <w:tc>
+          <w:tcPr>
+            <w:tcW w:type="dxa" w:w="3564"/>
+          </w:tcPr>
+          <w:p>
+            <w:r>
+              <w:t>-8383.375</w:t>
+            </w:r>
+          </w:p>
+        </w:tc>
+        <w:tc>
+          <w:tcPr>
+            <w:tcW w:type="dxa" w:w="3564"/>
+          </w:tcPr>
+          <w:p>
+            <w:r>
+              <w:t>-61.961</w:t>
+            </w:r>
+          </w:p>
+        </w:tc>
+      </w:tr>
+      <w:tr>
+        <w:tc>
+          <w:tcPr>
+            <w:tcW w:type="dxa" w:w="3564"/>
+          </w:tcPr>
+          <w:p>
+            <w:r>
+              <w:t>-25</w:t>
+            </w:r>
+          </w:p>
+        </w:tc>
+        <w:tc>
+          <w:tcPr>
+            <w:tcW w:type="dxa" w:w="3564"/>
+          </w:tcPr>
+          <w:p>
+            <w:r>
+              <w:t>7</w:t>
+            </w:r>
+          </w:p>
+        </w:tc>
+        <w:tc>
+          <w:tcPr>
+            <w:tcW w:type="dxa" w:w="3564"/>
+          </w:tcPr>
+          <w:p>
+            <w:r>
+              <w:t>-8267.788</w:t>
+            </w:r>
+          </w:p>
+        </w:tc>
+        <w:tc>
+          <w:tcPr>
+            <w:tcW w:type="dxa" w:w="3564"/>
+          </w:tcPr>
+          <w:p>
+            <w:r>
+              <w:t>-61.107</w:t>
+            </w:r>
+          </w:p>
+        </w:tc>
+      </w:tr>
+      <w:tr>
+        <w:tc>
+          <w:tcPr>
+            <w:tcW w:type="dxa" w:w="3564"/>
+          </w:tcPr>
+          <w:p>
+            <w:r>
+              <w:t>-24</w:t>
+            </w:r>
+          </w:p>
+        </w:tc>
+        <w:tc>
+          <w:tcPr>
+            <w:tcW w:type="dxa" w:w="3564"/>
+          </w:tcPr>
+          <w:p>
+            <w:r>
+              <w:t>8</w:t>
+            </w:r>
+          </w:p>
+        </w:tc>
+        <w:tc>
+          <w:tcPr>
+            <w:tcW w:type="dxa" w:w="3564"/>
+          </w:tcPr>
+          <w:p>
+            <w:r>
+              <w:t>-8149.683</w:t>
+            </w:r>
+          </w:p>
+        </w:tc>
+        <w:tc>
+          <w:tcPr>
+            <w:tcW w:type="dxa" w:w="3564"/>
+          </w:tcPr>
+          <w:p>
+            <w:r>
+              <w:t>-60.234</w:t>
+            </w:r>
+          </w:p>
+        </w:tc>
+      </w:tr>
+      <w:tr>
+        <w:tc>
+          <w:tcPr>
+            <w:tcW w:type="dxa" w:w="3564"/>
+          </w:tcPr>
+          <w:p>
+            <w:r>
+              <w:t>-23</w:t>
+            </w:r>
+          </w:p>
+        </w:tc>
+        <w:tc>
+          <w:tcPr>
+            <w:tcW w:type="dxa" w:w="3564"/>
+          </w:tcPr>
+          <w:p>
+            <w:r>
+              <w:t>8</w:t>
+            </w:r>
+          </w:p>
+        </w:tc>
+        <w:tc>
+          <w:tcPr>
+            <w:tcW w:type="dxa" w:w="3564"/>
+          </w:tcPr>
+          <w:p>
+            <w:r>
+              <w:t>-8035.612</w:t>
+            </w:r>
+          </w:p>
+        </w:tc>
+        <w:tc>
+          <w:tcPr>
+            <w:tcW w:type="dxa" w:w="3564"/>
+          </w:tcPr>
+          <w:p>
+            <w:r>
+              <w:t>-59.391</w:t>
+            </w:r>
+          </w:p>
+        </w:tc>
+      </w:tr>
+      <w:tr>
+        <w:tc>
+          <w:tcPr>
+            <w:tcW w:type="dxa" w:w="3564"/>
+          </w:tcPr>
+          <w:p>
+            <w:r>
+              <w:t>-22</w:t>
+            </w:r>
+          </w:p>
+        </w:tc>
+        <w:tc>
+          <w:tcPr>
+            <w:tcW w:type="dxa" w:w="3564"/>
+          </w:tcPr>
+          <w:p>
+            <w:r>
+              <w:t>9</w:t>
+            </w:r>
+          </w:p>
+        </w:tc>
+        <w:tc>
+          <w:tcPr>
+            <w:tcW w:type="dxa" w:w="3564"/>
+          </w:tcPr>
+          <w:p>
+            <w:r>
+              <w:t>-7920.824</w:t>
+            </w:r>
+          </w:p>
+        </w:tc>
+        <w:tc>
+          <w:tcPr>
+            <w:tcW w:type="dxa" w:w="3564"/>
+          </w:tcPr>
+          <w:p>
+            <w:r>
+              <w:t>-58.543</w:t>
+            </w:r>
+          </w:p>
+        </w:tc>
+      </w:tr>
+      <w:tr>
+        <w:tc>
+          <w:tcPr>
+            <w:tcW w:type="dxa" w:w="3564"/>
+          </w:tcPr>
+          <w:p>
+            <w:r>
+              <w:t>-21</w:t>
+            </w:r>
+          </w:p>
+        </w:tc>
+        <w:tc>
+          <w:tcPr>
+            <w:tcW w:type="dxa" w:w="3564"/>
+          </w:tcPr>
+          <w:p>
+            <w:r>
+              <w:t>10</w:t>
+            </w:r>
+          </w:p>
+        </w:tc>
+        <w:tc>
+          <w:tcPr>
+            <w:tcW w:type="dxa" w:w="3564"/>
+          </w:tcPr>
+          <w:p>
+            <w:r>
+              <w:t>-7803.622</w:t>
+            </w:r>
+          </w:p>
+        </w:tc>
+        <w:tc>
+          <w:tcPr>
+            <w:tcW w:type="dxa" w:w="3564"/>
+          </w:tcPr>
+          <w:p>
+            <w:r>
+              <w:t>-57.676</w:t>
+            </w:r>
+          </w:p>
+        </w:tc>
+      </w:tr>
+      <w:tr>
+        <w:tc>
+          <w:tcPr>
+            <w:tcW w:type="dxa" w:w="3564"/>
+          </w:tcPr>
+          <w:p>
+            <w:r>
+              <w:t>-20</w:t>
+            </w:r>
+          </w:p>
+        </w:tc>
+        <w:tc>
+          <w:tcPr>
+            <w:tcW w:type="dxa" w:w="3564"/>
+          </w:tcPr>
+          <w:p>
+            <w:r>
+              <w:t>10</w:t>
+            </w:r>
+          </w:p>
+        </w:tc>
+        <w:tc>
+          <w:tcPr>
+            <w:tcW w:type="dxa" w:w="3564"/>
+          </w:tcPr>
+          <w:p>
+            <w:r>
+              <w:t>-7689.551</w:t>
+            </w:r>
+          </w:p>
+        </w:tc>
+        <w:tc>
+          <w:tcPr>
+            <w:tcW w:type="dxa" w:w="3564"/>
+          </w:tcPr>
+          <w:p>
+            <w:r>
+              <w:t>-56.833</w:t>
+            </w:r>
+          </w:p>
+        </w:tc>
+      </w:tr>
+      <w:tr>
+        <w:tc>
+          <w:tcPr>
+            <w:tcW w:type="dxa" w:w="3564"/>
+          </w:tcPr>
+          <w:p>
+            <w:r>
+              <w:t>-19</w:t>
+            </w:r>
+          </w:p>
+        </w:tc>
+        <w:tc>
+          <w:tcPr>
+            <w:tcW w:type="dxa" w:w="3564"/>
+          </w:tcPr>
+          <w:p>
+            <w:r>
+              <w:t>10</w:t>
+            </w:r>
+          </w:p>
+        </w:tc>
+        <w:tc>
+          <w:tcPr>
+            <w:tcW w:type="dxa" w:w="3564"/>
+          </w:tcPr>
+          <w:p>
+            <w:r>
+              <w:t>-7563.989</w:t>
+            </w:r>
+          </w:p>
+        </w:tc>
+        <w:tc>
+          <w:tcPr>
+            <w:tcW w:type="dxa" w:w="3564"/>
+          </w:tcPr>
+          <w:p>
+            <w:r>
+              <w:t>-55.905</w:t>
+            </w:r>
+          </w:p>
+        </w:tc>
+      </w:tr>
+      <w:tr>
+        <w:tc>
+          <w:tcPr>
+            <w:tcW w:type="dxa" w:w="3564"/>
+          </w:tcPr>
+          <w:p>
+            <w:r>
+              <w:t>-18</w:t>
+            </w:r>
+          </w:p>
+        </w:tc>
+        <w:tc>
+          <w:tcPr>
+            <w:tcW w:type="dxa" w:w="3564"/>
+          </w:tcPr>
+          <w:p>
+            <w:r>
+              <w:t>10</w:t>
+            </w:r>
+          </w:p>
+        </w:tc>
+        <w:tc>
+          <w:tcPr>
+            <w:tcW w:type="dxa" w:w="3564"/>
+          </w:tcPr>
+          <w:p>
+            <w:r>
+              <w:t>-7427.086</w:t>
+            </w:r>
+          </w:p>
+        </w:tc>
+        <w:tc>
+          <w:tcPr>
+            <w:tcW w:type="dxa" w:w="3564"/>
+          </w:tcPr>
+          <w:p>
+            <w:r>
+              <w:t>-54.893</w:t>
+            </w:r>
+          </w:p>
+        </w:tc>
+      </w:tr>
+      <w:tr>
+        <w:tc>
+          <w:tcPr>
+            <w:tcW w:type="dxa" w:w="3564"/>
+          </w:tcPr>
+          <w:p>
+            <w:r>
+              <w:t>-17</w:t>
+            </w:r>
+          </w:p>
+        </w:tc>
+        <w:tc>
+          <w:tcPr>
+            <w:tcW w:type="dxa" w:w="3564"/>
+          </w:tcPr>
+          <w:p>
+            <w:r>
+              <w:t>10</w:t>
+            </w:r>
+          </w:p>
+        </w:tc>
+        <w:tc>
+          <w:tcPr>
+            <w:tcW w:type="dxa" w:w="3564"/>
+          </w:tcPr>
+          <w:p>
+            <w:r>
+              <w:t>-7279.012</w:t>
+            </w:r>
+          </w:p>
+        </w:tc>
+        <w:tc>
+          <w:tcPr>
+            <w:tcW w:type="dxa" w:w="3564"/>
+          </w:tcPr>
+          <w:p>
+            <w:r>
+              <w:t>-53.799</w:t>
+            </w:r>
+          </w:p>
+        </w:tc>
+      </w:tr>
+      <w:tr>
+        <w:tc>
+          <w:tcPr>
+            <w:tcW w:type="dxa" w:w="3564"/>
+          </w:tcPr>
+          <w:p>
+            <w:r>
+              <w:t>-16</w:t>
+            </w:r>
+          </w:p>
+        </w:tc>
+        <w:tc>
+          <w:tcPr>
+            <w:tcW w:type="dxa" w:w="3564"/>
+          </w:tcPr>
+          <w:p>
+            <w:r>
+              <w:t>10</w:t>
+            </w:r>
+          </w:p>
+        </w:tc>
+        <w:tc>
+          <w:tcPr>
+            <w:tcW w:type="dxa" w:w="3564"/>
+          </w:tcPr>
+          <w:p>
+            <w:r>
+              <w:t>-7119.945</w:t>
+            </w:r>
+          </w:p>
+        </w:tc>
+        <w:tc>
+          <w:tcPr>
+            <w:tcW w:type="dxa" w:w="3564"/>
+          </w:tcPr>
+          <w:p>
+            <w:r>
+              <w:t>-52.623</w:t>
+            </w:r>
+          </w:p>
+        </w:tc>
+      </w:tr>
+      <w:tr>
+        <w:tc>
+          <w:tcPr>
+            <w:tcW w:type="dxa" w:w="3564"/>
+          </w:tcPr>
+          <w:p>
+            <w:r>
+              <w:t>-15</w:t>
+            </w:r>
+          </w:p>
+        </w:tc>
+        <w:tc>
+          <w:tcPr>
+            <w:tcW w:type="dxa" w:w="3564"/>
+          </w:tcPr>
+          <w:p>
+            <w:r>
+              <w:t>10</w:t>
+            </w:r>
+          </w:p>
+        </w:tc>
+        <w:tc>
+          <w:tcPr>
+            <w:tcW w:type="dxa" w:w="3564"/>
+          </w:tcPr>
+          <w:p>
+            <w:r>
+              <w:t>-6950.080</w:t>
+            </w:r>
+          </w:p>
+        </w:tc>
+        <w:tc>
+          <w:tcPr>
+            <w:tcW w:type="dxa" w:w="3564"/>
+          </w:tcPr>
+          <w:p>
+            <w:r>
+              <w:t>-51.368</w:t>
+            </w:r>
+          </w:p>
+        </w:tc>
+      </w:tr>
+      <w:tr>
+        <w:tc>
+          <w:tcPr>
+            <w:tcW w:type="dxa" w:w="3564"/>
+          </w:tcPr>
+          <w:p>
+            <w:r>
+              <w:t>-14</w:t>
+            </w:r>
+          </w:p>
+        </w:tc>
+        <w:tc>
+          <w:tcPr>
+            <w:tcW w:type="dxa" w:w="3564"/>
+          </w:tcPr>
+          <w:p>
+            <w:r>
+              <w:t>10</w:t>
+            </w:r>
+          </w:p>
+        </w:tc>
+        <w:tc>
+          <w:tcPr>
+            <w:tcW w:type="dxa" w:w="3564"/>
+          </w:tcPr>
+          <w:p>
+            <w:r>
+              <w:t>-6769.624</w:t>
+            </w:r>
+          </w:p>
+        </w:tc>
+        <w:tc>
+          <w:tcPr>
+            <w:tcW w:type="dxa" w:w="3564"/>
+          </w:tcPr>
+          <w:p>
+            <w:r>
+              <w:t>-50.034</w:t>
+            </w:r>
+          </w:p>
+        </w:tc>
+      </w:tr>
+      <w:tr>
+        <w:tc>
+          <w:tcPr>
+            <w:tcW w:type="dxa" w:w="3564"/>
+          </w:tcPr>
+          <w:p>
+            <w:r>
+              <w:t>-13</w:t>
+            </w:r>
+          </w:p>
+        </w:tc>
+        <w:tc>
+          <w:tcPr>
+            <w:tcW w:type="dxa" w:w="3564"/>
+          </w:tcPr>
+          <w:p>
+            <w:r>
+              <w:t>10</w:t>
+            </w:r>
+          </w:p>
+        </w:tc>
+        <w:tc>
+          <w:tcPr>
+            <w:tcW w:type="dxa" w:w="3564"/>
+          </w:tcPr>
+          <w:p>
+            <w:r>
+              <w:t>-6578.796</w:t>
+            </w:r>
+          </w:p>
+        </w:tc>
+        <w:tc>
+          <w:tcPr>
+            <w:tcW w:type="dxa" w:w="3564"/>
+          </w:tcPr>
+          <w:p>
+            <w:r>
+              <w:t>-48.624</w:t>
+            </w:r>
+          </w:p>
+        </w:tc>
+      </w:tr>
+      <w:tr>
+        <w:tc>
+          <w:tcPr>
+            <w:tcW w:type="dxa" w:w="3564"/>
+          </w:tcPr>
+          <w:p>
+            <w:r>
+              <w:t>-12</w:t>
+            </w:r>
+          </w:p>
+        </w:tc>
+        <w:tc>
+          <w:tcPr>
+            <w:tcW w:type="dxa" w:w="3564"/>
+          </w:tcPr>
+          <w:p>
+            <w:r>
+              <w:t>10</w:t>
+            </w:r>
+          </w:p>
+        </w:tc>
+        <w:tc>
+          <w:tcPr>
+            <w:tcW w:type="dxa" w:w="3564"/>
+          </w:tcPr>
+          <w:p>
+            <w:r>
+              <w:t>-6377.830</w:t>
+            </w:r>
+          </w:p>
+        </w:tc>
+        <w:tc>
+          <w:tcPr>
+            <w:tcW w:type="dxa" w:w="3564"/>
+          </w:tcPr>
+          <w:p>
+            <w:r>
+              <w:t>-47.138</w:t>
+            </w:r>
+          </w:p>
+        </w:tc>
+      </w:tr>
+      <w:tr>
+        <w:tc>
+          <w:tcPr>
+            <w:tcW w:type="dxa" w:w="3564"/>
+          </w:tcPr>
+          <w:p>
+            <w:r>
+              <w:t>-11</w:t>
+            </w:r>
+          </w:p>
+        </w:tc>
+        <w:tc>
+          <w:tcPr>
+            <w:tcW w:type="dxa" w:w="3564"/>
+          </w:tcPr>
+          <w:p>
+            <w:r>
+              <w:t>10</w:t>
+            </w:r>
+          </w:p>
+        </w:tc>
+        <w:tc>
+          <w:tcPr>
+            <w:tcW w:type="dxa" w:w="3564"/>
+          </w:tcPr>
+          <w:p>
+            <w:r>
+              <w:t>-6166.969</w:t>
+            </w:r>
+          </w:p>
+        </w:tc>
+        <w:tc>
+          <w:tcPr>
+            <w:tcW w:type="dxa" w:w="3564"/>
+          </w:tcPr>
+          <w:p>
+            <w:r>
+              <w:t>-45.580</w:t>
+            </w:r>
+          </w:p>
+        </w:tc>
+      </w:tr>
+      <w:tr>
+        <w:tc>
+          <w:tcPr>
+            <w:tcW w:type="dxa" w:w="3564"/>
+          </w:tcPr>
+          <w:p>
+            <w:r>
+              <w:t>-10</w:t>
+            </w:r>
+          </w:p>
+        </w:tc>
+        <w:tc>
+          <w:tcPr>
+            <w:tcW w:type="dxa" w:w="3564"/>
+          </w:tcPr>
+          <w:p>
+            <w:r>
+              <w:t>10</w:t>
+            </w:r>
+          </w:p>
+        </w:tc>
+        <w:tc>
+          <w:tcPr>
+            <w:tcW w:type="dxa" w:w="3564"/>
+          </w:tcPr>
+          <w:p>
+            <w:r>
+              <w:t>-5946.472</w:t>
+            </w:r>
+          </w:p>
+        </w:tc>
+        <w:tc>
+          <w:tcPr>
+            <w:tcW w:type="dxa" w:w="3564"/>
+          </w:tcPr>
+          <w:p>
+            <w:r>
+              <w:t>-43.950</w:t>
+            </w:r>
+          </w:p>
+        </w:tc>
+      </w:tr>
+      <w:tr>
+        <w:tc>
+          <w:tcPr>
+            <w:tcW w:type="dxa" w:w="3564"/>
+          </w:tcPr>
+          <w:p>
+            <w:r>
+              <w:t>-9</w:t>
+            </w:r>
+          </w:p>
+        </w:tc>
+        <w:tc>
+          <w:tcPr>
+            <w:tcW w:type="dxa" w:w="3564"/>
+          </w:tcPr>
+          <w:p>
+            <w:r>
+              <w:t>10</w:t>
+            </w:r>
+          </w:p>
+        </w:tc>
+        <w:tc>
+          <w:tcPr>
+            <w:tcW w:type="dxa" w:w="3564"/>
+          </w:tcPr>
+          <w:p>
+            <w:r>
+              <w:t>-5716.605</w:t>
+            </w:r>
+          </w:p>
+        </w:tc>
+        <w:tc>
+          <w:tcPr>
+            <w:tcW w:type="dxa" w:w="3564"/>
+          </w:tcPr>
+          <w:p>
+            <w:r>
+              <w:t>-42.251</w:t>
+            </w:r>
+          </w:p>
+        </w:tc>
+      </w:tr>
+      <w:tr>
+        <w:tc>
+          <w:tcPr>
+            <w:tcW w:type="dxa" w:w="3564"/>
+          </w:tcPr>
+          <w:p>
+            <w:r>
+              <w:t>-8</w:t>
+            </w:r>
+          </w:p>
+        </w:tc>
+        <w:tc>
+          <w:tcPr>
+            <w:tcW w:type="dxa" w:w="3564"/>
+          </w:tcPr>
+          <w:p>
+            <w:r>
+              <w:t>10</w:t>
+            </w:r>
+          </w:p>
+        </w:tc>
+        <w:tc>
+          <w:tcPr>
+            <w:tcW w:type="dxa" w:w="3564"/>
+          </w:tcPr>
+          <w:p>
+            <w:r>
+              <w:t>-5477.651</w:t>
+            </w:r>
+          </w:p>
+        </w:tc>
+        <w:tc>
+          <w:tcPr>
+            <w:tcW w:type="dxa" w:w="3564"/>
+          </w:tcPr>
+          <w:p>
+            <w:r>
+              <w:t>-40.485</w:t>
+            </w:r>
+          </w:p>
+        </w:tc>
+      </w:tr>
+      <w:tr>
+        <w:tc>
+          <w:tcPr>
+            <w:tcW w:type="dxa" w:w="3564"/>
+          </w:tcPr>
+          <w:p>
+            <w:r>
+              <w:t>-7</w:t>
+            </w:r>
+          </w:p>
+        </w:tc>
+        <w:tc>
+          <w:tcPr>
+            <w:tcW w:type="dxa" w:w="3564"/>
+          </w:tcPr>
+          <w:p>
+            <w:r>
+              <w:t>10</w:t>
+            </w:r>
+          </w:p>
+        </w:tc>
+        <w:tc>
+          <w:tcPr>
+            <w:tcW w:type="dxa" w:w="3564"/>
+          </w:tcPr>
+          <w:p>
+            <w:r>
+              <w:t>-5229.899</w:t>
+            </w:r>
+          </w:p>
+        </w:tc>
+        <w:tc>
+          <w:tcPr>
+            <w:tcW w:type="dxa" w:w="3564"/>
+          </w:tcPr>
+          <w:p>
+            <w:r>
+              <w:t>-38.654</w:t>
+            </w:r>
+          </w:p>
+        </w:tc>
+      </w:tr>
+      <w:tr>
+        <w:tc>
+          <w:tcPr>
+            <w:tcW w:type="dxa" w:w="3564"/>
+          </w:tcPr>
+          <w:p>
+            <w:r>
+              <w:t>-6</w:t>
+            </w:r>
+          </w:p>
+        </w:tc>
+        <w:tc>
+          <w:tcPr>
+            <w:tcW w:type="dxa" w:w="3564"/>
+          </w:tcPr>
+          <w:p>
+            <w:r>
+              <w:t>10</w:t>
+            </w:r>
+          </w:p>
+        </w:tc>
+        <w:tc>
+          <w:tcPr>
+            <w:tcW w:type="dxa" w:w="3564"/>
+          </w:tcPr>
+          <w:p>
+            <w:r>
+              <w:t>-4973.651</w:t>
+            </w:r>
+          </w:p>
+        </w:tc>
+        <w:tc>
+          <w:tcPr>
+            <w:tcW w:type="dxa" w:w="3564"/>
+          </w:tcPr>
+          <w:p>
+            <w:r>
+              <w:t>-36.760</w:t>
+            </w:r>
+          </w:p>
+        </w:tc>
+      </w:tr>
+      <w:tr>
+        <w:tc>
+          <w:tcPr>
+            <w:tcW w:type="dxa" w:w="3564"/>
+          </w:tcPr>
+          <w:p>
+            <w:r>
+              <w:t>-5</w:t>
+            </w:r>
+          </w:p>
+        </w:tc>
+        <w:tc>
+          <w:tcPr>
+            <w:tcW w:type="dxa" w:w="3564"/>
+          </w:tcPr>
+          <w:p>
+            <w:r>
+              <w:t>10</w:t>
+            </w:r>
+          </w:p>
+        </w:tc>
+        <w:tc>
+          <w:tcPr>
+            <w:tcW w:type="dxa" w:w="3564"/>
+          </w:tcPr>
+          <w:p>
+            <w:r>
+              <w:t>-4709.220</w:t>
+            </w:r>
+          </w:p>
+        </w:tc>
+        <w:tc>
+          <w:tcPr>
+            <w:tcW w:type="dxa" w:w="3564"/>
+          </w:tcPr>
+          <w:p>
+            <w:r>
+              <w:t>-34.806</w:t>
+            </w:r>
+          </w:p>
+        </w:tc>
+      </w:tr>
+      <w:tr>
+        <w:tc>
+          <w:tcPr>
+            <w:tcW w:type="dxa" w:w="3564"/>
+          </w:tcPr>
+          <w:p>
+            <w:r>
+              <w:t>-4</w:t>
+            </w:r>
+          </w:p>
+        </w:tc>
+        <w:tc>
+          <w:tcPr>
+            <w:tcW w:type="dxa" w:w="3564"/>
+          </w:tcPr>
+          <w:p>
+            <w:r>
+              <w:t>10</w:t>
+            </w:r>
+          </w:p>
+        </w:tc>
+        <w:tc>
+          <w:tcPr>
+            <w:tcW w:type="dxa" w:w="3564"/>
+          </w:tcPr>
+          <w:p>
+            <w:r>
+              <w:t>-4436.928</w:t>
+            </w:r>
+          </w:p>
+        </w:tc>
+        <w:tc>
+          <w:tcPr>
+            <w:tcW w:type="dxa" w:w="3564"/>
+          </w:tcPr>
+          <w:p>
+            <w:r>
+              <w:t>-32.793</w:t>
+            </w:r>
+          </w:p>
+        </w:tc>
+      </w:tr>
+      <w:tr>
+        <w:tc>
+          <w:tcPr>
+            <w:tcW w:type="dxa" w:w="3564"/>
+          </w:tcPr>
+          <w:p>
+            <w:r>
+              <w:t>-3</w:t>
+            </w:r>
+          </w:p>
+        </w:tc>
+        <w:tc>
+          <w:tcPr>
+            <w:tcW w:type="dxa" w:w="3564"/>
+          </w:tcPr>
+          <w:p>
+            <w:r>
+              <w:t>10</w:t>
+            </w:r>
+          </w:p>
+        </w:tc>
+        <w:tc>
+          <w:tcPr>
+            <w:tcW w:type="dxa" w:w="3564"/>
+          </w:tcPr>
+          <w:p>
+            <w:r>
+              <w:t>-4157.107</w:t>
+            </w:r>
+          </w:p>
+        </w:tc>
+        <w:tc>
+          <w:tcPr>
+            <w:tcW w:type="dxa" w:w="3564"/>
+          </w:tcPr>
+          <w:p>
+            <w:r>
+              <w:t>-30.725</w:t>
+            </w:r>
+          </w:p>
+        </w:tc>
+      </w:tr>
+      <w:tr>
+        <w:tc>
+          <w:tcPr>
+            <w:tcW w:type="dxa" w:w="3564"/>
+          </w:tcPr>
+          <w:p>
+            <w:r>
+              <w:t>-2</w:t>
+            </w:r>
+          </w:p>
+        </w:tc>
+        <w:tc>
+          <w:tcPr>
+            <w:tcW w:type="dxa" w:w="3564"/>
+          </w:tcPr>
+          <w:p>
+            <w:r>
+              <w:t>10</w:t>
+            </w:r>
+          </w:p>
+        </w:tc>
+        <w:tc>
+          <w:tcPr>
+            <w:tcW w:type="dxa" w:w="3564"/>
+          </w:tcPr>
+          <w:p>
+            <w:r>
+              <w:t>-3870.097</w:t>
+            </w:r>
+          </w:p>
+        </w:tc>
+        <w:tc>
+          <w:tcPr>
+            <w:tcW w:type="dxa" w:w="3564"/>
+          </w:tcPr>
+          <w:p>
+            <w:r>
+              <w:t>-28.604</w:t>
+            </w:r>
+          </w:p>
+        </w:tc>
+      </w:tr>
+      <w:tr>
+        <w:tc>
+          <w:tcPr>
+            <w:tcW w:type="dxa" w:w="3564"/>
+          </w:tcPr>
+          <w:p>
+            <w:r>
+              <w:t>-1</w:t>
+            </w:r>
+          </w:p>
+        </w:tc>
+        <w:tc>
+          <w:tcPr>
+            <w:tcW w:type="dxa" w:w="3564"/>
+          </w:tcPr>
+          <w:p>
+            <w:r>
+              <w:t>10</w:t>
+            </w:r>
+          </w:p>
+        </w:tc>
+        <w:tc>
+          <w:tcPr>
+            <w:tcW w:type="dxa" w:w="3564"/>
+          </w:tcPr>
+          <w:p>
+            <w:r>
+              <w:t>-3576.248</w:t>
+            </w:r>
+          </w:p>
+        </w:tc>
+        <w:tc>
+          <w:tcPr>
+            <w:tcW w:type="dxa" w:w="3564"/>
+          </w:tcPr>
+          <w:p>
+            <w:r>
+              <w:t>-26.432</w:t>
+            </w:r>
+          </w:p>
+        </w:tc>
+      </w:tr>
+      <w:tr>
+        <w:tc>
+          <w:tcPr>
+            <w:tcW w:type="dxa" w:w="3564"/>
+          </w:tcPr>
+          <w:p>
+            <w:r>
+              <w:t>0</w:t>
+            </w:r>
+          </w:p>
+        </w:tc>
+        <w:tc>
+          <w:tcPr>
+            <w:tcW w:type="dxa" w:w="3564"/>
+          </w:tcPr>
+          <w:p>
+            <w:r>
+              <w:t>-10</w:t>
+            </w:r>
+          </w:p>
+        </w:tc>
+        <w:tc>
+          <w:tcPr>
+            <w:tcW w:type="dxa" w:w="3564"/>
+          </w:tcPr>
+          <w:p>
+            <w:r>
+              <w:t>3275.918</w:t>
+            </w:r>
+          </w:p>
+        </w:tc>
+        <w:tc>
+          <w:tcPr>
+            <w:tcW w:type="dxa" w:w="3564"/>
+          </w:tcPr>
+          <w:p>
+            <w:r>
+              <w:t>24.212</w:t>
+            </w:r>
+          </w:p>
+        </w:tc>
+      </w:tr>
+      <w:tr>
+        <w:tc>
+          <w:tcPr>
+            <w:tcW w:type="dxa" w:w="3564"/>
+          </w:tcPr>
+          <w:p>
+            <w:r>
+              <w:t>1</w:t>
+            </w:r>
+          </w:p>
+        </w:tc>
+        <w:tc>
+          <w:tcPr>
+            <w:tcW w:type="dxa" w:w="3564"/>
+          </w:tcPr>
+          <w:p>
+            <w:r>
+              <w:t>-10</w:t>
+            </w:r>
+          </w:p>
+        </w:tc>
+        <w:tc>
+          <w:tcPr>
+            <w:tcW w:type="dxa" w:w="3564"/>
+          </w:tcPr>
+          <w:p>
+            <w:r>
+              <w:t>3576.248</w:t>
+            </w:r>
+          </w:p>
+        </w:tc>
+        <w:tc>
+          <w:tcPr>
+            <w:tcW w:type="dxa" w:w="3564"/>
+          </w:tcPr>
+          <w:p>
+            <w:r>
+              <w:t>26.432</w:t>
+            </w:r>
+          </w:p>
+        </w:tc>
+      </w:tr>
+      <w:tr>
+        <w:tc>
+          <w:tcPr>
+            <w:tcW w:type="dxa" w:w="3564"/>
+          </w:tcPr>
+          <w:p>
+            <w:r>
+              <w:t>2</w:t>
+            </w:r>
+          </w:p>
+        </w:tc>
+        <w:tc>
+          <w:tcPr>
+            <w:tcW w:type="dxa" w:w="3564"/>
+          </w:tcPr>
+          <w:p>
+            <w:r>
+              <w:t>-10</w:t>
+            </w:r>
+          </w:p>
+        </w:tc>
+        <w:tc>
+          <w:tcPr>
+            <w:tcW w:type="dxa" w:w="3564"/>
+          </w:tcPr>
+          <w:p>
+            <w:r>
+              <w:t>3870.097</w:t>
+            </w:r>
+          </w:p>
+        </w:tc>
+        <w:tc>
+          <w:tcPr>
+            <w:tcW w:type="dxa" w:w="3564"/>
+          </w:tcPr>
+          <w:p>
+            <w:r>
+              <w:t>28.604</w:t>
+            </w:r>
+          </w:p>
+        </w:tc>
+      </w:tr>
+      <w:tr>
+        <w:tc>
+          <w:tcPr>
+            <w:tcW w:type="dxa" w:w="3564"/>
+          </w:tcPr>
+          <w:p>
+            <w:r>
+              <w:t>3</w:t>
+            </w:r>
+          </w:p>
+        </w:tc>
+        <w:tc>
+          <w:tcPr>
+            <w:tcW w:type="dxa" w:w="3564"/>
+          </w:tcPr>
+          <w:p>
+            <w:r>
+              <w:t>-10</w:t>
+            </w:r>
+          </w:p>
+        </w:tc>
+        <w:tc>
+          <w:tcPr>
+            <w:tcW w:type="dxa" w:w="3564"/>
+          </w:tcPr>
+          <w:p>
+            <w:r>
+              <w:t>4157.107</w:t>
+            </w:r>
+          </w:p>
+        </w:tc>
+        <w:tc>
+          <w:tcPr>
+            <w:tcW w:type="dxa" w:w="3564"/>
+          </w:tcPr>
+          <w:p>
+            <w:r>
+              <w:t>30.725</w:t>
+            </w:r>
+          </w:p>
+        </w:tc>
+      </w:tr>
+      <w:tr>
+        <w:tc>
+          <w:tcPr>
+            <w:tcW w:type="dxa" w:w="3564"/>
+          </w:tcPr>
+          <w:p>
+            <w:r>
+              <w:t>4</w:t>
+            </w:r>
+          </w:p>
+        </w:tc>
+        <w:tc>
+          <w:tcPr>
+            <w:tcW w:type="dxa" w:w="3564"/>
+          </w:tcPr>
+          <w:p>
+            <w:r>
+              <w:t>-10</w:t>
+            </w:r>
+          </w:p>
+        </w:tc>
+        <w:tc>
+          <w:tcPr>
+            <w:tcW w:type="dxa" w:w="3564"/>
+          </w:tcPr>
+          <w:p>
+            <w:r>
+              <w:t>4436.928</w:t>
+            </w:r>
+          </w:p>
+        </w:tc>
+        <w:tc>
+          <w:tcPr>
+            <w:tcW w:type="dxa" w:w="3564"/>
+          </w:tcPr>
+          <w:p>
+            <w:r>
+              <w:t>32.793</w:t>
+            </w:r>
+          </w:p>
+        </w:tc>
+      </w:tr>
+      <w:tr>
+        <w:tc>
+          <w:tcPr>
+            <w:tcW w:type="dxa" w:w="3564"/>
+          </w:tcPr>
+          <w:p>
+            <w:r>
+              <w:t>5</w:t>
+            </w:r>
+          </w:p>
+        </w:tc>
+        <w:tc>
+          <w:tcPr>
+            <w:tcW w:type="dxa" w:w="3564"/>
+          </w:tcPr>
+          <w:p>
+            <w:r>
+              <w:t>-10</w:t>
+            </w:r>
+          </w:p>
+        </w:tc>
+        <w:tc>
+          <w:tcPr>
+            <w:tcW w:type="dxa" w:w="3564"/>
+          </w:tcPr>
+          <w:p>
+            <w:r>
+              <w:t>4709.220</w:t>
+            </w:r>
+          </w:p>
+        </w:tc>
+        <w:tc>
+          <w:tcPr>
+            <w:tcW w:type="dxa" w:w="3564"/>
+          </w:tcPr>
+          <w:p>
+            <w:r>
+              <w:t>34.806</w:t>
+            </w:r>
+          </w:p>
+        </w:tc>
+      </w:tr>
+      <w:tr>
+        <w:tc>
+          <w:tcPr>
+            <w:tcW w:type="dxa" w:w="3564"/>
+          </w:tcPr>
+          <w:p>
+            <w:r>
+              <w:t>6</w:t>
+            </w:r>
+          </w:p>
+        </w:tc>
+        <w:tc>
+          <w:tcPr>
+            <w:tcW w:type="dxa" w:w="3564"/>
+          </w:tcPr>
+          <w:p>
+            <w:r>
+              <w:t>-10</w:t>
+            </w:r>
+          </w:p>
+        </w:tc>
+        <w:tc>
+          <w:tcPr>
+            <w:tcW w:type="dxa" w:w="3564"/>
+          </w:tcPr>
+          <w:p>
+            <w:r>
+              <w:t>4973.651</w:t>
+            </w:r>
+          </w:p>
+        </w:tc>
+        <w:tc>
+          <w:tcPr>
+            <w:tcW w:type="dxa" w:w="3564"/>
+          </w:tcPr>
+          <w:p>
+            <w:r>
+              <w:t>36.760</w:t>
+            </w:r>
+          </w:p>
+        </w:tc>
+      </w:tr>
+      <w:tr>
+        <w:tc>
+          <w:tcPr>
+            <w:tcW w:type="dxa" w:w="3564"/>
+          </w:tcPr>
+          <w:p>
+            <w:r>
+              <w:t>7</w:t>
+            </w:r>
+          </w:p>
+        </w:tc>
+        <w:tc>
+          <w:tcPr>
+            <w:tcW w:type="dxa" w:w="3564"/>
+          </w:tcPr>
+          <w:p>
+            <w:r>
+              <w:t>-10</w:t>
+            </w:r>
+          </w:p>
+        </w:tc>
+        <w:tc>
+          <w:tcPr>
+            <w:tcW w:type="dxa" w:w="3564"/>
+          </w:tcPr>
+          <w:p>
+            <w:r>
+              <w:t>5229.899</w:t>
+            </w:r>
+          </w:p>
+        </w:tc>
+        <w:tc>
+          <w:tcPr>
+            <w:tcW w:type="dxa" w:w="3564"/>
+          </w:tcPr>
+          <w:p>
+            <w:r>
+              <w:t>38.654</w:t>
+            </w:r>
+          </w:p>
+        </w:tc>
+      </w:tr>
+      <w:tr>
+        <w:tc>
+          <w:tcPr>
+            <w:tcW w:type="dxa" w:w="3564"/>
+          </w:tcPr>
+          <w:p>
+            <w:r>
+              <w:t>8</w:t>
+            </w:r>
+          </w:p>
+        </w:tc>
+        <w:tc>
+          <w:tcPr>
+            <w:tcW w:type="dxa" w:w="3564"/>
+          </w:tcPr>
+          <w:p>
+            <w:r>
+              <w:t>-10</w:t>
+            </w:r>
+          </w:p>
+        </w:tc>
+        <w:tc>
+          <w:tcPr>
+            <w:tcW w:type="dxa" w:w="3564"/>
+          </w:tcPr>
+          <w:p>
+            <w:r>
+              <w:t>5477.651</w:t>
+            </w:r>
+          </w:p>
+        </w:tc>
+        <w:tc>
+          <w:tcPr>
+            <w:tcW w:type="dxa" w:w="3564"/>
+          </w:tcPr>
+          <w:p>
+            <w:r>
+              <w:t>40.485</w:t>
+            </w:r>
+          </w:p>
+        </w:tc>
+      </w:tr>
+      <w:tr>
+        <w:tc>
+          <w:tcPr>
+            <w:tcW w:type="dxa" w:w="3564"/>
+          </w:tcPr>
+          <w:p>
+            <w:r>
+              <w:t>9</w:t>
+            </w:r>
+          </w:p>
+        </w:tc>
+        <w:tc>
+          <w:tcPr>
+            <w:tcW w:type="dxa" w:w="3564"/>
+          </w:tcPr>
+          <w:p>
+            <w:r>
+              <w:t>-10</w:t>
+            </w:r>
+          </w:p>
+        </w:tc>
+        <w:tc>
+          <w:tcPr>
+            <w:tcW w:type="dxa" w:w="3564"/>
+          </w:tcPr>
+          <w:p>
+            <w:r>
+              <w:t>5716.605</w:t>
+            </w:r>
+          </w:p>
+        </w:tc>
+        <w:tc>
+          <w:tcPr>
+            <w:tcW w:type="dxa" w:w="3564"/>
+          </w:tcPr>
+          <w:p>
+            <w:r>
+              <w:t>42.251</w:t>
+            </w:r>
+          </w:p>
+        </w:tc>
+      </w:tr>
+      <w:tr>
+        <w:tc>
+          <w:tcPr>
+            <w:tcW w:type="dxa" w:w="3564"/>
+          </w:tcPr>
+          <w:p>
+            <w:r>
+              <w:t>10</w:t>
+            </w:r>
+          </w:p>
+        </w:tc>
+        <w:tc>
+          <w:tcPr>
+            <w:tcW w:type="dxa" w:w="3564"/>
+          </w:tcPr>
+          <w:p>
+            <w:r>
+              <w:t>-10</w:t>
+            </w:r>
+          </w:p>
+        </w:tc>
+        <w:tc>
+          <w:tcPr>
+            <w:tcW w:type="dxa" w:w="3564"/>
+          </w:tcPr>
+          <w:p>
+            <w:r>
+              <w:t>5946.472</w:t>
+            </w:r>
+          </w:p>
+        </w:tc>
+        <w:tc>
+          <w:tcPr>
+            <w:tcW w:type="dxa" w:w="3564"/>
+          </w:tcPr>
+          <w:p>
+            <w:r>
+              <w:t>43.950</w:t>
+            </w:r>
+          </w:p>
+        </w:tc>
+      </w:tr>
+      <w:tr>
+        <w:tc>
+          <w:tcPr>
+            <w:tcW w:type="dxa" w:w="3564"/>
+          </w:tcPr>
+          <w:p>
+            <w:r>
+              <w:t>11</w:t>
+            </w:r>
+          </w:p>
+        </w:tc>
+        <w:tc>
+          <w:tcPr>
+            <w:tcW w:type="dxa" w:w="3564"/>
+          </w:tcPr>
+          <w:p>
+            <w:r>
+              <w:t>-10</w:t>
+            </w:r>
+          </w:p>
+        </w:tc>
+        <w:tc>
+          <w:tcPr>
+            <w:tcW w:type="dxa" w:w="3564"/>
+          </w:tcPr>
+          <w:p>
+            <w:r>
+              <w:t>6166.969</w:t>
+            </w:r>
+          </w:p>
+        </w:tc>
+        <w:tc>
+          <w:tcPr>
+            <w:tcW w:type="dxa" w:w="3564"/>
+          </w:tcPr>
+          <w:p>
+            <w:r>
+              <w:t>45.580</w:t>
+            </w:r>
+          </w:p>
+        </w:tc>
+      </w:tr>
+      <w:tr>
+        <w:tc>
+          <w:tcPr>
+            <w:tcW w:type="dxa" w:w="3564"/>
+          </w:tcPr>
+          <w:p>
+            <w:r>
+              <w:t>12</w:t>
+            </w:r>
+          </w:p>
+        </w:tc>
+        <w:tc>
+          <w:tcPr>
+            <w:tcW w:type="dxa" w:w="3564"/>
+          </w:tcPr>
+          <w:p>
+            <w:r>
+              <w:t>-10</w:t>
+            </w:r>
+          </w:p>
+        </w:tc>
+        <w:tc>
+          <w:tcPr>
+            <w:tcW w:type="dxa" w:w="3564"/>
+          </w:tcPr>
+          <w:p>
+            <w:r>
+              <w:t>6377.830</w:t>
+            </w:r>
+          </w:p>
+        </w:tc>
+        <w:tc>
+          <w:tcPr>
+            <w:tcW w:type="dxa" w:w="3564"/>
+          </w:tcPr>
+          <w:p>
+            <w:r>
+              <w:t>47.138</w:t>
+            </w:r>
+          </w:p>
+        </w:tc>
+      </w:tr>
+      <w:tr>
+        <w:tc>
+          <w:tcPr>
+            <w:tcW w:type="dxa" w:w="3564"/>
+          </w:tcPr>
+          <w:p>
+            <w:r>
+              <w:t>13</w:t>
+            </w:r>
+          </w:p>
+        </w:tc>
+        <w:tc>
+          <w:tcPr>
+            <w:tcW w:type="dxa" w:w="3564"/>
+          </w:tcPr>
+          <w:p>
+            <w:r>
+              <w:t>-10</w:t>
+            </w:r>
+          </w:p>
+        </w:tc>
+        <w:tc>
+          <w:tcPr>
+            <w:tcW w:type="dxa" w:w="3564"/>
+          </w:tcPr>
+          <w:p>
+            <w:r>
+              <w:t>6578.796</w:t>
+            </w:r>
+          </w:p>
+        </w:tc>
+        <w:tc>
+          <w:tcPr>
+            <w:tcW w:type="dxa" w:w="3564"/>
+          </w:tcPr>
+          <w:p>
+            <w:r>
+              <w:t>48.624</w:t>
+            </w:r>
+          </w:p>
+        </w:tc>
+      </w:tr>
+      <w:tr>
+        <w:tc>
+          <w:tcPr>
+            <w:tcW w:type="dxa" w:w="3564"/>
+          </w:tcPr>
+          <w:p>
+            <w:r>
+              <w:t>14</w:t>
+            </w:r>
+          </w:p>
+        </w:tc>
+        <w:tc>
+          <w:tcPr>
+            <w:tcW w:type="dxa" w:w="3564"/>
+          </w:tcPr>
+          <w:p>
+            <w:r>
+              <w:t>-10</w:t>
+            </w:r>
+          </w:p>
+        </w:tc>
+        <w:tc>
+          <w:tcPr>
+            <w:tcW w:type="dxa" w:w="3564"/>
+          </w:tcPr>
+          <w:p>
+            <w:r>
+              <w:t>6769.624</w:t>
+            </w:r>
+          </w:p>
+        </w:tc>
+        <w:tc>
+          <w:tcPr>
+            <w:tcW w:type="dxa" w:w="3564"/>
+          </w:tcPr>
+          <w:p>
+            <w:r>
+              <w:t>50.034</w:t>
+            </w:r>
+          </w:p>
+        </w:tc>
+      </w:tr>
+      <w:tr>
+        <w:tc>
+          <w:tcPr>
+            <w:tcW w:type="dxa" w:w="3564"/>
+          </w:tcPr>
+          <w:p>
+            <w:r>
+              <w:t>15</w:t>
+            </w:r>
+          </w:p>
+        </w:tc>
+        <w:tc>
+          <w:tcPr>
+            <w:tcW w:type="dxa" w:w="3564"/>
+          </w:tcPr>
+          <w:p>
+            <w:r>
+              <w:t>-10</w:t>
+            </w:r>
+          </w:p>
+        </w:tc>
+        <w:tc>
+          <w:tcPr>
+            <w:tcW w:type="dxa" w:w="3564"/>
+          </w:tcPr>
+          <w:p>
+            <w:r>
+              <w:t>6950.080</w:t>
+            </w:r>
+          </w:p>
+        </w:tc>
+        <w:tc>
+          <w:tcPr>
+            <w:tcW w:type="dxa" w:w="3564"/>
+          </w:tcPr>
+          <w:p>
+            <w:r>
+              <w:t>51.368</w:t>
+            </w:r>
+          </w:p>
+        </w:tc>
+      </w:tr>
+      <w:tr>
+        <w:tc>
+          <w:tcPr>
+            <w:tcW w:type="dxa" w:w="3564"/>
+          </w:tcPr>
+          <w:p>
+            <w:r>
+              <w:t>16</w:t>
+            </w:r>
+          </w:p>
+        </w:tc>
+        <w:tc>
+          <w:tcPr>
+            <w:tcW w:type="dxa" w:w="3564"/>
+          </w:tcPr>
+          <w:p>
+            <w:r>
+              <w:t>-10</w:t>
+            </w:r>
+          </w:p>
+        </w:tc>
+        <w:tc>
+          <w:tcPr>
+            <w:tcW w:type="dxa" w:w="3564"/>
+          </w:tcPr>
+          <w:p>
+            <w:r>
+              <w:t>7119.945</w:t>
+            </w:r>
+          </w:p>
+        </w:tc>
+        <w:tc>
+          <w:tcPr>
+            <w:tcW w:type="dxa" w:w="3564"/>
+          </w:tcPr>
+          <w:p>
+            <w:r>
+              <w:t>52.623</w:t>
+            </w:r>
+          </w:p>
+        </w:tc>
+      </w:tr>
+      <w:tr>
+        <w:tc>
+          <w:tcPr>
+            <w:tcW w:type="dxa" w:w="3564"/>
+          </w:tcPr>
+          <w:p>
+            <w:r>
+              <w:t>17</w:t>
+            </w:r>
+          </w:p>
+        </w:tc>
+        <w:tc>
+          <w:tcPr>
+            <w:tcW w:type="dxa" w:w="3564"/>
+          </w:tcPr>
+          <w:p>
+            <w:r>
+              <w:t>-10</w:t>
+            </w:r>
+          </w:p>
+        </w:tc>
+        <w:tc>
+          <w:tcPr>
+            <w:tcW w:type="dxa" w:w="3564"/>
+          </w:tcPr>
+          <w:p>
+            <w:r>
+              <w:t>7279.012</w:t>
+            </w:r>
+          </w:p>
+        </w:tc>
+        <w:tc>
+          <w:tcPr>
+            <w:tcW w:type="dxa" w:w="3564"/>
+          </w:tcPr>
+          <w:p>
+            <w:r>
+              <w:t>53.799</w:t>
+            </w:r>
+          </w:p>
+        </w:tc>
+      </w:tr>
+      <w:tr>
+        <w:tc>
+          <w:tcPr>
+            <w:tcW w:type="dxa" w:w="3564"/>
+          </w:tcPr>
+          <w:p>
+            <w:r>
+              <w:t>18</w:t>
+            </w:r>
+          </w:p>
+        </w:tc>
+        <w:tc>
+          <w:tcPr>
+            <w:tcW w:type="dxa" w:w="3564"/>
+          </w:tcPr>
+          <w:p>
+            <w:r>
+              <w:t>-10</w:t>
+            </w:r>
+          </w:p>
+        </w:tc>
+        <w:tc>
+          <w:tcPr>
+            <w:tcW w:type="dxa" w:w="3564"/>
+          </w:tcPr>
+          <w:p>
+            <w:r>
+              <w:t>7427.086</w:t>
+            </w:r>
+          </w:p>
+        </w:tc>
+        <w:tc>
+          <w:tcPr>
+            <w:tcW w:type="dxa" w:w="3564"/>
+          </w:tcPr>
+          <w:p>
+            <w:r>
+              <w:t>54.893</w:t>
+            </w:r>
+          </w:p>
+        </w:tc>
+      </w:tr>
+      <w:tr>
+        <w:tc>
+          <w:tcPr>
+            <w:tcW w:type="dxa" w:w="3564"/>
+          </w:tcPr>
+          <w:p>
+            <w:r>
+              <w:t>19</w:t>
+            </w:r>
+          </w:p>
+        </w:tc>
+        <w:tc>
+          <w:tcPr>
+            <w:tcW w:type="dxa" w:w="3564"/>
+          </w:tcPr>
+          <w:p>
+            <w:r>
+              <w:t>-10</w:t>
+            </w:r>
+          </w:p>
+        </w:tc>
+        <w:tc>
+          <w:tcPr>
+            <w:tcW w:type="dxa" w:w="3564"/>
+          </w:tcPr>
+          <w:p>
+            <w:r>
+              <w:t>7563.989</w:t>
+            </w:r>
+          </w:p>
+        </w:tc>
+        <w:tc>
+          <w:tcPr>
+            <w:tcW w:type="dxa" w:w="3564"/>
+          </w:tcPr>
+          <w:p>
+            <w:r>
+              <w:t>55.905</w:t>
+            </w:r>
+          </w:p>
+        </w:tc>
+      </w:tr>
+      <w:tr>
+        <w:tc>
+          <w:tcPr>
+            <w:tcW w:type="dxa" w:w="3564"/>
+          </w:tcPr>
+          <w:p>
+            <w:r>
+              <w:t>20</w:t>
+            </w:r>
+          </w:p>
+        </w:tc>
+        <w:tc>
+          <w:tcPr>
+            <w:tcW w:type="dxa" w:w="3564"/>
+          </w:tcPr>
+          <w:p>
+            <w:r>
+              <w:t>-10</w:t>
+            </w:r>
+          </w:p>
+        </w:tc>
+        <w:tc>
+          <w:tcPr>
+            <w:tcW w:type="dxa" w:w="3564"/>
+          </w:tcPr>
+          <w:p>
+            <w:r>
+              <w:t>7689.551</w:t>
+            </w:r>
+          </w:p>
+        </w:tc>
+        <w:tc>
+          <w:tcPr>
+            <w:tcW w:type="dxa" w:w="3564"/>
+          </w:tcPr>
+          <w:p>
+            <w:r>
+              <w:t>56.833</w:t>
+            </w:r>
+          </w:p>
+        </w:tc>
+      </w:tr>
+      <w:tr>
+        <w:tc>
+          <w:tcPr>
+            <w:tcW w:type="dxa" w:w="3564"/>
+          </w:tcPr>
+          <w:p>
+            <w:r>
+              <w:t>21</w:t>
+            </w:r>
+          </w:p>
+        </w:tc>
+        <w:tc>
+          <w:tcPr>
+            <w:tcW w:type="dxa" w:w="3564"/>
+          </w:tcPr>
+          <w:p>
+            <w:r>
+              <w:t>-10</w:t>
+            </w:r>
+          </w:p>
+        </w:tc>
+        <w:tc>
+          <w:tcPr>
+            <w:tcW w:type="dxa" w:w="3564"/>
+          </w:tcPr>
+          <w:p>
+            <w:r>
+              <w:t>7803.622</w:t>
+            </w:r>
+          </w:p>
+        </w:tc>
+        <w:tc>
+          <w:tcPr>
+            <w:tcW w:type="dxa" w:w="3564"/>
+          </w:tcPr>
+          <w:p>
+            <w:r>
+              <w:t>57.676</w:t>
+            </w:r>
+          </w:p>
+        </w:tc>
+      </w:tr>
+      <w:tr>
+        <w:tc>
+          <w:tcPr>
+            <w:tcW w:type="dxa" w:w="3564"/>
+          </w:tcPr>
+          <w:p>
+            <w:r>
+              <w:t>22</w:t>
+            </w:r>
+          </w:p>
+        </w:tc>
+        <w:tc>
+          <w:tcPr>
+            <w:tcW w:type="dxa" w:w="3564"/>
+          </w:tcPr>
+          <w:p>
+            <w:r>
+              <w:t>-9</w:t>
+            </w:r>
+          </w:p>
+        </w:tc>
+        <w:tc>
+          <w:tcPr>
+            <w:tcW w:type="dxa" w:w="3564"/>
+          </w:tcPr>
+          <w:p>
+            <w:r>
+              <w:t>7920.824</w:t>
+            </w:r>
+          </w:p>
+        </w:tc>
+        <w:tc>
+          <w:tcPr>
+            <w:tcW w:type="dxa" w:w="3564"/>
+          </w:tcPr>
+          <w:p>
+            <w:r>
+              <w:t>58.543</w:t>
+            </w:r>
+          </w:p>
+        </w:tc>
+      </w:tr>
+      <w:tr>
+        <w:tc>
+          <w:tcPr>
+            <w:tcW w:type="dxa" w:w="3564"/>
+          </w:tcPr>
+          <w:p>
+            <w:r>
+              <w:t>23</w:t>
+            </w:r>
+          </w:p>
+        </w:tc>
+        <w:tc>
+          <w:tcPr>
+            <w:tcW w:type="dxa" w:w="3564"/>
+          </w:tcPr>
+          <w:p>
+            <w:r>
+              <w:t>-8</w:t>
+            </w:r>
+          </w:p>
+        </w:tc>
+        <w:tc>
+          <w:tcPr>
+            <w:tcW w:type="dxa" w:w="3564"/>
+          </w:tcPr>
+          <w:p>
+            <w:r>
+              <w:t>8035.612</w:t>
+            </w:r>
+          </w:p>
+        </w:tc>
+        <w:tc>
+          <w:tcPr>
+            <w:tcW w:type="dxa" w:w="3564"/>
+          </w:tcPr>
+          <w:p>
+            <w:r>
+              <w:t>59.391</w:t>
+            </w:r>
+          </w:p>
+        </w:tc>
+      </w:tr>
+      <w:tr>
+        <w:tc>
+          <w:tcPr>
+            <w:tcW w:type="dxa" w:w="3564"/>
+          </w:tcPr>
+          <w:p>
+            <w:r>
+              <w:t>24</w:t>
+            </w:r>
+          </w:p>
+        </w:tc>
+        <w:tc>
+          <w:tcPr>
+            <w:tcW w:type="dxa" w:w="3564"/>
+          </w:tcPr>
+          <w:p>
+            <w:r>
+              <w:t>-8</w:t>
+            </w:r>
+          </w:p>
+        </w:tc>
+        <w:tc>
+          <w:tcPr>
+            <w:tcW w:type="dxa" w:w="3564"/>
+          </w:tcPr>
+          <w:p>
+            <w:r>
+              <w:t>8149.683</w:t>
+            </w:r>
+          </w:p>
+        </w:tc>
+        <w:tc>
+          <w:tcPr>
+            <w:tcW w:type="dxa" w:w="3564"/>
+          </w:tcPr>
+          <w:p>
+            <w:r>
+              <w:t>60.234</w:t>
+            </w:r>
+          </w:p>
+        </w:tc>
+      </w:tr>
+      <w:tr>
+        <w:tc>
+          <w:tcPr>
+            <w:tcW w:type="dxa" w:w="3564"/>
+          </w:tcPr>
+          <w:p>
+            <w:r>
+              <w:t>25</w:t>
+            </w:r>
+          </w:p>
+        </w:tc>
+        <w:tc>
+          <w:tcPr>
+            <w:tcW w:type="dxa" w:w="3564"/>
+          </w:tcPr>
+          <w:p>
+            <w:r>
+              <w:t>-7</w:t>
+            </w:r>
+          </w:p>
+        </w:tc>
+        <w:tc>
+          <w:tcPr>
+            <w:tcW w:type="dxa" w:w="3564"/>
+          </w:tcPr>
+          <w:p>
+            <w:r>
+              <w:t>8267.788</w:t>
+            </w:r>
+          </w:p>
+        </w:tc>
+        <w:tc>
+          <w:tcPr>
+            <w:tcW w:type="dxa" w:w="3564"/>
+          </w:tcPr>
+          <w:p>
+            <w:r>
+              <w:t>61.107</w:t>
+            </w:r>
+          </w:p>
+        </w:tc>
+      </w:tr>
+      <w:tr>
+        <w:tc>
+          <w:tcPr>
+            <w:tcW w:type="dxa" w:w="3564"/>
+          </w:tcPr>
+          <w:p>
+            <w:r>
+              <w:t>26</w:t>
+            </w:r>
+          </w:p>
+        </w:tc>
+        <w:tc>
+          <w:tcPr>
+            <w:tcW w:type="dxa" w:w="3564"/>
+          </w:tcPr>
+          <w:p>
+            <w:r>
+              <w:t>-6</w:t>
+            </w:r>
+          </w:p>
+        </w:tc>
+        <w:tc>
+          <w:tcPr>
+            <w:tcW w:type="dxa" w:w="3564"/>
+          </w:tcPr>
+          <w:p>
+            <w:r>
+              <w:t>8383.375</w:t>
+            </w:r>
+          </w:p>
+        </w:tc>
+        <w:tc>
+          <w:tcPr>
+            <w:tcW w:type="dxa" w:w="3564"/>
+          </w:tcPr>
+          <w:p>
+            <w:r>
+              <w:t>61.961</w:t>
+            </w:r>
+          </w:p>
+        </w:tc>
+      </w:tr>
+      <w:tr>
+        <w:tc>
+          <w:tcPr>
+            <w:tcW w:type="dxa" w:w="3564"/>
+          </w:tcPr>
+          <w:p>
+            <w:r>
+              <w:t>27</w:t>
+            </w:r>
+          </w:p>
+        </w:tc>
+        <w:tc>
+          <w:tcPr>
+            <w:tcW w:type="dxa" w:w="3564"/>
+          </w:tcPr>
+          <w:p>
+            <w:r>
+              <w:t>-6</w:t>
+            </w:r>
+          </w:p>
+        </w:tc>
+        <w:tc>
+          <w:tcPr>
+            <w:tcW w:type="dxa" w:w="3564"/>
+          </w:tcPr>
+          <w:p>
+            <w:r>
+              <w:t>8497.446</w:t>
+            </w:r>
+          </w:p>
+        </w:tc>
+        <w:tc>
+          <w:tcPr>
+            <w:tcW w:type="dxa" w:w="3564"/>
+          </w:tcPr>
+          <w:p>
+            <w:r>
+              <w:t>62.804</w:t>
+            </w:r>
+          </w:p>
+        </w:tc>
+      </w:tr>
+      <w:tr>
+        <w:tc>
+          <w:tcPr>
+            <w:tcW w:type="dxa" w:w="3564"/>
+          </w:tcPr>
+          <w:p>
+            <w:r>
+              <w:t>28</w:t>
+            </w:r>
+          </w:p>
+        </w:tc>
+        <w:tc>
+          <w:tcPr>
+            <w:tcW w:type="dxa" w:w="3564"/>
+          </w:tcPr>
+          <w:p>
+            <w:r>
+              <w:t>-5</w:t>
+            </w:r>
+          </w:p>
+        </w:tc>
+        <w:tc>
+          <w:tcPr>
+            <w:tcW w:type="dxa" w:w="3564"/>
+          </w:tcPr>
+          <w:p>
+            <w:r>
+              <w:t>8616.243</w:t>
+            </w:r>
+          </w:p>
+        </w:tc>
+        <w:tc>
+          <w:tcPr>
+            <w:tcW w:type="dxa" w:w="3564"/>
+          </w:tcPr>
+          <w:p>
+            <w:r>
+              <w:t>63.683</w:t>
+            </w:r>
+          </w:p>
+        </w:tc>
+      </w:tr>
+      <w:tr>
+        <w:tc>
+          <w:tcPr>
+            <w:tcW w:type="dxa" w:w="3564"/>
+          </w:tcPr>
+          <w:p>
+            <w:r>
+              <w:t>29</w:t>
+            </w:r>
+          </w:p>
+        </w:tc>
+        <w:tc>
+          <w:tcPr>
+            <w:tcW w:type="dxa" w:w="3564"/>
+          </w:tcPr>
+          <w:p>
+            <w:r>
+              <w:t>-4</w:t>
+            </w:r>
+          </w:p>
+        </w:tc>
+        <w:tc>
+          <w:tcPr>
+            <w:tcW w:type="dxa" w:w="3564"/>
+          </w:tcPr>
+          <w:p>
+            <w:r>
+              <w:t>8732.416</w:t>
+            </w:r>
+          </w:p>
+        </w:tc>
+        <w:tc>
+          <w:tcPr>
+            <w:tcW w:type="dxa" w:w="3564"/>
+          </w:tcPr>
+          <w:p>
+            <w:r>
+              <w:t>64.541</w:t>
+            </w:r>
+          </w:p>
+        </w:tc>
+      </w:tr>
+      <w:tr>
+        <w:tc>
+          <w:tcPr>
+            <w:tcW w:type="dxa" w:w="3564"/>
+          </w:tcPr>
+          <w:p>
+            <w:r>
+              <w:t>30</w:t>
+            </w:r>
+          </w:p>
+        </w:tc>
+        <w:tc>
+          <w:tcPr>
+            <w:tcW w:type="dxa" w:w="3564"/>
+          </w:tcPr>
+          <w:p>
+            <w:r>
+              <w:t>-4</w:t>
+            </w:r>
+          </w:p>
+        </w:tc>
+        <w:tc>
+          <w:tcPr>
+            <w:tcW w:type="dxa" w:w="3564"/>
+          </w:tcPr>
+          <w:p>
+            <w:r>
+              <w:t>8846.487</w:t>
+            </w:r>
+          </w:p>
+        </w:tc>
+        <w:tc>
+          <w:tcPr>
+            <w:tcW w:type="dxa" w:w="3564"/>
+          </w:tcPr>
+          <w:p>
+            <w:r>
+              <w:t>65.384</w:t>
+            </w:r>
+          </w:p>
+        </w:tc>
+      </w:tr>
+    </w:tbl>
+    <w:p>
+      <w:pPr>
+        <w:pStyle w:val="Heading2"/>
+      </w:pPr>
+      <w:r>
+        <w:t>Chart 3 data — OCIMF current vs rudder vs total horizontal resultant</w:t>
+      </w:r>
+    </w:p>
+    <w:p>
+      <w:r>
+        <w:t>Editable default trace: current 4.56 kn, rudder 0.0 deg. Current coefficients are transparent placeholder heading functions, not vessel-specific OCIMF curves.</w:t>
+      </w:r>
+    </w:p>
+    <w:p/>
+    <w:p>
+      <w:pPr>
+        <w:pStyle w:val="Heading3"/>
+      </w:pPr>
+      <w:r>
+        <w:t>Chart 3 image — OCIMF current vs rudder vs total horizontal resultant</w:t>
+      </w:r>
+    </w:p>
+    <w:p/>
+    <w:p>
+      <w:pPr>
+        <w:jc w:val="center"/>
+      </w:pPr>
+      <w:r>
+        <w:drawing>
+          <wp:inline xmlns:a="http://schemas.openxmlformats.org/drawingml/2006/main" xmlns:pic="http://schemas.openxmlformats.org/drawingml/2006/picture">
+            <wp:extent cx="5943600" cy="2513761"/>
+            <wp:docPr id="3" name="Picture 3"/>
+            <wp:cNvGraphicFramePr>
+              <a:graphicFrameLocks noChangeAspect="1"/>
+            </wp:cNvGraphicFramePr>
+            <a:graphic>
+              <a:graphicData uri="http://schemas.openxmlformats.org/drawingml/2006/picture">
+                <pic:pic>
+                  <pic:nvPicPr>
+                    <pic:cNvPr id="0" name="chart3_ocimf_rudder_resultant_force.png"/>
+                    <pic:cNvPicPr/>
+                  </pic:nvPicPr>
+                  <pic:blipFill>
+                    <a:blip r:embed="rId11"/>
+                    <a:stretch>
+                      <a:fillRect/>
+                    </a:stretch>
+                  </pic:blipFill>
+                  <pic:spPr>
+                    <a:xfrm>
+                      <a:off x="0" y="0"/>
+                      <a:ext cx="5943600" cy="2513761"/>
+                    </a:xfrm>
+                    <a:prstGeom prst="rect"/>
+                  </pic:spPr>
+                </pic:pic>
+              </a:graphicData>
+            </a:graphic>
+          </wp:inline>
+        </w:drawing>
+      </w:r>
+    </w:p>
+    <w:p/>
+    <w:p>
+      <w:pPr>
+        <w:pStyle w:val="Caption"/>
+      </w:pPr>
+      <w:r>
+        <w:t>Source: interactive HTML report chart capture; adjacent editable table preserves underlying values for comments.</w:t>
+      </w:r>
+    </w:p>
+    <w:tbl>
+      <w:tblPr>
+        <w:tblStyle w:val="TableGrid"/>
+        <w:tblW w:type="auto" w:w="0"/>
+        <w:tblLook w:firstColumn="1" w:firstRow="1" w:lastColumn="0" w:lastRow="0" w:noHBand="0" w:noVBand="1" w:val="04A0"/>
+      </w:tblPr>
+      <w:tblGrid>
+        <w:gridCol w:w="2376"/>
+        <w:gridCol w:w="2376"/>
+        <w:gridCol w:w="2376"/>
+        <w:gridCol w:w="2376"/>
+        <w:gridCol w:w="2376"/>
+        <w:gridCol w:w="2376"/>
+      </w:tblGrid>
+      <w:tr>
+        <w:tc>
+          <w:tcPr>
+            <w:tcW w:type="dxa" w:w="2376"/>
+          </w:tcPr>
+          <w:p>
+            <w:r>
+              <w:t>Heading ψ (deg)</w:t>
+            </w:r>
+          </w:p>
+        </w:tc>
+        <w:tc>
+          <w:tcPr>
+            <w:tcW w:type="dxa" w:w="2376"/>
+          </w:tcPr>
+          <w:p>
+            <w:r>
               <w:t>OCIMF current R (kN)</w:t>
             </w:r>
           </w:p>
@@ -6287,6 +6461,64 @@
     <w:p>
       <w:r>
         <w:t>Editable default trace: current 4.56 kn, rudder 0.0 deg. Positive yaw moment is bow-to-port.</w:t>
+      </w:r>
+    </w:p>
+    <w:p/>
+    <w:p>
+      <w:pPr>
+        <w:pStyle w:val="Heading3"/>
+      </w:pPr>
+      <w:r>
+        <w:t>Chart 4 image — OCIMF current vs rudder vs total yaw moment about COG</w:t>
+      </w:r>
+    </w:p>
+    <w:p/>
+    <w:p>
+      <w:pPr>
+        <w:jc w:val="center"/>
+      </w:pPr>
+      <w:r>
+        <w:drawing>
+          <wp:inline xmlns:a="http://schemas.openxmlformats.org/drawingml/2006/main" xmlns:pic="http://schemas.openxmlformats.org/drawingml/2006/picture">
+            <wp:extent cx="5943600" cy="2513761"/>
+            <wp:docPr id="4" name="Picture 4"/>
+            <wp:cNvGraphicFramePr>
+              <a:graphicFrameLocks noChangeAspect="1"/>
+            </wp:cNvGraphicFramePr>
+            <a:graphic>
+              <a:graphicData uri="http://schemas.openxmlformats.org/drawingml/2006/picture">
+                <pic:pic>
+                  <pic:nvPicPr>
+                    <pic:cNvPr id="0" name="chart4_ocimf_rudder_resultant_yaw.png"/>
+                    <pic:cNvPicPr/>
+                  </pic:nvPicPr>
+                  <pic:blipFill>
+                    <a:blip r:embed="rId12"/>
+                    <a:stretch>
+                      <a:fillRect/>
+                    </a:stretch>
+                  </pic:blipFill>
+                  <pic:spPr>
+                    <a:xfrm>
+                      <a:off x="0" y="0"/>
+                      <a:ext cx="5943600" cy="2513761"/>
+                    </a:xfrm>
+                    <a:prstGeom prst="rect"/>
+                  </pic:spPr>
+                </pic:pic>
+              </a:graphicData>
+            </a:graphic>
+          </wp:inline>
+        </w:drawing>
+      </w:r>
+    </w:p>
+    <w:p/>
+    <w:p>
+      <w:pPr>
+        <w:pStyle w:val="Caption"/>
+      </w:pPr>
+      <w:r>
+        <w:t>Source: interactive HTML report chart capture; adjacent editable table preserves underlying values for comments.</w:t>
       </w:r>
     </w:p>
     <w:tbl>
@@ -7958,7 +8190,7 @@
     </w:p>
     <w:p>
       <w:r>
-        <w:t>Replacement note: native DOCX generated directly from HTML-embedded report data and static report text; no PDF pages or screenshot images are embedded.</w:t>
+        <w:t>Replacement note: native DOCX generated directly from HTML-embedded report data and static report text; chart images were captured from the interactive HTML report and embedded as PNG review figures.</w:t>
       </w:r>
     </w:p>
     <w:sectPr>

--- a/outputs/b1528_sirocco/current_heading_rudder_30deg_limit/b1528_sirocco_current_heading_rudder_30deg_limit_client_review.docx
+++ b/outputs/b1528_sirocco/current_heading_rudder_30deg_limit/b1528_sirocco_current_heading_rudder_30deg_limit_client_review.docx
@@ -32,8 +32,9 @@
       <w:pPr>
         <w:pStyle w:val="IntenseQuote"/>
       </w:pPr>
+      <w:r/>
       <w:r>
-        <w:t>Native Word version: this DOCX was rebuilt with editable Word paragraphs and tables. It is not a PDF page-image conversion; chart data are included as editable tabular slices, and the four interactive report charts are embedded below as review images.</w:t>
+        <w:t>Native Word version: this DOCX was rebuilt with editable Word paragraphs and tables. It is not a PDF page-image conversion; the schematic and chart data are included as editable tabular slices, and all HTML report visuals are embedded as static images for 1:1 review against the HTML output.</w:t>
       </w:r>
     </w:p>
     <w:p>
@@ -465,6 +466,55 @@
       </w:pPr>
       <w:r>
         <w:t>Ship/current/rudder geometry schematic — editable description</w:t>
+      </w:r>
+    </w:p>
+    <w:p>
+      <w:r>
+        <w:rPr>
+          <w:b/>
+        </w:rPr>
+        <w:t>Schematic image — ship/current/rudder geometry</w:t>
+      </w:r>
+    </w:p>
+    <w:p>
+      <w:r>
+        <w:t>Source: interactive HTML report schematic capture; adjacent editable bullets/table preserve the geometry convention and vector meanings.</w:t>
+      </w:r>
+    </w:p>
+    <w:p>
+      <w:r>
+        <w:drawing>
+          <wp:inline xmlns:a="http://schemas.openxmlformats.org/drawingml/2006/main" xmlns:pic="http://schemas.openxmlformats.org/drawingml/2006/picture">
+            <wp:extent cx="5943600" cy="3784274"/>
+            <wp:docPr id="5" name="Picture 5"/>
+            <wp:cNvGraphicFramePr>
+              <a:graphicFrameLocks noChangeAspect="1"/>
+            </wp:cNvGraphicFramePr>
+            <a:graphic>
+              <a:graphicData uri="http://schemas.openxmlformats.org/drawingml/2006/picture">
+                <pic:pic>
+                  <pic:nvPicPr>
+                    <pic:cNvPr id="0" name="sirocco_30deg_schematic.png"/>
+                    <pic:cNvPicPr/>
+                  </pic:nvPicPr>
+                  <pic:blipFill>
+                    <a:blip r:embed="rId13"/>
+                    <a:stretch>
+                      <a:fillRect/>
+                    </a:stretch>
+                  </pic:blipFill>
+                  <pic:spPr>
+                    <a:xfrm>
+                      <a:off x="0" y="0"/>
+                      <a:ext cx="5943600" cy="3784274"/>
+                    </a:xfrm>
+                    <a:prstGeom prst="rect"/>
+                  </pic:spPr>
+                </pic:pic>
+              </a:graphicData>
+            </a:graphic>
+          </wp:inline>
+        </w:drawing>
       </w:r>
     </w:p>
     <w:p>
@@ -8189,8 +8239,9 @@
       </w:r>
     </w:p>
     <w:p>
+      <w:r/>
       <w:r>
-        <w:t>Replacement note: native DOCX generated directly from HTML-embedded report data and static report text; chart images were captured from the interactive HTML report and embedded as PNG review figures.</w:t>
+        <w:t>Replacement note: native DOCX generated directly from HTML-embedded report data and static report text; the schematic and chart images were captured from the interactive HTML report and embedded as static review visuals, while adjacent Word tables preserve editable values.</w:t>
       </w:r>
     </w:p>
     <w:sectPr>
